--- a/Ethical_Hacking/Bettercap/5.Bettercap_Web_GUI.docx
+++ b/Ethical_Hacking/Bettercap/5.Bettercap_Web_GUI.docx
@@ -1,6 +1,6 @@
 
 <file path=word/document.xml><?xml version="1.0" encoding="utf-8"?>
-<w:document xmlns:wpc="http://schemas.microsoft.com/office/word/2010/wordprocessingCanvas" xmlns:cx="http://schemas.microsoft.com/office/drawing/2014/chartex" xmlns:cx1="http://schemas.microsoft.com/office/drawing/2015/9/8/chartex" xmlns:cx2="http://schemas.microsoft.com/office/drawing/2015/10/21/chartex" xmlns:cx3="http://schemas.microsoft.com/office/drawing/2016/5/9/chartex" xmlns:cx4="http://schemas.microsoft.com/office/drawing/2016/5/10/chartex" xmlns:cx5="http://schemas.microsoft.com/office/drawing/2016/5/11/chartex" xmlns:cx6="http://schemas.microsoft.com/office/drawing/2016/5/12/chartex" xmlns:cx7="http://schemas.microsoft.com/office/drawing/2016/5/13/chartex" xmlns:cx8="http://schemas.microsoft.com/office/drawing/2016/5/14/chartex" xmlns:mc="http://schemas.openxmlformats.org/markup-compatibility/2006" xmlns:aink="http://schemas.microsoft.com/office/drawing/2016/ink" xmlns:am3d="http://schemas.microsoft.com/office/drawing/2017/model3d" xmlns:o="urn:schemas-microsoft-com:office:office" xmlns:oel="http://schemas.microsoft.com/office/2019/extlst" xmlns:r="http://schemas.openxmlformats.org/officeDocument/2006/relationships" xmlns:m="http://schemas.openxmlformats.org/officeDocument/2006/math" xmlns:v="urn:schemas-microsoft-com:vml" xmlns:wp14="http://schemas.microsoft.com/office/word/2010/wordprocessingDrawing" xmlns:wp="http://schemas.openxmlformats.org/drawingml/2006/wordprocessingDrawing" xmlns:w10="urn:schemas-microsoft-com:office:word" xmlns:w="http://schemas.openxmlformats.org/wordprocessingml/2006/main" xmlns:w14="http://schemas.microsoft.com/office/word/2010/wordml" xmlns:w15="http://schemas.microsoft.com/office/word/2012/wordml" xmlns:w16cex="http://schemas.microsoft.com/office/word/2018/wordml/cex" xmlns:w16cid="http://schemas.microsoft.com/office/word/2016/wordml/cid" xmlns:w16="http://schemas.microsoft.com/office/word/2018/wordml" xmlns:w16sdtdh="http://schemas.microsoft.com/office/word/2020/wordml/sdtdatahash" xmlns:w16se="http://schemas.microsoft.com/office/word/2015/wordml/symex" xmlns:wpg="http://schemas.microsoft.com/office/word/2010/wordprocessingGroup" xmlns:wpi="http://schemas.microsoft.com/office/word/2010/wordprocessingInk" xmlns:wne="http://schemas.microsoft.com/office/word/2006/wordml" xmlns:wps="http://schemas.microsoft.com/office/word/2010/wordprocessingShape" mc:Ignorable="w14 w15 w16se w16cid w16 w16cex w16sdtdh wp14">
+<w:document xmlns:wpc="http://schemas.microsoft.com/office/word/2010/wordprocessingCanvas" xmlns:cx="http://schemas.microsoft.com/office/drawing/2014/chartex" xmlns:cx1="http://schemas.microsoft.com/office/drawing/2015/9/8/chartex" xmlns:cx2="http://schemas.microsoft.com/office/drawing/2015/10/21/chartex" xmlns:cx3="http://schemas.microsoft.com/office/drawing/2016/5/9/chartex" xmlns:cx4="http://schemas.microsoft.com/office/drawing/2016/5/10/chartex" xmlns:cx5="http://schemas.microsoft.com/office/drawing/2016/5/11/chartex" xmlns:cx6="http://schemas.microsoft.com/office/drawing/2016/5/12/chartex" xmlns:cx7="http://schemas.microsoft.com/office/drawing/2016/5/13/chartex" xmlns:cx8="http://schemas.microsoft.com/office/drawing/2016/5/14/chartex" xmlns:mc="http://schemas.openxmlformats.org/markup-compatibility/2006" xmlns:aink="http://schemas.microsoft.com/office/drawing/2016/ink" xmlns:am3d="http://schemas.microsoft.com/office/drawing/2017/model3d" xmlns:o="urn:schemas-microsoft-com:office:office" xmlns:oel="http://schemas.microsoft.com/office/2019/extlst" xmlns:r="http://schemas.openxmlformats.org/officeDocument/2006/relationships" xmlns:m="http://schemas.openxmlformats.org/officeDocument/2006/math" xmlns:v="urn:schemas-microsoft-com:vml" xmlns:wp14="http://schemas.microsoft.com/office/word/2010/wordprocessingDrawing" xmlns:wp="http://schemas.openxmlformats.org/drawingml/2006/wordprocessingDrawing" xmlns:w10="urn:schemas-microsoft-com:office:word" xmlns:w="http://schemas.openxmlformats.org/wordprocessingml/2006/main" xmlns:w14="http://schemas.microsoft.com/office/word/2010/wordml" xmlns:w15="http://schemas.microsoft.com/office/word/2012/wordml" xmlns:w16cex="http://schemas.microsoft.com/office/word/2018/wordml/cex" xmlns:w16cid="http://schemas.microsoft.com/office/word/2016/wordml/cid" xmlns:w16="http://schemas.microsoft.com/office/word/2018/wordml" xmlns:w16du="http://schemas.microsoft.com/office/word/2023/wordml/word16du" xmlns:w16sdtdh="http://schemas.microsoft.com/office/word/2020/wordml/sdtdatahash" xmlns:w16sdtfl="http://schemas.microsoft.com/office/word/2024/wordml/sdtformatlock" xmlns:w16se="http://schemas.microsoft.com/office/word/2015/wordml/symex" xmlns:wpg="http://schemas.microsoft.com/office/word/2010/wordprocessingGroup" xmlns:wpi="http://schemas.microsoft.com/office/word/2010/wordprocessingInk" xmlns:wne="http://schemas.microsoft.com/office/word/2006/wordml" xmlns:wps="http://schemas.microsoft.com/office/word/2010/wordprocessingShape" mc:Ignorable="w14 w15 w16se w16cid w16 w16cex w16sdtdh w16sdtfl w16du wp14">
   <w:body>
     <w:p>
       <w:pPr>
@@ -9,10 +9,12 @@
           <w:bCs/>
         </w:rPr>
       </w:pPr>
-      <w:bookmarkStart w:id="0" w:name="_Toc159075241"/>
+      <w:bookmarkStart w:id="0" w:name="_Toc190772454"/>
+      <w:proofErr w:type="spellStart"/>
       <w:r>
         <w:t>Bettercap</w:t>
       </w:r>
+      <w:proofErr w:type="spellEnd"/>
       <w:r>
         <w:t xml:space="preserve"> </w:t>
       </w:r>
@@ -73,7 +75,7 @@
           <w:r>
             <w:fldChar w:fldCharType="separate"/>
           </w:r>
-          <w:hyperlink w:anchor="_Toc159075241" w:history="1">
+          <w:hyperlink w:anchor="_Toc190772454" w:history="1">
             <w:r>
               <w:rPr>
                 <w:rStyle w:val="Hyperlink"/>
@@ -100,7 +102,7 @@
                 <w:noProof/>
                 <w:webHidden/>
               </w:rPr>
-              <w:instrText xml:space="preserve"> PAGEREF _Toc159075241 \h </w:instrText>
+              <w:instrText xml:space="preserve"> PAGEREF _Toc190772454 \h </w:instrText>
             </w:r>
             <w:r>
               <w:rPr>
@@ -145,7 +147,7 @@
               <w14:ligatures w14:val="standardContextual"/>
             </w:rPr>
           </w:pPr>
-          <w:hyperlink w:anchor="_Toc159075242" w:history="1">
+          <w:hyperlink w:anchor="_Toc190772455" w:history="1">
             <w:r>
               <w:rPr>
                 <w:rStyle w:val="Hyperlink"/>
@@ -172,7 +174,7 @@
                 <w:noProof/>
                 <w:webHidden/>
               </w:rPr>
-              <w:instrText xml:space="preserve"> PAGEREF _Toc159075242 \h </w:instrText>
+              <w:instrText xml:space="preserve"> PAGEREF _Toc190772455 \h </w:instrText>
             </w:r>
             <w:r>
               <w:rPr>
@@ -217,7 +219,7 @@
               <w14:ligatures w14:val="standardContextual"/>
             </w:rPr>
           </w:pPr>
-          <w:hyperlink w:anchor="_Toc159075243" w:history="1">
+          <w:hyperlink w:anchor="_Toc190772456" w:history="1">
             <w:r>
               <w:rPr>
                 <w:rStyle w:val="Hyperlink"/>
@@ -244,7 +246,7 @@
                 <w:noProof/>
                 <w:webHidden/>
               </w:rPr>
-              <w:instrText xml:space="preserve"> PAGEREF _Toc159075243 \h </w:instrText>
+              <w:instrText xml:space="preserve"> PAGEREF _Toc190772456 \h </w:instrText>
             </w:r>
             <w:r>
               <w:rPr>
@@ -289,7 +291,7 @@
               <w14:ligatures w14:val="standardContextual"/>
             </w:rPr>
           </w:pPr>
-          <w:hyperlink w:anchor="_Toc159075244" w:history="1">
+          <w:hyperlink w:anchor="_Toc190772457" w:history="1">
             <w:r>
               <w:rPr>
                 <w:rStyle w:val="Hyperlink"/>
@@ -316,7 +318,7 @@
                 <w:noProof/>
                 <w:webHidden/>
               </w:rPr>
-              <w:instrText xml:space="preserve"> PAGEREF _Toc159075244 \h </w:instrText>
+              <w:instrText xml:space="preserve"> PAGEREF _Toc190772457 \h </w:instrText>
             </w:r>
             <w:r>
               <w:rPr>
@@ -361,7 +363,7 @@
               <w14:ligatures w14:val="standardContextual"/>
             </w:rPr>
           </w:pPr>
-          <w:hyperlink w:anchor="_Toc159075245" w:history="1">
+          <w:hyperlink w:anchor="_Toc190772458" w:history="1">
             <w:r>
               <w:rPr>
                 <w:rStyle w:val="Hyperlink"/>
@@ -388,7 +390,7 @@
                 <w:noProof/>
                 <w:webHidden/>
               </w:rPr>
-              <w:instrText xml:space="preserve"> PAGEREF _Toc159075245 \h </w:instrText>
+              <w:instrText xml:space="preserve"> PAGEREF _Toc190772458 \h </w:instrText>
             </w:r>
             <w:r>
               <w:rPr>
@@ -433,7 +435,7 @@
               <w14:ligatures w14:val="standardContextual"/>
             </w:rPr>
           </w:pPr>
-          <w:hyperlink w:anchor="_Toc159075246" w:history="1">
+          <w:hyperlink w:anchor="_Toc190772459" w:history="1">
             <w:r>
               <w:rPr>
                 <w:rStyle w:val="Hyperlink"/>
@@ -460,7 +462,7 @@
                 <w:noProof/>
                 <w:webHidden/>
               </w:rPr>
-              <w:instrText xml:space="preserve"> PAGEREF _Toc159075246 \h </w:instrText>
+              <w:instrText xml:space="preserve"> PAGEREF _Toc190772459 \h </w:instrText>
             </w:r>
             <w:r>
               <w:rPr>
@@ -512,14 +514,20 @@
     </w:sdt>
     <w:p>
       <w:r>
-        <w:t>Time required: 30 minutes</w:t>
+        <w:t xml:space="preserve">Time required: </w:t>
+      </w:r>
+      <w:r>
+        <w:t>6</w:t>
+      </w:r>
+      <w:r>
+        <w:t>0 minutes</w:t>
       </w:r>
     </w:p>
     <w:p>
       <w:pPr>
         <w:pStyle w:val="Heading1"/>
       </w:pPr>
-      <w:bookmarkStart w:id="1" w:name="_Toc159075242"/>
+      <w:bookmarkStart w:id="1" w:name="_Toc190772455"/>
       <w:r>
         <w:t>Lab Requirements</w:t>
       </w:r>
@@ -579,9 +587,14 @@
       <w:pPr>
         <w:pStyle w:val="Heading1"/>
       </w:pPr>
-      <w:bookmarkStart w:id="2" w:name="_Toc159075243"/>
-      <w:r>
-        <w:t>Bettercap Web GUI</w:t>
+      <w:bookmarkStart w:id="2" w:name="_Toc190772456"/>
+      <w:proofErr w:type="spellStart"/>
+      <w:r>
+        <w:t>Bettercap</w:t>
+      </w:r>
+      <w:proofErr w:type="spellEnd"/>
+      <w:r>
+        <w:t xml:space="preserve"> Web GUI</w:t>
       </w:r>
       <w:bookmarkEnd w:id="2"/>
     </w:p>
@@ -608,7 +621,7 @@
       <w:pPr>
         <w:pStyle w:val="Heading1"/>
       </w:pPr>
-      <w:bookmarkStart w:id="3" w:name="_Toc159075244"/>
+      <w:bookmarkStart w:id="3" w:name="_Toc190772457"/>
       <w:r>
         <w:t>1</w:t>
       </w:r>
@@ -665,8 +678,13 @@
             <w:pPr>
               <w:pStyle w:val="Code"/>
             </w:pPr>
+            <w:proofErr w:type="spellStart"/>
             <w:r>
-              <w:t>ip a</w:t>
+              <w:t>ip</w:t>
+            </w:r>
+            <w:proofErr w:type="spellEnd"/>
+            <w:r>
+              <w:t xml:space="preserve"> a</w:t>
             </w:r>
           </w:p>
         </w:tc>
@@ -724,267 +742,23 @@
       <w:pPr>
         <w:pStyle w:val="Heading1"/>
       </w:pPr>
-      <w:bookmarkStart w:id="4" w:name="_Toc159075245"/>
+      <w:bookmarkStart w:id="4" w:name="_Toc190772458"/>
       <w:r>
         <w:t>2</w:t>
       </w:r>
       <w:r>
         <w:t xml:space="preserve">. </w:t>
       </w:r>
+      <w:proofErr w:type="spellStart"/>
       <w:r>
         <w:t>bettercap</w:t>
       </w:r>
+      <w:proofErr w:type="spellEnd"/>
       <w:r>
         <w:t xml:space="preserve"> Web GUI</w:t>
       </w:r>
       <w:bookmarkEnd w:id="4"/>
     </w:p>
-    <w:p>
-      <w:r>
-        <w:t>To in</w:t>
-      </w:r>
-      <w:r>
-        <w:t>s</w:t>
-      </w:r>
-      <w:r>
-        <w:t>tall Bettercap, l</w:t>
-      </w:r>
-      <w:r>
-        <w:t>et’s</w:t>
-      </w:r>
-      <w:r>
-        <w:t xml:space="preserve"> do a clean build direct from the bettercap github.</w:t>
-      </w:r>
-    </w:p>
-    <w:p>
-      <w:pPr>
-        <w:pStyle w:val="ListParagraph"/>
-        <w:numPr>
-          <w:ilvl w:val="0"/>
-          <w:numId w:val="4"/>
-        </w:numPr>
-      </w:pPr>
-      <w:r>
-        <w:t>Type the following commands separately at the terminal to do a clean install of bettercap.</w:t>
-      </w:r>
-    </w:p>
-    <w:tbl>
-      <w:tblPr>
-        <w:tblStyle w:val="TableGrid"/>
-        <w:tblW w:w="10255" w:type="dxa"/>
-        <w:tblLook w:val="04A0" w:firstRow="1" w:lastRow="0" w:firstColumn="1" w:lastColumn="0" w:noHBand="0" w:noVBand="1"/>
-      </w:tblPr>
-      <w:tblGrid>
-        <w:gridCol w:w="10255"/>
-      </w:tblGrid>
-      <w:tr>
-        <w:tc>
-          <w:tcPr>
-            <w:tcW w:w="10255" w:type="dxa"/>
-            <w:shd w:val="clear" w:color="auto" w:fill="E2EFD9" w:themeFill="accent6" w:themeFillTint="33"/>
-          </w:tcPr>
-          <w:p>
-            <w:pPr>
-              <w:pStyle w:val="Code"/>
-            </w:pPr>
-            <w:bookmarkStart w:id="5" w:name="_Hlk84050432"/>
-            <w:r>
-              <w:t># Change directories to your home folder</w:t>
-            </w:r>
-          </w:p>
-          <w:p>
-            <w:pPr>
-              <w:pStyle w:val="Code"/>
-            </w:pPr>
-            <w:r>
-              <w:t>cd ~</w:t>
-            </w:r>
-          </w:p>
-          <w:p>
-            <w:pPr>
-              <w:pStyle w:val="Code"/>
-            </w:pPr>
-            <w:r>
-              <w:t>sudo apt update</w:t>
-            </w:r>
-          </w:p>
-          <w:p>
-            <w:pPr>
-              <w:pStyle w:val="Code"/>
-            </w:pPr>
-            <w:r>
-              <w:t>sudo apt install -y golang git libusb-1.0-0-dev libpcap-dev libnetfilter-queue-dev</w:t>
-            </w:r>
-          </w:p>
-          <w:p>
-            <w:pPr>
-              <w:pStyle w:val="Code"/>
-            </w:pPr>
-            <w:r>
-              <w:t>git clone https://github.com/bettercap/bettercap.git</w:t>
-            </w:r>
-          </w:p>
-          <w:p>
-            <w:pPr>
-              <w:pStyle w:val="Code"/>
-            </w:pPr>
-            <w:r>
-              <w:t>cd bettercap</w:t>
-            </w:r>
-          </w:p>
-          <w:p>
-            <w:pPr>
-              <w:pStyle w:val="Code"/>
-            </w:pPr>
-            <w:r>
-              <w:t>go install</w:t>
-            </w:r>
-          </w:p>
-          <w:p>
-            <w:pPr>
-              <w:pStyle w:val="Code"/>
-            </w:pPr>
-            <w:r>
-              <w:t>go build</w:t>
-            </w:r>
-          </w:p>
-          <w:p>
-            <w:pPr>
-              <w:pStyle w:val="Code"/>
-            </w:pPr>
-            <w:r>
-              <w:t xml:space="preserve">sudo </w:t>
-            </w:r>
-            <w:r>
-              <w:t>./bettercap</w:t>
-            </w:r>
-          </w:p>
-          <w:p>
-            <w:pPr>
-              <w:pStyle w:val="Code"/>
-              <w:rPr>
-                <w:rFonts w:cs="Courier New"/>
-                <w:szCs w:val="20"/>
-              </w:rPr>
-            </w:pPr>
-            <w:r>
-              <w:rPr>
-                <w:rFonts w:cs="Courier New"/>
-                <w:szCs w:val="20"/>
-              </w:rPr>
-              <w:t>caplets.update</w:t>
-            </w:r>
-          </w:p>
-          <w:p>
-            <w:pPr>
-              <w:pStyle w:val="Code"/>
-              <w:rPr>
-                <w:rFonts w:cs="Courier New"/>
-                <w:szCs w:val="20"/>
-              </w:rPr>
-            </w:pPr>
-            <w:r>
-              <w:rPr>
-                <w:rFonts w:cs="Courier New"/>
-                <w:szCs w:val="20"/>
-              </w:rPr>
-              <w:t>ui.update</w:t>
-            </w:r>
-          </w:p>
-        </w:tc>
-      </w:tr>
-    </w:tbl>
-    <w:bookmarkEnd w:id="5"/>
-    <w:p>
-      <w:pPr>
-        <w:pStyle w:val="ListParagraph"/>
-        <w:numPr>
-          <w:ilvl w:val="0"/>
-          <w:numId w:val="4"/>
-        </w:numPr>
-      </w:pPr>
-      <w:r>
-        <w:rPr>
-          <w:rFonts w:cs="Courier New"/>
-          <w:szCs w:val="20"/>
-        </w:rPr>
-        <w:t xml:space="preserve">Type </w:t>
-      </w:r>
-      <w:r>
-        <w:rPr>
-          <w:rFonts w:cs="Courier New"/>
-          <w:b/>
-          <w:bCs/>
-          <w:szCs w:val="20"/>
-        </w:rPr>
-        <w:t>q</w:t>
-      </w:r>
-      <w:r>
-        <w:rPr>
-          <w:rFonts w:cs="Courier New"/>
-          <w:szCs w:val="20"/>
-        </w:rPr>
-        <w:t xml:space="preserve"> to q</w:t>
-      </w:r>
-      <w:r>
-        <w:rPr>
-          <w:rFonts w:cs="Courier New"/>
-          <w:szCs w:val="20"/>
-        </w:rPr>
-        <w:t>uit bettercap</w:t>
-      </w:r>
-      <w:r>
-        <w:rPr>
-          <w:rFonts w:cs="Courier New"/>
-          <w:szCs w:val="20"/>
-        </w:rPr>
-        <w:t>.</w:t>
-      </w:r>
-    </w:p>
-    <w:p>
-      <w:pPr>
-        <w:pStyle w:val="ListParagraph"/>
-        <w:numPr>
-          <w:ilvl w:val="0"/>
-          <w:numId w:val="4"/>
-        </w:numPr>
-      </w:pPr>
-      <w:r>
-        <w:t>Enter the following command to open the hstshijack.cap for editing.</w:t>
-      </w:r>
-    </w:p>
-    <w:tbl>
-      <w:tblPr>
-        <w:tblStyle w:val="TableGrid"/>
-        <w:tblW w:w="0" w:type="auto"/>
-        <w:tblLook w:val="04A0" w:firstRow="1" w:lastRow="0" w:firstColumn="1" w:lastColumn="0" w:noHBand="0" w:noVBand="1"/>
-      </w:tblPr>
-      <w:tblGrid>
-        <w:gridCol w:w="9350"/>
-      </w:tblGrid>
-      <w:tr>
-        <w:tc>
-          <w:tcPr>
-            <w:tcW w:w="9350" w:type="dxa"/>
-            <w:shd w:val="clear" w:color="auto" w:fill="E2EFD9" w:themeFill="accent6" w:themeFillTint="33"/>
-          </w:tcPr>
-          <w:p>
-            <w:pPr>
-              <w:pStyle w:val="Code"/>
-            </w:pPr>
-            <w:r>
-              <w:t xml:space="preserve">sudo </w:t>
-            </w:r>
-            <w:r>
-              <w:t>geany</w:t>
-            </w:r>
-            <w:r>
-              <w:t xml:space="preserve"> /usr/local/share/bettercap/caplets/hstshijack/hstshijack.cap</w:t>
-            </w:r>
-          </w:p>
-        </w:tc>
-      </w:tr>
-    </w:tbl>
     <w:p>
       <w:pPr>
         <w:pStyle w:val="ListParagraph"/>
@@ -1069,6 +843,105 @@
         </w:numPr>
       </w:pPr>
       <w:r>
+        <w:t xml:space="preserve">Enter the following command to open the </w:t>
+      </w:r>
+      <w:proofErr w:type="spellStart"/>
+      <w:r>
+        <w:t>hstshijack.cap</w:t>
+      </w:r>
+      <w:proofErr w:type="spellEnd"/>
+      <w:r>
+        <w:t xml:space="preserve"> for editing.</w:t>
+      </w:r>
+      <w:r>
+        <w:t xml:space="preserve"> We are going to use </w:t>
+      </w:r>
+      <w:proofErr w:type="spellStart"/>
+      <w:r>
+        <w:t>geany</w:t>
+      </w:r>
+      <w:proofErr w:type="spellEnd"/>
+      <w:r>
+        <w:t>, a GUI editor for this task.</w:t>
+      </w:r>
+    </w:p>
+    <w:tbl>
+      <w:tblPr>
+        <w:tblStyle w:val="TableGrid"/>
+        <w:tblW w:w="0" w:type="auto"/>
+        <w:tblLook w:val="04A0" w:firstRow="1" w:lastRow="0" w:firstColumn="1" w:lastColumn="0" w:noHBand="0" w:noVBand="1"/>
+      </w:tblPr>
+      <w:tblGrid>
+        <w:gridCol w:w="9350"/>
+      </w:tblGrid>
+      <w:tr>
+        <w:tc>
+          <w:tcPr>
+            <w:tcW w:w="9350" w:type="dxa"/>
+            <w:shd w:val="clear" w:color="auto" w:fill="E2EFD9" w:themeFill="accent6" w:themeFillTint="33"/>
+          </w:tcPr>
+          <w:p>
+            <w:pPr>
+              <w:pStyle w:val="Code"/>
+            </w:pPr>
+            <w:proofErr w:type="spellStart"/>
+            <w:r>
+              <w:t>sudo</w:t>
+            </w:r>
+            <w:proofErr w:type="spellEnd"/>
+            <w:r>
+              <w:t xml:space="preserve"> </w:t>
+            </w:r>
+            <w:proofErr w:type="spellStart"/>
+            <w:r>
+              <w:t>geany</w:t>
+            </w:r>
+            <w:proofErr w:type="spellEnd"/>
+            <w:r>
+              <w:t xml:space="preserve"> /</w:t>
+            </w:r>
+            <w:proofErr w:type="spellStart"/>
+            <w:r>
+              <w:t>usr</w:t>
+            </w:r>
+            <w:proofErr w:type="spellEnd"/>
+            <w:r>
+              <w:t>/local/share/</w:t>
+            </w:r>
+            <w:proofErr w:type="spellStart"/>
+            <w:r>
+              <w:t>bettercap</w:t>
+            </w:r>
+            <w:proofErr w:type="spellEnd"/>
+            <w:r>
+              <w:t>/caplets/</w:t>
+            </w:r>
+            <w:proofErr w:type="spellStart"/>
+            <w:r>
+              <w:t>hstshijack</w:t>
+            </w:r>
+            <w:proofErr w:type="spellEnd"/>
+            <w:r>
+              <w:t>/</w:t>
+            </w:r>
+            <w:proofErr w:type="spellStart"/>
+            <w:r>
+              <w:t>hstshijack.cap</w:t>
+            </w:r>
+            <w:proofErr w:type="spellEnd"/>
+          </w:p>
+        </w:tc>
+      </w:tr>
+    </w:tbl>
+    <w:p>
+      <w:pPr>
+        <w:pStyle w:val="ListParagraph"/>
+        <w:numPr>
+          <w:ilvl w:val="0"/>
+          <w:numId w:val="4"/>
+        </w:numPr>
+      </w:pPr>
+      <w:r>
         <w:t xml:space="preserve">Go to the </w:t>
       </w:r>
       <w:r>
@@ -1078,43 +951,28 @@
         </w:rPr>
         <w:t xml:space="preserve">set </w:t>
       </w:r>
+      <w:proofErr w:type="spellStart"/>
       <w:r>
         <w:rPr>
           <w:b/>
           <w:bCs/>
         </w:rPr>
-        <w:t>h</w:t>
-      </w:r>
-      <w:r>
-        <w:rPr>
-          <w:b/>
-          <w:bCs/>
-        </w:rPr>
-        <w:t>stshijack.payloads</w:t>
-      </w:r>
+        <w:t>hstshijack.payloads</w:t>
+      </w:r>
+      <w:proofErr w:type="spellEnd"/>
       <w:r>
         <w:t xml:space="preserve"> </w:t>
       </w:r>
       <w:r>
-        <w:t xml:space="preserve">line shown at the bottom, add the path to your </w:t>
-      </w:r>
-      <w:r>
-        <w:rPr>
-          <w:b/>
-          <w:bCs/>
-        </w:rPr>
-        <w:t>alert.js</w:t>
-      </w:r>
-      <w:r>
-        <w:t xml:space="preserve"> file.</w:t>
-      </w:r>
-      <w:r>
-        <w:t xml:space="preserve"> </w:t>
+        <w:t xml:space="preserve">line shown </w:t>
+      </w:r>
+      <w:r>
+        <w:t>below</w:t>
       </w:r>
     </w:p>
     <w:p>
       <w:pPr>
-        <w:ind w:hanging="1080"/>
+        <w:ind w:left="-360"/>
       </w:pPr>
       <w:r>
         <w:rPr>
@@ -1171,6 +1029,49 @@
         </w:drawing>
       </w:r>
     </w:p>
+    <w:p>
+      <w:pPr>
+        <w:pStyle w:val="ListParagraph"/>
+        <w:numPr>
+          <w:ilvl w:val="0"/>
+          <w:numId w:val="4"/>
+        </w:numPr>
+      </w:pPr>
+      <w:r>
+        <w:t>A</w:t>
+      </w:r>
+      <w:r>
+        <w:t xml:space="preserve">dd the </w:t>
+      </w:r>
+      <w:r>
+        <w:t>following code to the end of the</w:t>
+      </w:r>
+      <w:r>
+        <w:t xml:space="preserve"> </w:t>
+      </w:r>
+      <w:r>
+        <w:rPr>
+          <w:b/>
+          <w:bCs/>
+        </w:rPr>
+        <w:t xml:space="preserve">set </w:t>
+      </w:r>
+      <w:proofErr w:type="spellStart"/>
+      <w:r>
+        <w:rPr>
+          <w:b/>
+          <w:bCs/>
+        </w:rPr>
+        <w:t>hstshijack.payloads</w:t>
+      </w:r>
+      <w:proofErr w:type="spellEnd"/>
+      <w:r>
+        <w:t xml:space="preserve"> line</w:t>
+      </w:r>
+      <w:r>
+        <w:t xml:space="preserve">. </w:t>
+      </w:r>
+    </w:p>
     <w:tbl>
       <w:tblPr>
         <w:tblStyle w:val="TableGrid"/>
@@ -1187,6 +1088,9 @@
             <w:shd w:val="clear" w:color="auto" w:fill="E2EFD9" w:themeFill="accent6" w:themeFillTint="33"/>
           </w:tcPr>
           <w:p>
+            <w:pPr>
+              <w:pStyle w:val="Code"/>
+            </w:pPr>
             <w:r>
               <w:t>,</w:t>
             </w:r>
@@ -1206,7 +1110,23 @@
         </w:numPr>
       </w:pPr>
       <w:r>
-        <w:t>Run the following commands to start bettercap and the web ui.</w:t>
+        <w:t xml:space="preserve">Run the following commands to start </w:t>
+      </w:r>
+      <w:proofErr w:type="spellStart"/>
+      <w:r>
+        <w:t>bettercap</w:t>
+      </w:r>
+      <w:proofErr w:type="spellEnd"/>
+      <w:r>
+        <w:t xml:space="preserve"> and the web </w:t>
+      </w:r>
+      <w:proofErr w:type="spellStart"/>
+      <w:r>
+        <w:t>ui</w:t>
+      </w:r>
+      <w:proofErr w:type="spellEnd"/>
+      <w:r>
+        <w:t>.</w:t>
       </w:r>
     </w:p>
     <w:tbl>
@@ -1232,27 +1152,44 @@
               <w:pStyle w:val="Code"/>
             </w:pPr>
             <w:r>
-              <w:lastRenderedPageBreak/>
-              <w:t>cd ./bettercap</w:t>
+              <w:t>cd ./</w:t>
             </w:r>
+            <w:proofErr w:type="spellStart"/>
+            <w:r>
+              <w:t>bettercap</w:t>
+            </w:r>
+            <w:proofErr w:type="spellEnd"/>
           </w:p>
           <w:p>
             <w:pPr>
               <w:pStyle w:val="Code"/>
             </w:pPr>
+            <w:proofErr w:type="spellStart"/>
             <w:r>
-              <w:t>sudo ./</w:t>
+              <w:t>sudo</w:t>
+            </w:r>
+            <w:proofErr w:type="spellEnd"/>
+            <w:r>
+              <w:t xml:space="preserve"> </w:t>
             </w:r>
             <w:r>
-              <w:t>bettercap -iface eth0</w:t>
+              <w:t>./</w:t>
             </w:r>
-          </w:p>
-          <w:p>
-            <w:pPr>
-              <w:pStyle w:val="Code"/>
-            </w:pPr>
+            <w:proofErr w:type="spellStart"/>
             <w:r>
-              <w:t>http-ui</w:t>
+              <w:t>bettercap</w:t>
+            </w:r>
+            <w:proofErr w:type="spellEnd"/>
+            <w:r>
+              <w:t xml:space="preserve"> -eval "</w:t>
+            </w:r>
+            <w:proofErr w:type="spellStart"/>
+            <w:r>
+              <w:t>ui</w:t>
+            </w:r>
+            <w:proofErr w:type="spellEnd"/>
+            <w:r>
+              <w:t xml:space="preserve"> on"</w:t>
             </w:r>
           </w:p>
         </w:tc>
@@ -1323,7 +1260,21 @@
           <w:b/>
           <w:bCs/>
         </w:rPr>
+        <w:t>http://</w:t>
+      </w:r>
+      <w:r>
+        <w:rPr>
+          <w:b/>
+          <w:bCs/>
+        </w:rPr>
         <w:t>localhost</w:t>
+      </w:r>
+      <w:r>
+        <w:rPr>
+          <w:b/>
+          <w:bCs/>
+        </w:rPr>
+        <w:t>:8080</w:t>
       </w:r>
     </w:p>
     <w:p>
@@ -1335,7 +1286,23 @@
         </w:numPr>
       </w:pPr>
       <w:r>
-        <w:t>You should see the bettercap web ui.</w:t>
+        <w:t xml:space="preserve">You should see the </w:t>
+      </w:r>
+      <w:proofErr w:type="spellStart"/>
+      <w:r>
+        <w:t>bettercap</w:t>
+      </w:r>
+      <w:proofErr w:type="spellEnd"/>
+      <w:r>
+        <w:t xml:space="preserve"> web </w:t>
+      </w:r>
+      <w:proofErr w:type="spellStart"/>
+      <w:r>
+        <w:t>ui</w:t>
+      </w:r>
+      <w:proofErr w:type="spellEnd"/>
+      <w:r>
+        <w:t>.</w:t>
       </w:r>
     </w:p>
     <w:p>
@@ -1387,6 +1354,7 @@
         <w:rPr>
           <w:noProof/>
         </w:rPr>
+        <w:lastRenderedPageBreak/>
         <w:drawing>
           <wp:inline distT="0" distB="0" distL="0" distR="0" wp14:anchorId="74339869" wp14:editId="622A1810">
             <wp:extent cx="4809744" cy="3803904"/>
@@ -1462,6 +1430,7 @@
       <w:r>
         <w:t xml:space="preserve">Click the play button for </w:t>
       </w:r>
+      <w:proofErr w:type="spellStart"/>
       <w:r>
         <w:rPr>
           <w:b/>
@@ -1469,6 +1438,7 @@
         </w:rPr>
         <w:t>net.probe</w:t>
       </w:r>
+      <w:proofErr w:type="spellEnd"/>
       <w:r>
         <w:rPr>
           <w:b/>
@@ -1479,6 +1449,7 @@
       <w:r>
         <w:t xml:space="preserve"> This will automatically start </w:t>
       </w:r>
+      <w:proofErr w:type="spellStart"/>
       <w:r>
         <w:rPr>
           <w:b/>
@@ -1486,6 +1457,7 @@
         </w:rPr>
         <w:t>net.recon</w:t>
       </w:r>
+      <w:proofErr w:type="spellEnd"/>
       <w:r>
         <w:t>. Those are the play buttons to the right of the trash can.</w:t>
       </w:r>
@@ -1558,7 +1530,6 @@
         </w:numPr>
       </w:pPr>
       <w:r>
-        <w:lastRenderedPageBreak/>
         <w:t>You should see your gateway</w:t>
       </w:r>
       <w:r>
@@ -1621,8 +1592,17 @@
           <w:b/>
           <w:bCs/>
         </w:rPr>
-        <w:t>dd to arp.spoof.targets</w:t>
-      </w:r>
+        <w:t xml:space="preserve">dd to </w:t>
+      </w:r>
+      <w:proofErr w:type="spellStart"/>
+      <w:r>
+        <w:rPr>
+          <w:b/>
+          <w:bCs/>
+        </w:rPr>
+        <w:t>arp.spoof.targets</w:t>
+      </w:r>
+      <w:proofErr w:type="spellEnd"/>
       <w:r>
         <w:t>.</w:t>
       </w:r>
@@ -1712,8 +1692,17 @@
           <w:b/>
           <w:bCs/>
         </w:rPr>
-        <w:t>Start arp.spoof</w:t>
-      </w:r>
+        <w:t xml:space="preserve">Start </w:t>
+      </w:r>
+      <w:proofErr w:type="spellStart"/>
+      <w:r>
+        <w:rPr>
+          <w:b/>
+          <w:bCs/>
+        </w:rPr>
+        <w:t>arp.spoof</w:t>
+      </w:r>
+      <w:proofErr w:type="spellEnd"/>
       <w:r>
         <w:t>.</w:t>
       </w:r>
@@ -1727,6 +1716,7 @@
         </w:numPr>
       </w:pPr>
       <w:r>
+        <w:lastRenderedPageBreak/>
         <w:t>You will see a little red icon indicating that you are spoofing the target.</w:t>
       </w:r>
     </w:p>
@@ -1739,13 +1729,42 @@
         </w:numPr>
       </w:pPr>
       <w:r>
-        <w:t>Go to your Win</w:t>
-      </w:r>
-      <w:r>
+        <w:rPr>
+          <w:b/>
+          <w:bCs/>
+        </w:rPr>
+        <w:t>W</w:t>
+      </w:r>
+      <w:r>
+        <w:rPr>
+          <w:b/>
+          <w:bCs/>
+        </w:rPr>
+        <w:t>in</w:t>
+      </w:r>
+      <w:r>
+        <w:rPr>
+          <w:b/>
+          <w:bCs/>
+        </w:rPr>
         <w:t>dows</w:t>
       </w:r>
       <w:r>
-        <w:t xml:space="preserve"> victim machine. At a command prompt: </w:t>
+        <w:rPr>
+          <w:b/>
+          <w:bCs/>
+        </w:rPr>
+        <w:t xml:space="preserve"> </w:t>
+      </w:r>
+      <w:r>
+        <w:rPr>
+          <w:b/>
+          <w:bCs/>
+        </w:rPr>
+        <w:t>VM:</w:t>
+      </w:r>
+      <w:r>
+        <w:t xml:space="preserve"> At a command prompt: </w:t>
       </w:r>
       <w:r>
         <w:rPr>
@@ -1766,12 +1785,21 @@
       <w:r>
         <w:t xml:space="preserve">Run </w:t>
       </w:r>
+      <w:proofErr w:type="spellStart"/>
       <w:r>
         <w:rPr>
           <w:b/>
           <w:bCs/>
         </w:rPr>
-        <w:t>arp -a</w:t>
+        <w:t>arp</w:t>
+      </w:r>
+      <w:proofErr w:type="spellEnd"/>
+      <w:r>
+        <w:rPr>
+          <w:b/>
+          <w:bCs/>
+        </w:rPr>
+        <w:t xml:space="preserve"> -a</w:t>
       </w:r>
       <w:r>
         <w:t xml:space="preserve"> You should see that the gateway MAC address is the same as the Kali machine.</w:t>
@@ -1835,7 +1863,21 @@
         </w:numPr>
       </w:pPr>
       <w:r>
-        <w:t xml:space="preserve">On Kali: Click the </w:t>
+        <w:rPr>
+          <w:b/>
+          <w:bCs/>
+        </w:rPr>
+        <w:t>Kali</w:t>
+      </w:r>
+      <w:r>
+        <w:rPr>
+          <w:b/>
+          <w:bCs/>
+        </w:rPr>
+        <w:t xml:space="preserve"> VM</w:t>
+      </w:r>
+      <w:r>
+        <w:t xml:space="preserve">: Click the </w:t>
       </w:r>
       <w:r>
         <w:rPr>
@@ -1853,6 +1895,7 @@
       <w:r>
         <w:t xml:space="preserve">lick </w:t>
       </w:r>
+      <w:proofErr w:type="spellStart"/>
       <w:r>
         <w:rPr>
           <w:b/>
@@ -1860,6 +1903,7 @@
         </w:rPr>
         <w:t>hstshijack</w:t>
       </w:r>
+      <w:proofErr w:type="spellEnd"/>
     </w:p>
     <w:p>
       <w:pPr>
@@ -1878,6 +1922,7 @@
       <w:r>
         <w:t xml:space="preserve"> of the </w:t>
       </w:r>
+      <w:proofErr w:type="spellStart"/>
       <w:r>
         <w:rPr>
           <w:b/>
@@ -1885,6 +1930,7 @@
         </w:rPr>
         <w:t>hstshijack.cap</w:t>
       </w:r>
+      <w:proofErr w:type="spellEnd"/>
       <w:r>
         <w:t xml:space="preserve"> file.</w:t>
       </w:r>
@@ -1897,6 +1943,16 @@
           <w:numId w:val="4"/>
         </w:numPr>
       </w:pPr>
+      <w:r>
+        <w:rPr>
+          <w:b/>
+          <w:bCs/>
+        </w:rPr>
+        <w:t>Windows VM</w:t>
+      </w:r>
+      <w:r>
+        <w:t xml:space="preserve">: </w:t>
+      </w:r>
       <w:r>
         <w:t xml:space="preserve">Go to </w:t>
       </w:r>
@@ -1939,7 +1995,15 @@
         <w:t>a couple of the websites until one shows</w:t>
       </w:r>
       <w:r>
-        <w:t xml:space="preserve"> the javascript file showing a</w:t>
+        <w:t xml:space="preserve"> the </w:t>
+      </w:r>
+      <w:proofErr w:type="spellStart"/>
+      <w:r>
+        <w:t>javascript</w:t>
+      </w:r>
+      <w:proofErr w:type="spellEnd"/>
+      <w:r>
+        <w:t xml:space="preserve"> file showing a</w:t>
       </w:r>
       <w:r>
         <w:t>n</w:t>
@@ -2019,18 +2083,26 @@
         <w:t>quit</w:t>
       </w:r>
       <w:r>
-        <w:t xml:space="preserve"> to stop bettercap.</w:t>
+        <w:t xml:space="preserve"> to stop </w:t>
+      </w:r>
+      <w:proofErr w:type="spellStart"/>
+      <w:r>
+        <w:t>bettercap</w:t>
+      </w:r>
+      <w:proofErr w:type="spellEnd"/>
+      <w:r>
+        <w:t>.</w:t>
       </w:r>
     </w:p>
     <w:p>
       <w:pPr>
         <w:pStyle w:val="Heading2"/>
       </w:pPr>
-      <w:bookmarkStart w:id="6" w:name="_Toc159075246"/>
+      <w:bookmarkStart w:id="5" w:name="_Toc190772459"/>
       <w:r>
         <w:t>Assignment Submission</w:t>
       </w:r>
-      <w:bookmarkEnd w:id="6"/>
+      <w:bookmarkEnd w:id="5"/>
     </w:p>
     <w:p>
       <w:r>
@@ -2054,7 +2126,7 @@
 </file>
 
 <file path=word/endnotes.xml><?xml version="1.0" encoding="utf-8"?>
-<w:endnotes xmlns:wpc="http://schemas.microsoft.com/office/word/2010/wordprocessingCanvas" xmlns:cx="http://schemas.microsoft.com/office/drawing/2014/chartex" xmlns:cx1="http://schemas.microsoft.com/office/drawing/2015/9/8/chartex" xmlns:cx2="http://schemas.microsoft.com/office/drawing/2015/10/21/chartex" xmlns:cx3="http://schemas.microsoft.com/office/drawing/2016/5/9/chartex" xmlns:cx4="http://schemas.microsoft.com/office/drawing/2016/5/10/chartex" xmlns:cx5="http://schemas.microsoft.com/office/drawing/2016/5/11/chartex" xmlns:cx6="http://schemas.microsoft.com/office/drawing/2016/5/12/chartex" xmlns:cx7="http://schemas.microsoft.com/office/drawing/2016/5/13/chartex" xmlns:cx8="http://schemas.microsoft.com/office/drawing/2016/5/14/chartex" xmlns:mc="http://schemas.openxmlformats.org/markup-compatibility/2006" xmlns:aink="http://schemas.microsoft.com/office/drawing/2016/ink" xmlns:am3d="http://schemas.microsoft.com/office/drawing/2017/model3d" xmlns:o="urn:schemas-microsoft-com:office:office" xmlns:oel="http://schemas.microsoft.com/office/2019/extlst" xmlns:r="http://schemas.openxmlformats.org/officeDocument/2006/relationships" xmlns:m="http://schemas.openxmlformats.org/officeDocument/2006/math" xmlns:v="urn:schemas-microsoft-com:vml" xmlns:wp14="http://schemas.microsoft.com/office/word/2010/wordprocessingDrawing" xmlns:wp="http://schemas.openxmlformats.org/drawingml/2006/wordprocessingDrawing" xmlns:w10="urn:schemas-microsoft-com:office:word" xmlns:w="http://schemas.openxmlformats.org/wordprocessingml/2006/main" xmlns:w14="http://schemas.microsoft.com/office/word/2010/wordml" xmlns:w15="http://schemas.microsoft.com/office/word/2012/wordml" xmlns:w16cex="http://schemas.microsoft.com/office/word/2018/wordml/cex" xmlns:w16cid="http://schemas.microsoft.com/office/word/2016/wordml/cid" xmlns:w16="http://schemas.microsoft.com/office/word/2018/wordml" xmlns:w16sdtdh="http://schemas.microsoft.com/office/word/2020/wordml/sdtdatahash" xmlns:w16se="http://schemas.microsoft.com/office/word/2015/wordml/symex" xmlns:wpg="http://schemas.microsoft.com/office/word/2010/wordprocessingGroup" xmlns:wpi="http://schemas.microsoft.com/office/word/2010/wordprocessingInk" xmlns:wne="http://schemas.microsoft.com/office/word/2006/wordml" xmlns:wps="http://schemas.microsoft.com/office/word/2010/wordprocessingShape" mc:Ignorable="w14 w15 w16se w16cid w16 w16cex w16sdtdh wp14">
+<w:endnotes xmlns:wpc="http://schemas.microsoft.com/office/word/2010/wordprocessingCanvas" xmlns:cx="http://schemas.microsoft.com/office/drawing/2014/chartex" xmlns:cx1="http://schemas.microsoft.com/office/drawing/2015/9/8/chartex" xmlns:cx2="http://schemas.microsoft.com/office/drawing/2015/10/21/chartex" xmlns:cx3="http://schemas.microsoft.com/office/drawing/2016/5/9/chartex" xmlns:cx4="http://schemas.microsoft.com/office/drawing/2016/5/10/chartex" xmlns:cx5="http://schemas.microsoft.com/office/drawing/2016/5/11/chartex" xmlns:cx6="http://schemas.microsoft.com/office/drawing/2016/5/12/chartex" xmlns:cx7="http://schemas.microsoft.com/office/drawing/2016/5/13/chartex" xmlns:cx8="http://schemas.microsoft.com/office/drawing/2016/5/14/chartex" xmlns:mc="http://schemas.openxmlformats.org/markup-compatibility/2006" xmlns:aink="http://schemas.microsoft.com/office/drawing/2016/ink" xmlns:am3d="http://schemas.microsoft.com/office/drawing/2017/model3d" xmlns:o="urn:schemas-microsoft-com:office:office" xmlns:oel="http://schemas.microsoft.com/office/2019/extlst" xmlns:r="http://schemas.openxmlformats.org/officeDocument/2006/relationships" xmlns:m="http://schemas.openxmlformats.org/officeDocument/2006/math" xmlns:v="urn:schemas-microsoft-com:vml" xmlns:wp14="http://schemas.microsoft.com/office/word/2010/wordprocessingDrawing" xmlns:wp="http://schemas.openxmlformats.org/drawingml/2006/wordprocessingDrawing" xmlns:w10="urn:schemas-microsoft-com:office:word" xmlns:w="http://schemas.openxmlformats.org/wordprocessingml/2006/main" xmlns:w14="http://schemas.microsoft.com/office/word/2010/wordml" xmlns:w15="http://schemas.microsoft.com/office/word/2012/wordml" xmlns:w16cex="http://schemas.microsoft.com/office/word/2018/wordml/cex" xmlns:w16cid="http://schemas.microsoft.com/office/word/2016/wordml/cid" xmlns:w16="http://schemas.microsoft.com/office/word/2018/wordml" xmlns:w16du="http://schemas.microsoft.com/office/word/2023/wordml/word16du" xmlns:w16sdtdh="http://schemas.microsoft.com/office/word/2020/wordml/sdtdatahash" xmlns:w16sdtfl="http://schemas.microsoft.com/office/word/2024/wordml/sdtformatlock" xmlns:w16se="http://schemas.microsoft.com/office/word/2015/wordml/symex" xmlns:wpg="http://schemas.microsoft.com/office/word/2010/wordprocessingGroup" xmlns:wpi="http://schemas.microsoft.com/office/word/2010/wordprocessingInk" xmlns:wne="http://schemas.microsoft.com/office/word/2006/wordml" xmlns:wps="http://schemas.microsoft.com/office/word/2010/wordprocessingShape" mc:Ignorable="w14 w15 w16se w16cid w16 w16cex w16sdtdh w16sdtfl w16du wp14">
   <w:endnote w:type="separator" w:id="-1">
     <w:p>
       <w:pPr>
@@ -2079,7 +2151,7 @@
 </file>
 
 <file path=word/footer1.xml><?xml version="1.0" encoding="utf-8"?>
-<w:ftr xmlns:wpc="http://schemas.microsoft.com/office/word/2010/wordprocessingCanvas" xmlns:cx="http://schemas.microsoft.com/office/drawing/2014/chartex" xmlns:cx1="http://schemas.microsoft.com/office/drawing/2015/9/8/chartex" xmlns:cx2="http://schemas.microsoft.com/office/drawing/2015/10/21/chartex" xmlns:cx3="http://schemas.microsoft.com/office/drawing/2016/5/9/chartex" xmlns:cx4="http://schemas.microsoft.com/office/drawing/2016/5/10/chartex" xmlns:cx5="http://schemas.microsoft.com/office/drawing/2016/5/11/chartex" xmlns:cx6="http://schemas.microsoft.com/office/drawing/2016/5/12/chartex" xmlns:cx7="http://schemas.microsoft.com/office/drawing/2016/5/13/chartex" xmlns:cx8="http://schemas.microsoft.com/office/drawing/2016/5/14/chartex" xmlns:mc="http://schemas.openxmlformats.org/markup-compatibility/2006" xmlns:aink="http://schemas.microsoft.com/office/drawing/2016/ink" xmlns:am3d="http://schemas.microsoft.com/office/drawing/2017/model3d" xmlns:o="urn:schemas-microsoft-com:office:office" xmlns:oel="http://schemas.microsoft.com/office/2019/extlst" xmlns:r="http://schemas.openxmlformats.org/officeDocument/2006/relationships" xmlns:m="http://schemas.openxmlformats.org/officeDocument/2006/math" xmlns:v="urn:schemas-microsoft-com:vml" xmlns:wp14="http://schemas.microsoft.com/office/word/2010/wordprocessingDrawing" xmlns:wp="http://schemas.openxmlformats.org/drawingml/2006/wordprocessingDrawing" xmlns:w10="urn:schemas-microsoft-com:office:word" xmlns:w="http://schemas.openxmlformats.org/wordprocessingml/2006/main" xmlns:w14="http://schemas.microsoft.com/office/word/2010/wordml" xmlns:w15="http://schemas.microsoft.com/office/word/2012/wordml" xmlns:w16cex="http://schemas.microsoft.com/office/word/2018/wordml/cex" xmlns:w16cid="http://schemas.microsoft.com/office/word/2016/wordml/cid" xmlns:w16="http://schemas.microsoft.com/office/word/2018/wordml" xmlns:w16sdtdh="http://schemas.microsoft.com/office/word/2020/wordml/sdtdatahash" xmlns:w16se="http://schemas.microsoft.com/office/word/2015/wordml/symex" xmlns:wpg="http://schemas.microsoft.com/office/word/2010/wordprocessingGroup" xmlns:wpi="http://schemas.microsoft.com/office/word/2010/wordprocessingInk" xmlns:wne="http://schemas.microsoft.com/office/word/2006/wordml" xmlns:wps="http://schemas.microsoft.com/office/word/2010/wordprocessingShape" mc:Ignorable="w14 w15 w16se w16cid w16 w16cex w16sdtdh wp14">
+<w:ftr xmlns:wpc="http://schemas.microsoft.com/office/word/2010/wordprocessingCanvas" xmlns:cx="http://schemas.microsoft.com/office/drawing/2014/chartex" xmlns:cx1="http://schemas.microsoft.com/office/drawing/2015/9/8/chartex" xmlns:cx2="http://schemas.microsoft.com/office/drawing/2015/10/21/chartex" xmlns:cx3="http://schemas.microsoft.com/office/drawing/2016/5/9/chartex" xmlns:cx4="http://schemas.microsoft.com/office/drawing/2016/5/10/chartex" xmlns:cx5="http://schemas.microsoft.com/office/drawing/2016/5/11/chartex" xmlns:cx6="http://schemas.microsoft.com/office/drawing/2016/5/12/chartex" xmlns:cx7="http://schemas.microsoft.com/office/drawing/2016/5/13/chartex" xmlns:cx8="http://schemas.microsoft.com/office/drawing/2016/5/14/chartex" xmlns:mc="http://schemas.openxmlformats.org/markup-compatibility/2006" xmlns:aink="http://schemas.microsoft.com/office/drawing/2016/ink" xmlns:am3d="http://schemas.microsoft.com/office/drawing/2017/model3d" xmlns:o="urn:schemas-microsoft-com:office:office" xmlns:oel="http://schemas.microsoft.com/office/2019/extlst" xmlns:r="http://schemas.openxmlformats.org/officeDocument/2006/relationships" xmlns:m="http://schemas.openxmlformats.org/officeDocument/2006/math" xmlns:v="urn:schemas-microsoft-com:vml" xmlns:wp14="http://schemas.microsoft.com/office/word/2010/wordprocessingDrawing" xmlns:wp="http://schemas.openxmlformats.org/drawingml/2006/wordprocessingDrawing" xmlns:w10="urn:schemas-microsoft-com:office:word" xmlns:w="http://schemas.openxmlformats.org/wordprocessingml/2006/main" xmlns:w14="http://schemas.microsoft.com/office/word/2010/wordml" xmlns:w15="http://schemas.microsoft.com/office/word/2012/wordml" xmlns:w16cex="http://schemas.microsoft.com/office/word/2018/wordml/cex" xmlns:w16cid="http://schemas.microsoft.com/office/word/2016/wordml/cid" xmlns:w16="http://schemas.microsoft.com/office/word/2018/wordml" xmlns:w16du="http://schemas.microsoft.com/office/word/2023/wordml/word16du" xmlns:w16sdtdh="http://schemas.microsoft.com/office/word/2020/wordml/sdtdatahash" xmlns:w16sdtfl="http://schemas.microsoft.com/office/word/2024/wordml/sdtformatlock" xmlns:w16se="http://schemas.microsoft.com/office/word/2015/wordml/symex" xmlns:wpg="http://schemas.microsoft.com/office/word/2010/wordprocessingGroup" xmlns:wpi="http://schemas.microsoft.com/office/word/2010/wordprocessingInk" xmlns:wne="http://schemas.microsoft.com/office/word/2006/wordml" xmlns:wps="http://schemas.microsoft.com/office/word/2010/wordprocessingShape" mc:Ignorable="w14 w15 w16se w16cid w16 w16cex w16sdtdh w16sdtfl w16du wp14">
   <w:p>
     <w:pPr>
       <w:pStyle w:val="Footer"/>
@@ -2089,7 +2161,7 @@
 </file>
 
 <file path=word/footer2.xml><?xml version="1.0" encoding="utf-8"?>
-<w:ftr xmlns:wpc="http://schemas.microsoft.com/office/word/2010/wordprocessingCanvas" xmlns:cx="http://schemas.microsoft.com/office/drawing/2014/chartex" xmlns:cx1="http://schemas.microsoft.com/office/drawing/2015/9/8/chartex" xmlns:cx2="http://schemas.microsoft.com/office/drawing/2015/10/21/chartex" xmlns:cx3="http://schemas.microsoft.com/office/drawing/2016/5/9/chartex" xmlns:cx4="http://schemas.microsoft.com/office/drawing/2016/5/10/chartex" xmlns:cx5="http://schemas.microsoft.com/office/drawing/2016/5/11/chartex" xmlns:cx6="http://schemas.microsoft.com/office/drawing/2016/5/12/chartex" xmlns:cx7="http://schemas.microsoft.com/office/drawing/2016/5/13/chartex" xmlns:cx8="http://schemas.microsoft.com/office/drawing/2016/5/14/chartex" xmlns:mc="http://schemas.openxmlformats.org/markup-compatibility/2006" xmlns:aink="http://schemas.microsoft.com/office/drawing/2016/ink" xmlns:am3d="http://schemas.microsoft.com/office/drawing/2017/model3d" xmlns:o="urn:schemas-microsoft-com:office:office" xmlns:oel="http://schemas.microsoft.com/office/2019/extlst" xmlns:r="http://schemas.openxmlformats.org/officeDocument/2006/relationships" xmlns:m="http://schemas.openxmlformats.org/officeDocument/2006/math" xmlns:v="urn:schemas-microsoft-com:vml" xmlns:wp14="http://schemas.microsoft.com/office/word/2010/wordprocessingDrawing" xmlns:wp="http://schemas.openxmlformats.org/drawingml/2006/wordprocessingDrawing" xmlns:w10="urn:schemas-microsoft-com:office:word" xmlns:w="http://schemas.openxmlformats.org/wordprocessingml/2006/main" xmlns:w14="http://schemas.microsoft.com/office/word/2010/wordml" xmlns:w15="http://schemas.microsoft.com/office/word/2012/wordml" xmlns:w16cex="http://schemas.microsoft.com/office/word/2018/wordml/cex" xmlns:w16cid="http://schemas.microsoft.com/office/word/2016/wordml/cid" xmlns:w16="http://schemas.microsoft.com/office/word/2018/wordml" xmlns:w16sdtdh="http://schemas.microsoft.com/office/word/2020/wordml/sdtdatahash" xmlns:w16se="http://schemas.microsoft.com/office/word/2015/wordml/symex" xmlns:wpg="http://schemas.microsoft.com/office/word/2010/wordprocessingGroup" xmlns:wpi="http://schemas.microsoft.com/office/word/2010/wordprocessingInk" xmlns:wne="http://schemas.microsoft.com/office/word/2006/wordml" xmlns:wps="http://schemas.microsoft.com/office/word/2010/wordprocessingShape" mc:Ignorable="w14 w15 w16se w16cid w16 w16cex w16sdtdh wp14">
+<w:ftr xmlns:wpc="http://schemas.microsoft.com/office/word/2010/wordprocessingCanvas" xmlns:cx="http://schemas.microsoft.com/office/drawing/2014/chartex" xmlns:cx1="http://schemas.microsoft.com/office/drawing/2015/9/8/chartex" xmlns:cx2="http://schemas.microsoft.com/office/drawing/2015/10/21/chartex" xmlns:cx3="http://schemas.microsoft.com/office/drawing/2016/5/9/chartex" xmlns:cx4="http://schemas.microsoft.com/office/drawing/2016/5/10/chartex" xmlns:cx5="http://schemas.microsoft.com/office/drawing/2016/5/11/chartex" xmlns:cx6="http://schemas.microsoft.com/office/drawing/2016/5/12/chartex" xmlns:cx7="http://schemas.microsoft.com/office/drawing/2016/5/13/chartex" xmlns:cx8="http://schemas.microsoft.com/office/drawing/2016/5/14/chartex" xmlns:mc="http://schemas.openxmlformats.org/markup-compatibility/2006" xmlns:aink="http://schemas.microsoft.com/office/drawing/2016/ink" xmlns:am3d="http://schemas.microsoft.com/office/drawing/2017/model3d" xmlns:o="urn:schemas-microsoft-com:office:office" xmlns:oel="http://schemas.microsoft.com/office/2019/extlst" xmlns:r="http://schemas.openxmlformats.org/officeDocument/2006/relationships" xmlns:m="http://schemas.openxmlformats.org/officeDocument/2006/math" xmlns:v="urn:schemas-microsoft-com:vml" xmlns:wp14="http://schemas.microsoft.com/office/word/2010/wordprocessingDrawing" xmlns:wp="http://schemas.openxmlformats.org/drawingml/2006/wordprocessingDrawing" xmlns:w10="urn:schemas-microsoft-com:office:word" xmlns:w="http://schemas.openxmlformats.org/wordprocessingml/2006/main" xmlns:w14="http://schemas.microsoft.com/office/word/2010/wordml" xmlns:w15="http://schemas.microsoft.com/office/word/2012/wordml" xmlns:w16cex="http://schemas.microsoft.com/office/word/2018/wordml/cex" xmlns:w16cid="http://schemas.microsoft.com/office/word/2016/wordml/cid" xmlns:w16="http://schemas.microsoft.com/office/word/2018/wordml" xmlns:w16du="http://schemas.microsoft.com/office/word/2023/wordml/word16du" xmlns:w16sdtdh="http://schemas.microsoft.com/office/word/2020/wordml/sdtdatahash" xmlns:w16sdtfl="http://schemas.microsoft.com/office/word/2024/wordml/sdtformatlock" xmlns:w16se="http://schemas.microsoft.com/office/word/2015/wordml/symex" xmlns:wpg="http://schemas.microsoft.com/office/word/2010/wordprocessingGroup" xmlns:wpi="http://schemas.microsoft.com/office/word/2010/wordprocessingInk" xmlns:wne="http://schemas.microsoft.com/office/word/2006/wordml" xmlns:wps="http://schemas.microsoft.com/office/word/2010/wordprocessingShape" mc:Ignorable="w14 w15 w16se w16cid w16 w16cex w16sdtdh w16sdtfl w16du wp14">
   <w:p>
     <w:pPr>
       <w:pStyle w:val="Footer"/>
@@ -2098,9 +2170,11 @@
         <w:tab w:val="right" w:pos="10080"/>
       </w:tabs>
     </w:pPr>
+    <w:proofErr w:type="spellStart"/>
     <w:r>
       <w:t>Bettercap</w:t>
     </w:r>
+    <w:proofErr w:type="spellEnd"/>
     <w:r>
       <w:t xml:space="preserve"> </w:t>
     </w:r>
@@ -2171,7 +2245,7 @@
 </file>
 
 <file path=word/footer3.xml><?xml version="1.0" encoding="utf-8"?>
-<w:ftr xmlns:wpc="http://schemas.microsoft.com/office/word/2010/wordprocessingCanvas" xmlns:cx="http://schemas.microsoft.com/office/drawing/2014/chartex" xmlns:cx1="http://schemas.microsoft.com/office/drawing/2015/9/8/chartex" xmlns:cx2="http://schemas.microsoft.com/office/drawing/2015/10/21/chartex" xmlns:cx3="http://schemas.microsoft.com/office/drawing/2016/5/9/chartex" xmlns:cx4="http://schemas.microsoft.com/office/drawing/2016/5/10/chartex" xmlns:cx5="http://schemas.microsoft.com/office/drawing/2016/5/11/chartex" xmlns:cx6="http://schemas.microsoft.com/office/drawing/2016/5/12/chartex" xmlns:cx7="http://schemas.microsoft.com/office/drawing/2016/5/13/chartex" xmlns:cx8="http://schemas.microsoft.com/office/drawing/2016/5/14/chartex" xmlns:mc="http://schemas.openxmlformats.org/markup-compatibility/2006" xmlns:aink="http://schemas.microsoft.com/office/drawing/2016/ink" xmlns:am3d="http://schemas.microsoft.com/office/drawing/2017/model3d" xmlns:o="urn:schemas-microsoft-com:office:office" xmlns:oel="http://schemas.microsoft.com/office/2019/extlst" xmlns:r="http://schemas.openxmlformats.org/officeDocument/2006/relationships" xmlns:m="http://schemas.openxmlformats.org/officeDocument/2006/math" xmlns:v="urn:schemas-microsoft-com:vml" xmlns:wp14="http://schemas.microsoft.com/office/word/2010/wordprocessingDrawing" xmlns:wp="http://schemas.openxmlformats.org/drawingml/2006/wordprocessingDrawing" xmlns:w10="urn:schemas-microsoft-com:office:word" xmlns:w="http://schemas.openxmlformats.org/wordprocessingml/2006/main" xmlns:w14="http://schemas.microsoft.com/office/word/2010/wordml" xmlns:w15="http://schemas.microsoft.com/office/word/2012/wordml" xmlns:w16cex="http://schemas.microsoft.com/office/word/2018/wordml/cex" xmlns:w16cid="http://schemas.microsoft.com/office/word/2016/wordml/cid" xmlns:w16="http://schemas.microsoft.com/office/word/2018/wordml" xmlns:w16sdtdh="http://schemas.microsoft.com/office/word/2020/wordml/sdtdatahash" xmlns:w16se="http://schemas.microsoft.com/office/word/2015/wordml/symex" xmlns:wpg="http://schemas.microsoft.com/office/word/2010/wordprocessingGroup" xmlns:wpi="http://schemas.microsoft.com/office/word/2010/wordprocessingInk" xmlns:wne="http://schemas.microsoft.com/office/word/2006/wordml" xmlns:wps="http://schemas.microsoft.com/office/word/2010/wordprocessingShape" mc:Ignorable="w14 w15 w16se w16cid w16 w16cex w16sdtdh wp14">
+<w:ftr xmlns:wpc="http://schemas.microsoft.com/office/word/2010/wordprocessingCanvas" xmlns:cx="http://schemas.microsoft.com/office/drawing/2014/chartex" xmlns:cx1="http://schemas.microsoft.com/office/drawing/2015/9/8/chartex" xmlns:cx2="http://schemas.microsoft.com/office/drawing/2015/10/21/chartex" xmlns:cx3="http://schemas.microsoft.com/office/drawing/2016/5/9/chartex" xmlns:cx4="http://schemas.microsoft.com/office/drawing/2016/5/10/chartex" xmlns:cx5="http://schemas.microsoft.com/office/drawing/2016/5/11/chartex" xmlns:cx6="http://schemas.microsoft.com/office/drawing/2016/5/12/chartex" xmlns:cx7="http://schemas.microsoft.com/office/drawing/2016/5/13/chartex" xmlns:cx8="http://schemas.microsoft.com/office/drawing/2016/5/14/chartex" xmlns:mc="http://schemas.openxmlformats.org/markup-compatibility/2006" xmlns:aink="http://schemas.microsoft.com/office/drawing/2016/ink" xmlns:am3d="http://schemas.microsoft.com/office/drawing/2017/model3d" xmlns:o="urn:schemas-microsoft-com:office:office" xmlns:oel="http://schemas.microsoft.com/office/2019/extlst" xmlns:r="http://schemas.openxmlformats.org/officeDocument/2006/relationships" xmlns:m="http://schemas.openxmlformats.org/officeDocument/2006/math" xmlns:v="urn:schemas-microsoft-com:vml" xmlns:wp14="http://schemas.microsoft.com/office/word/2010/wordprocessingDrawing" xmlns:wp="http://schemas.openxmlformats.org/drawingml/2006/wordprocessingDrawing" xmlns:w10="urn:schemas-microsoft-com:office:word" xmlns:w="http://schemas.openxmlformats.org/wordprocessingml/2006/main" xmlns:w14="http://schemas.microsoft.com/office/word/2010/wordml" xmlns:w15="http://schemas.microsoft.com/office/word/2012/wordml" xmlns:w16cex="http://schemas.microsoft.com/office/word/2018/wordml/cex" xmlns:w16cid="http://schemas.microsoft.com/office/word/2016/wordml/cid" xmlns:w16="http://schemas.microsoft.com/office/word/2018/wordml" xmlns:w16du="http://schemas.microsoft.com/office/word/2023/wordml/word16du" xmlns:w16sdtdh="http://schemas.microsoft.com/office/word/2020/wordml/sdtdatahash" xmlns:w16sdtfl="http://schemas.microsoft.com/office/word/2024/wordml/sdtformatlock" xmlns:w16se="http://schemas.microsoft.com/office/word/2015/wordml/symex" xmlns:wpg="http://schemas.microsoft.com/office/word/2010/wordprocessingGroup" xmlns:wpi="http://schemas.microsoft.com/office/word/2010/wordprocessingInk" xmlns:wne="http://schemas.microsoft.com/office/word/2006/wordml" xmlns:wps="http://schemas.microsoft.com/office/word/2010/wordprocessingShape" mc:Ignorable="w14 w15 w16se w16cid w16 w16cex w16sdtdh w16sdtfl w16du wp14">
   <w:p>
     <w:pPr>
       <w:pStyle w:val="Footer"/>
@@ -2181,7 +2255,7 @@
 </file>
 
 <file path=word/footnotes.xml><?xml version="1.0" encoding="utf-8"?>
-<w:footnotes xmlns:wpc="http://schemas.microsoft.com/office/word/2010/wordprocessingCanvas" xmlns:cx="http://schemas.microsoft.com/office/drawing/2014/chartex" xmlns:cx1="http://schemas.microsoft.com/office/drawing/2015/9/8/chartex" xmlns:cx2="http://schemas.microsoft.com/office/drawing/2015/10/21/chartex" xmlns:cx3="http://schemas.microsoft.com/office/drawing/2016/5/9/chartex" xmlns:cx4="http://schemas.microsoft.com/office/drawing/2016/5/10/chartex" xmlns:cx5="http://schemas.microsoft.com/office/drawing/2016/5/11/chartex" xmlns:cx6="http://schemas.microsoft.com/office/drawing/2016/5/12/chartex" xmlns:cx7="http://schemas.microsoft.com/office/drawing/2016/5/13/chartex" xmlns:cx8="http://schemas.microsoft.com/office/drawing/2016/5/14/chartex" xmlns:mc="http://schemas.openxmlformats.org/markup-compatibility/2006" xmlns:aink="http://schemas.microsoft.com/office/drawing/2016/ink" xmlns:am3d="http://schemas.microsoft.com/office/drawing/2017/model3d" xmlns:o="urn:schemas-microsoft-com:office:office" xmlns:oel="http://schemas.microsoft.com/office/2019/extlst" xmlns:r="http://schemas.openxmlformats.org/officeDocument/2006/relationships" xmlns:m="http://schemas.openxmlformats.org/officeDocument/2006/math" xmlns:v="urn:schemas-microsoft-com:vml" xmlns:wp14="http://schemas.microsoft.com/office/word/2010/wordprocessingDrawing" xmlns:wp="http://schemas.openxmlformats.org/drawingml/2006/wordprocessingDrawing" xmlns:w10="urn:schemas-microsoft-com:office:word" xmlns:w="http://schemas.openxmlformats.org/wordprocessingml/2006/main" xmlns:w14="http://schemas.microsoft.com/office/word/2010/wordml" xmlns:w15="http://schemas.microsoft.com/office/word/2012/wordml" xmlns:w16cex="http://schemas.microsoft.com/office/word/2018/wordml/cex" xmlns:w16cid="http://schemas.microsoft.com/office/word/2016/wordml/cid" xmlns:w16="http://schemas.microsoft.com/office/word/2018/wordml" xmlns:w16sdtdh="http://schemas.microsoft.com/office/word/2020/wordml/sdtdatahash" xmlns:w16se="http://schemas.microsoft.com/office/word/2015/wordml/symex" xmlns:wpg="http://schemas.microsoft.com/office/word/2010/wordprocessingGroup" xmlns:wpi="http://schemas.microsoft.com/office/word/2010/wordprocessingInk" xmlns:wne="http://schemas.microsoft.com/office/word/2006/wordml" xmlns:wps="http://schemas.microsoft.com/office/word/2010/wordprocessingShape" mc:Ignorable="w14 w15 w16se w16cid w16 w16cex w16sdtdh wp14">
+<w:footnotes xmlns:wpc="http://schemas.microsoft.com/office/word/2010/wordprocessingCanvas" xmlns:cx="http://schemas.microsoft.com/office/drawing/2014/chartex" xmlns:cx1="http://schemas.microsoft.com/office/drawing/2015/9/8/chartex" xmlns:cx2="http://schemas.microsoft.com/office/drawing/2015/10/21/chartex" xmlns:cx3="http://schemas.microsoft.com/office/drawing/2016/5/9/chartex" xmlns:cx4="http://schemas.microsoft.com/office/drawing/2016/5/10/chartex" xmlns:cx5="http://schemas.microsoft.com/office/drawing/2016/5/11/chartex" xmlns:cx6="http://schemas.microsoft.com/office/drawing/2016/5/12/chartex" xmlns:cx7="http://schemas.microsoft.com/office/drawing/2016/5/13/chartex" xmlns:cx8="http://schemas.microsoft.com/office/drawing/2016/5/14/chartex" xmlns:mc="http://schemas.openxmlformats.org/markup-compatibility/2006" xmlns:aink="http://schemas.microsoft.com/office/drawing/2016/ink" xmlns:am3d="http://schemas.microsoft.com/office/drawing/2017/model3d" xmlns:o="urn:schemas-microsoft-com:office:office" xmlns:oel="http://schemas.microsoft.com/office/2019/extlst" xmlns:r="http://schemas.openxmlformats.org/officeDocument/2006/relationships" xmlns:m="http://schemas.openxmlformats.org/officeDocument/2006/math" xmlns:v="urn:schemas-microsoft-com:vml" xmlns:wp14="http://schemas.microsoft.com/office/word/2010/wordprocessingDrawing" xmlns:wp="http://schemas.openxmlformats.org/drawingml/2006/wordprocessingDrawing" xmlns:w10="urn:schemas-microsoft-com:office:word" xmlns:w="http://schemas.openxmlformats.org/wordprocessingml/2006/main" xmlns:w14="http://schemas.microsoft.com/office/word/2010/wordml" xmlns:w15="http://schemas.microsoft.com/office/word/2012/wordml" xmlns:w16cex="http://schemas.microsoft.com/office/word/2018/wordml/cex" xmlns:w16cid="http://schemas.microsoft.com/office/word/2016/wordml/cid" xmlns:w16="http://schemas.microsoft.com/office/word/2018/wordml" xmlns:w16du="http://schemas.microsoft.com/office/word/2023/wordml/word16du" xmlns:w16sdtdh="http://schemas.microsoft.com/office/word/2020/wordml/sdtdatahash" xmlns:w16sdtfl="http://schemas.microsoft.com/office/word/2024/wordml/sdtformatlock" xmlns:w16se="http://schemas.microsoft.com/office/word/2015/wordml/symex" xmlns:wpg="http://schemas.microsoft.com/office/word/2010/wordprocessingGroup" xmlns:wpi="http://schemas.microsoft.com/office/word/2010/wordprocessingInk" xmlns:wne="http://schemas.microsoft.com/office/word/2006/wordml" xmlns:wps="http://schemas.microsoft.com/office/word/2010/wordprocessingShape" mc:Ignorable="w14 w15 w16se w16cid w16 w16cex w16sdtdh w16sdtfl w16du wp14">
   <w:footnote w:type="separator" w:id="-1">
     <w:p>
       <w:pPr>
@@ -2206,7 +2280,7 @@
 </file>
 
 <file path=word/header1.xml><?xml version="1.0" encoding="utf-8"?>
-<w:hdr xmlns:wpc="http://schemas.microsoft.com/office/word/2010/wordprocessingCanvas" xmlns:cx="http://schemas.microsoft.com/office/drawing/2014/chartex" xmlns:cx1="http://schemas.microsoft.com/office/drawing/2015/9/8/chartex" xmlns:cx2="http://schemas.microsoft.com/office/drawing/2015/10/21/chartex" xmlns:cx3="http://schemas.microsoft.com/office/drawing/2016/5/9/chartex" xmlns:cx4="http://schemas.microsoft.com/office/drawing/2016/5/10/chartex" xmlns:cx5="http://schemas.microsoft.com/office/drawing/2016/5/11/chartex" xmlns:cx6="http://schemas.microsoft.com/office/drawing/2016/5/12/chartex" xmlns:cx7="http://schemas.microsoft.com/office/drawing/2016/5/13/chartex" xmlns:cx8="http://schemas.microsoft.com/office/drawing/2016/5/14/chartex" xmlns:mc="http://schemas.openxmlformats.org/markup-compatibility/2006" xmlns:aink="http://schemas.microsoft.com/office/drawing/2016/ink" xmlns:am3d="http://schemas.microsoft.com/office/drawing/2017/model3d" xmlns:o="urn:schemas-microsoft-com:office:office" xmlns:oel="http://schemas.microsoft.com/office/2019/extlst" xmlns:r="http://schemas.openxmlformats.org/officeDocument/2006/relationships" xmlns:m="http://schemas.openxmlformats.org/officeDocument/2006/math" xmlns:v="urn:schemas-microsoft-com:vml" xmlns:wp14="http://schemas.microsoft.com/office/word/2010/wordprocessingDrawing" xmlns:wp="http://schemas.openxmlformats.org/drawingml/2006/wordprocessingDrawing" xmlns:w10="urn:schemas-microsoft-com:office:word" xmlns:w="http://schemas.openxmlformats.org/wordprocessingml/2006/main" xmlns:w14="http://schemas.microsoft.com/office/word/2010/wordml" xmlns:w15="http://schemas.microsoft.com/office/word/2012/wordml" xmlns:w16cex="http://schemas.microsoft.com/office/word/2018/wordml/cex" xmlns:w16cid="http://schemas.microsoft.com/office/word/2016/wordml/cid" xmlns:w16="http://schemas.microsoft.com/office/word/2018/wordml" xmlns:w16sdtdh="http://schemas.microsoft.com/office/word/2020/wordml/sdtdatahash" xmlns:w16se="http://schemas.microsoft.com/office/word/2015/wordml/symex" xmlns:wpg="http://schemas.microsoft.com/office/word/2010/wordprocessingGroup" xmlns:wpi="http://schemas.microsoft.com/office/word/2010/wordprocessingInk" xmlns:wne="http://schemas.microsoft.com/office/word/2006/wordml" xmlns:wps="http://schemas.microsoft.com/office/word/2010/wordprocessingShape" mc:Ignorable="w14 w15 w16se w16cid w16 w16cex w16sdtdh wp14">
+<w:hdr xmlns:wpc="http://schemas.microsoft.com/office/word/2010/wordprocessingCanvas" xmlns:cx="http://schemas.microsoft.com/office/drawing/2014/chartex" xmlns:cx1="http://schemas.microsoft.com/office/drawing/2015/9/8/chartex" xmlns:cx2="http://schemas.microsoft.com/office/drawing/2015/10/21/chartex" xmlns:cx3="http://schemas.microsoft.com/office/drawing/2016/5/9/chartex" xmlns:cx4="http://schemas.microsoft.com/office/drawing/2016/5/10/chartex" xmlns:cx5="http://schemas.microsoft.com/office/drawing/2016/5/11/chartex" xmlns:cx6="http://schemas.microsoft.com/office/drawing/2016/5/12/chartex" xmlns:cx7="http://schemas.microsoft.com/office/drawing/2016/5/13/chartex" xmlns:cx8="http://schemas.microsoft.com/office/drawing/2016/5/14/chartex" xmlns:mc="http://schemas.openxmlformats.org/markup-compatibility/2006" xmlns:aink="http://schemas.microsoft.com/office/drawing/2016/ink" xmlns:am3d="http://schemas.microsoft.com/office/drawing/2017/model3d" xmlns:o="urn:schemas-microsoft-com:office:office" xmlns:oel="http://schemas.microsoft.com/office/2019/extlst" xmlns:r="http://schemas.openxmlformats.org/officeDocument/2006/relationships" xmlns:m="http://schemas.openxmlformats.org/officeDocument/2006/math" xmlns:v="urn:schemas-microsoft-com:vml" xmlns:wp14="http://schemas.microsoft.com/office/word/2010/wordprocessingDrawing" xmlns:wp="http://schemas.openxmlformats.org/drawingml/2006/wordprocessingDrawing" xmlns:w10="urn:schemas-microsoft-com:office:word" xmlns:w="http://schemas.openxmlformats.org/wordprocessingml/2006/main" xmlns:w14="http://schemas.microsoft.com/office/word/2010/wordml" xmlns:w15="http://schemas.microsoft.com/office/word/2012/wordml" xmlns:w16cex="http://schemas.microsoft.com/office/word/2018/wordml/cex" xmlns:w16cid="http://schemas.microsoft.com/office/word/2016/wordml/cid" xmlns:w16="http://schemas.microsoft.com/office/word/2018/wordml" xmlns:w16du="http://schemas.microsoft.com/office/word/2023/wordml/word16du" xmlns:w16sdtdh="http://schemas.microsoft.com/office/word/2020/wordml/sdtdatahash" xmlns:w16sdtfl="http://schemas.microsoft.com/office/word/2024/wordml/sdtformatlock" xmlns:w16se="http://schemas.microsoft.com/office/word/2015/wordml/symex" xmlns:wpg="http://schemas.microsoft.com/office/word/2010/wordprocessingGroup" xmlns:wpi="http://schemas.microsoft.com/office/word/2010/wordprocessingInk" xmlns:wne="http://schemas.microsoft.com/office/word/2006/wordml" xmlns:wps="http://schemas.microsoft.com/office/word/2010/wordprocessingShape" mc:Ignorable="w14 w15 w16se w16cid w16 w16cex w16sdtdh w16sdtfl w16du wp14">
   <w:p>
     <w:pPr>
       <w:pStyle w:val="Header"/>
@@ -2216,7 +2290,7 @@
 </file>
 
 <file path=word/header2.xml><?xml version="1.0" encoding="utf-8"?>
-<w:hdr xmlns:wpc="http://schemas.microsoft.com/office/word/2010/wordprocessingCanvas" xmlns:cx="http://schemas.microsoft.com/office/drawing/2014/chartex" xmlns:cx1="http://schemas.microsoft.com/office/drawing/2015/9/8/chartex" xmlns:cx2="http://schemas.microsoft.com/office/drawing/2015/10/21/chartex" xmlns:cx3="http://schemas.microsoft.com/office/drawing/2016/5/9/chartex" xmlns:cx4="http://schemas.microsoft.com/office/drawing/2016/5/10/chartex" xmlns:cx5="http://schemas.microsoft.com/office/drawing/2016/5/11/chartex" xmlns:cx6="http://schemas.microsoft.com/office/drawing/2016/5/12/chartex" xmlns:cx7="http://schemas.microsoft.com/office/drawing/2016/5/13/chartex" xmlns:cx8="http://schemas.microsoft.com/office/drawing/2016/5/14/chartex" xmlns:mc="http://schemas.openxmlformats.org/markup-compatibility/2006" xmlns:aink="http://schemas.microsoft.com/office/drawing/2016/ink" xmlns:am3d="http://schemas.microsoft.com/office/drawing/2017/model3d" xmlns:o="urn:schemas-microsoft-com:office:office" xmlns:oel="http://schemas.microsoft.com/office/2019/extlst" xmlns:r="http://schemas.openxmlformats.org/officeDocument/2006/relationships" xmlns:m="http://schemas.openxmlformats.org/officeDocument/2006/math" xmlns:v="urn:schemas-microsoft-com:vml" xmlns:wp14="http://schemas.microsoft.com/office/word/2010/wordprocessingDrawing" xmlns:wp="http://schemas.openxmlformats.org/drawingml/2006/wordprocessingDrawing" xmlns:w10="urn:schemas-microsoft-com:office:word" xmlns:w="http://schemas.openxmlformats.org/wordprocessingml/2006/main" xmlns:w14="http://schemas.microsoft.com/office/word/2010/wordml" xmlns:w15="http://schemas.microsoft.com/office/word/2012/wordml" xmlns:w16cex="http://schemas.microsoft.com/office/word/2018/wordml/cex" xmlns:w16cid="http://schemas.microsoft.com/office/word/2016/wordml/cid" xmlns:w16="http://schemas.microsoft.com/office/word/2018/wordml" xmlns:w16sdtdh="http://schemas.microsoft.com/office/word/2020/wordml/sdtdatahash" xmlns:w16se="http://schemas.microsoft.com/office/word/2015/wordml/symex" xmlns:wpg="http://schemas.microsoft.com/office/word/2010/wordprocessingGroup" xmlns:wpi="http://schemas.microsoft.com/office/word/2010/wordprocessingInk" xmlns:wne="http://schemas.microsoft.com/office/word/2006/wordml" xmlns:wps="http://schemas.microsoft.com/office/word/2010/wordprocessingShape" mc:Ignorable="w14 w15 w16se w16cid w16 w16cex w16sdtdh wp14">
+<w:hdr xmlns:wpc="http://schemas.microsoft.com/office/word/2010/wordprocessingCanvas" xmlns:cx="http://schemas.microsoft.com/office/drawing/2014/chartex" xmlns:cx1="http://schemas.microsoft.com/office/drawing/2015/9/8/chartex" xmlns:cx2="http://schemas.microsoft.com/office/drawing/2015/10/21/chartex" xmlns:cx3="http://schemas.microsoft.com/office/drawing/2016/5/9/chartex" xmlns:cx4="http://schemas.microsoft.com/office/drawing/2016/5/10/chartex" xmlns:cx5="http://schemas.microsoft.com/office/drawing/2016/5/11/chartex" xmlns:cx6="http://schemas.microsoft.com/office/drawing/2016/5/12/chartex" xmlns:cx7="http://schemas.microsoft.com/office/drawing/2016/5/13/chartex" xmlns:cx8="http://schemas.microsoft.com/office/drawing/2016/5/14/chartex" xmlns:mc="http://schemas.openxmlformats.org/markup-compatibility/2006" xmlns:aink="http://schemas.microsoft.com/office/drawing/2016/ink" xmlns:am3d="http://schemas.microsoft.com/office/drawing/2017/model3d" xmlns:o="urn:schemas-microsoft-com:office:office" xmlns:oel="http://schemas.microsoft.com/office/2019/extlst" xmlns:r="http://schemas.openxmlformats.org/officeDocument/2006/relationships" xmlns:m="http://schemas.openxmlformats.org/officeDocument/2006/math" xmlns:v="urn:schemas-microsoft-com:vml" xmlns:wp14="http://schemas.microsoft.com/office/word/2010/wordprocessingDrawing" xmlns:wp="http://schemas.openxmlformats.org/drawingml/2006/wordprocessingDrawing" xmlns:w10="urn:schemas-microsoft-com:office:word" xmlns:w="http://schemas.openxmlformats.org/wordprocessingml/2006/main" xmlns:w14="http://schemas.microsoft.com/office/word/2010/wordml" xmlns:w15="http://schemas.microsoft.com/office/word/2012/wordml" xmlns:w16cex="http://schemas.microsoft.com/office/word/2018/wordml/cex" xmlns:w16cid="http://schemas.microsoft.com/office/word/2016/wordml/cid" xmlns:w16="http://schemas.microsoft.com/office/word/2018/wordml" xmlns:w16du="http://schemas.microsoft.com/office/word/2023/wordml/word16du" xmlns:w16sdtdh="http://schemas.microsoft.com/office/word/2020/wordml/sdtdatahash" xmlns:w16sdtfl="http://schemas.microsoft.com/office/word/2024/wordml/sdtformatlock" xmlns:w16se="http://schemas.microsoft.com/office/word/2015/wordml/symex" xmlns:wpg="http://schemas.microsoft.com/office/word/2010/wordprocessingGroup" xmlns:wpi="http://schemas.microsoft.com/office/word/2010/wordprocessingInk" xmlns:wne="http://schemas.microsoft.com/office/word/2006/wordml" xmlns:wps="http://schemas.microsoft.com/office/word/2010/wordprocessingShape" mc:Ignorable="w14 w15 w16se w16cid w16 w16cex w16sdtdh w16sdtfl w16du wp14">
   <w:p>
     <w:pPr>
       <w:pStyle w:val="Header"/>
@@ -2226,7 +2300,7 @@
 </file>
 
 <file path=word/header3.xml><?xml version="1.0" encoding="utf-8"?>
-<w:hdr xmlns:wpc="http://schemas.microsoft.com/office/word/2010/wordprocessingCanvas" xmlns:cx="http://schemas.microsoft.com/office/drawing/2014/chartex" xmlns:cx1="http://schemas.microsoft.com/office/drawing/2015/9/8/chartex" xmlns:cx2="http://schemas.microsoft.com/office/drawing/2015/10/21/chartex" xmlns:cx3="http://schemas.microsoft.com/office/drawing/2016/5/9/chartex" xmlns:cx4="http://schemas.microsoft.com/office/drawing/2016/5/10/chartex" xmlns:cx5="http://schemas.microsoft.com/office/drawing/2016/5/11/chartex" xmlns:cx6="http://schemas.microsoft.com/office/drawing/2016/5/12/chartex" xmlns:cx7="http://schemas.microsoft.com/office/drawing/2016/5/13/chartex" xmlns:cx8="http://schemas.microsoft.com/office/drawing/2016/5/14/chartex" xmlns:mc="http://schemas.openxmlformats.org/markup-compatibility/2006" xmlns:aink="http://schemas.microsoft.com/office/drawing/2016/ink" xmlns:am3d="http://schemas.microsoft.com/office/drawing/2017/model3d" xmlns:o="urn:schemas-microsoft-com:office:office" xmlns:oel="http://schemas.microsoft.com/office/2019/extlst" xmlns:r="http://schemas.openxmlformats.org/officeDocument/2006/relationships" xmlns:m="http://schemas.openxmlformats.org/officeDocument/2006/math" xmlns:v="urn:schemas-microsoft-com:vml" xmlns:wp14="http://schemas.microsoft.com/office/word/2010/wordprocessingDrawing" xmlns:wp="http://schemas.openxmlformats.org/drawingml/2006/wordprocessingDrawing" xmlns:w10="urn:schemas-microsoft-com:office:word" xmlns:w="http://schemas.openxmlformats.org/wordprocessingml/2006/main" xmlns:w14="http://schemas.microsoft.com/office/word/2010/wordml" xmlns:w15="http://schemas.microsoft.com/office/word/2012/wordml" xmlns:w16cex="http://schemas.microsoft.com/office/word/2018/wordml/cex" xmlns:w16cid="http://schemas.microsoft.com/office/word/2016/wordml/cid" xmlns:w16="http://schemas.microsoft.com/office/word/2018/wordml" xmlns:w16sdtdh="http://schemas.microsoft.com/office/word/2020/wordml/sdtdatahash" xmlns:w16se="http://schemas.microsoft.com/office/word/2015/wordml/symex" xmlns:wpg="http://schemas.microsoft.com/office/word/2010/wordprocessingGroup" xmlns:wpi="http://schemas.microsoft.com/office/word/2010/wordprocessingInk" xmlns:wne="http://schemas.microsoft.com/office/word/2006/wordml" xmlns:wps="http://schemas.microsoft.com/office/word/2010/wordprocessingShape" mc:Ignorable="w14 w15 w16se w16cid w16 w16cex w16sdtdh wp14">
+<w:hdr xmlns:wpc="http://schemas.microsoft.com/office/word/2010/wordprocessingCanvas" xmlns:cx="http://schemas.microsoft.com/office/drawing/2014/chartex" xmlns:cx1="http://schemas.microsoft.com/office/drawing/2015/9/8/chartex" xmlns:cx2="http://schemas.microsoft.com/office/drawing/2015/10/21/chartex" xmlns:cx3="http://schemas.microsoft.com/office/drawing/2016/5/9/chartex" xmlns:cx4="http://schemas.microsoft.com/office/drawing/2016/5/10/chartex" xmlns:cx5="http://schemas.microsoft.com/office/drawing/2016/5/11/chartex" xmlns:cx6="http://schemas.microsoft.com/office/drawing/2016/5/12/chartex" xmlns:cx7="http://schemas.microsoft.com/office/drawing/2016/5/13/chartex" xmlns:cx8="http://schemas.microsoft.com/office/drawing/2016/5/14/chartex" xmlns:mc="http://schemas.openxmlformats.org/markup-compatibility/2006" xmlns:aink="http://schemas.microsoft.com/office/drawing/2016/ink" xmlns:am3d="http://schemas.microsoft.com/office/drawing/2017/model3d" xmlns:o="urn:schemas-microsoft-com:office:office" xmlns:oel="http://schemas.microsoft.com/office/2019/extlst" xmlns:r="http://schemas.openxmlformats.org/officeDocument/2006/relationships" xmlns:m="http://schemas.openxmlformats.org/officeDocument/2006/math" xmlns:v="urn:schemas-microsoft-com:vml" xmlns:wp14="http://schemas.microsoft.com/office/word/2010/wordprocessingDrawing" xmlns:wp="http://schemas.openxmlformats.org/drawingml/2006/wordprocessingDrawing" xmlns:w10="urn:schemas-microsoft-com:office:word" xmlns:w="http://schemas.openxmlformats.org/wordprocessingml/2006/main" xmlns:w14="http://schemas.microsoft.com/office/word/2010/wordml" xmlns:w15="http://schemas.microsoft.com/office/word/2012/wordml" xmlns:w16cex="http://schemas.microsoft.com/office/word/2018/wordml/cex" xmlns:w16cid="http://schemas.microsoft.com/office/word/2016/wordml/cid" xmlns:w16="http://schemas.microsoft.com/office/word/2018/wordml" xmlns:w16du="http://schemas.microsoft.com/office/word/2023/wordml/word16du" xmlns:w16sdtdh="http://schemas.microsoft.com/office/word/2020/wordml/sdtdatahash" xmlns:w16sdtfl="http://schemas.microsoft.com/office/word/2024/wordml/sdtformatlock" xmlns:w16se="http://schemas.microsoft.com/office/word/2015/wordml/symex" xmlns:wpg="http://schemas.microsoft.com/office/word/2010/wordprocessingGroup" xmlns:wpi="http://schemas.microsoft.com/office/word/2010/wordprocessingInk" xmlns:wne="http://schemas.microsoft.com/office/word/2006/wordml" xmlns:wps="http://schemas.microsoft.com/office/word/2010/wordprocessingShape" mc:Ignorable="w14 w15 w16se w16cid w16 w16cex w16sdtdh w16sdtfl w16du wp14">
   <w:p>
     <w:pPr>
       <w:pStyle w:val="Header"/>
@@ -2236,11 +2310,11 @@
 </file>
 
 <file path=word/numbering.xml><?xml version="1.0" encoding="utf-8"?>
-<w:numbering xmlns:wpc="http://schemas.microsoft.com/office/word/2010/wordprocessingCanvas" xmlns:cx="http://schemas.microsoft.com/office/drawing/2014/chartex" xmlns:cx1="http://schemas.microsoft.com/office/drawing/2015/9/8/chartex" xmlns:cx2="http://schemas.microsoft.com/office/drawing/2015/10/21/chartex" xmlns:cx3="http://schemas.microsoft.com/office/drawing/2016/5/9/chartex" xmlns:cx4="http://schemas.microsoft.com/office/drawing/2016/5/10/chartex" xmlns:cx5="http://schemas.microsoft.com/office/drawing/2016/5/11/chartex" xmlns:cx6="http://schemas.microsoft.com/office/drawing/2016/5/12/chartex" xmlns:cx7="http://schemas.microsoft.com/office/drawing/2016/5/13/chartex" xmlns:cx8="http://schemas.microsoft.com/office/drawing/2016/5/14/chartex" xmlns:mc="http://schemas.openxmlformats.org/markup-compatibility/2006" xmlns:aink="http://schemas.microsoft.com/office/drawing/2016/ink" xmlns:am3d="http://schemas.microsoft.com/office/drawing/2017/model3d" xmlns:o="urn:schemas-microsoft-com:office:office" xmlns:oel="http://schemas.microsoft.com/office/2019/extlst" xmlns:r="http://schemas.openxmlformats.org/officeDocument/2006/relationships" xmlns:m="http://schemas.openxmlformats.org/officeDocument/2006/math" xmlns:v="urn:schemas-microsoft-com:vml" xmlns:wp14="http://schemas.microsoft.com/office/word/2010/wordprocessingDrawing" xmlns:wp="http://schemas.openxmlformats.org/drawingml/2006/wordprocessingDrawing" xmlns:w10="urn:schemas-microsoft-com:office:word" xmlns:w="http://schemas.openxmlformats.org/wordprocessingml/2006/main" xmlns:w14="http://schemas.microsoft.com/office/word/2010/wordml" xmlns:w15="http://schemas.microsoft.com/office/word/2012/wordml" xmlns:w16cex="http://schemas.microsoft.com/office/word/2018/wordml/cex" xmlns:w16cid="http://schemas.microsoft.com/office/word/2016/wordml/cid" xmlns:w16="http://schemas.microsoft.com/office/word/2018/wordml" xmlns:w16sdtdh="http://schemas.microsoft.com/office/word/2020/wordml/sdtdatahash" xmlns:w16se="http://schemas.microsoft.com/office/word/2015/wordml/symex" xmlns:wpg="http://schemas.microsoft.com/office/word/2010/wordprocessingGroup" xmlns:wpi="http://schemas.microsoft.com/office/word/2010/wordprocessingInk" xmlns:wne="http://schemas.microsoft.com/office/word/2006/wordml" xmlns:wps="http://schemas.microsoft.com/office/word/2010/wordprocessingShape" mc:Ignorable="w14 w15 w16se w16cid w16 w16cex w16sdtdh wp14">
+<w:numbering xmlns:wpc="http://schemas.microsoft.com/office/word/2010/wordprocessingCanvas" xmlns:cx="http://schemas.microsoft.com/office/drawing/2014/chartex" xmlns:cx1="http://schemas.microsoft.com/office/drawing/2015/9/8/chartex" xmlns:cx2="http://schemas.microsoft.com/office/drawing/2015/10/21/chartex" xmlns:cx3="http://schemas.microsoft.com/office/drawing/2016/5/9/chartex" xmlns:cx4="http://schemas.microsoft.com/office/drawing/2016/5/10/chartex" xmlns:cx5="http://schemas.microsoft.com/office/drawing/2016/5/11/chartex" xmlns:cx6="http://schemas.microsoft.com/office/drawing/2016/5/12/chartex" xmlns:cx7="http://schemas.microsoft.com/office/drawing/2016/5/13/chartex" xmlns:cx8="http://schemas.microsoft.com/office/drawing/2016/5/14/chartex" xmlns:mc="http://schemas.openxmlformats.org/markup-compatibility/2006" xmlns:aink="http://schemas.microsoft.com/office/drawing/2016/ink" xmlns:am3d="http://schemas.microsoft.com/office/drawing/2017/model3d" xmlns:o="urn:schemas-microsoft-com:office:office" xmlns:oel="http://schemas.microsoft.com/office/2019/extlst" xmlns:r="http://schemas.openxmlformats.org/officeDocument/2006/relationships" xmlns:m="http://schemas.openxmlformats.org/officeDocument/2006/math" xmlns:v="urn:schemas-microsoft-com:vml" xmlns:wp14="http://schemas.microsoft.com/office/word/2010/wordprocessingDrawing" xmlns:wp="http://schemas.openxmlformats.org/drawingml/2006/wordprocessingDrawing" xmlns:w10="urn:schemas-microsoft-com:office:word" xmlns:w="http://schemas.openxmlformats.org/wordprocessingml/2006/main" xmlns:w14="http://schemas.microsoft.com/office/word/2010/wordml" xmlns:w15="http://schemas.microsoft.com/office/word/2012/wordml" xmlns:w16cex="http://schemas.microsoft.com/office/word/2018/wordml/cex" xmlns:w16cid="http://schemas.microsoft.com/office/word/2016/wordml/cid" xmlns:w16="http://schemas.microsoft.com/office/word/2018/wordml" xmlns:w16du="http://schemas.microsoft.com/office/word/2023/wordml/word16du" xmlns:w16sdtdh="http://schemas.microsoft.com/office/word/2020/wordml/sdtdatahash" xmlns:w16sdtfl="http://schemas.microsoft.com/office/word/2024/wordml/sdtformatlock" xmlns:w16se="http://schemas.microsoft.com/office/word/2015/wordml/symex" xmlns:wpg="http://schemas.microsoft.com/office/word/2010/wordprocessingGroup" xmlns:wpi="http://schemas.microsoft.com/office/word/2010/wordprocessingInk" xmlns:wne="http://schemas.microsoft.com/office/word/2006/wordml" xmlns:wps="http://schemas.microsoft.com/office/word/2010/wordprocessingShape" mc:Ignorable="w14 w15 w16se w16cid w16 w16cex w16sdtdh w16sdtfl w16du wp14">
   <w:abstractNum w:abstractNumId="0" w15:restartNumberingAfterBreak="0">
     <w:nsid w:val="00446AFF"/>
     <w:multiLevelType w:val="hybridMultilevel"/>
-    <w:tmpl w:val="A4E20352"/>
+    <w:tmpl w:val="9C96D6DE"/>
     <w:lvl w:ilvl="0" w:tplc="0409000F">
       <w:start w:val="1"/>
       <w:numFmt w:val="decimal"/>
@@ -2324,6 +2398,2382 @@
     </w:lvl>
   </w:abstractNum>
   <w:abstractNum w:abstractNumId="1" w15:restartNumberingAfterBreak="0">
+    <w:nsid w:val="03904AB7"/>
+    <w:multiLevelType w:val="multilevel"/>
+    <w:tmpl w:val="0409001D"/>
+    <w:lvl w:ilvl="0">
+      <w:start w:val="1"/>
+      <w:numFmt w:val="decimal"/>
+      <w:lvlText w:val="%1)"/>
+      <w:lvlJc w:val="left"/>
+      <w:pPr>
+        <w:tabs>
+          <w:tab w:val="num" w:pos="360"/>
+        </w:tabs>
+        <w:ind w:left="360" w:hanging="360"/>
+      </w:pPr>
+    </w:lvl>
+    <w:lvl w:ilvl="1">
+      <w:start w:val="1"/>
+      <w:numFmt w:val="lowerLetter"/>
+      <w:lvlText w:val="%2)"/>
+      <w:lvlJc w:val="left"/>
+      <w:pPr>
+        <w:tabs>
+          <w:tab w:val="num" w:pos="720"/>
+        </w:tabs>
+        <w:ind w:left="720" w:hanging="360"/>
+      </w:pPr>
+    </w:lvl>
+    <w:lvl w:ilvl="2">
+      <w:start w:val="1"/>
+      <w:numFmt w:val="lowerRoman"/>
+      <w:lvlText w:val="%3)"/>
+      <w:lvlJc w:val="left"/>
+      <w:pPr>
+        <w:tabs>
+          <w:tab w:val="num" w:pos="1080"/>
+        </w:tabs>
+        <w:ind w:left="1080" w:hanging="360"/>
+      </w:pPr>
+    </w:lvl>
+    <w:lvl w:ilvl="3">
+      <w:start w:val="1"/>
+      <w:numFmt w:val="decimal"/>
+      <w:lvlText w:val="(%4)"/>
+      <w:lvlJc w:val="left"/>
+      <w:pPr>
+        <w:tabs>
+          <w:tab w:val="num" w:pos="1440"/>
+        </w:tabs>
+        <w:ind w:left="1440" w:hanging="360"/>
+      </w:pPr>
+    </w:lvl>
+    <w:lvl w:ilvl="4">
+      <w:start w:val="1"/>
+      <w:numFmt w:val="lowerLetter"/>
+      <w:lvlText w:val="(%5)"/>
+      <w:lvlJc w:val="left"/>
+      <w:pPr>
+        <w:tabs>
+          <w:tab w:val="num" w:pos="1800"/>
+        </w:tabs>
+        <w:ind w:left="1800" w:hanging="360"/>
+      </w:pPr>
+    </w:lvl>
+    <w:lvl w:ilvl="5">
+      <w:start w:val="1"/>
+      <w:numFmt w:val="lowerRoman"/>
+      <w:lvlText w:val="(%6)"/>
+      <w:lvlJc w:val="left"/>
+      <w:pPr>
+        <w:tabs>
+          <w:tab w:val="num" w:pos="2160"/>
+        </w:tabs>
+        <w:ind w:left="2160" w:hanging="360"/>
+      </w:pPr>
+    </w:lvl>
+    <w:lvl w:ilvl="6">
+      <w:start w:val="1"/>
+      <w:numFmt w:val="decimal"/>
+      <w:lvlText w:val="%7."/>
+      <w:lvlJc w:val="left"/>
+      <w:pPr>
+        <w:tabs>
+          <w:tab w:val="num" w:pos="2520"/>
+        </w:tabs>
+        <w:ind w:left="2520" w:hanging="360"/>
+      </w:pPr>
+    </w:lvl>
+    <w:lvl w:ilvl="7">
+      <w:start w:val="1"/>
+      <w:numFmt w:val="lowerLetter"/>
+      <w:lvlText w:val="%8."/>
+      <w:lvlJc w:val="left"/>
+      <w:pPr>
+        <w:tabs>
+          <w:tab w:val="num" w:pos="2880"/>
+        </w:tabs>
+        <w:ind w:left="2880" w:hanging="360"/>
+      </w:pPr>
+    </w:lvl>
+    <w:lvl w:ilvl="8">
+      <w:start w:val="1"/>
+      <w:numFmt w:val="lowerRoman"/>
+      <w:lvlText w:val="%9."/>
+      <w:lvlJc w:val="left"/>
+      <w:pPr>
+        <w:tabs>
+          <w:tab w:val="num" w:pos="3240"/>
+        </w:tabs>
+        <w:ind w:left="3240" w:hanging="360"/>
+      </w:pPr>
+    </w:lvl>
+  </w:abstractNum>
+  <w:abstractNum w:abstractNumId="2" w15:restartNumberingAfterBreak="0">
+    <w:nsid w:val="126D263A"/>
+    <w:multiLevelType w:val="multilevel"/>
+    <w:tmpl w:val="0409001D"/>
+    <w:lvl w:ilvl="0">
+      <w:start w:val="1"/>
+      <w:numFmt w:val="decimal"/>
+      <w:lvlText w:val="%1)"/>
+      <w:lvlJc w:val="left"/>
+      <w:pPr>
+        <w:tabs>
+          <w:tab w:val="num" w:pos="360"/>
+        </w:tabs>
+        <w:ind w:left="360" w:hanging="360"/>
+      </w:pPr>
+    </w:lvl>
+    <w:lvl w:ilvl="1">
+      <w:start w:val="1"/>
+      <w:numFmt w:val="lowerLetter"/>
+      <w:lvlText w:val="%2)"/>
+      <w:lvlJc w:val="left"/>
+      <w:pPr>
+        <w:tabs>
+          <w:tab w:val="num" w:pos="720"/>
+        </w:tabs>
+        <w:ind w:left="720" w:hanging="360"/>
+      </w:pPr>
+    </w:lvl>
+    <w:lvl w:ilvl="2">
+      <w:start w:val="1"/>
+      <w:numFmt w:val="lowerRoman"/>
+      <w:lvlText w:val="%3)"/>
+      <w:lvlJc w:val="left"/>
+      <w:pPr>
+        <w:tabs>
+          <w:tab w:val="num" w:pos="1080"/>
+        </w:tabs>
+        <w:ind w:left="1080" w:hanging="360"/>
+      </w:pPr>
+    </w:lvl>
+    <w:lvl w:ilvl="3">
+      <w:start w:val="1"/>
+      <w:numFmt w:val="decimal"/>
+      <w:lvlText w:val="(%4)"/>
+      <w:lvlJc w:val="left"/>
+      <w:pPr>
+        <w:tabs>
+          <w:tab w:val="num" w:pos="1440"/>
+        </w:tabs>
+        <w:ind w:left="1440" w:hanging="360"/>
+      </w:pPr>
+    </w:lvl>
+    <w:lvl w:ilvl="4">
+      <w:start w:val="1"/>
+      <w:numFmt w:val="lowerLetter"/>
+      <w:lvlText w:val="(%5)"/>
+      <w:lvlJc w:val="left"/>
+      <w:pPr>
+        <w:tabs>
+          <w:tab w:val="num" w:pos="1800"/>
+        </w:tabs>
+        <w:ind w:left="1800" w:hanging="360"/>
+      </w:pPr>
+    </w:lvl>
+    <w:lvl w:ilvl="5">
+      <w:start w:val="1"/>
+      <w:numFmt w:val="lowerRoman"/>
+      <w:lvlText w:val="(%6)"/>
+      <w:lvlJc w:val="left"/>
+      <w:pPr>
+        <w:tabs>
+          <w:tab w:val="num" w:pos="2160"/>
+        </w:tabs>
+        <w:ind w:left="2160" w:hanging="360"/>
+      </w:pPr>
+    </w:lvl>
+    <w:lvl w:ilvl="6">
+      <w:start w:val="1"/>
+      <w:numFmt w:val="decimal"/>
+      <w:lvlText w:val="%7."/>
+      <w:lvlJc w:val="left"/>
+      <w:pPr>
+        <w:tabs>
+          <w:tab w:val="num" w:pos="2520"/>
+        </w:tabs>
+        <w:ind w:left="2520" w:hanging="360"/>
+      </w:pPr>
+    </w:lvl>
+    <w:lvl w:ilvl="7">
+      <w:start w:val="1"/>
+      <w:numFmt w:val="lowerLetter"/>
+      <w:lvlText w:val="%8."/>
+      <w:lvlJc w:val="left"/>
+      <w:pPr>
+        <w:tabs>
+          <w:tab w:val="num" w:pos="2880"/>
+        </w:tabs>
+        <w:ind w:left="2880" w:hanging="360"/>
+      </w:pPr>
+    </w:lvl>
+    <w:lvl w:ilvl="8">
+      <w:start w:val="1"/>
+      <w:numFmt w:val="lowerRoman"/>
+      <w:lvlText w:val="%9."/>
+      <w:lvlJc w:val="left"/>
+      <w:pPr>
+        <w:tabs>
+          <w:tab w:val="num" w:pos="3240"/>
+        </w:tabs>
+        <w:ind w:left="3240" w:hanging="360"/>
+      </w:pPr>
+    </w:lvl>
+  </w:abstractNum>
+  <w:abstractNum w:abstractNumId="3" w15:restartNumberingAfterBreak="0">
+    <w:nsid w:val="16B25789"/>
+    <w:multiLevelType w:val="multilevel"/>
+    <w:tmpl w:val="0409001D"/>
+    <w:lvl w:ilvl="0">
+      <w:start w:val="1"/>
+      <w:numFmt w:val="decimal"/>
+      <w:lvlText w:val="%1)"/>
+      <w:lvlJc w:val="left"/>
+      <w:pPr>
+        <w:tabs>
+          <w:tab w:val="num" w:pos="360"/>
+        </w:tabs>
+        <w:ind w:left="360" w:hanging="360"/>
+      </w:pPr>
+    </w:lvl>
+    <w:lvl w:ilvl="1">
+      <w:start w:val="1"/>
+      <w:numFmt w:val="lowerLetter"/>
+      <w:lvlText w:val="%2)"/>
+      <w:lvlJc w:val="left"/>
+      <w:pPr>
+        <w:tabs>
+          <w:tab w:val="num" w:pos="720"/>
+        </w:tabs>
+        <w:ind w:left="720" w:hanging="360"/>
+      </w:pPr>
+    </w:lvl>
+    <w:lvl w:ilvl="2">
+      <w:start w:val="1"/>
+      <w:numFmt w:val="lowerRoman"/>
+      <w:lvlText w:val="%3)"/>
+      <w:lvlJc w:val="left"/>
+      <w:pPr>
+        <w:tabs>
+          <w:tab w:val="num" w:pos="1080"/>
+        </w:tabs>
+        <w:ind w:left="1080" w:hanging="360"/>
+      </w:pPr>
+    </w:lvl>
+    <w:lvl w:ilvl="3">
+      <w:start w:val="1"/>
+      <w:numFmt w:val="decimal"/>
+      <w:lvlText w:val="(%4)"/>
+      <w:lvlJc w:val="left"/>
+      <w:pPr>
+        <w:tabs>
+          <w:tab w:val="num" w:pos="1440"/>
+        </w:tabs>
+        <w:ind w:left="1440" w:hanging="360"/>
+      </w:pPr>
+    </w:lvl>
+    <w:lvl w:ilvl="4">
+      <w:start w:val="1"/>
+      <w:numFmt w:val="lowerLetter"/>
+      <w:lvlText w:val="(%5)"/>
+      <w:lvlJc w:val="left"/>
+      <w:pPr>
+        <w:tabs>
+          <w:tab w:val="num" w:pos="1800"/>
+        </w:tabs>
+        <w:ind w:left="1800" w:hanging="360"/>
+      </w:pPr>
+    </w:lvl>
+    <w:lvl w:ilvl="5">
+      <w:start w:val="1"/>
+      <w:numFmt w:val="lowerRoman"/>
+      <w:lvlText w:val="(%6)"/>
+      <w:lvlJc w:val="left"/>
+      <w:pPr>
+        <w:tabs>
+          <w:tab w:val="num" w:pos="2160"/>
+        </w:tabs>
+        <w:ind w:left="2160" w:hanging="360"/>
+      </w:pPr>
+    </w:lvl>
+    <w:lvl w:ilvl="6">
+      <w:start w:val="1"/>
+      <w:numFmt w:val="decimal"/>
+      <w:lvlText w:val="%7."/>
+      <w:lvlJc w:val="left"/>
+      <w:pPr>
+        <w:tabs>
+          <w:tab w:val="num" w:pos="2520"/>
+        </w:tabs>
+        <w:ind w:left="2520" w:hanging="360"/>
+      </w:pPr>
+    </w:lvl>
+    <w:lvl w:ilvl="7">
+      <w:start w:val="1"/>
+      <w:numFmt w:val="lowerLetter"/>
+      <w:lvlText w:val="%8."/>
+      <w:lvlJc w:val="left"/>
+      <w:pPr>
+        <w:tabs>
+          <w:tab w:val="num" w:pos="2880"/>
+        </w:tabs>
+        <w:ind w:left="2880" w:hanging="360"/>
+      </w:pPr>
+    </w:lvl>
+    <w:lvl w:ilvl="8">
+      <w:start w:val="1"/>
+      <w:numFmt w:val="lowerRoman"/>
+      <w:lvlText w:val="%9."/>
+      <w:lvlJc w:val="left"/>
+      <w:pPr>
+        <w:tabs>
+          <w:tab w:val="num" w:pos="3240"/>
+        </w:tabs>
+        <w:ind w:left="3240" w:hanging="360"/>
+      </w:pPr>
+    </w:lvl>
+  </w:abstractNum>
+  <w:abstractNum w:abstractNumId="4" w15:restartNumberingAfterBreak="0">
+    <w:nsid w:val="18AA66B1"/>
+    <w:multiLevelType w:val="multilevel"/>
+    <w:tmpl w:val="0409001D"/>
+    <w:lvl w:ilvl="0">
+      <w:start w:val="1"/>
+      <w:numFmt w:val="decimal"/>
+      <w:lvlText w:val="%1)"/>
+      <w:lvlJc w:val="left"/>
+      <w:pPr>
+        <w:tabs>
+          <w:tab w:val="num" w:pos="360"/>
+        </w:tabs>
+        <w:ind w:left="360" w:hanging="360"/>
+      </w:pPr>
+    </w:lvl>
+    <w:lvl w:ilvl="1">
+      <w:start w:val="1"/>
+      <w:numFmt w:val="lowerLetter"/>
+      <w:lvlText w:val="%2)"/>
+      <w:lvlJc w:val="left"/>
+      <w:pPr>
+        <w:tabs>
+          <w:tab w:val="num" w:pos="720"/>
+        </w:tabs>
+        <w:ind w:left="720" w:hanging="360"/>
+      </w:pPr>
+    </w:lvl>
+    <w:lvl w:ilvl="2">
+      <w:start w:val="1"/>
+      <w:numFmt w:val="lowerRoman"/>
+      <w:lvlText w:val="%3)"/>
+      <w:lvlJc w:val="left"/>
+      <w:pPr>
+        <w:tabs>
+          <w:tab w:val="num" w:pos="1080"/>
+        </w:tabs>
+        <w:ind w:left="1080" w:hanging="360"/>
+      </w:pPr>
+    </w:lvl>
+    <w:lvl w:ilvl="3">
+      <w:start w:val="1"/>
+      <w:numFmt w:val="decimal"/>
+      <w:lvlText w:val="(%4)"/>
+      <w:lvlJc w:val="left"/>
+      <w:pPr>
+        <w:tabs>
+          <w:tab w:val="num" w:pos="1440"/>
+        </w:tabs>
+        <w:ind w:left="1440" w:hanging="360"/>
+      </w:pPr>
+    </w:lvl>
+    <w:lvl w:ilvl="4">
+      <w:start w:val="1"/>
+      <w:numFmt w:val="lowerLetter"/>
+      <w:lvlText w:val="(%5)"/>
+      <w:lvlJc w:val="left"/>
+      <w:pPr>
+        <w:tabs>
+          <w:tab w:val="num" w:pos="1800"/>
+        </w:tabs>
+        <w:ind w:left="1800" w:hanging="360"/>
+      </w:pPr>
+    </w:lvl>
+    <w:lvl w:ilvl="5">
+      <w:start w:val="1"/>
+      <w:numFmt w:val="lowerRoman"/>
+      <w:lvlText w:val="(%6)"/>
+      <w:lvlJc w:val="left"/>
+      <w:pPr>
+        <w:tabs>
+          <w:tab w:val="num" w:pos="2160"/>
+        </w:tabs>
+        <w:ind w:left="2160" w:hanging="360"/>
+      </w:pPr>
+    </w:lvl>
+    <w:lvl w:ilvl="6">
+      <w:start w:val="1"/>
+      <w:numFmt w:val="decimal"/>
+      <w:lvlText w:val="%7."/>
+      <w:lvlJc w:val="left"/>
+      <w:pPr>
+        <w:tabs>
+          <w:tab w:val="num" w:pos="2520"/>
+        </w:tabs>
+        <w:ind w:left="2520" w:hanging="360"/>
+      </w:pPr>
+    </w:lvl>
+    <w:lvl w:ilvl="7">
+      <w:start w:val="1"/>
+      <w:numFmt w:val="lowerLetter"/>
+      <w:lvlText w:val="%8."/>
+      <w:lvlJc w:val="left"/>
+      <w:pPr>
+        <w:tabs>
+          <w:tab w:val="num" w:pos="2880"/>
+        </w:tabs>
+        <w:ind w:left="2880" w:hanging="360"/>
+      </w:pPr>
+    </w:lvl>
+    <w:lvl w:ilvl="8">
+      <w:start w:val="1"/>
+      <w:numFmt w:val="lowerRoman"/>
+      <w:lvlText w:val="%9."/>
+      <w:lvlJc w:val="left"/>
+      <w:pPr>
+        <w:tabs>
+          <w:tab w:val="num" w:pos="3240"/>
+        </w:tabs>
+        <w:ind w:left="3240" w:hanging="360"/>
+      </w:pPr>
+    </w:lvl>
+  </w:abstractNum>
+  <w:abstractNum w:abstractNumId="5" w15:restartNumberingAfterBreak="0">
+    <w:nsid w:val="193A753A"/>
+    <w:multiLevelType w:val="multilevel"/>
+    <w:tmpl w:val="0409001D"/>
+    <w:lvl w:ilvl="0">
+      <w:start w:val="1"/>
+      <w:numFmt w:val="decimal"/>
+      <w:lvlText w:val="%1)"/>
+      <w:lvlJc w:val="left"/>
+      <w:pPr>
+        <w:tabs>
+          <w:tab w:val="num" w:pos="360"/>
+        </w:tabs>
+        <w:ind w:left="360" w:hanging="360"/>
+      </w:pPr>
+    </w:lvl>
+    <w:lvl w:ilvl="1">
+      <w:start w:val="1"/>
+      <w:numFmt w:val="lowerLetter"/>
+      <w:lvlText w:val="%2)"/>
+      <w:lvlJc w:val="left"/>
+      <w:pPr>
+        <w:tabs>
+          <w:tab w:val="num" w:pos="720"/>
+        </w:tabs>
+        <w:ind w:left="720" w:hanging="360"/>
+      </w:pPr>
+    </w:lvl>
+    <w:lvl w:ilvl="2">
+      <w:start w:val="1"/>
+      <w:numFmt w:val="lowerRoman"/>
+      <w:lvlText w:val="%3)"/>
+      <w:lvlJc w:val="left"/>
+      <w:pPr>
+        <w:tabs>
+          <w:tab w:val="num" w:pos="1080"/>
+        </w:tabs>
+        <w:ind w:left="1080" w:hanging="360"/>
+      </w:pPr>
+    </w:lvl>
+    <w:lvl w:ilvl="3">
+      <w:start w:val="1"/>
+      <w:numFmt w:val="decimal"/>
+      <w:lvlText w:val="(%4)"/>
+      <w:lvlJc w:val="left"/>
+      <w:pPr>
+        <w:tabs>
+          <w:tab w:val="num" w:pos="1440"/>
+        </w:tabs>
+        <w:ind w:left="1440" w:hanging="360"/>
+      </w:pPr>
+    </w:lvl>
+    <w:lvl w:ilvl="4">
+      <w:start w:val="1"/>
+      <w:numFmt w:val="lowerLetter"/>
+      <w:lvlText w:val="(%5)"/>
+      <w:lvlJc w:val="left"/>
+      <w:pPr>
+        <w:tabs>
+          <w:tab w:val="num" w:pos="1800"/>
+        </w:tabs>
+        <w:ind w:left="1800" w:hanging="360"/>
+      </w:pPr>
+    </w:lvl>
+    <w:lvl w:ilvl="5">
+      <w:start w:val="1"/>
+      <w:numFmt w:val="lowerRoman"/>
+      <w:lvlText w:val="(%6)"/>
+      <w:lvlJc w:val="left"/>
+      <w:pPr>
+        <w:tabs>
+          <w:tab w:val="num" w:pos="2160"/>
+        </w:tabs>
+        <w:ind w:left="2160" w:hanging="360"/>
+      </w:pPr>
+    </w:lvl>
+    <w:lvl w:ilvl="6">
+      <w:start w:val="1"/>
+      <w:numFmt w:val="decimal"/>
+      <w:lvlText w:val="%7."/>
+      <w:lvlJc w:val="left"/>
+      <w:pPr>
+        <w:tabs>
+          <w:tab w:val="num" w:pos="2520"/>
+        </w:tabs>
+        <w:ind w:left="2520" w:hanging="360"/>
+      </w:pPr>
+    </w:lvl>
+    <w:lvl w:ilvl="7">
+      <w:start w:val="1"/>
+      <w:numFmt w:val="lowerLetter"/>
+      <w:lvlText w:val="%8."/>
+      <w:lvlJc w:val="left"/>
+      <w:pPr>
+        <w:tabs>
+          <w:tab w:val="num" w:pos="2880"/>
+        </w:tabs>
+        <w:ind w:left="2880" w:hanging="360"/>
+      </w:pPr>
+    </w:lvl>
+    <w:lvl w:ilvl="8">
+      <w:start w:val="1"/>
+      <w:numFmt w:val="lowerRoman"/>
+      <w:lvlText w:val="%9."/>
+      <w:lvlJc w:val="left"/>
+      <w:pPr>
+        <w:tabs>
+          <w:tab w:val="num" w:pos="3240"/>
+        </w:tabs>
+        <w:ind w:left="3240" w:hanging="360"/>
+      </w:pPr>
+    </w:lvl>
+  </w:abstractNum>
+  <w:abstractNum w:abstractNumId="6" w15:restartNumberingAfterBreak="0">
+    <w:nsid w:val="1F663730"/>
+    <w:multiLevelType w:val="multilevel"/>
+    <w:tmpl w:val="0409001D"/>
+    <w:lvl w:ilvl="0">
+      <w:start w:val="1"/>
+      <w:numFmt w:val="decimal"/>
+      <w:lvlText w:val="%1)"/>
+      <w:lvlJc w:val="left"/>
+      <w:pPr>
+        <w:tabs>
+          <w:tab w:val="num" w:pos="360"/>
+        </w:tabs>
+        <w:ind w:left="360" w:hanging="360"/>
+      </w:pPr>
+    </w:lvl>
+    <w:lvl w:ilvl="1">
+      <w:start w:val="1"/>
+      <w:numFmt w:val="lowerLetter"/>
+      <w:lvlText w:val="%2)"/>
+      <w:lvlJc w:val="left"/>
+      <w:pPr>
+        <w:tabs>
+          <w:tab w:val="num" w:pos="720"/>
+        </w:tabs>
+        <w:ind w:left="720" w:hanging="360"/>
+      </w:pPr>
+    </w:lvl>
+    <w:lvl w:ilvl="2">
+      <w:start w:val="1"/>
+      <w:numFmt w:val="lowerRoman"/>
+      <w:lvlText w:val="%3)"/>
+      <w:lvlJc w:val="left"/>
+      <w:pPr>
+        <w:tabs>
+          <w:tab w:val="num" w:pos="1080"/>
+        </w:tabs>
+        <w:ind w:left="1080" w:hanging="360"/>
+      </w:pPr>
+    </w:lvl>
+    <w:lvl w:ilvl="3">
+      <w:start w:val="1"/>
+      <w:numFmt w:val="decimal"/>
+      <w:lvlText w:val="(%4)"/>
+      <w:lvlJc w:val="left"/>
+      <w:pPr>
+        <w:tabs>
+          <w:tab w:val="num" w:pos="1440"/>
+        </w:tabs>
+        <w:ind w:left="1440" w:hanging="360"/>
+      </w:pPr>
+    </w:lvl>
+    <w:lvl w:ilvl="4">
+      <w:start w:val="1"/>
+      <w:numFmt w:val="lowerLetter"/>
+      <w:lvlText w:val="(%5)"/>
+      <w:lvlJc w:val="left"/>
+      <w:pPr>
+        <w:tabs>
+          <w:tab w:val="num" w:pos="1800"/>
+        </w:tabs>
+        <w:ind w:left="1800" w:hanging="360"/>
+      </w:pPr>
+    </w:lvl>
+    <w:lvl w:ilvl="5">
+      <w:start w:val="1"/>
+      <w:numFmt w:val="lowerRoman"/>
+      <w:lvlText w:val="(%6)"/>
+      <w:lvlJc w:val="left"/>
+      <w:pPr>
+        <w:tabs>
+          <w:tab w:val="num" w:pos="2160"/>
+        </w:tabs>
+        <w:ind w:left="2160" w:hanging="360"/>
+      </w:pPr>
+    </w:lvl>
+    <w:lvl w:ilvl="6">
+      <w:start w:val="1"/>
+      <w:numFmt w:val="decimal"/>
+      <w:lvlText w:val="%7."/>
+      <w:lvlJc w:val="left"/>
+      <w:pPr>
+        <w:tabs>
+          <w:tab w:val="num" w:pos="2520"/>
+        </w:tabs>
+        <w:ind w:left="2520" w:hanging="360"/>
+      </w:pPr>
+    </w:lvl>
+    <w:lvl w:ilvl="7">
+      <w:start w:val="1"/>
+      <w:numFmt w:val="lowerLetter"/>
+      <w:lvlText w:val="%8."/>
+      <w:lvlJc w:val="left"/>
+      <w:pPr>
+        <w:tabs>
+          <w:tab w:val="num" w:pos="2880"/>
+        </w:tabs>
+        <w:ind w:left="2880" w:hanging="360"/>
+      </w:pPr>
+    </w:lvl>
+    <w:lvl w:ilvl="8">
+      <w:start w:val="1"/>
+      <w:numFmt w:val="lowerRoman"/>
+      <w:lvlText w:val="%9."/>
+      <w:lvlJc w:val="left"/>
+      <w:pPr>
+        <w:tabs>
+          <w:tab w:val="num" w:pos="3240"/>
+        </w:tabs>
+        <w:ind w:left="3240" w:hanging="360"/>
+      </w:pPr>
+    </w:lvl>
+  </w:abstractNum>
+  <w:abstractNum w:abstractNumId="7" w15:restartNumberingAfterBreak="0">
+    <w:nsid w:val="208B206D"/>
+    <w:multiLevelType w:val="hybridMultilevel"/>
+    <w:tmpl w:val="88D840EC"/>
+    <w:lvl w:ilvl="0" w:tplc="FFFFFFFF">
+      <w:start w:val="1"/>
+      <w:numFmt w:val="decimal"/>
+      <w:lvlText w:val="%1."/>
+      <w:lvlJc w:val="left"/>
+      <w:pPr>
+        <w:ind w:left="720" w:hanging="360"/>
+      </w:pPr>
+    </w:lvl>
+    <w:lvl w:ilvl="1" w:tplc="FFFFFFFF" w:tentative="1">
+      <w:start w:val="1"/>
+      <w:numFmt w:val="lowerLetter"/>
+      <w:lvlText w:val="%2."/>
+      <w:lvlJc w:val="left"/>
+      <w:pPr>
+        <w:ind w:left="1440" w:hanging="360"/>
+      </w:pPr>
+    </w:lvl>
+    <w:lvl w:ilvl="2" w:tplc="FFFFFFFF" w:tentative="1">
+      <w:start w:val="1"/>
+      <w:numFmt w:val="lowerRoman"/>
+      <w:lvlText w:val="%3."/>
+      <w:lvlJc w:val="right"/>
+      <w:pPr>
+        <w:ind w:left="2160" w:hanging="180"/>
+      </w:pPr>
+    </w:lvl>
+    <w:lvl w:ilvl="3" w:tplc="FFFFFFFF" w:tentative="1">
+      <w:start w:val="1"/>
+      <w:numFmt w:val="decimal"/>
+      <w:lvlText w:val="%4."/>
+      <w:lvlJc w:val="left"/>
+      <w:pPr>
+        <w:ind w:left="2880" w:hanging="360"/>
+      </w:pPr>
+    </w:lvl>
+    <w:lvl w:ilvl="4" w:tplc="FFFFFFFF" w:tentative="1">
+      <w:start w:val="1"/>
+      <w:numFmt w:val="lowerLetter"/>
+      <w:lvlText w:val="%5."/>
+      <w:lvlJc w:val="left"/>
+      <w:pPr>
+        <w:ind w:left="3600" w:hanging="360"/>
+      </w:pPr>
+    </w:lvl>
+    <w:lvl w:ilvl="5" w:tplc="FFFFFFFF" w:tentative="1">
+      <w:start w:val="1"/>
+      <w:numFmt w:val="lowerRoman"/>
+      <w:lvlText w:val="%6."/>
+      <w:lvlJc w:val="right"/>
+      <w:pPr>
+        <w:ind w:left="4320" w:hanging="180"/>
+      </w:pPr>
+    </w:lvl>
+    <w:lvl w:ilvl="6" w:tplc="FFFFFFFF" w:tentative="1">
+      <w:start w:val="1"/>
+      <w:numFmt w:val="decimal"/>
+      <w:lvlText w:val="%7."/>
+      <w:lvlJc w:val="left"/>
+      <w:pPr>
+        <w:ind w:left="5040" w:hanging="360"/>
+      </w:pPr>
+    </w:lvl>
+    <w:lvl w:ilvl="7" w:tplc="FFFFFFFF" w:tentative="1">
+      <w:start w:val="1"/>
+      <w:numFmt w:val="lowerLetter"/>
+      <w:lvlText w:val="%8."/>
+      <w:lvlJc w:val="left"/>
+      <w:pPr>
+        <w:ind w:left="5760" w:hanging="360"/>
+      </w:pPr>
+    </w:lvl>
+    <w:lvl w:ilvl="8" w:tplc="FFFFFFFF" w:tentative="1">
+      <w:start w:val="1"/>
+      <w:numFmt w:val="lowerRoman"/>
+      <w:lvlText w:val="%9."/>
+      <w:lvlJc w:val="right"/>
+      <w:pPr>
+        <w:ind w:left="6480" w:hanging="180"/>
+      </w:pPr>
+    </w:lvl>
+  </w:abstractNum>
+  <w:abstractNum w:abstractNumId="8" w15:restartNumberingAfterBreak="0">
+    <w:nsid w:val="20E35E79"/>
+    <w:multiLevelType w:val="multilevel"/>
+    <w:tmpl w:val="0409001D"/>
+    <w:lvl w:ilvl="0">
+      <w:start w:val="1"/>
+      <w:numFmt w:val="decimal"/>
+      <w:lvlText w:val="%1)"/>
+      <w:lvlJc w:val="left"/>
+      <w:pPr>
+        <w:tabs>
+          <w:tab w:val="num" w:pos="360"/>
+        </w:tabs>
+        <w:ind w:left="360" w:hanging="360"/>
+      </w:pPr>
+    </w:lvl>
+    <w:lvl w:ilvl="1">
+      <w:start w:val="1"/>
+      <w:numFmt w:val="lowerLetter"/>
+      <w:lvlText w:val="%2)"/>
+      <w:lvlJc w:val="left"/>
+      <w:pPr>
+        <w:tabs>
+          <w:tab w:val="num" w:pos="720"/>
+        </w:tabs>
+        <w:ind w:left="720" w:hanging="360"/>
+      </w:pPr>
+    </w:lvl>
+    <w:lvl w:ilvl="2">
+      <w:start w:val="1"/>
+      <w:numFmt w:val="lowerRoman"/>
+      <w:lvlText w:val="%3)"/>
+      <w:lvlJc w:val="left"/>
+      <w:pPr>
+        <w:tabs>
+          <w:tab w:val="num" w:pos="1080"/>
+        </w:tabs>
+        <w:ind w:left="1080" w:hanging="360"/>
+      </w:pPr>
+    </w:lvl>
+    <w:lvl w:ilvl="3">
+      <w:start w:val="1"/>
+      <w:numFmt w:val="decimal"/>
+      <w:lvlText w:val="(%4)"/>
+      <w:lvlJc w:val="left"/>
+      <w:pPr>
+        <w:tabs>
+          <w:tab w:val="num" w:pos="1440"/>
+        </w:tabs>
+        <w:ind w:left="1440" w:hanging="360"/>
+      </w:pPr>
+    </w:lvl>
+    <w:lvl w:ilvl="4">
+      <w:start w:val="1"/>
+      <w:numFmt w:val="lowerLetter"/>
+      <w:lvlText w:val="(%5)"/>
+      <w:lvlJc w:val="left"/>
+      <w:pPr>
+        <w:tabs>
+          <w:tab w:val="num" w:pos="1800"/>
+        </w:tabs>
+        <w:ind w:left="1800" w:hanging="360"/>
+      </w:pPr>
+    </w:lvl>
+    <w:lvl w:ilvl="5">
+      <w:start w:val="1"/>
+      <w:numFmt w:val="lowerRoman"/>
+      <w:lvlText w:val="(%6)"/>
+      <w:lvlJc w:val="left"/>
+      <w:pPr>
+        <w:tabs>
+          <w:tab w:val="num" w:pos="2160"/>
+        </w:tabs>
+        <w:ind w:left="2160" w:hanging="360"/>
+      </w:pPr>
+    </w:lvl>
+    <w:lvl w:ilvl="6">
+      <w:start w:val="1"/>
+      <w:numFmt w:val="decimal"/>
+      <w:lvlText w:val="%7."/>
+      <w:lvlJc w:val="left"/>
+      <w:pPr>
+        <w:tabs>
+          <w:tab w:val="num" w:pos="2520"/>
+        </w:tabs>
+        <w:ind w:left="2520" w:hanging="360"/>
+      </w:pPr>
+    </w:lvl>
+    <w:lvl w:ilvl="7">
+      <w:start w:val="1"/>
+      <w:numFmt w:val="lowerLetter"/>
+      <w:lvlText w:val="%8."/>
+      <w:lvlJc w:val="left"/>
+      <w:pPr>
+        <w:tabs>
+          <w:tab w:val="num" w:pos="2880"/>
+        </w:tabs>
+        <w:ind w:left="2880" w:hanging="360"/>
+      </w:pPr>
+    </w:lvl>
+    <w:lvl w:ilvl="8">
+      <w:start w:val="1"/>
+      <w:numFmt w:val="lowerRoman"/>
+      <w:lvlText w:val="%9."/>
+      <w:lvlJc w:val="left"/>
+      <w:pPr>
+        <w:tabs>
+          <w:tab w:val="num" w:pos="3240"/>
+        </w:tabs>
+        <w:ind w:left="3240" w:hanging="360"/>
+      </w:pPr>
+    </w:lvl>
+  </w:abstractNum>
+  <w:abstractNum w:abstractNumId="9" w15:restartNumberingAfterBreak="0">
+    <w:nsid w:val="24F63488"/>
+    <w:multiLevelType w:val="multilevel"/>
+    <w:tmpl w:val="0409001D"/>
+    <w:lvl w:ilvl="0">
+      <w:start w:val="1"/>
+      <w:numFmt w:val="decimal"/>
+      <w:lvlText w:val="%1)"/>
+      <w:lvlJc w:val="left"/>
+      <w:pPr>
+        <w:tabs>
+          <w:tab w:val="num" w:pos="360"/>
+        </w:tabs>
+        <w:ind w:left="360" w:hanging="360"/>
+      </w:pPr>
+    </w:lvl>
+    <w:lvl w:ilvl="1">
+      <w:start w:val="1"/>
+      <w:numFmt w:val="lowerLetter"/>
+      <w:lvlText w:val="%2)"/>
+      <w:lvlJc w:val="left"/>
+      <w:pPr>
+        <w:tabs>
+          <w:tab w:val="num" w:pos="720"/>
+        </w:tabs>
+        <w:ind w:left="720" w:hanging="360"/>
+      </w:pPr>
+    </w:lvl>
+    <w:lvl w:ilvl="2">
+      <w:start w:val="1"/>
+      <w:numFmt w:val="lowerRoman"/>
+      <w:lvlText w:val="%3)"/>
+      <w:lvlJc w:val="left"/>
+      <w:pPr>
+        <w:tabs>
+          <w:tab w:val="num" w:pos="1080"/>
+        </w:tabs>
+        <w:ind w:left="1080" w:hanging="360"/>
+      </w:pPr>
+    </w:lvl>
+    <w:lvl w:ilvl="3">
+      <w:start w:val="1"/>
+      <w:numFmt w:val="decimal"/>
+      <w:lvlText w:val="(%4)"/>
+      <w:lvlJc w:val="left"/>
+      <w:pPr>
+        <w:tabs>
+          <w:tab w:val="num" w:pos="1440"/>
+        </w:tabs>
+        <w:ind w:left="1440" w:hanging="360"/>
+      </w:pPr>
+    </w:lvl>
+    <w:lvl w:ilvl="4">
+      <w:start w:val="1"/>
+      <w:numFmt w:val="lowerLetter"/>
+      <w:lvlText w:val="(%5)"/>
+      <w:lvlJc w:val="left"/>
+      <w:pPr>
+        <w:tabs>
+          <w:tab w:val="num" w:pos="1800"/>
+        </w:tabs>
+        <w:ind w:left="1800" w:hanging="360"/>
+      </w:pPr>
+    </w:lvl>
+    <w:lvl w:ilvl="5">
+      <w:start w:val="1"/>
+      <w:numFmt w:val="lowerRoman"/>
+      <w:lvlText w:val="(%6)"/>
+      <w:lvlJc w:val="left"/>
+      <w:pPr>
+        <w:tabs>
+          <w:tab w:val="num" w:pos="2160"/>
+        </w:tabs>
+        <w:ind w:left="2160" w:hanging="360"/>
+      </w:pPr>
+    </w:lvl>
+    <w:lvl w:ilvl="6">
+      <w:start w:val="1"/>
+      <w:numFmt w:val="decimal"/>
+      <w:lvlText w:val="%7."/>
+      <w:lvlJc w:val="left"/>
+      <w:pPr>
+        <w:tabs>
+          <w:tab w:val="num" w:pos="2520"/>
+        </w:tabs>
+        <w:ind w:left="2520" w:hanging="360"/>
+      </w:pPr>
+    </w:lvl>
+    <w:lvl w:ilvl="7">
+      <w:start w:val="1"/>
+      <w:numFmt w:val="lowerLetter"/>
+      <w:lvlText w:val="%8."/>
+      <w:lvlJc w:val="left"/>
+      <w:pPr>
+        <w:tabs>
+          <w:tab w:val="num" w:pos="2880"/>
+        </w:tabs>
+        <w:ind w:left="2880" w:hanging="360"/>
+      </w:pPr>
+    </w:lvl>
+    <w:lvl w:ilvl="8">
+      <w:start w:val="1"/>
+      <w:numFmt w:val="lowerRoman"/>
+      <w:lvlText w:val="%9."/>
+      <w:lvlJc w:val="left"/>
+      <w:pPr>
+        <w:tabs>
+          <w:tab w:val="num" w:pos="3240"/>
+        </w:tabs>
+        <w:ind w:left="3240" w:hanging="360"/>
+      </w:pPr>
+    </w:lvl>
+  </w:abstractNum>
+  <w:abstractNum w:abstractNumId="10" w15:restartNumberingAfterBreak="0">
+    <w:nsid w:val="25666F6D"/>
+    <w:multiLevelType w:val="multilevel"/>
+    <w:tmpl w:val="0409001D"/>
+    <w:lvl w:ilvl="0">
+      <w:start w:val="1"/>
+      <w:numFmt w:val="decimal"/>
+      <w:lvlText w:val="%1)"/>
+      <w:lvlJc w:val="left"/>
+      <w:pPr>
+        <w:tabs>
+          <w:tab w:val="num" w:pos="360"/>
+        </w:tabs>
+        <w:ind w:left="360" w:hanging="360"/>
+      </w:pPr>
+    </w:lvl>
+    <w:lvl w:ilvl="1">
+      <w:start w:val="1"/>
+      <w:numFmt w:val="lowerLetter"/>
+      <w:lvlText w:val="%2)"/>
+      <w:lvlJc w:val="left"/>
+      <w:pPr>
+        <w:tabs>
+          <w:tab w:val="num" w:pos="720"/>
+        </w:tabs>
+        <w:ind w:left="720" w:hanging="360"/>
+      </w:pPr>
+    </w:lvl>
+    <w:lvl w:ilvl="2">
+      <w:start w:val="1"/>
+      <w:numFmt w:val="lowerRoman"/>
+      <w:lvlText w:val="%3)"/>
+      <w:lvlJc w:val="left"/>
+      <w:pPr>
+        <w:tabs>
+          <w:tab w:val="num" w:pos="1080"/>
+        </w:tabs>
+        <w:ind w:left="1080" w:hanging="360"/>
+      </w:pPr>
+    </w:lvl>
+    <w:lvl w:ilvl="3">
+      <w:start w:val="1"/>
+      <w:numFmt w:val="decimal"/>
+      <w:lvlText w:val="(%4)"/>
+      <w:lvlJc w:val="left"/>
+      <w:pPr>
+        <w:tabs>
+          <w:tab w:val="num" w:pos="1440"/>
+        </w:tabs>
+        <w:ind w:left="1440" w:hanging="360"/>
+      </w:pPr>
+    </w:lvl>
+    <w:lvl w:ilvl="4">
+      <w:start w:val="1"/>
+      <w:numFmt w:val="lowerLetter"/>
+      <w:lvlText w:val="(%5)"/>
+      <w:lvlJc w:val="left"/>
+      <w:pPr>
+        <w:tabs>
+          <w:tab w:val="num" w:pos="1800"/>
+        </w:tabs>
+        <w:ind w:left="1800" w:hanging="360"/>
+      </w:pPr>
+    </w:lvl>
+    <w:lvl w:ilvl="5">
+      <w:start w:val="1"/>
+      <w:numFmt w:val="lowerRoman"/>
+      <w:lvlText w:val="(%6)"/>
+      <w:lvlJc w:val="left"/>
+      <w:pPr>
+        <w:tabs>
+          <w:tab w:val="num" w:pos="2160"/>
+        </w:tabs>
+        <w:ind w:left="2160" w:hanging="360"/>
+      </w:pPr>
+    </w:lvl>
+    <w:lvl w:ilvl="6">
+      <w:start w:val="1"/>
+      <w:numFmt w:val="decimal"/>
+      <w:lvlText w:val="%7."/>
+      <w:lvlJc w:val="left"/>
+      <w:pPr>
+        <w:tabs>
+          <w:tab w:val="num" w:pos="2520"/>
+        </w:tabs>
+        <w:ind w:left="2520" w:hanging="360"/>
+      </w:pPr>
+    </w:lvl>
+    <w:lvl w:ilvl="7">
+      <w:start w:val="1"/>
+      <w:numFmt w:val="lowerLetter"/>
+      <w:lvlText w:val="%8."/>
+      <w:lvlJc w:val="left"/>
+      <w:pPr>
+        <w:tabs>
+          <w:tab w:val="num" w:pos="2880"/>
+        </w:tabs>
+        <w:ind w:left="2880" w:hanging="360"/>
+      </w:pPr>
+    </w:lvl>
+    <w:lvl w:ilvl="8">
+      <w:start w:val="1"/>
+      <w:numFmt w:val="lowerRoman"/>
+      <w:lvlText w:val="%9."/>
+      <w:lvlJc w:val="left"/>
+      <w:pPr>
+        <w:tabs>
+          <w:tab w:val="num" w:pos="3240"/>
+        </w:tabs>
+        <w:ind w:left="3240" w:hanging="360"/>
+      </w:pPr>
+    </w:lvl>
+  </w:abstractNum>
+  <w:abstractNum w:abstractNumId="11" w15:restartNumberingAfterBreak="0">
+    <w:nsid w:val="26954B4C"/>
+    <w:multiLevelType w:val="multilevel"/>
+    <w:tmpl w:val="0409001D"/>
+    <w:lvl w:ilvl="0">
+      <w:start w:val="1"/>
+      <w:numFmt w:val="decimal"/>
+      <w:lvlText w:val="%1)"/>
+      <w:lvlJc w:val="left"/>
+      <w:pPr>
+        <w:tabs>
+          <w:tab w:val="num" w:pos="360"/>
+        </w:tabs>
+        <w:ind w:left="360" w:hanging="360"/>
+      </w:pPr>
+    </w:lvl>
+    <w:lvl w:ilvl="1">
+      <w:start w:val="1"/>
+      <w:numFmt w:val="lowerLetter"/>
+      <w:lvlText w:val="%2)"/>
+      <w:lvlJc w:val="left"/>
+      <w:pPr>
+        <w:tabs>
+          <w:tab w:val="num" w:pos="720"/>
+        </w:tabs>
+        <w:ind w:left="720" w:hanging="360"/>
+      </w:pPr>
+    </w:lvl>
+    <w:lvl w:ilvl="2">
+      <w:start w:val="1"/>
+      <w:numFmt w:val="lowerRoman"/>
+      <w:lvlText w:val="%3)"/>
+      <w:lvlJc w:val="left"/>
+      <w:pPr>
+        <w:tabs>
+          <w:tab w:val="num" w:pos="1080"/>
+        </w:tabs>
+        <w:ind w:left="1080" w:hanging="360"/>
+      </w:pPr>
+    </w:lvl>
+    <w:lvl w:ilvl="3">
+      <w:start w:val="1"/>
+      <w:numFmt w:val="decimal"/>
+      <w:lvlText w:val="(%4)"/>
+      <w:lvlJc w:val="left"/>
+      <w:pPr>
+        <w:tabs>
+          <w:tab w:val="num" w:pos="1440"/>
+        </w:tabs>
+        <w:ind w:left="1440" w:hanging="360"/>
+      </w:pPr>
+    </w:lvl>
+    <w:lvl w:ilvl="4">
+      <w:start w:val="1"/>
+      <w:numFmt w:val="lowerLetter"/>
+      <w:lvlText w:val="(%5)"/>
+      <w:lvlJc w:val="left"/>
+      <w:pPr>
+        <w:tabs>
+          <w:tab w:val="num" w:pos="1800"/>
+        </w:tabs>
+        <w:ind w:left="1800" w:hanging="360"/>
+      </w:pPr>
+    </w:lvl>
+    <w:lvl w:ilvl="5">
+      <w:start w:val="1"/>
+      <w:numFmt w:val="lowerRoman"/>
+      <w:lvlText w:val="(%6)"/>
+      <w:lvlJc w:val="left"/>
+      <w:pPr>
+        <w:tabs>
+          <w:tab w:val="num" w:pos="2160"/>
+        </w:tabs>
+        <w:ind w:left="2160" w:hanging="360"/>
+      </w:pPr>
+    </w:lvl>
+    <w:lvl w:ilvl="6">
+      <w:start w:val="1"/>
+      <w:numFmt w:val="decimal"/>
+      <w:lvlText w:val="%7."/>
+      <w:lvlJc w:val="left"/>
+      <w:pPr>
+        <w:tabs>
+          <w:tab w:val="num" w:pos="2520"/>
+        </w:tabs>
+        <w:ind w:left="2520" w:hanging="360"/>
+      </w:pPr>
+    </w:lvl>
+    <w:lvl w:ilvl="7">
+      <w:start w:val="1"/>
+      <w:numFmt w:val="lowerLetter"/>
+      <w:lvlText w:val="%8."/>
+      <w:lvlJc w:val="left"/>
+      <w:pPr>
+        <w:tabs>
+          <w:tab w:val="num" w:pos="2880"/>
+        </w:tabs>
+        <w:ind w:left="2880" w:hanging="360"/>
+      </w:pPr>
+    </w:lvl>
+    <w:lvl w:ilvl="8">
+      <w:start w:val="1"/>
+      <w:numFmt w:val="lowerRoman"/>
+      <w:lvlText w:val="%9."/>
+      <w:lvlJc w:val="left"/>
+      <w:pPr>
+        <w:tabs>
+          <w:tab w:val="num" w:pos="3240"/>
+        </w:tabs>
+        <w:ind w:left="3240" w:hanging="360"/>
+      </w:pPr>
+    </w:lvl>
+  </w:abstractNum>
+  <w:abstractNum w:abstractNumId="12" w15:restartNumberingAfterBreak="0">
+    <w:nsid w:val="28CD0B75"/>
+    <w:multiLevelType w:val="multilevel"/>
+    <w:tmpl w:val="0409001D"/>
+    <w:lvl w:ilvl="0">
+      <w:start w:val="1"/>
+      <w:numFmt w:val="decimal"/>
+      <w:lvlText w:val="%1)"/>
+      <w:lvlJc w:val="left"/>
+      <w:pPr>
+        <w:tabs>
+          <w:tab w:val="num" w:pos="360"/>
+        </w:tabs>
+        <w:ind w:left="360" w:hanging="360"/>
+      </w:pPr>
+    </w:lvl>
+    <w:lvl w:ilvl="1">
+      <w:start w:val="1"/>
+      <w:numFmt w:val="lowerLetter"/>
+      <w:lvlText w:val="%2)"/>
+      <w:lvlJc w:val="left"/>
+      <w:pPr>
+        <w:tabs>
+          <w:tab w:val="num" w:pos="720"/>
+        </w:tabs>
+        <w:ind w:left="720" w:hanging="360"/>
+      </w:pPr>
+    </w:lvl>
+    <w:lvl w:ilvl="2">
+      <w:start w:val="1"/>
+      <w:numFmt w:val="lowerRoman"/>
+      <w:lvlText w:val="%3)"/>
+      <w:lvlJc w:val="left"/>
+      <w:pPr>
+        <w:tabs>
+          <w:tab w:val="num" w:pos="1080"/>
+        </w:tabs>
+        <w:ind w:left="1080" w:hanging="360"/>
+      </w:pPr>
+    </w:lvl>
+    <w:lvl w:ilvl="3">
+      <w:start w:val="1"/>
+      <w:numFmt w:val="decimal"/>
+      <w:lvlText w:val="(%4)"/>
+      <w:lvlJc w:val="left"/>
+      <w:pPr>
+        <w:tabs>
+          <w:tab w:val="num" w:pos="1440"/>
+        </w:tabs>
+        <w:ind w:left="1440" w:hanging="360"/>
+      </w:pPr>
+    </w:lvl>
+    <w:lvl w:ilvl="4">
+      <w:start w:val="1"/>
+      <w:numFmt w:val="lowerLetter"/>
+      <w:lvlText w:val="(%5)"/>
+      <w:lvlJc w:val="left"/>
+      <w:pPr>
+        <w:tabs>
+          <w:tab w:val="num" w:pos="1800"/>
+        </w:tabs>
+        <w:ind w:left="1800" w:hanging="360"/>
+      </w:pPr>
+    </w:lvl>
+    <w:lvl w:ilvl="5">
+      <w:start w:val="1"/>
+      <w:numFmt w:val="lowerRoman"/>
+      <w:lvlText w:val="(%6)"/>
+      <w:lvlJc w:val="left"/>
+      <w:pPr>
+        <w:tabs>
+          <w:tab w:val="num" w:pos="2160"/>
+        </w:tabs>
+        <w:ind w:left="2160" w:hanging="360"/>
+      </w:pPr>
+    </w:lvl>
+    <w:lvl w:ilvl="6">
+      <w:start w:val="1"/>
+      <w:numFmt w:val="decimal"/>
+      <w:lvlText w:val="%7."/>
+      <w:lvlJc w:val="left"/>
+      <w:pPr>
+        <w:tabs>
+          <w:tab w:val="num" w:pos="2520"/>
+        </w:tabs>
+        <w:ind w:left="2520" w:hanging="360"/>
+      </w:pPr>
+    </w:lvl>
+    <w:lvl w:ilvl="7">
+      <w:start w:val="1"/>
+      <w:numFmt w:val="lowerLetter"/>
+      <w:lvlText w:val="%8."/>
+      <w:lvlJc w:val="left"/>
+      <w:pPr>
+        <w:tabs>
+          <w:tab w:val="num" w:pos="2880"/>
+        </w:tabs>
+        <w:ind w:left="2880" w:hanging="360"/>
+      </w:pPr>
+    </w:lvl>
+    <w:lvl w:ilvl="8">
+      <w:start w:val="1"/>
+      <w:numFmt w:val="lowerRoman"/>
+      <w:lvlText w:val="%9."/>
+      <w:lvlJc w:val="left"/>
+      <w:pPr>
+        <w:tabs>
+          <w:tab w:val="num" w:pos="3240"/>
+        </w:tabs>
+        <w:ind w:left="3240" w:hanging="360"/>
+      </w:pPr>
+    </w:lvl>
+  </w:abstractNum>
+  <w:abstractNum w:abstractNumId="13" w15:restartNumberingAfterBreak="0">
+    <w:nsid w:val="2C1F4AF4"/>
+    <w:multiLevelType w:val="multilevel"/>
+    <w:tmpl w:val="0409001D"/>
+    <w:lvl w:ilvl="0">
+      <w:start w:val="1"/>
+      <w:numFmt w:val="decimal"/>
+      <w:lvlText w:val="%1)"/>
+      <w:lvlJc w:val="left"/>
+      <w:pPr>
+        <w:tabs>
+          <w:tab w:val="num" w:pos="360"/>
+        </w:tabs>
+        <w:ind w:left="360" w:hanging="360"/>
+      </w:pPr>
+      <w:rPr>
+        <w:rFonts w:hint="default"/>
+      </w:rPr>
+    </w:lvl>
+    <w:lvl w:ilvl="1">
+      <w:start w:val="1"/>
+      <w:numFmt w:val="lowerLetter"/>
+      <w:lvlText w:val="%2)"/>
+      <w:lvlJc w:val="left"/>
+      <w:pPr>
+        <w:tabs>
+          <w:tab w:val="num" w:pos="720"/>
+        </w:tabs>
+        <w:ind w:left="720" w:hanging="360"/>
+      </w:pPr>
+      <w:rPr>
+        <w:rFonts w:hint="default"/>
+      </w:rPr>
+    </w:lvl>
+    <w:lvl w:ilvl="2">
+      <w:start w:val="1"/>
+      <w:numFmt w:val="lowerRoman"/>
+      <w:lvlText w:val="%3)"/>
+      <w:lvlJc w:val="left"/>
+      <w:pPr>
+        <w:tabs>
+          <w:tab w:val="num" w:pos="1080"/>
+        </w:tabs>
+        <w:ind w:left="1080" w:hanging="360"/>
+      </w:pPr>
+      <w:rPr>
+        <w:rFonts w:hint="default"/>
+      </w:rPr>
+    </w:lvl>
+    <w:lvl w:ilvl="3">
+      <w:start w:val="1"/>
+      <w:numFmt w:val="decimal"/>
+      <w:lvlText w:val="(%4)"/>
+      <w:lvlJc w:val="left"/>
+      <w:pPr>
+        <w:tabs>
+          <w:tab w:val="num" w:pos="1440"/>
+        </w:tabs>
+        <w:ind w:left="1440" w:hanging="360"/>
+      </w:pPr>
+      <w:rPr>
+        <w:rFonts w:hint="default"/>
+      </w:rPr>
+    </w:lvl>
+    <w:lvl w:ilvl="4">
+      <w:start w:val="1"/>
+      <w:numFmt w:val="lowerLetter"/>
+      <w:lvlText w:val="(%5)"/>
+      <w:lvlJc w:val="left"/>
+      <w:pPr>
+        <w:tabs>
+          <w:tab w:val="num" w:pos="1800"/>
+        </w:tabs>
+        <w:ind w:left="1800" w:hanging="360"/>
+      </w:pPr>
+      <w:rPr>
+        <w:rFonts w:hint="default"/>
+      </w:rPr>
+    </w:lvl>
+    <w:lvl w:ilvl="5">
+      <w:start w:val="1"/>
+      <w:numFmt w:val="lowerRoman"/>
+      <w:lvlText w:val="(%6)"/>
+      <w:lvlJc w:val="left"/>
+      <w:pPr>
+        <w:tabs>
+          <w:tab w:val="num" w:pos="2160"/>
+        </w:tabs>
+        <w:ind w:left="2160" w:hanging="360"/>
+      </w:pPr>
+      <w:rPr>
+        <w:rFonts w:hint="default"/>
+      </w:rPr>
+    </w:lvl>
+    <w:lvl w:ilvl="6">
+      <w:start w:val="1"/>
+      <w:numFmt w:val="decimal"/>
+      <w:lvlText w:val="%7."/>
+      <w:lvlJc w:val="left"/>
+      <w:pPr>
+        <w:tabs>
+          <w:tab w:val="num" w:pos="2520"/>
+        </w:tabs>
+        <w:ind w:left="2520" w:hanging="360"/>
+      </w:pPr>
+      <w:rPr>
+        <w:rFonts w:hint="default"/>
+      </w:rPr>
+    </w:lvl>
+    <w:lvl w:ilvl="7">
+      <w:start w:val="1"/>
+      <w:numFmt w:val="lowerLetter"/>
+      <w:lvlText w:val="%8."/>
+      <w:lvlJc w:val="left"/>
+      <w:pPr>
+        <w:tabs>
+          <w:tab w:val="num" w:pos="2880"/>
+        </w:tabs>
+        <w:ind w:left="2880" w:hanging="360"/>
+      </w:pPr>
+      <w:rPr>
+        <w:rFonts w:hint="default"/>
+      </w:rPr>
+    </w:lvl>
+    <w:lvl w:ilvl="8">
+      <w:start w:val="1"/>
+      <w:numFmt w:val="lowerRoman"/>
+      <w:lvlText w:val="%9."/>
+      <w:lvlJc w:val="left"/>
+      <w:pPr>
+        <w:tabs>
+          <w:tab w:val="num" w:pos="3240"/>
+        </w:tabs>
+        <w:ind w:left="3240" w:hanging="360"/>
+      </w:pPr>
+      <w:rPr>
+        <w:rFonts w:hint="default"/>
+      </w:rPr>
+    </w:lvl>
+  </w:abstractNum>
+  <w:abstractNum w:abstractNumId="14" w15:restartNumberingAfterBreak="0">
+    <w:nsid w:val="2FD37CF1"/>
+    <w:multiLevelType w:val="multilevel"/>
+    <w:tmpl w:val="0409001D"/>
+    <w:lvl w:ilvl="0">
+      <w:start w:val="1"/>
+      <w:numFmt w:val="decimal"/>
+      <w:lvlText w:val="%1)"/>
+      <w:lvlJc w:val="left"/>
+      <w:pPr>
+        <w:tabs>
+          <w:tab w:val="num" w:pos="360"/>
+        </w:tabs>
+        <w:ind w:left="360" w:hanging="360"/>
+      </w:pPr>
+    </w:lvl>
+    <w:lvl w:ilvl="1">
+      <w:start w:val="1"/>
+      <w:numFmt w:val="lowerLetter"/>
+      <w:lvlText w:val="%2)"/>
+      <w:lvlJc w:val="left"/>
+      <w:pPr>
+        <w:tabs>
+          <w:tab w:val="num" w:pos="720"/>
+        </w:tabs>
+        <w:ind w:left="720" w:hanging="360"/>
+      </w:pPr>
+    </w:lvl>
+    <w:lvl w:ilvl="2">
+      <w:start w:val="1"/>
+      <w:numFmt w:val="lowerRoman"/>
+      <w:lvlText w:val="%3)"/>
+      <w:lvlJc w:val="left"/>
+      <w:pPr>
+        <w:tabs>
+          <w:tab w:val="num" w:pos="1080"/>
+        </w:tabs>
+        <w:ind w:left="1080" w:hanging="360"/>
+      </w:pPr>
+    </w:lvl>
+    <w:lvl w:ilvl="3">
+      <w:start w:val="1"/>
+      <w:numFmt w:val="decimal"/>
+      <w:lvlText w:val="(%4)"/>
+      <w:lvlJc w:val="left"/>
+      <w:pPr>
+        <w:tabs>
+          <w:tab w:val="num" w:pos="1440"/>
+        </w:tabs>
+        <w:ind w:left="1440" w:hanging="360"/>
+      </w:pPr>
+    </w:lvl>
+    <w:lvl w:ilvl="4">
+      <w:start w:val="1"/>
+      <w:numFmt w:val="lowerLetter"/>
+      <w:lvlText w:val="(%5)"/>
+      <w:lvlJc w:val="left"/>
+      <w:pPr>
+        <w:tabs>
+          <w:tab w:val="num" w:pos="1800"/>
+        </w:tabs>
+        <w:ind w:left="1800" w:hanging="360"/>
+      </w:pPr>
+    </w:lvl>
+    <w:lvl w:ilvl="5">
+      <w:start w:val="1"/>
+      <w:numFmt w:val="lowerRoman"/>
+      <w:lvlText w:val="(%6)"/>
+      <w:lvlJc w:val="left"/>
+      <w:pPr>
+        <w:tabs>
+          <w:tab w:val="num" w:pos="2160"/>
+        </w:tabs>
+        <w:ind w:left="2160" w:hanging="360"/>
+      </w:pPr>
+    </w:lvl>
+    <w:lvl w:ilvl="6">
+      <w:start w:val="1"/>
+      <w:numFmt w:val="decimal"/>
+      <w:lvlText w:val="%7."/>
+      <w:lvlJc w:val="left"/>
+      <w:pPr>
+        <w:tabs>
+          <w:tab w:val="num" w:pos="2520"/>
+        </w:tabs>
+        <w:ind w:left="2520" w:hanging="360"/>
+      </w:pPr>
+    </w:lvl>
+    <w:lvl w:ilvl="7">
+      <w:start w:val="1"/>
+      <w:numFmt w:val="lowerLetter"/>
+      <w:lvlText w:val="%8."/>
+      <w:lvlJc w:val="left"/>
+      <w:pPr>
+        <w:tabs>
+          <w:tab w:val="num" w:pos="2880"/>
+        </w:tabs>
+        <w:ind w:left="2880" w:hanging="360"/>
+      </w:pPr>
+    </w:lvl>
+    <w:lvl w:ilvl="8">
+      <w:start w:val="1"/>
+      <w:numFmt w:val="lowerRoman"/>
+      <w:lvlText w:val="%9."/>
+      <w:lvlJc w:val="left"/>
+      <w:pPr>
+        <w:tabs>
+          <w:tab w:val="num" w:pos="3240"/>
+        </w:tabs>
+        <w:ind w:left="3240" w:hanging="360"/>
+      </w:pPr>
+    </w:lvl>
+  </w:abstractNum>
+  <w:abstractNum w:abstractNumId="15" w15:restartNumberingAfterBreak="0">
+    <w:nsid w:val="37114E39"/>
+    <w:multiLevelType w:val="multilevel"/>
+    <w:tmpl w:val="0409001D"/>
+    <w:lvl w:ilvl="0">
+      <w:start w:val="1"/>
+      <w:numFmt w:val="decimal"/>
+      <w:lvlText w:val="%1)"/>
+      <w:lvlJc w:val="left"/>
+      <w:pPr>
+        <w:tabs>
+          <w:tab w:val="num" w:pos="360"/>
+        </w:tabs>
+        <w:ind w:left="360" w:hanging="360"/>
+      </w:pPr>
+    </w:lvl>
+    <w:lvl w:ilvl="1">
+      <w:start w:val="1"/>
+      <w:numFmt w:val="lowerLetter"/>
+      <w:lvlText w:val="%2)"/>
+      <w:lvlJc w:val="left"/>
+      <w:pPr>
+        <w:tabs>
+          <w:tab w:val="num" w:pos="720"/>
+        </w:tabs>
+        <w:ind w:left="720" w:hanging="360"/>
+      </w:pPr>
+    </w:lvl>
+    <w:lvl w:ilvl="2">
+      <w:start w:val="1"/>
+      <w:numFmt w:val="lowerRoman"/>
+      <w:lvlText w:val="%3)"/>
+      <w:lvlJc w:val="left"/>
+      <w:pPr>
+        <w:tabs>
+          <w:tab w:val="num" w:pos="1080"/>
+        </w:tabs>
+        <w:ind w:left="1080" w:hanging="360"/>
+      </w:pPr>
+    </w:lvl>
+    <w:lvl w:ilvl="3">
+      <w:start w:val="1"/>
+      <w:numFmt w:val="decimal"/>
+      <w:lvlText w:val="(%4)"/>
+      <w:lvlJc w:val="left"/>
+      <w:pPr>
+        <w:tabs>
+          <w:tab w:val="num" w:pos="1440"/>
+        </w:tabs>
+        <w:ind w:left="1440" w:hanging="360"/>
+      </w:pPr>
+    </w:lvl>
+    <w:lvl w:ilvl="4">
+      <w:start w:val="1"/>
+      <w:numFmt w:val="lowerLetter"/>
+      <w:lvlText w:val="(%5)"/>
+      <w:lvlJc w:val="left"/>
+      <w:pPr>
+        <w:tabs>
+          <w:tab w:val="num" w:pos="1800"/>
+        </w:tabs>
+        <w:ind w:left="1800" w:hanging="360"/>
+      </w:pPr>
+    </w:lvl>
+    <w:lvl w:ilvl="5">
+      <w:start w:val="1"/>
+      <w:numFmt w:val="lowerRoman"/>
+      <w:lvlText w:val="(%6)"/>
+      <w:lvlJc w:val="left"/>
+      <w:pPr>
+        <w:tabs>
+          <w:tab w:val="num" w:pos="2160"/>
+        </w:tabs>
+        <w:ind w:left="2160" w:hanging="360"/>
+      </w:pPr>
+    </w:lvl>
+    <w:lvl w:ilvl="6">
+      <w:start w:val="1"/>
+      <w:numFmt w:val="decimal"/>
+      <w:lvlText w:val="%7."/>
+      <w:lvlJc w:val="left"/>
+      <w:pPr>
+        <w:tabs>
+          <w:tab w:val="num" w:pos="2520"/>
+        </w:tabs>
+        <w:ind w:left="2520" w:hanging="360"/>
+      </w:pPr>
+    </w:lvl>
+    <w:lvl w:ilvl="7">
+      <w:start w:val="1"/>
+      <w:numFmt w:val="lowerLetter"/>
+      <w:lvlText w:val="%8."/>
+      <w:lvlJc w:val="left"/>
+      <w:pPr>
+        <w:tabs>
+          <w:tab w:val="num" w:pos="2880"/>
+        </w:tabs>
+        <w:ind w:left="2880" w:hanging="360"/>
+      </w:pPr>
+    </w:lvl>
+    <w:lvl w:ilvl="8">
+      <w:start w:val="1"/>
+      <w:numFmt w:val="lowerRoman"/>
+      <w:lvlText w:val="%9."/>
+      <w:lvlJc w:val="left"/>
+      <w:pPr>
+        <w:tabs>
+          <w:tab w:val="num" w:pos="3240"/>
+        </w:tabs>
+        <w:ind w:left="3240" w:hanging="360"/>
+      </w:pPr>
+    </w:lvl>
+  </w:abstractNum>
+  <w:abstractNum w:abstractNumId="16" w15:restartNumberingAfterBreak="0">
+    <w:nsid w:val="3FCA7B81"/>
+    <w:multiLevelType w:val="multilevel"/>
+    <w:tmpl w:val="0409001D"/>
+    <w:lvl w:ilvl="0">
+      <w:start w:val="1"/>
+      <w:numFmt w:val="decimal"/>
+      <w:lvlText w:val="%1)"/>
+      <w:lvlJc w:val="left"/>
+      <w:pPr>
+        <w:tabs>
+          <w:tab w:val="num" w:pos="360"/>
+        </w:tabs>
+        <w:ind w:left="360" w:hanging="360"/>
+      </w:pPr>
+    </w:lvl>
+    <w:lvl w:ilvl="1">
+      <w:start w:val="1"/>
+      <w:numFmt w:val="lowerLetter"/>
+      <w:lvlText w:val="%2)"/>
+      <w:lvlJc w:val="left"/>
+      <w:pPr>
+        <w:tabs>
+          <w:tab w:val="num" w:pos="720"/>
+        </w:tabs>
+        <w:ind w:left="720" w:hanging="360"/>
+      </w:pPr>
+    </w:lvl>
+    <w:lvl w:ilvl="2">
+      <w:start w:val="1"/>
+      <w:numFmt w:val="lowerRoman"/>
+      <w:lvlText w:val="%3)"/>
+      <w:lvlJc w:val="left"/>
+      <w:pPr>
+        <w:tabs>
+          <w:tab w:val="num" w:pos="1080"/>
+        </w:tabs>
+        <w:ind w:left="1080" w:hanging="360"/>
+      </w:pPr>
+    </w:lvl>
+    <w:lvl w:ilvl="3">
+      <w:start w:val="1"/>
+      <w:numFmt w:val="decimal"/>
+      <w:lvlText w:val="(%4)"/>
+      <w:lvlJc w:val="left"/>
+      <w:pPr>
+        <w:tabs>
+          <w:tab w:val="num" w:pos="1440"/>
+        </w:tabs>
+        <w:ind w:left="1440" w:hanging="360"/>
+      </w:pPr>
+    </w:lvl>
+    <w:lvl w:ilvl="4">
+      <w:start w:val="1"/>
+      <w:numFmt w:val="lowerLetter"/>
+      <w:lvlText w:val="(%5)"/>
+      <w:lvlJc w:val="left"/>
+      <w:pPr>
+        <w:tabs>
+          <w:tab w:val="num" w:pos="1800"/>
+        </w:tabs>
+        <w:ind w:left="1800" w:hanging="360"/>
+      </w:pPr>
+    </w:lvl>
+    <w:lvl w:ilvl="5">
+      <w:start w:val="1"/>
+      <w:numFmt w:val="lowerRoman"/>
+      <w:lvlText w:val="(%6)"/>
+      <w:lvlJc w:val="left"/>
+      <w:pPr>
+        <w:tabs>
+          <w:tab w:val="num" w:pos="2160"/>
+        </w:tabs>
+        <w:ind w:left="2160" w:hanging="360"/>
+      </w:pPr>
+    </w:lvl>
+    <w:lvl w:ilvl="6">
+      <w:start w:val="1"/>
+      <w:numFmt w:val="decimal"/>
+      <w:lvlText w:val="%7."/>
+      <w:lvlJc w:val="left"/>
+      <w:pPr>
+        <w:tabs>
+          <w:tab w:val="num" w:pos="2520"/>
+        </w:tabs>
+        <w:ind w:left="2520" w:hanging="360"/>
+      </w:pPr>
+    </w:lvl>
+    <w:lvl w:ilvl="7">
+      <w:start w:val="1"/>
+      <w:numFmt w:val="lowerLetter"/>
+      <w:lvlText w:val="%8."/>
+      <w:lvlJc w:val="left"/>
+      <w:pPr>
+        <w:tabs>
+          <w:tab w:val="num" w:pos="2880"/>
+        </w:tabs>
+        <w:ind w:left="2880" w:hanging="360"/>
+      </w:pPr>
+    </w:lvl>
+    <w:lvl w:ilvl="8">
+      <w:start w:val="1"/>
+      <w:numFmt w:val="lowerRoman"/>
+      <w:lvlText w:val="%9."/>
+      <w:lvlJc w:val="left"/>
+      <w:pPr>
+        <w:tabs>
+          <w:tab w:val="num" w:pos="3240"/>
+        </w:tabs>
+        <w:ind w:left="3240" w:hanging="360"/>
+      </w:pPr>
+    </w:lvl>
+  </w:abstractNum>
+  <w:abstractNum w:abstractNumId="17" w15:restartNumberingAfterBreak="0">
+    <w:nsid w:val="41034849"/>
+    <w:multiLevelType w:val="multilevel"/>
+    <w:tmpl w:val="0409001D"/>
+    <w:lvl w:ilvl="0">
+      <w:start w:val="1"/>
+      <w:numFmt w:val="decimal"/>
+      <w:lvlText w:val="%1)"/>
+      <w:lvlJc w:val="left"/>
+      <w:pPr>
+        <w:tabs>
+          <w:tab w:val="num" w:pos="360"/>
+        </w:tabs>
+        <w:ind w:left="360" w:hanging="360"/>
+      </w:pPr>
+    </w:lvl>
+    <w:lvl w:ilvl="1">
+      <w:start w:val="1"/>
+      <w:numFmt w:val="lowerLetter"/>
+      <w:lvlText w:val="%2)"/>
+      <w:lvlJc w:val="left"/>
+      <w:pPr>
+        <w:tabs>
+          <w:tab w:val="num" w:pos="720"/>
+        </w:tabs>
+        <w:ind w:left="720" w:hanging="360"/>
+      </w:pPr>
+    </w:lvl>
+    <w:lvl w:ilvl="2">
+      <w:start w:val="1"/>
+      <w:numFmt w:val="lowerRoman"/>
+      <w:lvlText w:val="%3)"/>
+      <w:lvlJc w:val="left"/>
+      <w:pPr>
+        <w:tabs>
+          <w:tab w:val="num" w:pos="1080"/>
+        </w:tabs>
+        <w:ind w:left="1080" w:hanging="360"/>
+      </w:pPr>
+    </w:lvl>
+    <w:lvl w:ilvl="3">
+      <w:start w:val="1"/>
+      <w:numFmt w:val="decimal"/>
+      <w:lvlText w:val="(%4)"/>
+      <w:lvlJc w:val="left"/>
+      <w:pPr>
+        <w:tabs>
+          <w:tab w:val="num" w:pos="1440"/>
+        </w:tabs>
+        <w:ind w:left="1440" w:hanging="360"/>
+      </w:pPr>
+    </w:lvl>
+    <w:lvl w:ilvl="4">
+      <w:start w:val="1"/>
+      <w:numFmt w:val="lowerLetter"/>
+      <w:lvlText w:val="(%5)"/>
+      <w:lvlJc w:val="left"/>
+      <w:pPr>
+        <w:tabs>
+          <w:tab w:val="num" w:pos="1800"/>
+        </w:tabs>
+        <w:ind w:left="1800" w:hanging="360"/>
+      </w:pPr>
+    </w:lvl>
+    <w:lvl w:ilvl="5">
+      <w:start w:val="1"/>
+      <w:numFmt w:val="lowerRoman"/>
+      <w:lvlText w:val="(%6)"/>
+      <w:lvlJc w:val="left"/>
+      <w:pPr>
+        <w:tabs>
+          <w:tab w:val="num" w:pos="2160"/>
+        </w:tabs>
+        <w:ind w:left="2160" w:hanging="360"/>
+      </w:pPr>
+    </w:lvl>
+    <w:lvl w:ilvl="6">
+      <w:start w:val="1"/>
+      <w:numFmt w:val="decimal"/>
+      <w:lvlText w:val="%7."/>
+      <w:lvlJc w:val="left"/>
+      <w:pPr>
+        <w:tabs>
+          <w:tab w:val="num" w:pos="2520"/>
+        </w:tabs>
+        <w:ind w:left="2520" w:hanging="360"/>
+      </w:pPr>
+    </w:lvl>
+    <w:lvl w:ilvl="7">
+      <w:start w:val="1"/>
+      <w:numFmt w:val="lowerLetter"/>
+      <w:lvlText w:val="%8."/>
+      <w:lvlJc w:val="left"/>
+      <w:pPr>
+        <w:tabs>
+          <w:tab w:val="num" w:pos="2880"/>
+        </w:tabs>
+        <w:ind w:left="2880" w:hanging="360"/>
+      </w:pPr>
+    </w:lvl>
+    <w:lvl w:ilvl="8">
+      <w:start w:val="1"/>
+      <w:numFmt w:val="lowerRoman"/>
+      <w:lvlText w:val="%9."/>
+      <w:lvlJc w:val="left"/>
+      <w:pPr>
+        <w:tabs>
+          <w:tab w:val="num" w:pos="3240"/>
+        </w:tabs>
+        <w:ind w:left="3240" w:hanging="360"/>
+      </w:pPr>
+    </w:lvl>
+  </w:abstractNum>
+  <w:abstractNum w:abstractNumId="18" w15:restartNumberingAfterBreak="0">
+    <w:nsid w:val="45B45C2E"/>
+    <w:multiLevelType w:val="multilevel"/>
+    <w:tmpl w:val="0409001D"/>
+    <w:lvl w:ilvl="0">
+      <w:start w:val="1"/>
+      <w:numFmt w:val="decimal"/>
+      <w:lvlText w:val="%1)"/>
+      <w:lvlJc w:val="left"/>
+      <w:pPr>
+        <w:tabs>
+          <w:tab w:val="num" w:pos="360"/>
+        </w:tabs>
+        <w:ind w:left="360" w:hanging="360"/>
+      </w:pPr>
+    </w:lvl>
+    <w:lvl w:ilvl="1">
+      <w:start w:val="1"/>
+      <w:numFmt w:val="lowerLetter"/>
+      <w:lvlText w:val="%2)"/>
+      <w:lvlJc w:val="left"/>
+      <w:pPr>
+        <w:tabs>
+          <w:tab w:val="num" w:pos="720"/>
+        </w:tabs>
+        <w:ind w:left="720" w:hanging="360"/>
+      </w:pPr>
+    </w:lvl>
+    <w:lvl w:ilvl="2">
+      <w:start w:val="1"/>
+      <w:numFmt w:val="lowerRoman"/>
+      <w:lvlText w:val="%3)"/>
+      <w:lvlJc w:val="left"/>
+      <w:pPr>
+        <w:tabs>
+          <w:tab w:val="num" w:pos="1080"/>
+        </w:tabs>
+        <w:ind w:left="1080" w:hanging="360"/>
+      </w:pPr>
+    </w:lvl>
+    <w:lvl w:ilvl="3">
+      <w:start w:val="1"/>
+      <w:numFmt w:val="decimal"/>
+      <w:lvlText w:val="(%4)"/>
+      <w:lvlJc w:val="left"/>
+      <w:pPr>
+        <w:tabs>
+          <w:tab w:val="num" w:pos="1440"/>
+        </w:tabs>
+        <w:ind w:left="1440" w:hanging="360"/>
+      </w:pPr>
+    </w:lvl>
+    <w:lvl w:ilvl="4">
+      <w:start w:val="1"/>
+      <w:numFmt w:val="lowerLetter"/>
+      <w:lvlText w:val="(%5)"/>
+      <w:lvlJc w:val="left"/>
+      <w:pPr>
+        <w:tabs>
+          <w:tab w:val="num" w:pos="1800"/>
+        </w:tabs>
+        <w:ind w:left="1800" w:hanging="360"/>
+      </w:pPr>
+    </w:lvl>
+    <w:lvl w:ilvl="5">
+      <w:start w:val="1"/>
+      <w:numFmt w:val="lowerRoman"/>
+      <w:lvlText w:val="(%6)"/>
+      <w:lvlJc w:val="left"/>
+      <w:pPr>
+        <w:tabs>
+          <w:tab w:val="num" w:pos="2160"/>
+        </w:tabs>
+        <w:ind w:left="2160" w:hanging="360"/>
+      </w:pPr>
+    </w:lvl>
+    <w:lvl w:ilvl="6">
+      <w:start w:val="1"/>
+      <w:numFmt w:val="decimal"/>
+      <w:lvlText w:val="%7."/>
+      <w:lvlJc w:val="left"/>
+      <w:pPr>
+        <w:tabs>
+          <w:tab w:val="num" w:pos="2520"/>
+        </w:tabs>
+        <w:ind w:left="2520" w:hanging="360"/>
+      </w:pPr>
+    </w:lvl>
+    <w:lvl w:ilvl="7">
+      <w:start w:val="1"/>
+      <w:numFmt w:val="lowerLetter"/>
+      <w:lvlText w:val="%8."/>
+      <w:lvlJc w:val="left"/>
+      <w:pPr>
+        <w:tabs>
+          <w:tab w:val="num" w:pos="2880"/>
+        </w:tabs>
+        <w:ind w:left="2880" w:hanging="360"/>
+      </w:pPr>
+    </w:lvl>
+    <w:lvl w:ilvl="8">
+      <w:start w:val="1"/>
+      <w:numFmt w:val="lowerRoman"/>
+      <w:lvlText w:val="%9."/>
+      <w:lvlJc w:val="left"/>
+      <w:pPr>
+        <w:tabs>
+          <w:tab w:val="num" w:pos="3240"/>
+        </w:tabs>
+        <w:ind w:left="3240" w:hanging="360"/>
+      </w:pPr>
+    </w:lvl>
+  </w:abstractNum>
+  <w:abstractNum w:abstractNumId="19" w15:restartNumberingAfterBreak="0">
+    <w:nsid w:val="47DF685F"/>
+    <w:multiLevelType w:val="multilevel"/>
+    <w:tmpl w:val="0409001D"/>
+    <w:lvl w:ilvl="0">
+      <w:start w:val="1"/>
+      <w:numFmt w:val="decimal"/>
+      <w:lvlText w:val="%1)"/>
+      <w:lvlJc w:val="left"/>
+      <w:pPr>
+        <w:tabs>
+          <w:tab w:val="num" w:pos="360"/>
+        </w:tabs>
+        <w:ind w:left="360" w:hanging="360"/>
+      </w:pPr>
+    </w:lvl>
+    <w:lvl w:ilvl="1">
+      <w:start w:val="1"/>
+      <w:numFmt w:val="lowerLetter"/>
+      <w:lvlText w:val="%2)"/>
+      <w:lvlJc w:val="left"/>
+      <w:pPr>
+        <w:tabs>
+          <w:tab w:val="num" w:pos="720"/>
+        </w:tabs>
+        <w:ind w:left="720" w:hanging="360"/>
+      </w:pPr>
+      <w:rPr>
+        <w:rFonts w:hint="default"/>
+      </w:rPr>
+    </w:lvl>
+    <w:lvl w:ilvl="2">
+      <w:start w:val="1"/>
+      <w:numFmt w:val="lowerRoman"/>
+      <w:lvlText w:val="%3)"/>
+      <w:lvlJc w:val="left"/>
+      <w:pPr>
+        <w:tabs>
+          <w:tab w:val="num" w:pos="1080"/>
+        </w:tabs>
+        <w:ind w:left="1080" w:hanging="360"/>
+      </w:pPr>
+    </w:lvl>
+    <w:lvl w:ilvl="3">
+      <w:start w:val="1"/>
+      <w:numFmt w:val="decimal"/>
+      <w:lvlText w:val="(%4)"/>
+      <w:lvlJc w:val="left"/>
+      <w:pPr>
+        <w:tabs>
+          <w:tab w:val="num" w:pos="1440"/>
+        </w:tabs>
+        <w:ind w:left="1440" w:hanging="360"/>
+      </w:pPr>
+    </w:lvl>
+    <w:lvl w:ilvl="4">
+      <w:start w:val="1"/>
+      <w:numFmt w:val="lowerLetter"/>
+      <w:lvlText w:val="(%5)"/>
+      <w:lvlJc w:val="left"/>
+      <w:pPr>
+        <w:tabs>
+          <w:tab w:val="num" w:pos="1800"/>
+        </w:tabs>
+        <w:ind w:left="1800" w:hanging="360"/>
+      </w:pPr>
+    </w:lvl>
+    <w:lvl w:ilvl="5">
+      <w:start w:val="1"/>
+      <w:numFmt w:val="lowerRoman"/>
+      <w:lvlText w:val="(%6)"/>
+      <w:lvlJc w:val="left"/>
+      <w:pPr>
+        <w:tabs>
+          <w:tab w:val="num" w:pos="2160"/>
+        </w:tabs>
+        <w:ind w:left="2160" w:hanging="360"/>
+      </w:pPr>
+    </w:lvl>
+    <w:lvl w:ilvl="6">
+      <w:start w:val="1"/>
+      <w:numFmt w:val="decimal"/>
+      <w:lvlText w:val="%7."/>
+      <w:lvlJc w:val="left"/>
+      <w:pPr>
+        <w:tabs>
+          <w:tab w:val="num" w:pos="2520"/>
+        </w:tabs>
+        <w:ind w:left="2520" w:hanging="360"/>
+      </w:pPr>
+    </w:lvl>
+    <w:lvl w:ilvl="7">
+      <w:start w:val="1"/>
+      <w:numFmt w:val="lowerLetter"/>
+      <w:lvlText w:val="%8."/>
+      <w:lvlJc w:val="left"/>
+      <w:pPr>
+        <w:tabs>
+          <w:tab w:val="num" w:pos="2880"/>
+        </w:tabs>
+        <w:ind w:left="2880" w:hanging="360"/>
+      </w:pPr>
+    </w:lvl>
+    <w:lvl w:ilvl="8">
+      <w:start w:val="1"/>
+      <w:numFmt w:val="lowerRoman"/>
+      <w:lvlText w:val="%9."/>
+      <w:lvlJc w:val="left"/>
+      <w:pPr>
+        <w:tabs>
+          <w:tab w:val="num" w:pos="3240"/>
+        </w:tabs>
+        <w:ind w:left="3240" w:hanging="360"/>
+      </w:pPr>
+    </w:lvl>
+  </w:abstractNum>
+  <w:abstractNum w:abstractNumId="20" w15:restartNumberingAfterBreak="0">
+    <w:nsid w:val="480B1EA9"/>
+    <w:multiLevelType w:val="multilevel"/>
+    <w:tmpl w:val="0409001D"/>
+    <w:lvl w:ilvl="0">
+      <w:start w:val="1"/>
+      <w:numFmt w:val="decimal"/>
+      <w:lvlText w:val="%1)"/>
+      <w:lvlJc w:val="left"/>
+      <w:pPr>
+        <w:tabs>
+          <w:tab w:val="num" w:pos="360"/>
+        </w:tabs>
+        <w:ind w:left="360" w:hanging="360"/>
+      </w:pPr>
+    </w:lvl>
+    <w:lvl w:ilvl="1">
+      <w:start w:val="1"/>
+      <w:numFmt w:val="lowerLetter"/>
+      <w:lvlText w:val="%2)"/>
+      <w:lvlJc w:val="left"/>
+      <w:pPr>
+        <w:tabs>
+          <w:tab w:val="num" w:pos="720"/>
+        </w:tabs>
+        <w:ind w:left="720" w:hanging="360"/>
+      </w:pPr>
+    </w:lvl>
+    <w:lvl w:ilvl="2">
+      <w:start w:val="1"/>
+      <w:numFmt w:val="lowerRoman"/>
+      <w:lvlText w:val="%3)"/>
+      <w:lvlJc w:val="left"/>
+      <w:pPr>
+        <w:tabs>
+          <w:tab w:val="num" w:pos="1080"/>
+        </w:tabs>
+        <w:ind w:left="1080" w:hanging="360"/>
+      </w:pPr>
+    </w:lvl>
+    <w:lvl w:ilvl="3">
+      <w:start w:val="1"/>
+      <w:numFmt w:val="decimal"/>
+      <w:lvlText w:val="(%4)"/>
+      <w:lvlJc w:val="left"/>
+      <w:pPr>
+        <w:tabs>
+          <w:tab w:val="num" w:pos="1440"/>
+        </w:tabs>
+        <w:ind w:left="1440" w:hanging="360"/>
+      </w:pPr>
+    </w:lvl>
+    <w:lvl w:ilvl="4">
+      <w:start w:val="1"/>
+      <w:numFmt w:val="lowerLetter"/>
+      <w:lvlText w:val="(%5)"/>
+      <w:lvlJc w:val="left"/>
+      <w:pPr>
+        <w:tabs>
+          <w:tab w:val="num" w:pos="1800"/>
+        </w:tabs>
+        <w:ind w:left="1800" w:hanging="360"/>
+      </w:pPr>
+    </w:lvl>
+    <w:lvl w:ilvl="5">
+      <w:start w:val="1"/>
+      <w:numFmt w:val="lowerRoman"/>
+      <w:lvlText w:val="(%6)"/>
+      <w:lvlJc w:val="left"/>
+      <w:pPr>
+        <w:tabs>
+          <w:tab w:val="num" w:pos="2160"/>
+        </w:tabs>
+        <w:ind w:left="2160" w:hanging="360"/>
+      </w:pPr>
+    </w:lvl>
+    <w:lvl w:ilvl="6">
+      <w:start w:val="1"/>
+      <w:numFmt w:val="decimal"/>
+      <w:lvlText w:val="%7."/>
+      <w:lvlJc w:val="left"/>
+      <w:pPr>
+        <w:tabs>
+          <w:tab w:val="num" w:pos="2520"/>
+        </w:tabs>
+        <w:ind w:left="2520" w:hanging="360"/>
+      </w:pPr>
+    </w:lvl>
+    <w:lvl w:ilvl="7">
+      <w:start w:val="1"/>
+      <w:numFmt w:val="lowerLetter"/>
+      <w:lvlText w:val="%8."/>
+      <w:lvlJc w:val="left"/>
+      <w:pPr>
+        <w:tabs>
+          <w:tab w:val="num" w:pos="2880"/>
+        </w:tabs>
+        <w:ind w:left="2880" w:hanging="360"/>
+      </w:pPr>
+    </w:lvl>
+    <w:lvl w:ilvl="8">
+      <w:start w:val="1"/>
+      <w:numFmt w:val="lowerRoman"/>
+      <w:lvlText w:val="%9."/>
+      <w:lvlJc w:val="left"/>
+      <w:pPr>
+        <w:tabs>
+          <w:tab w:val="num" w:pos="3240"/>
+        </w:tabs>
+        <w:ind w:left="3240" w:hanging="360"/>
+      </w:pPr>
+    </w:lvl>
+  </w:abstractNum>
+  <w:abstractNum w:abstractNumId="21" w15:restartNumberingAfterBreak="0">
+    <w:nsid w:val="496D27FA"/>
+    <w:multiLevelType w:val="multilevel"/>
+    <w:tmpl w:val="0409001D"/>
+    <w:lvl w:ilvl="0">
+      <w:start w:val="1"/>
+      <w:numFmt w:val="decimal"/>
+      <w:lvlText w:val="%1)"/>
+      <w:lvlJc w:val="left"/>
+      <w:pPr>
+        <w:tabs>
+          <w:tab w:val="num" w:pos="360"/>
+        </w:tabs>
+        <w:ind w:left="360" w:hanging="360"/>
+      </w:pPr>
+    </w:lvl>
+    <w:lvl w:ilvl="1">
+      <w:start w:val="1"/>
+      <w:numFmt w:val="lowerLetter"/>
+      <w:lvlText w:val="%2)"/>
+      <w:lvlJc w:val="left"/>
+      <w:pPr>
+        <w:tabs>
+          <w:tab w:val="num" w:pos="720"/>
+        </w:tabs>
+        <w:ind w:left="720" w:hanging="360"/>
+      </w:pPr>
+    </w:lvl>
+    <w:lvl w:ilvl="2">
+      <w:start w:val="1"/>
+      <w:numFmt w:val="lowerRoman"/>
+      <w:lvlText w:val="%3)"/>
+      <w:lvlJc w:val="left"/>
+      <w:pPr>
+        <w:tabs>
+          <w:tab w:val="num" w:pos="1080"/>
+        </w:tabs>
+        <w:ind w:left="1080" w:hanging="360"/>
+      </w:pPr>
+    </w:lvl>
+    <w:lvl w:ilvl="3">
+      <w:start w:val="1"/>
+      <w:numFmt w:val="decimal"/>
+      <w:lvlText w:val="(%4)"/>
+      <w:lvlJc w:val="left"/>
+      <w:pPr>
+        <w:tabs>
+          <w:tab w:val="num" w:pos="1440"/>
+        </w:tabs>
+        <w:ind w:left="1440" w:hanging="360"/>
+      </w:pPr>
+    </w:lvl>
+    <w:lvl w:ilvl="4">
+      <w:start w:val="1"/>
+      <w:numFmt w:val="lowerLetter"/>
+      <w:lvlText w:val="(%5)"/>
+      <w:lvlJc w:val="left"/>
+      <w:pPr>
+        <w:tabs>
+          <w:tab w:val="num" w:pos="1800"/>
+        </w:tabs>
+        <w:ind w:left="1800" w:hanging="360"/>
+      </w:pPr>
+    </w:lvl>
+    <w:lvl w:ilvl="5">
+      <w:start w:val="1"/>
+      <w:numFmt w:val="lowerRoman"/>
+      <w:lvlText w:val="(%6)"/>
+      <w:lvlJc w:val="left"/>
+      <w:pPr>
+        <w:tabs>
+          <w:tab w:val="num" w:pos="2160"/>
+        </w:tabs>
+        <w:ind w:left="2160" w:hanging="360"/>
+      </w:pPr>
+    </w:lvl>
+    <w:lvl w:ilvl="6">
+      <w:start w:val="1"/>
+      <w:numFmt w:val="decimal"/>
+      <w:lvlText w:val="%7."/>
+      <w:lvlJc w:val="left"/>
+      <w:pPr>
+        <w:tabs>
+          <w:tab w:val="num" w:pos="2520"/>
+        </w:tabs>
+        <w:ind w:left="2520" w:hanging="360"/>
+      </w:pPr>
+    </w:lvl>
+    <w:lvl w:ilvl="7">
+      <w:start w:val="1"/>
+      <w:numFmt w:val="lowerLetter"/>
+      <w:lvlText w:val="%8."/>
+      <w:lvlJc w:val="left"/>
+      <w:pPr>
+        <w:tabs>
+          <w:tab w:val="num" w:pos="2880"/>
+        </w:tabs>
+        <w:ind w:left="2880" w:hanging="360"/>
+      </w:pPr>
+    </w:lvl>
+    <w:lvl w:ilvl="8">
+      <w:start w:val="1"/>
+      <w:numFmt w:val="lowerRoman"/>
+      <w:lvlText w:val="%9."/>
+      <w:lvlJc w:val="left"/>
+      <w:pPr>
+        <w:tabs>
+          <w:tab w:val="num" w:pos="3240"/>
+        </w:tabs>
+        <w:ind w:left="3240" w:hanging="360"/>
+      </w:pPr>
+    </w:lvl>
+  </w:abstractNum>
+  <w:abstractNum w:abstractNumId="22" w15:restartNumberingAfterBreak="0">
     <w:nsid w:val="496F6BD2"/>
     <w:multiLevelType w:val="multilevel"/>
     <w:tmpl w:val="FFE47BFC"/>
@@ -2437,7 +4887,120 @@
       </w:pPr>
     </w:lvl>
   </w:abstractNum>
-  <w:abstractNum w:abstractNumId="2" w15:restartNumberingAfterBreak="0">
+  <w:abstractNum w:abstractNumId="23" w15:restartNumberingAfterBreak="0">
+    <w:nsid w:val="4A850BBB"/>
+    <w:multiLevelType w:val="multilevel"/>
+    <w:tmpl w:val="0409001D"/>
+    <w:lvl w:ilvl="0">
+      <w:start w:val="1"/>
+      <w:numFmt w:val="decimal"/>
+      <w:lvlText w:val="%1)"/>
+      <w:lvlJc w:val="left"/>
+      <w:pPr>
+        <w:tabs>
+          <w:tab w:val="num" w:pos="360"/>
+        </w:tabs>
+        <w:ind w:left="360" w:hanging="360"/>
+      </w:pPr>
+    </w:lvl>
+    <w:lvl w:ilvl="1">
+      <w:start w:val="1"/>
+      <w:numFmt w:val="lowerLetter"/>
+      <w:lvlText w:val="%2)"/>
+      <w:lvlJc w:val="left"/>
+      <w:pPr>
+        <w:tabs>
+          <w:tab w:val="num" w:pos="720"/>
+        </w:tabs>
+        <w:ind w:left="720" w:hanging="360"/>
+      </w:pPr>
+    </w:lvl>
+    <w:lvl w:ilvl="2">
+      <w:start w:val="1"/>
+      <w:numFmt w:val="lowerRoman"/>
+      <w:lvlText w:val="%3)"/>
+      <w:lvlJc w:val="left"/>
+      <w:pPr>
+        <w:tabs>
+          <w:tab w:val="num" w:pos="1080"/>
+        </w:tabs>
+        <w:ind w:left="1080" w:hanging="360"/>
+      </w:pPr>
+    </w:lvl>
+    <w:lvl w:ilvl="3">
+      <w:start w:val="1"/>
+      <w:numFmt w:val="decimal"/>
+      <w:lvlText w:val="(%4)"/>
+      <w:lvlJc w:val="left"/>
+      <w:pPr>
+        <w:tabs>
+          <w:tab w:val="num" w:pos="1440"/>
+        </w:tabs>
+        <w:ind w:left="1440" w:hanging="360"/>
+      </w:pPr>
+    </w:lvl>
+    <w:lvl w:ilvl="4">
+      <w:start w:val="1"/>
+      <w:numFmt w:val="lowerLetter"/>
+      <w:lvlText w:val="(%5)"/>
+      <w:lvlJc w:val="left"/>
+      <w:pPr>
+        <w:tabs>
+          <w:tab w:val="num" w:pos="1800"/>
+        </w:tabs>
+        <w:ind w:left="1800" w:hanging="360"/>
+      </w:pPr>
+    </w:lvl>
+    <w:lvl w:ilvl="5">
+      <w:start w:val="1"/>
+      <w:numFmt w:val="lowerRoman"/>
+      <w:lvlText w:val="(%6)"/>
+      <w:lvlJc w:val="left"/>
+      <w:pPr>
+        <w:tabs>
+          <w:tab w:val="num" w:pos="2160"/>
+        </w:tabs>
+        <w:ind w:left="2160" w:hanging="360"/>
+      </w:pPr>
+    </w:lvl>
+    <w:lvl w:ilvl="6">
+      <w:start w:val="1"/>
+      <w:numFmt w:val="decimal"/>
+      <w:lvlText w:val="%7."/>
+      <w:lvlJc w:val="left"/>
+      <w:pPr>
+        <w:tabs>
+          <w:tab w:val="num" w:pos="2520"/>
+        </w:tabs>
+        <w:ind w:left="2520" w:hanging="360"/>
+      </w:pPr>
+    </w:lvl>
+    <w:lvl w:ilvl="7">
+      <w:start w:val="1"/>
+      <w:numFmt w:val="lowerLetter"/>
+      <w:lvlText w:val="%8."/>
+      <w:lvlJc w:val="left"/>
+      <w:pPr>
+        <w:tabs>
+          <w:tab w:val="num" w:pos="2880"/>
+        </w:tabs>
+        <w:ind w:left="2880" w:hanging="360"/>
+      </w:pPr>
+    </w:lvl>
+    <w:lvl w:ilvl="8">
+      <w:start w:val="1"/>
+      <w:numFmt w:val="lowerRoman"/>
+      <w:lvlText w:val="%9."/>
+      <w:lvlJc w:val="left"/>
+      <w:pPr>
+        <w:tabs>
+          <w:tab w:val="num" w:pos="3240"/>
+        </w:tabs>
+        <w:ind w:left="3240" w:hanging="360"/>
+      </w:pPr>
+    </w:lvl>
+  </w:abstractNum>
+  <w:abstractNum w:abstractNumId="24" w15:restartNumberingAfterBreak="0">
     <w:nsid w:val="4C371070"/>
     <w:multiLevelType w:val="multilevel"/>
     <w:tmpl w:val="E910B2A0"/>
@@ -2578,7 +5141,233 @@
       </w:rPr>
     </w:lvl>
   </w:abstractNum>
-  <w:abstractNum w:abstractNumId="3" w15:restartNumberingAfterBreak="0">
+  <w:abstractNum w:abstractNumId="25" w15:restartNumberingAfterBreak="0">
+    <w:nsid w:val="4C411C4A"/>
+    <w:multiLevelType w:val="multilevel"/>
+    <w:tmpl w:val="0409001D"/>
+    <w:lvl w:ilvl="0">
+      <w:start w:val="1"/>
+      <w:numFmt w:val="decimal"/>
+      <w:lvlText w:val="%1)"/>
+      <w:lvlJc w:val="left"/>
+      <w:pPr>
+        <w:tabs>
+          <w:tab w:val="num" w:pos="360"/>
+        </w:tabs>
+        <w:ind w:left="360" w:hanging="360"/>
+      </w:pPr>
+    </w:lvl>
+    <w:lvl w:ilvl="1">
+      <w:start w:val="1"/>
+      <w:numFmt w:val="lowerLetter"/>
+      <w:lvlText w:val="%2)"/>
+      <w:lvlJc w:val="left"/>
+      <w:pPr>
+        <w:tabs>
+          <w:tab w:val="num" w:pos="720"/>
+        </w:tabs>
+        <w:ind w:left="720" w:hanging="360"/>
+      </w:pPr>
+    </w:lvl>
+    <w:lvl w:ilvl="2">
+      <w:start w:val="1"/>
+      <w:numFmt w:val="lowerRoman"/>
+      <w:lvlText w:val="%3)"/>
+      <w:lvlJc w:val="left"/>
+      <w:pPr>
+        <w:tabs>
+          <w:tab w:val="num" w:pos="1080"/>
+        </w:tabs>
+        <w:ind w:left="1080" w:hanging="360"/>
+      </w:pPr>
+    </w:lvl>
+    <w:lvl w:ilvl="3">
+      <w:start w:val="1"/>
+      <w:numFmt w:val="decimal"/>
+      <w:lvlText w:val="(%4)"/>
+      <w:lvlJc w:val="left"/>
+      <w:pPr>
+        <w:tabs>
+          <w:tab w:val="num" w:pos="1440"/>
+        </w:tabs>
+        <w:ind w:left="1440" w:hanging="360"/>
+      </w:pPr>
+    </w:lvl>
+    <w:lvl w:ilvl="4">
+      <w:start w:val="1"/>
+      <w:numFmt w:val="lowerLetter"/>
+      <w:lvlText w:val="(%5)"/>
+      <w:lvlJc w:val="left"/>
+      <w:pPr>
+        <w:tabs>
+          <w:tab w:val="num" w:pos="1800"/>
+        </w:tabs>
+        <w:ind w:left="1800" w:hanging="360"/>
+      </w:pPr>
+    </w:lvl>
+    <w:lvl w:ilvl="5">
+      <w:start w:val="1"/>
+      <w:numFmt w:val="lowerRoman"/>
+      <w:lvlText w:val="(%6)"/>
+      <w:lvlJc w:val="left"/>
+      <w:pPr>
+        <w:tabs>
+          <w:tab w:val="num" w:pos="2160"/>
+        </w:tabs>
+        <w:ind w:left="2160" w:hanging="360"/>
+      </w:pPr>
+    </w:lvl>
+    <w:lvl w:ilvl="6">
+      <w:start w:val="1"/>
+      <w:numFmt w:val="decimal"/>
+      <w:lvlText w:val="%7."/>
+      <w:lvlJc w:val="left"/>
+      <w:pPr>
+        <w:tabs>
+          <w:tab w:val="num" w:pos="2520"/>
+        </w:tabs>
+        <w:ind w:left="2520" w:hanging="360"/>
+      </w:pPr>
+    </w:lvl>
+    <w:lvl w:ilvl="7">
+      <w:start w:val="1"/>
+      <w:numFmt w:val="lowerLetter"/>
+      <w:lvlText w:val="%8."/>
+      <w:lvlJc w:val="left"/>
+      <w:pPr>
+        <w:tabs>
+          <w:tab w:val="num" w:pos="2880"/>
+        </w:tabs>
+        <w:ind w:left="2880" w:hanging="360"/>
+      </w:pPr>
+    </w:lvl>
+    <w:lvl w:ilvl="8">
+      <w:start w:val="1"/>
+      <w:numFmt w:val="lowerRoman"/>
+      <w:lvlText w:val="%9."/>
+      <w:lvlJc w:val="left"/>
+      <w:pPr>
+        <w:tabs>
+          <w:tab w:val="num" w:pos="3240"/>
+        </w:tabs>
+        <w:ind w:left="3240" w:hanging="360"/>
+      </w:pPr>
+    </w:lvl>
+  </w:abstractNum>
+  <w:abstractNum w:abstractNumId="26" w15:restartNumberingAfterBreak="0">
+    <w:nsid w:val="50FE60A0"/>
+    <w:multiLevelType w:val="multilevel"/>
+    <w:tmpl w:val="0409001D"/>
+    <w:lvl w:ilvl="0">
+      <w:start w:val="1"/>
+      <w:numFmt w:val="decimal"/>
+      <w:lvlText w:val="%1)"/>
+      <w:lvlJc w:val="left"/>
+      <w:pPr>
+        <w:tabs>
+          <w:tab w:val="num" w:pos="360"/>
+        </w:tabs>
+        <w:ind w:left="360" w:hanging="360"/>
+      </w:pPr>
+    </w:lvl>
+    <w:lvl w:ilvl="1">
+      <w:start w:val="1"/>
+      <w:numFmt w:val="lowerLetter"/>
+      <w:lvlText w:val="%2)"/>
+      <w:lvlJc w:val="left"/>
+      <w:pPr>
+        <w:tabs>
+          <w:tab w:val="num" w:pos="720"/>
+        </w:tabs>
+        <w:ind w:left="720" w:hanging="360"/>
+      </w:pPr>
+    </w:lvl>
+    <w:lvl w:ilvl="2">
+      <w:start w:val="1"/>
+      <w:numFmt w:val="lowerRoman"/>
+      <w:lvlText w:val="%3)"/>
+      <w:lvlJc w:val="left"/>
+      <w:pPr>
+        <w:tabs>
+          <w:tab w:val="num" w:pos="1080"/>
+        </w:tabs>
+        <w:ind w:left="1080" w:hanging="360"/>
+      </w:pPr>
+    </w:lvl>
+    <w:lvl w:ilvl="3">
+      <w:start w:val="1"/>
+      <w:numFmt w:val="decimal"/>
+      <w:lvlText w:val="(%4)"/>
+      <w:lvlJc w:val="left"/>
+      <w:pPr>
+        <w:tabs>
+          <w:tab w:val="num" w:pos="1440"/>
+        </w:tabs>
+        <w:ind w:left="1440" w:hanging="360"/>
+      </w:pPr>
+    </w:lvl>
+    <w:lvl w:ilvl="4">
+      <w:start w:val="1"/>
+      <w:numFmt w:val="lowerLetter"/>
+      <w:lvlText w:val="(%5)"/>
+      <w:lvlJc w:val="left"/>
+      <w:pPr>
+        <w:tabs>
+          <w:tab w:val="num" w:pos="1800"/>
+        </w:tabs>
+        <w:ind w:left="1800" w:hanging="360"/>
+      </w:pPr>
+    </w:lvl>
+    <w:lvl w:ilvl="5">
+      <w:start w:val="1"/>
+      <w:numFmt w:val="lowerRoman"/>
+      <w:lvlText w:val="(%6)"/>
+      <w:lvlJc w:val="left"/>
+      <w:pPr>
+        <w:tabs>
+          <w:tab w:val="num" w:pos="2160"/>
+        </w:tabs>
+        <w:ind w:left="2160" w:hanging="360"/>
+      </w:pPr>
+    </w:lvl>
+    <w:lvl w:ilvl="6">
+      <w:start w:val="1"/>
+      <w:numFmt w:val="decimal"/>
+      <w:lvlText w:val="%7."/>
+      <w:lvlJc w:val="left"/>
+      <w:pPr>
+        <w:tabs>
+          <w:tab w:val="num" w:pos="2520"/>
+        </w:tabs>
+        <w:ind w:left="2520" w:hanging="360"/>
+      </w:pPr>
+    </w:lvl>
+    <w:lvl w:ilvl="7">
+      <w:start w:val="1"/>
+      <w:numFmt w:val="lowerLetter"/>
+      <w:lvlText w:val="%8."/>
+      <w:lvlJc w:val="left"/>
+      <w:pPr>
+        <w:tabs>
+          <w:tab w:val="num" w:pos="2880"/>
+        </w:tabs>
+        <w:ind w:left="2880" w:hanging="360"/>
+      </w:pPr>
+    </w:lvl>
+    <w:lvl w:ilvl="8">
+      <w:start w:val="1"/>
+      <w:numFmt w:val="lowerRoman"/>
+      <w:lvlText w:val="%9."/>
+      <w:lvlJc w:val="left"/>
+      <w:pPr>
+        <w:tabs>
+          <w:tab w:val="num" w:pos="3240"/>
+        </w:tabs>
+        <w:ind w:left="3240" w:hanging="360"/>
+      </w:pPr>
+    </w:lvl>
+  </w:abstractNum>
+  <w:abstractNum w:abstractNumId="27" w15:restartNumberingAfterBreak="0">
     <w:nsid w:val="552249EE"/>
     <w:multiLevelType w:val="hybridMultilevel"/>
     <w:tmpl w:val="E180ADE0"/>
@@ -2664,7 +5453,1024 @@
       </w:pPr>
     </w:lvl>
   </w:abstractNum>
-  <w:abstractNum w:abstractNumId="4" w15:restartNumberingAfterBreak="0">
+  <w:abstractNum w:abstractNumId="28" w15:restartNumberingAfterBreak="0">
+    <w:nsid w:val="571D3BF5"/>
+    <w:multiLevelType w:val="multilevel"/>
+    <w:tmpl w:val="0409001D"/>
+    <w:lvl w:ilvl="0">
+      <w:start w:val="1"/>
+      <w:numFmt w:val="decimal"/>
+      <w:lvlText w:val="%1)"/>
+      <w:lvlJc w:val="left"/>
+      <w:pPr>
+        <w:tabs>
+          <w:tab w:val="num" w:pos="360"/>
+        </w:tabs>
+        <w:ind w:left="360" w:hanging="360"/>
+      </w:pPr>
+    </w:lvl>
+    <w:lvl w:ilvl="1">
+      <w:start w:val="1"/>
+      <w:numFmt w:val="lowerLetter"/>
+      <w:lvlText w:val="%2)"/>
+      <w:lvlJc w:val="left"/>
+      <w:pPr>
+        <w:tabs>
+          <w:tab w:val="num" w:pos="720"/>
+        </w:tabs>
+        <w:ind w:left="720" w:hanging="360"/>
+      </w:pPr>
+    </w:lvl>
+    <w:lvl w:ilvl="2">
+      <w:start w:val="1"/>
+      <w:numFmt w:val="lowerRoman"/>
+      <w:lvlText w:val="%3)"/>
+      <w:lvlJc w:val="left"/>
+      <w:pPr>
+        <w:tabs>
+          <w:tab w:val="num" w:pos="1080"/>
+        </w:tabs>
+        <w:ind w:left="1080" w:hanging="360"/>
+      </w:pPr>
+    </w:lvl>
+    <w:lvl w:ilvl="3">
+      <w:start w:val="1"/>
+      <w:numFmt w:val="decimal"/>
+      <w:lvlText w:val="(%4)"/>
+      <w:lvlJc w:val="left"/>
+      <w:pPr>
+        <w:tabs>
+          <w:tab w:val="num" w:pos="1440"/>
+        </w:tabs>
+        <w:ind w:left="1440" w:hanging="360"/>
+      </w:pPr>
+    </w:lvl>
+    <w:lvl w:ilvl="4">
+      <w:start w:val="1"/>
+      <w:numFmt w:val="lowerLetter"/>
+      <w:lvlText w:val="(%5)"/>
+      <w:lvlJc w:val="left"/>
+      <w:pPr>
+        <w:tabs>
+          <w:tab w:val="num" w:pos="1800"/>
+        </w:tabs>
+        <w:ind w:left="1800" w:hanging="360"/>
+      </w:pPr>
+    </w:lvl>
+    <w:lvl w:ilvl="5">
+      <w:start w:val="1"/>
+      <w:numFmt w:val="lowerRoman"/>
+      <w:lvlText w:val="(%6)"/>
+      <w:lvlJc w:val="left"/>
+      <w:pPr>
+        <w:tabs>
+          <w:tab w:val="num" w:pos="2160"/>
+        </w:tabs>
+        <w:ind w:left="2160" w:hanging="360"/>
+      </w:pPr>
+    </w:lvl>
+    <w:lvl w:ilvl="6">
+      <w:start w:val="1"/>
+      <w:numFmt w:val="decimal"/>
+      <w:lvlText w:val="%7."/>
+      <w:lvlJc w:val="left"/>
+      <w:pPr>
+        <w:tabs>
+          <w:tab w:val="num" w:pos="2520"/>
+        </w:tabs>
+        <w:ind w:left="2520" w:hanging="360"/>
+      </w:pPr>
+    </w:lvl>
+    <w:lvl w:ilvl="7">
+      <w:start w:val="1"/>
+      <w:numFmt w:val="lowerLetter"/>
+      <w:lvlText w:val="%8."/>
+      <w:lvlJc w:val="left"/>
+      <w:pPr>
+        <w:tabs>
+          <w:tab w:val="num" w:pos="2880"/>
+        </w:tabs>
+        <w:ind w:left="2880" w:hanging="360"/>
+      </w:pPr>
+    </w:lvl>
+    <w:lvl w:ilvl="8">
+      <w:start w:val="1"/>
+      <w:numFmt w:val="lowerRoman"/>
+      <w:lvlText w:val="%9."/>
+      <w:lvlJc w:val="left"/>
+      <w:pPr>
+        <w:tabs>
+          <w:tab w:val="num" w:pos="3240"/>
+        </w:tabs>
+        <w:ind w:left="3240" w:hanging="360"/>
+      </w:pPr>
+    </w:lvl>
+  </w:abstractNum>
+  <w:abstractNum w:abstractNumId="29" w15:restartNumberingAfterBreak="0">
+    <w:nsid w:val="584A4550"/>
+    <w:multiLevelType w:val="multilevel"/>
+    <w:tmpl w:val="0409001D"/>
+    <w:lvl w:ilvl="0">
+      <w:start w:val="1"/>
+      <w:numFmt w:val="decimal"/>
+      <w:lvlText w:val="%1)"/>
+      <w:lvlJc w:val="left"/>
+      <w:pPr>
+        <w:tabs>
+          <w:tab w:val="num" w:pos="360"/>
+        </w:tabs>
+        <w:ind w:left="360" w:hanging="360"/>
+      </w:pPr>
+    </w:lvl>
+    <w:lvl w:ilvl="1">
+      <w:start w:val="1"/>
+      <w:numFmt w:val="lowerLetter"/>
+      <w:lvlText w:val="%2)"/>
+      <w:lvlJc w:val="left"/>
+      <w:pPr>
+        <w:tabs>
+          <w:tab w:val="num" w:pos="720"/>
+        </w:tabs>
+        <w:ind w:left="720" w:hanging="360"/>
+      </w:pPr>
+    </w:lvl>
+    <w:lvl w:ilvl="2">
+      <w:start w:val="1"/>
+      <w:numFmt w:val="lowerRoman"/>
+      <w:lvlText w:val="%3)"/>
+      <w:lvlJc w:val="left"/>
+      <w:pPr>
+        <w:tabs>
+          <w:tab w:val="num" w:pos="1080"/>
+        </w:tabs>
+        <w:ind w:left="1080" w:hanging="360"/>
+      </w:pPr>
+    </w:lvl>
+    <w:lvl w:ilvl="3">
+      <w:start w:val="1"/>
+      <w:numFmt w:val="decimal"/>
+      <w:lvlText w:val="(%4)"/>
+      <w:lvlJc w:val="left"/>
+      <w:pPr>
+        <w:tabs>
+          <w:tab w:val="num" w:pos="1440"/>
+        </w:tabs>
+        <w:ind w:left="1440" w:hanging="360"/>
+      </w:pPr>
+    </w:lvl>
+    <w:lvl w:ilvl="4">
+      <w:start w:val="1"/>
+      <w:numFmt w:val="lowerLetter"/>
+      <w:lvlText w:val="(%5)"/>
+      <w:lvlJc w:val="left"/>
+      <w:pPr>
+        <w:tabs>
+          <w:tab w:val="num" w:pos="1800"/>
+        </w:tabs>
+        <w:ind w:left="1800" w:hanging="360"/>
+      </w:pPr>
+    </w:lvl>
+    <w:lvl w:ilvl="5">
+      <w:start w:val="1"/>
+      <w:numFmt w:val="lowerRoman"/>
+      <w:lvlText w:val="(%6)"/>
+      <w:lvlJc w:val="left"/>
+      <w:pPr>
+        <w:tabs>
+          <w:tab w:val="num" w:pos="2160"/>
+        </w:tabs>
+        <w:ind w:left="2160" w:hanging="360"/>
+      </w:pPr>
+    </w:lvl>
+    <w:lvl w:ilvl="6">
+      <w:start w:val="1"/>
+      <w:numFmt w:val="decimal"/>
+      <w:lvlText w:val="%7."/>
+      <w:lvlJc w:val="left"/>
+      <w:pPr>
+        <w:tabs>
+          <w:tab w:val="num" w:pos="2520"/>
+        </w:tabs>
+        <w:ind w:left="2520" w:hanging="360"/>
+      </w:pPr>
+    </w:lvl>
+    <w:lvl w:ilvl="7">
+      <w:start w:val="1"/>
+      <w:numFmt w:val="lowerLetter"/>
+      <w:lvlText w:val="%8."/>
+      <w:lvlJc w:val="left"/>
+      <w:pPr>
+        <w:tabs>
+          <w:tab w:val="num" w:pos="2880"/>
+        </w:tabs>
+        <w:ind w:left="2880" w:hanging="360"/>
+      </w:pPr>
+    </w:lvl>
+    <w:lvl w:ilvl="8">
+      <w:start w:val="1"/>
+      <w:numFmt w:val="lowerRoman"/>
+      <w:lvlText w:val="%9."/>
+      <w:lvlJc w:val="left"/>
+      <w:pPr>
+        <w:tabs>
+          <w:tab w:val="num" w:pos="3240"/>
+        </w:tabs>
+        <w:ind w:left="3240" w:hanging="360"/>
+      </w:pPr>
+    </w:lvl>
+  </w:abstractNum>
+  <w:abstractNum w:abstractNumId="30" w15:restartNumberingAfterBreak="0">
+    <w:nsid w:val="5CE16E34"/>
+    <w:multiLevelType w:val="hybridMultilevel"/>
+    <w:tmpl w:val="0B12333A"/>
+    <w:lvl w:ilvl="0" w:tplc="0409000F">
+      <w:start w:val="1"/>
+      <w:numFmt w:val="decimal"/>
+      <w:lvlText w:val="%1."/>
+      <w:lvlJc w:val="left"/>
+      <w:pPr>
+        <w:tabs>
+          <w:tab w:val="num" w:pos="360"/>
+        </w:tabs>
+        <w:ind w:left="360" w:hanging="360"/>
+      </w:pPr>
+    </w:lvl>
+    <w:lvl w:ilvl="1" w:tplc="04090019" w:tentative="1">
+      <w:start w:val="1"/>
+      <w:numFmt w:val="lowerLetter"/>
+      <w:lvlText w:val="%2."/>
+      <w:lvlJc w:val="left"/>
+      <w:pPr>
+        <w:tabs>
+          <w:tab w:val="num" w:pos="1080"/>
+        </w:tabs>
+        <w:ind w:left="1080" w:hanging="360"/>
+      </w:pPr>
+    </w:lvl>
+    <w:lvl w:ilvl="2" w:tplc="0409001B" w:tentative="1">
+      <w:start w:val="1"/>
+      <w:numFmt w:val="lowerRoman"/>
+      <w:lvlText w:val="%3."/>
+      <w:lvlJc w:val="right"/>
+      <w:pPr>
+        <w:tabs>
+          <w:tab w:val="num" w:pos="1800"/>
+        </w:tabs>
+        <w:ind w:left="1800" w:hanging="180"/>
+      </w:pPr>
+    </w:lvl>
+    <w:lvl w:ilvl="3" w:tplc="0409000F" w:tentative="1">
+      <w:start w:val="1"/>
+      <w:numFmt w:val="decimal"/>
+      <w:lvlText w:val="%4."/>
+      <w:lvlJc w:val="left"/>
+      <w:pPr>
+        <w:tabs>
+          <w:tab w:val="num" w:pos="2520"/>
+        </w:tabs>
+        <w:ind w:left="2520" w:hanging="360"/>
+      </w:pPr>
+    </w:lvl>
+    <w:lvl w:ilvl="4" w:tplc="04090019" w:tentative="1">
+      <w:start w:val="1"/>
+      <w:numFmt w:val="lowerLetter"/>
+      <w:lvlText w:val="%5."/>
+      <w:lvlJc w:val="left"/>
+      <w:pPr>
+        <w:tabs>
+          <w:tab w:val="num" w:pos="3240"/>
+        </w:tabs>
+        <w:ind w:left="3240" w:hanging="360"/>
+      </w:pPr>
+    </w:lvl>
+    <w:lvl w:ilvl="5" w:tplc="0409001B" w:tentative="1">
+      <w:start w:val="1"/>
+      <w:numFmt w:val="lowerRoman"/>
+      <w:lvlText w:val="%6."/>
+      <w:lvlJc w:val="right"/>
+      <w:pPr>
+        <w:tabs>
+          <w:tab w:val="num" w:pos="3960"/>
+        </w:tabs>
+        <w:ind w:left="3960" w:hanging="180"/>
+      </w:pPr>
+    </w:lvl>
+    <w:lvl w:ilvl="6" w:tplc="0409000F" w:tentative="1">
+      <w:start w:val="1"/>
+      <w:numFmt w:val="decimal"/>
+      <w:lvlText w:val="%7."/>
+      <w:lvlJc w:val="left"/>
+      <w:pPr>
+        <w:tabs>
+          <w:tab w:val="num" w:pos="4680"/>
+        </w:tabs>
+        <w:ind w:left="4680" w:hanging="360"/>
+      </w:pPr>
+    </w:lvl>
+    <w:lvl w:ilvl="7" w:tplc="04090019" w:tentative="1">
+      <w:start w:val="1"/>
+      <w:numFmt w:val="lowerLetter"/>
+      <w:lvlText w:val="%8."/>
+      <w:lvlJc w:val="left"/>
+      <w:pPr>
+        <w:tabs>
+          <w:tab w:val="num" w:pos="5400"/>
+        </w:tabs>
+        <w:ind w:left="5400" w:hanging="360"/>
+      </w:pPr>
+    </w:lvl>
+    <w:lvl w:ilvl="8" w:tplc="0409001B" w:tentative="1">
+      <w:start w:val="1"/>
+      <w:numFmt w:val="lowerRoman"/>
+      <w:lvlText w:val="%9."/>
+      <w:lvlJc w:val="right"/>
+      <w:pPr>
+        <w:tabs>
+          <w:tab w:val="num" w:pos="6120"/>
+        </w:tabs>
+        <w:ind w:left="6120" w:hanging="180"/>
+      </w:pPr>
+    </w:lvl>
+  </w:abstractNum>
+  <w:abstractNum w:abstractNumId="31" w15:restartNumberingAfterBreak="0">
+    <w:nsid w:val="62080D0F"/>
+    <w:multiLevelType w:val="multilevel"/>
+    <w:tmpl w:val="0409001D"/>
+    <w:lvl w:ilvl="0">
+      <w:start w:val="1"/>
+      <w:numFmt w:val="decimal"/>
+      <w:lvlText w:val="%1)"/>
+      <w:lvlJc w:val="left"/>
+      <w:pPr>
+        <w:tabs>
+          <w:tab w:val="num" w:pos="360"/>
+        </w:tabs>
+        <w:ind w:left="360" w:hanging="360"/>
+      </w:pPr>
+    </w:lvl>
+    <w:lvl w:ilvl="1">
+      <w:start w:val="1"/>
+      <w:numFmt w:val="lowerLetter"/>
+      <w:lvlText w:val="%2)"/>
+      <w:lvlJc w:val="left"/>
+      <w:pPr>
+        <w:tabs>
+          <w:tab w:val="num" w:pos="720"/>
+        </w:tabs>
+        <w:ind w:left="720" w:hanging="360"/>
+      </w:pPr>
+    </w:lvl>
+    <w:lvl w:ilvl="2">
+      <w:start w:val="1"/>
+      <w:numFmt w:val="lowerRoman"/>
+      <w:lvlText w:val="%3)"/>
+      <w:lvlJc w:val="left"/>
+      <w:pPr>
+        <w:tabs>
+          <w:tab w:val="num" w:pos="1080"/>
+        </w:tabs>
+        <w:ind w:left="1080" w:hanging="360"/>
+      </w:pPr>
+    </w:lvl>
+    <w:lvl w:ilvl="3">
+      <w:start w:val="1"/>
+      <w:numFmt w:val="decimal"/>
+      <w:lvlText w:val="(%4)"/>
+      <w:lvlJc w:val="left"/>
+      <w:pPr>
+        <w:tabs>
+          <w:tab w:val="num" w:pos="1440"/>
+        </w:tabs>
+        <w:ind w:left="1440" w:hanging="360"/>
+      </w:pPr>
+    </w:lvl>
+    <w:lvl w:ilvl="4">
+      <w:start w:val="1"/>
+      <w:numFmt w:val="lowerLetter"/>
+      <w:lvlText w:val="(%5)"/>
+      <w:lvlJc w:val="left"/>
+      <w:pPr>
+        <w:tabs>
+          <w:tab w:val="num" w:pos="1800"/>
+        </w:tabs>
+        <w:ind w:left="1800" w:hanging="360"/>
+      </w:pPr>
+    </w:lvl>
+    <w:lvl w:ilvl="5">
+      <w:start w:val="1"/>
+      <w:numFmt w:val="lowerRoman"/>
+      <w:lvlText w:val="(%6)"/>
+      <w:lvlJc w:val="left"/>
+      <w:pPr>
+        <w:tabs>
+          <w:tab w:val="num" w:pos="2160"/>
+        </w:tabs>
+        <w:ind w:left="2160" w:hanging="360"/>
+      </w:pPr>
+    </w:lvl>
+    <w:lvl w:ilvl="6">
+      <w:start w:val="1"/>
+      <w:numFmt w:val="decimal"/>
+      <w:lvlText w:val="%7."/>
+      <w:lvlJc w:val="left"/>
+      <w:pPr>
+        <w:tabs>
+          <w:tab w:val="num" w:pos="2520"/>
+        </w:tabs>
+        <w:ind w:left="2520" w:hanging="360"/>
+      </w:pPr>
+    </w:lvl>
+    <w:lvl w:ilvl="7">
+      <w:start w:val="1"/>
+      <w:numFmt w:val="lowerLetter"/>
+      <w:lvlText w:val="%8."/>
+      <w:lvlJc w:val="left"/>
+      <w:pPr>
+        <w:tabs>
+          <w:tab w:val="num" w:pos="2880"/>
+        </w:tabs>
+        <w:ind w:left="2880" w:hanging="360"/>
+      </w:pPr>
+    </w:lvl>
+    <w:lvl w:ilvl="8">
+      <w:start w:val="1"/>
+      <w:numFmt w:val="lowerRoman"/>
+      <w:lvlText w:val="%9."/>
+      <w:lvlJc w:val="left"/>
+      <w:pPr>
+        <w:tabs>
+          <w:tab w:val="num" w:pos="3240"/>
+        </w:tabs>
+        <w:ind w:left="3240" w:hanging="360"/>
+      </w:pPr>
+    </w:lvl>
+  </w:abstractNum>
+  <w:abstractNum w:abstractNumId="32" w15:restartNumberingAfterBreak="0">
+    <w:nsid w:val="6CB47B90"/>
+    <w:multiLevelType w:val="multilevel"/>
+    <w:tmpl w:val="0409001D"/>
+    <w:lvl w:ilvl="0">
+      <w:start w:val="1"/>
+      <w:numFmt w:val="decimal"/>
+      <w:lvlText w:val="%1)"/>
+      <w:lvlJc w:val="left"/>
+      <w:pPr>
+        <w:tabs>
+          <w:tab w:val="num" w:pos="360"/>
+        </w:tabs>
+        <w:ind w:left="360" w:hanging="360"/>
+      </w:pPr>
+    </w:lvl>
+    <w:lvl w:ilvl="1">
+      <w:start w:val="1"/>
+      <w:numFmt w:val="lowerLetter"/>
+      <w:lvlText w:val="%2)"/>
+      <w:lvlJc w:val="left"/>
+      <w:pPr>
+        <w:tabs>
+          <w:tab w:val="num" w:pos="720"/>
+        </w:tabs>
+        <w:ind w:left="720" w:hanging="360"/>
+      </w:pPr>
+    </w:lvl>
+    <w:lvl w:ilvl="2">
+      <w:start w:val="1"/>
+      <w:numFmt w:val="lowerRoman"/>
+      <w:lvlText w:val="%3)"/>
+      <w:lvlJc w:val="left"/>
+      <w:pPr>
+        <w:tabs>
+          <w:tab w:val="num" w:pos="1080"/>
+        </w:tabs>
+        <w:ind w:left="1080" w:hanging="360"/>
+      </w:pPr>
+    </w:lvl>
+    <w:lvl w:ilvl="3">
+      <w:start w:val="1"/>
+      <w:numFmt w:val="decimal"/>
+      <w:lvlText w:val="(%4)"/>
+      <w:lvlJc w:val="left"/>
+      <w:pPr>
+        <w:tabs>
+          <w:tab w:val="num" w:pos="1440"/>
+        </w:tabs>
+        <w:ind w:left="1440" w:hanging="360"/>
+      </w:pPr>
+    </w:lvl>
+    <w:lvl w:ilvl="4">
+      <w:start w:val="1"/>
+      <w:numFmt w:val="lowerLetter"/>
+      <w:lvlText w:val="(%5)"/>
+      <w:lvlJc w:val="left"/>
+      <w:pPr>
+        <w:tabs>
+          <w:tab w:val="num" w:pos="1800"/>
+        </w:tabs>
+        <w:ind w:left="1800" w:hanging="360"/>
+      </w:pPr>
+    </w:lvl>
+    <w:lvl w:ilvl="5">
+      <w:start w:val="1"/>
+      <w:numFmt w:val="lowerRoman"/>
+      <w:lvlText w:val="(%6)"/>
+      <w:lvlJc w:val="left"/>
+      <w:pPr>
+        <w:tabs>
+          <w:tab w:val="num" w:pos="2160"/>
+        </w:tabs>
+        <w:ind w:left="2160" w:hanging="360"/>
+      </w:pPr>
+    </w:lvl>
+    <w:lvl w:ilvl="6">
+      <w:start w:val="1"/>
+      <w:numFmt w:val="decimal"/>
+      <w:lvlText w:val="%7."/>
+      <w:lvlJc w:val="left"/>
+      <w:pPr>
+        <w:tabs>
+          <w:tab w:val="num" w:pos="2520"/>
+        </w:tabs>
+        <w:ind w:left="2520" w:hanging="360"/>
+      </w:pPr>
+    </w:lvl>
+    <w:lvl w:ilvl="7">
+      <w:start w:val="1"/>
+      <w:numFmt w:val="lowerLetter"/>
+      <w:lvlText w:val="%8."/>
+      <w:lvlJc w:val="left"/>
+      <w:pPr>
+        <w:tabs>
+          <w:tab w:val="num" w:pos="2880"/>
+        </w:tabs>
+        <w:ind w:left="2880" w:hanging="360"/>
+      </w:pPr>
+    </w:lvl>
+    <w:lvl w:ilvl="8">
+      <w:start w:val="1"/>
+      <w:numFmt w:val="lowerRoman"/>
+      <w:lvlText w:val="%9."/>
+      <w:lvlJc w:val="left"/>
+      <w:pPr>
+        <w:tabs>
+          <w:tab w:val="num" w:pos="3240"/>
+        </w:tabs>
+        <w:ind w:left="3240" w:hanging="360"/>
+      </w:pPr>
+    </w:lvl>
+  </w:abstractNum>
+  <w:abstractNum w:abstractNumId="33" w15:restartNumberingAfterBreak="0">
+    <w:nsid w:val="7134223A"/>
+    <w:multiLevelType w:val="multilevel"/>
+    <w:tmpl w:val="0409001D"/>
+    <w:lvl w:ilvl="0">
+      <w:start w:val="1"/>
+      <w:numFmt w:val="decimal"/>
+      <w:lvlText w:val="%1)"/>
+      <w:lvlJc w:val="left"/>
+      <w:pPr>
+        <w:tabs>
+          <w:tab w:val="num" w:pos="360"/>
+        </w:tabs>
+        <w:ind w:left="360" w:hanging="360"/>
+      </w:pPr>
+    </w:lvl>
+    <w:lvl w:ilvl="1">
+      <w:start w:val="1"/>
+      <w:numFmt w:val="lowerLetter"/>
+      <w:lvlText w:val="%2)"/>
+      <w:lvlJc w:val="left"/>
+      <w:pPr>
+        <w:tabs>
+          <w:tab w:val="num" w:pos="720"/>
+        </w:tabs>
+        <w:ind w:left="720" w:hanging="360"/>
+      </w:pPr>
+    </w:lvl>
+    <w:lvl w:ilvl="2">
+      <w:start w:val="1"/>
+      <w:numFmt w:val="lowerRoman"/>
+      <w:lvlText w:val="%3)"/>
+      <w:lvlJc w:val="left"/>
+      <w:pPr>
+        <w:tabs>
+          <w:tab w:val="num" w:pos="1080"/>
+        </w:tabs>
+        <w:ind w:left="1080" w:hanging="360"/>
+      </w:pPr>
+    </w:lvl>
+    <w:lvl w:ilvl="3">
+      <w:start w:val="1"/>
+      <w:numFmt w:val="decimal"/>
+      <w:lvlText w:val="(%4)"/>
+      <w:lvlJc w:val="left"/>
+      <w:pPr>
+        <w:tabs>
+          <w:tab w:val="num" w:pos="1440"/>
+        </w:tabs>
+        <w:ind w:left="1440" w:hanging="360"/>
+      </w:pPr>
+    </w:lvl>
+    <w:lvl w:ilvl="4">
+      <w:start w:val="1"/>
+      <w:numFmt w:val="lowerLetter"/>
+      <w:lvlText w:val="(%5)"/>
+      <w:lvlJc w:val="left"/>
+      <w:pPr>
+        <w:tabs>
+          <w:tab w:val="num" w:pos="1800"/>
+        </w:tabs>
+        <w:ind w:left="1800" w:hanging="360"/>
+      </w:pPr>
+    </w:lvl>
+    <w:lvl w:ilvl="5">
+      <w:start w:val="1"/>
+      <w:numFmt w:val="lowerRoman"/>
+      <w:lvlText w:val="(%6)"/>
+      <w:lvlJc w:val="left"/>
+      <w:pPr>
+        <w:tabs>
+          <w:tab w:val="num" w:pos="2160"/>
+        </w:tabs>
+        <w:ind w:left="2160" w:hanging="360"/>
+      </w:pPr>
+    </w:lvl>
+    <w:lvl w:ilvl="6">
+      <w:start w:val="1"/>
+      <w:numFmt w:val="decimal"/>
+      <w:lvlText w:val="%7."/>
+      <w:lvlJc w:val="left"/>
+      <w:pPr>
+        <w:tabs>
+          <w:tab w:val="num" w:pos="2520"/>
+        </w:tabs>
+        <w:ind w:left="2520" w:hanging="360"/>
+      </w:pPr>
+    </w:lvl>
+    <w:lvl w:ilvl="7">
+      <w:start w:val="1"/>
+      <w:numFmt w:val="lowerLetter"/>
+      <w:lvlText w:val="%8."/>
+      <w:lvlJc w:val="left"/>
+      <w:pPr>
+        <w:tabs>
+          <w:tab w:val="num" w:pos="2880"/>
+        </w:tabs>
+        <w:ind w:left="2880" w:hanging="360"/>
+      </w:pPr>
+    </w:lvl>
+    <w:lvl w:ilvl="8">
+      <w:start w:val="1"/>
+      <w:numFmt w:val="lowerRoman"/>
+      <w:lvlText w:val="%9."/>
+      <w:lvlJc w:val="left"/>
+      <w:pPr>
+        <w:tabs>
+          <w:tab w:val="num" w:pos="3240"/>
+        </w:tabs>
+        <w:ind w:left="3240" w:hanging="360"/>
+      </w:pPr>
+    </w:lvl>
+  </w:abstractNum>
+  <w:abstractNum w:abstractNumId="34" w15:restartNumberingAfterBreak="0">
+    <w:nsid w:val="73B40823"/>
+    <w:multiLevelType w:val="multilevel"/>
+    <w:tmpl w:val="0409001D"/>
+    <w:lvl w:ilvl="0">
+      <w:start w:val="1"/>
+      <w:numFmt w:val="decimal"/>
+      <w:lvlText w:val="%1)"/>
+      <w:lvlJc w:val="left"/>
+      <w:pPr>
+        <w:tabs>
+          <w:tab w:val="num" w:pos="360"/>
+        </w:tabs>
+        <w:ind w:left="360" w:hanging="360"/>
+      </w:pPr>
+    </w:lvl>
+    <w:lvl w:ilvl="1">
+      <w:start w:val="1"/>
+      <w:numFmt w:val="lowerLetter"/>
+      <w:lvlText w:val="%2)"/>
+      <w:lvlJc w:val="left"/>
+      <w:pPr>
+        <w:tabs>
+          <w:tab w:val="num" w:pos="720"/>
+        </w:tabs>
+        <w:ind w:left="720" w:hanging="360"/>
+      </w:pPr>
+    </w:lvl>
+    <w:lvl w:ilvl="2">
+      <w:start w:val="1"/>
+      <w:numFmt w:val="lowerRoman"/>
+      <w:lvlText w:val="%3)"/>
+      <w:lvlJc w:val="left"/>
+      <w:pPr>
+        <w:tabs>
+          <w:tab w:val="num" w:pos="1080"/>
+        </w:tabs>
+        <w:ind w:left="1080" w:hanging="360"/>
+      </w:pPr>
+    </w:lvl>
+    <w:lvl w:ilvl="3">
+      <w:start w:val="1"/>
+      <w:numFmt w:val="decimal"/>
+      <w:lvlText w:val="(%4)"/>
+      <w:lvlJc w:val="left"/>
+      <w:pPr>
+        <w:tabs>
+          <w:tab w:val="num" w:pos="1440"/>
+        </w:tabs>
+        <w:ind w:left="1440" w:hanging="360"/>
+      </w:pPr>
+    </w:lvl>
+    <w:lvl w:ilvl="4">
+      <w:start w:val="1"/>
+      <w:numFmt w:val="lowerLetter"/>
+      <w:lvlText w:val="(%5)"/>
+      <w:lvlJc w:val="left"/>
+      <w:pPr>
+        <w:tabs>
+          <w:tab w:val="num" w:pos="1800"/>
+        </w:tabs>
+        <w:ind w:left="1800" w:hanging="360"/>
+      </w:pPr>
+    </w:lvl>
+    <w:lvl w:ilvl="5">
+      <w:start w:val="1"/>
+      <w:numFmt w:val="lowerRoman"/>
+      <w:lvlText w:val="(%6)"/>
+      <w:lvlJc w:val="left"/>
+      <w:pPr>
+        <w:tabs>
+          <w:tab w:val="num" w:pos="2160"/>
+        </w:tabs>
+        <w:ind w:left="2160" w:hanging="360"/>
+      </w:pPr>
+    </w:lvl>
+    <w:lvl w:ilvl="6">
+      <w:start w:val="1"/>
+      <w:numFmt w:val="decimal"/>
+      <w:lvlText w:val="%7."/>
+      <w:lvlJc w:val="left"/>
+      <w:pPr>
+        <w:tabs>
+          <w:tab w:val="num" w:pos="2520"/>
+        </w:tabs>
+        <w:ind w:left="2520" w:hanging="360"/>
+      </w:pPr>
+    </w:lvl>
+    <w:lvl w:ilvl="7">
+      <w:start w:val="1"/>
+      <w:numFmt w:val="lowerLetter"/>
+      <w:lvlText w:val="%8."/>
+      <w:lvlJc w:val="left"/>
+      <w:pPr>
+        <w:tabs>
+          <w:tab w:val="num" w:pos="2880"/>
+        </w:tabs>
+        <w:ind w:left="2880" w:hanging="360"/>
+      </w:pPr>
+    </w:lvl>
+    <w:lvl w:ilvl="8">
+      <w:start w:val="1"/>
+      <w:numFmt w:val="lowerRoman"/>
+      <w:lvlText w:val="%9."/>
+      <w:lvlJc w:val="left"/>
+      <w:pPr>
+        <w:tabs>
+          <w:tab w:val="num" w:pos="3240"/>
+        </w:tabs>
+        <w:ind w:left="3240" w:hanging="360"/>
+      </w:pPr>
+    </w:lvl>
+  </w:abstractNum>
+  <w:abstractNum w:abstractNumId="35" w15:restartNumberingAfterBreak="0">
+    <w:nsid w:val="73C176BD"/>
+    <w:multiLevelType w:val="multilevel"/>
+    <w:tmpl w:val="0409001D"/>
+    <w:lvl w:ilvl="0">
+      <w:start w:val="1"/>
+      <w:numFmt w:val="decimal"/>
+      <w:lvlText w:val="%1)"/>
+      <w:lvlJc w:val="left"/>
+      <w:pPr>
+        <w:tabs>
+          <w:tab w:val="num" w:pos="360"/>
+        </w:tabs>
+        <w:ind w:left="360" w:hanging="360"/>
+      </w:pPr>
+    </w:lvl>
+    <w:lvl w:ilvl="1">
+      <w:start w:val="1"/>
+      <w:numFmt w:val="lowerLetter"/>
+      <w:lvlText w:val="%2)"/>
+      <w:lvlJc w:val="left"/>
+      <w:pPr>
+        <w:tabs>
+          <w:tab w:val="num" w:pos="720"/>
+        </w:tabs>
+        <w:ind w:left="720" w:hanging="360"/>
+      </w:pPr>
+    </w:lvl>
+    <w:lvl w:ilvl="2">
+      <w:start w:val="1"/>
+      <w:numFmt w:val="lowerRoman"/>
+      <w:lvlText w:val="%3)"/>
+      <w:lvlJc w:val="left"/>
+      <w:pPr>
+        <w:tabs>
+          <w:tab w:val="num" w:pos="1080"/>
+        </w:tabs>
+        <w:ind w:left="1080" w:hanging="360"/>
+      </w:pPr>
+    </w:lvl>
+    <w:lvl w:ilvl="3">
+      <w:start w:val="1"/>
+      <w:numFmt w:val="decimal"/>
+      <w:lvlText w:val="(%4)"/>
+      <w:lvlJc w:val="left"/>
+      <w:pPr>
+        <w:tabs>
+          <w:tab w:val="num" w:pos="1440"/>
+        </w:tabs>
+        <w:ind w:left="1440" w:hanging="360"/>
+      </w:pPr>
+    </w:lvl>
+    <w:lvl w:ilvl="4">
+      <w:start w:val="1"/>
+      <w:numFmt w:val="lowerLetter"/>
+      <w:lvlText w:val="(%5)"/>
+      <w:lvlJc w:val="left"/>
+      <w:pPr>
+        <w:tabs>
+          <w:tab w:val="num" w:pos="1800"/>
+        </w:tabs>
+        <w:ind w:left="1800" w:hanging="360"/>
+      </w:pPr>
+    </w:lvl>
+    <w:lvl w:ilvl="5">
+      <w:start w:val="1"/>
+      <w:numFmt w:val="lowerRoman"/>
+      <w:lvlText w:val="(%6)"/>
+      <w:lvlJc w:val="left"/>
+      <w:pPr>
+        <w:tabs>
+          <w:tab w:val="num" w:pos="2160"/>
+        </w:tabs>
+        <w:ind w:left="2160" w:hanging="360"/>
+      </w:pPr>
+    </w:lvl>
+    <w:lvl w:ilvl="6">
+      <w:start w:val="1"/>
+      <w:numFmt w:val="decimal"/>
+      <w:lvlText w:val="%7."/>
+      <w:lvlJc w:val="left"/>
+      <w:pPr>
+        <w:tabs>
+          <w:tab w:val="num" w:pos="2520"/>
+        </w:tabs>
+        <w:ind w:left="2520" w:hanging="360"/>
+      </w:pPr>
+    </w:lvl>
+    <w:lvl w:ilvl="7">
+      <w:start w:val="1"/>
+      <w:numFmt w:val="lowerLetter"/>
+      <w:lvlText w:val="%8."/>
+      <w:lvlJc w:val="left"/>
+      <w:pPr>
+        <w:tabs>
+          <w:tab w:val="num" w:pos="2880"/>
+        </w:tabs>
+        <w:ind w:left="2880" w:hanging="360"/>
+      </w:pPr>
+    </w:lvl>
+    <w:lvl w:ilvl="8">
+      <w:start w:val="1"/>
+      <w:numFmt w:val="lowerRoman"/>
+      <w:lvlText w:val="%9."/>
+      <w:lvlJc w:val="left"/>
+      <w:pPr>
+        <w:tabs>
+          <w:tab w:val="num" w:pos="3240"/>
+        </w:tabs>
+        <w:ind w:left="3240" w:hanging="360"/>
+      </w:pPr>
+    </w:lvl>
+  </w:abstractNum>
+  <w:abstractNum w:abstractNumId="36" w15:restartNumberingAfterBreak="0">
+    <w:nsid w:val="7419358F"/>
+    <w:multiLevelType w:val="multilevel"/>
+    <w:tmpl w:val="0409001D"/>
+    <w:lvl w:ilvl="0">
+      <w:start w:val="1"/>
+      <w:numFmt w:val="decimal"/>
+      <w:lvlText w:val="%1)"/>
+      <w:lvlJc w:val="left"/>
+      <w:pPr>
+        <w:tabs>
+          <w:tab w:val="num" w:pos="360"/>
+        </w:tabs>
+        <w:ind w:left="360" w:hanging="360"/>
+      </w:pPr>
+    </w:lvl>
+    <w:lvl w:ilvl="1">
+      <w:start w:val="1"/>
+      <w:numFmt w:val="lowerLetter"/>
+      <w:lvlText w:val="%2)"/>
+      <w:lvlJc w:val="left"/>
+      <w:pPr>
+        <w:tabs>
+          <w:tab w:val="num" w:pos="720"/>
+        </w:tabs>
+        <w:ind w:left="720" w:hanging="360"/>
+      </w:pPr>
+    </w:lvl>
+    <w:lvl w:ilvl="2">
+      <w:start w:val="1"/>
+      <w:numFmt w:val="lowerRoman"/>
+      <w:lvlText w:val="%3)"/>
+      <w:lvlJc w:val="left"/>
+      <w:pPr>
+        <w:tabs>
+          <w:tab w:val="num" w:pos="1080"/>
+        </w:tabs>
+        <w:ind w:left="1080" w:hanging="360"/>
+      </w:pPr>
+    </w:lvl>
+    <w:lvl w:ilvl="3">
+      <w:start w:val="1"/>
+      <w:numFmt w:val="decimal"/>
+      <w:lvlText w:val="(%4)"/>
+      <w:lvlJc w:val="left"/>
+      <w:pPr>
+        <w:tabs>
+          <w:tab w:val="num" w:pos="1440"/>
+        </w:tabs>
+        <w:ind w:left="1440" w:hanging="360"/>
+      </w:pPr>
+    </w:lvl>
+    <w:lvl w:ilvl="4">
+      <w:start w:val="1"/>
+      <w:numFmt w:val="lowerLetter"/>
+      <w:lvlText w:val="(%5)"/>
+      <w:lvlJc w:val="left"/>
+      <w:pPr>
+        <w:tabs>
+          <w:tab w:val="num" w:pos="1800"/>
+        </w:tabs>
+        <w:ind w:left="1800" w:hanging="360"/>
+      </w:pPr>
+    </w:lvl>
+    <w:lvl w:ilvl="5">
+      <w:start w:val="1"/>
+      <w:numFmt w:val="lowerRoman"/>
+      <w:lvlText w:val="(%6)"/>
+      <w:lvlJc w:val="left"/>
+      <w:pPr>
+        <w:tabs>
+          <w:tab w:val="num" w:pos="2160"/>
+        </w:tabs>
+        <w:ind w:left="2160" w:hanging="360"/>
+      </w:pPr>
+    </w:lvl>
+    <w:lvl w:ilvl="6">
+      <w:start w:val="1"/>
+      <w:numFmt w:val="decimal"/>
+      <w:lvlText w:val="%7."/>
+      <w:lvlJc w:val="left"/>
+      <w:pPr>
+        <w:tabs>
+          <w:tab w:val="num" w:pos="2520"/>
+        </w:tabs>
+        <w:ind w:left="2520" w:hanging="360"/>
+      </w:pPr>
+    </w:lvl>
+    <w:lvl w:ilvl="7">
+      <w:start w:val="1"/>
+      <w:numFmt w:val="lowerLetter"/>
+      <w:lvlText w:val="%8."/>
+      <w:lvlJc w:val="left"/>
+      <w:pPr>
+        <w:tabs>
+          <w:tab w:val="num" w:pos="2880"/>
+        </w:tabs>
+        <w:ind w:left="2880" w:hanging="360"/>
+      </w:pPr>
+    </w:lvl>
+    <w:lvl w:ilvl="8">
+      <w:start w:val="1"/>
+      <w:numFmt w:val="lowerRoman"/>
+      <w:lvlText w:val="%9."/>
+      <w:lvlJc w:val="left"/>
+      <w:pPr>
+        <w:tabs>
+          <w:tab w:val="num" w:pos="3240"/>
+        </w:tabs>
+        <w:ind w:left="3240" w:hanging="360"/>
+      </w:pPr>
+    </w:lvl>
+  </w:abstractNum>
+  <w:abstractNum w:abstractNumId="37" w15:restartNumberingAfterBreak="0">
     <w:nsid w:val="75191BEE"/>
     <w:multiLevelType w:val="hybridMultilevel"/>
     <w:tmpl w:val="5A56008C"/>
@@ -2750,27 +6556,941 @@
       </w:pPr>
     </w:lvl>
   </w:abstractNum>
+  <w:abstractNum w:abstractNumId="38" w15:restartNumberingAfterBreak="0">
+    <w:nsid w:val="76A26C8E"/>
+    <w:multiLevelType w:val="multilevel"/>
+    <w:tmpl w:val="0409001D"/>
+    <w:lvl w:ilvl="0">
+      <w:start w:val="1"/>
+      <w:numFmt w:val="decimal"/>
+      <w:lvlText w:val="%1)"/>
+      <w:lvlJc w:val="left"/>
+      <w:pPr>
+        <w:tabs>
+          <w:tab w:val="num" w:pos="360"/>
+        </w:tabs>
+        <w:ind w:left="360" w:hanging="360"/>
+      </w:pPr>
+    </w:lvl>
+    <w:lvl w:ilvl="1">
+      <w:start w:val="1"/>
+      <w:numFmt w:val="lowerLetter"/>
+      <w:lvlText w:val="%2)"/>
+      <w:lvlJc w:val="left"/>
+      <w:pPr>
+        <w:tabs>
+          <w:tab w:val="num" w:pos="720"/>
+        </w:tabs>
+        <w:ind w:left="720" w:hanging="360"/>
+      </w:pPr>
+    </w:lvl>
+    <w:lvl w:ilvl="2">
+      <w:start w:val="1"/>
+      <w:numFmt w:val="lowerRoman"/>
+      <w:lvlText w:val="%3)"/>
+      <w:lvlJc w:val="left"/>
+      <w:pPr>
+        <w:tabs>
+          <w:tab w:val="num" w:pos="1080"/>
+        </w:tabs>
+        <w:ind w:left="1080" w:hanging="360"/>
+      </w:pPr>
+    </w:lvl>
+    <w:lvl w:ilvl="3">
+      <w:start w:val="1"/>
+      <w:numFmt w:val="decimal"/>
+      <w:lvlText w:val="(%4)"/>
+      <w:lvlJc w:val="left"/>
+      <w:pPr>
+        <w:tabs>
+          <w:tab w:val="num" w:pos="1440"/>
+        </w:tabs>
+        <w:ind w:left="1440" w:hanging="360"/>
+      </w:pPr>
+    </w:lvl>
+    <w:lvl w:ilvl="4">
+      <w:start w:val="1"/>
+      <w:numFmt w:val="lowerLetter"/>
+      <w:lvlText w:val="(%5)"/>
+      <w:lvlJc w:val="left"/>
+      <w:pPr>
+        <w:tabs>
+          <w:tab w:val="num" w:pos="1800"/>
+        </w:tabs>
+        <w:ind w:left="1800" w:hanging="360"/>
+      </w:pPr>
+    </w:lvl>
+    <w:lvl w:ilvl="5">
+      <w:start w:val="1"/>
+      <w:numFmt w:val="lowerRoman"/>
+      <w:lvlText w:val="(%6)"/>
+      <w:lvlJc w:val="left"/>
+      <w:pPr>
+        <w:tabs>
+          <w:tab w:val="num" w:pos="2160"/>
+        </w:tabs>
+        <w:ind w:left="2160" w:hanging="360"/>
+      </w:pPr>
+    </w:lvl>
+    <w:lvl w:ilvl="6">
+      <w:start w:val="1"/>
+      <w:numFmt w:val="decimal"/>
+      <w:lvlText w:val="%7."/>
+      <w:lvlJc w:val="left"/>
+      <w:pPr>
+        <w:tabs>
+          <w:tab w:val="num" w:pos="2520"/>
+        </w:tabs>
+        <w:ind w:left="2520" w:hanging="360"/>
+      </w:pPr>
+    </w:lvl>
+    <w:lvl w:ilvl="7">
+      <w:start w:val="1"/>
+      <w:numFmt w:val="lowerLetter"/>
+      <w:lvlText w:val="%8."/>
+      <w:lvlJc w:val="left"/>
+      <w:pPr>
+        <w:tabs>
+          <w:tab w:val="num" w:pos="2880"/>
+        </w:tabs>
+        <w:ind w:left="2880" w:hanging="360"/>
+      </w:pPr>
+    </w:lvl>
+    <w:lvl w:ilvl="8">
+      <w:start w:val="1"/>
+      <w:numFmt w:val="lowerRoman"/>
+      <w:lvlText w:val="%9."/>
+      <w:lvlJc w:val="left"/>
+      <w:pPr>
+        <w:tabs>
+          <w:tab w:val="num" w:pos="3240"/>
+        </w:tabs>
+        <w:ind w:left="3240" w:hanging="360"/>
+      </w:pPr>
+    </w:lvl>
+  </w:abstractNum>
+  <w:abstractNum w:abstractNumId="39" w15:restartNumberingAfterBreak="0">
+    <w:nsid w:val="775B37E6"/>
+    <w:multiLevelType w:val="multilevel"/>
+    <w:tmpl w:val="0409001D"/>
+    <w:lvl w:ilvl="0">
+      <w:start w:val="1"/>
+      <w:numFmt w:val="decimal"/>
+      <w:lvlText w:val="%1)"/>
+      <w:lvlJc w:val="left"/>
+      <w:pPr>
+        <w:tabs>
+          <w:tab w:val="num" w:pos="360"/>
+        </w:tabs>
+        <w:ind w:left="360" w:hanging="360"/>
+      </w:pPr>
+      <w:rPr>
+        <w:rFonts w:hint="default"/>
+      </w:rPr>
+    </w:lvl>
+    <w:lvl w:ilvl="1">
+      <w:start w:val="1"/>
+      <w:numFmt w:val="lowerLetter"/>
+      <w:lvlText w:val="%2)"/>
+      <w:lvlJc w:val="left"/>
+      <w:pPr>
+        <w:tabs>
+          <w:tab w:val="num" w:pos="720"/>
+        </w:tabs>
+        <w:ind w:left="720" w:hanging="360"/>
+      </w:pPr>
+    </w:lvl>
+    <w:lvl w:ilvl="2">
+      <w:start w:val="1"/>
+      <w:numFmt w:val="lowerRoman"/>
+      <w:lvlText w:val="%3)"/>
+      <w:lvlJc w:val="left"/>
+      <w:pPr>
+        <w:tabs>
+          <w:tab w:val="num" w:pos="1080"/>
+        </w:tabs>
+        <w:ind w:left="1080" w:hanging="360"/>
+      </w:pPr>
+    </w:lvl>
+    <w:lvl w:ilvl="3">
+      <w:start w:val="1"/>
+      <w:numFmt w:val="decimal"/>
+      <w:lvlText w:val="(%4)"/>
+      <w:lvlJc w:val="left"/>
+      <w:pPr>
+        <w:tabs>
+          <w:tab w:val="num" w:pos="1440"/>
+        </w:tabs>
+        <w:ind w:left="1440" w:hanging="360"/>
+      </w:pPr>
+    </w:lvl>
+    <w:lvl w:ilvl="4">
+      <w:start w:val="1"/>
+      <w:numFmt w:val="lowerLetter"/>
+      <w:lvlText w:val="(%5)"/>
+      <w:lvlJc w:val="left"/>
+      <w:pPr>
+        <w:tabs>
+          <w:tab w:val="num" w:pos="1800"/>
+        </w:tabs>
+        <w:ind w:left="1800" w:hanging="360"/>
+      </w:pPr>
+    </w:lvl>
+    <w:lvl w:ilvl="5">
+      <w:start w:val="1"/>
+      <w:numFmt w:val="lowerRoman"/>
+      <w:lvlText w:val="(%6)"/>
+      <w:lvlJc w:val="left"/>
+      <w:pPr>
+        <w:tabs>
+          <w:tab w:val="num" w:pos="2160"/>
+        </w:tabs>
+        <w:ind w:left="2160" w:hanging="360"/>
+      </w:pPr>
+    </w:lvl>
+    <w:lvl w:ilvl="6">
+      <w:start w:val="1"/>
+      <w:numFmt w:val="decimal"/>
+      <w:lvlText w:val="%7."/>
+      <w:lvlJc w:val="left"/>
+      <w:pPr>
+        <w:tabs>
+          <w:tab w:val="num" w:pos="2520"/>
+        </w:tabs>
+        <w:ind w:left="2520" w:hanging="360"/>
+      </w:pPr>
+    </w:lvl>
+    <w:lvl w:ilvl="7">
+      <w:start w:val="1"/>
+      <w:numFmt w:val="lowerLetter"/>
+      <w:lvlText w:val="%8."/>
+      <w:lvlJc w:val="left"/>
+      <w:pPr>
+        <w:tabs>
+          <w:tab w:val="num" w:pos="2880"/>
+        </w:tabs>
+        <w:ind w:left="2880" w:hanging="360"/>
+      </w:pPr>
+    </w:lvl>
+    <w:lvl w:ilvl="8">
+      <w:start w:val="1"/>
+      <w:numFmt w:val="lowerRoman"/>
+      <w:lvlText w:val="%9."/>
+      <w:lvlJc w:val="left"/>
+      <w:pPr>
+        <w:tabs>
+          <w:tab w:val="num" w:pos="3240"/>
+        </w:tabs>
+        <w:ind w:left="3240" w:hanging="360"/>
+      </w:pPr>
+    </w:lvl>
+  </w:abstractNum>
+  <w:abstractNum w:abstractNumId="40" w15:restartNumberingAfterBreak="0">
+    <w:nsid w:val="7B054AF1"/>
+    <w:multiLevelType w:val="multilevel"/>
+    <w:tmpl w:val="0409001D"/>
+    <w:lvl w:ilvl="0">
+      <w:start w:val="1"/>
+      <w:numFmt w:val="decimal"/>
+      <w:lvlText w:val="%1)"/>
+      <w:lvlJc w:val="left"/>
+      <w:pPr>
+        <w:tabs>
+          <w:tab w:val="num" w:pos="360"/>
+        </w:tabs>
+        <w:ind w:left="360" w:hanging="360"/>
+      </w:pPr>
+    </w:lvl>
+    <w:lvl w:ilvl="1">
+      <w:start w:val="1"/>
+      <w:numFmt w:val="lowerLetter"/>
+      <w:lvlText w:val="%2)"/>
+      <w:lvlJc w:val="left"/>
+      <w:pPr>
+        <w:tabs>
+          <w:tab w:val="num" w:pos="720"/>
+        </w:tabs>
+        <w:ind w:left="720" w:hanging="360"/>
+      </w:pPr>
+    </w:lvl>
+    <w:lvl w:ilvl="2">
+      <w:start w:val="1"/>
+      <w:numFmt w:val="lowerRoman"/>
+      <w:lvlText w:val="%3)"/>
+      <w:lvlJc w:val="left"/>
+      <w:pPr>
+        <w:tabs>
+          <w:tab w:val="num" w:pos="1080"/>
+        </w:tabs>
+        <w:ind w:left="1080" w:hanging="360"/>
+      </w:pPr>
+    </w:lvl>
+    <w:lvl w:ilvl="3">
+      <w:start w:val="1"/>
+      <w:numFmt w:val="decimal"/>
+      <w:lvlText w:val="(%4)"/>
+      <w:lvlJc w:val="left"/>
+      <w:pPr>
+        <w:tabs>
+          <w:tab w:val="num" w:pos="1440"/>
+        </w:tabs>
+        <w:ind w:left="1440" w:hanging="360"/>
+      </w:pPr>
+    </w:lvl>
+    <w:lvl w:ilvl="4">
+      <w:start w:val="1"/>
+      <w:numFmt w:val="lowerLetter"/>
+      <w:lvlText w:val="(%5)"/>
+      <w:lvlJc w:val="left"/>
+      <w:pPr>
+        <w:tabs>
+          <w:tab w:val="num" w:pos="1800"/>
+        </w:tabs>
+        <w:ind w:left="1800" w:hanging="360"/>
+      </w:pPr>
+    </w:lvl>
+    <w:lvl w:ilvl="5">
+      <w:start w:val="1"/>
+      <w:numFmt w:val="lowerRoman"/>
+      <w:lvlText w:val="(%6)"/>
+      <w:lvlJc w:val="left"/>
+      <w:pPr>
+        <w:tabs>
+          <w:tab w:val="num" w:pos="2160"/>
+        </w:tabs>
+        <w:ind w:left="2160" w:hanging="360"/>
+      </w:pPr>
+    </w:lvl>
+    <w:lvl w:ilvl="6">
+      <w:start w:val="1"/>
+      <w:numFmt w:val="decimal"/>
+      <w:lvlText w:val="%7."/>
+      <w:lvlJc w:val="left"/>
+      <w:pPr>
+        <w:tabs>
+          <w:tab w:val="num" w:pos="2520"/>
+        </w:tabs>
+        <w:ind w:left="2520" w:hanging="360"/>
+      </w:pPr>
+    </w:lvl>
+    <w:lvl w:ilvl="7">
+      <w:start w:val="1"/>
+      <w:numFmt w:val="lowerLetter"/>
+      <w:lvlText w:val="%8."/>
+      <w:lvlJc w:val="left"/>
+      <w:pPr>
+        <w:tabs>
+          <w:tab w:val="num" w:pos="2880"/>
+        </w:tabs>
+        <w:ind w:left="2880" w:hanging="360"/>
+      </w:pPr>
+    </w:lvl>
+    <w:lvl w:ilvl="8">
+      <w:start w:val="1"/>
+      <w:numFmt w:val="lowerRoman"/>
+      <w:lvlText w:val="%9."/>
+      <w:lvlJc w:val="left"/>
+      <w:pPr>
+        <w:tabs>
+          <w:tab w:val="num" w:pos="3240"/>
+        </w:tabs>
+        <w:ind w:left="3240" w:hanging="360"/>
+      </w:pPr>
+    </w:lvl>
+  </w:abstractNum>
+  <w:abstractNum w:abstractNumId="41" w15:restartNumberingAfterBreak="0">
+    <w:nsid w:val="7BD20891"/>
+    <w:multiLevelType w:val="multilevel"/>
+    <w:tmpl w:val="0409001D"/>
+    <w:lvl w:ilvl="0">
+      <w:start w:val="1"/>
+      <w:numFmt w:val="decimal"/>
+      <w:lvlText w:val="%1)"/>
+      <w:lvlJc w:val="left"/>
+      <w:pPr>
+        <w:tabs>
+          <w:tab w:val="num" w:pos="360"/>
+        </w:tabs>
+        <w:ind w:left="360" w:hanging="360"/>
+      </w:pPr>
+    </w:lvl>
+    <w:lvl w:ilvl="1">
+      <w:start w:val="1"/>
+      <w:numFmt w:val="lowerLetter"/>
+      <w:lvlText w:val="%2)"/>
+      <w:lvlJc w:val="left"/>
+      <w:pPr>
+        <w:tabs>
+          <w:tab w:val="num" w:pos="720"/>
+        </w:tabs>
+        <w:ind w:left="720" w:hanging="360"/>
+      </w:pPr>
+    </w:lvl>
+    <w:lvl w:ilvl="2">
+      <w:start w:val="1"/>
+      <w:numFmt w:val="lowerRoman"/>
+      <w:lvlText w:val="%3)"/>
+      <w:lvlJc w:val="left"/>
+      <w:pPr>
+        <w:tabs>
+          <w:tab w:val="num" w:pos="1080"/>
+        </w:tabs>
+        <w:ind w:left="1080" w:hanging="360"/>
+      </w:pPr>
+    </w:lvl>
+    <w:lvl w:ilvl="3">
+      <w:start w:val="1"/>
+      <w:numFmt w:val="decimal"/>
+      <w:lvlText w:val="(%4)"/>
+      <w:lvlJc w:val="left"/>
+      <w:pPr>
+        <w:tabs>
+          <w:tab w:val="num" w:pos="1440"/>
+        </w:tabs>
+        <w:ind w:left="1440" w:hanging="360"/>
+      </w:pPr>
+    </w:lvl>
+    <w:lvl w:ilvl="4">
+      <w:start w:val="1"/>
+      <w:numFmt w:val="lowerLetter"/>
+      <w:lvlText w:val="(%5)"/>
+      <w:lvlJc w:val="left"/>
+      <w:pPr>
+        <w:tabs>
+          <w:tab w:val="num" w:pos="1800"/>
+        </w:tabs>
+        <w:ind w:left="1800" w:hanging="360"/>
+      </w:pPr>
+    </w:lvl>
+    <w:lvl w:ilvl="5">
+      <w:start w:val="1"/>
+      <w:numFmt w:val="lowerRoman"/>
+      <w:lvlText w:val="(%6)"/>
+      <w:lvlJc w:val="left"/>
+      <w:pPr>
+        <w:tabs>
+          <w:tab w:val="num" w:pos="2160"/>
+        </w:tabs>
+        <w:ind w:left="2160" w:hanging="360"/>
+      </w:pPr>
+    </w:lvl>
+    <w:lvl w:ilvl="6">
+      <w:start w:val="1"/>
+      <w:numFmt w:val="decimal"/>
+      <w:lvlText w:val="%7."/>
+      <w:lvlJc w:val="left"/>
+      <w:pPr>
+        <w:tabs>
+          <w:tab w:val="num" w:pos="2520"/>
+        </w:tabs>
+        <w:ind w:left="2520" w:hanging="360"/>
+      </w:pPr>
+    </w:lvl>
+    <w:lvl w:ilvl="7">
+      <w:start w:val="1"/>
+      <w:numFmt w:val="lowerLetter"/>
+      <w:lvlText w:val="%8."/>
+      <w:lvlJc w:val="left"/>
+      <w:pPr>
+        <w:tabs>
+          <w:tab w:val="num" w:pos="2880"/>
+        </w:tabs>
+        <w:ind w:left="2880" w:hanging="360"/>
+      </w:pPr>
+    </w:lvl>
+    <w:lvl w:ilvl="8">
+      <w:start w:val="1"/>
+      <w:numFmt w:val="lowerRoman"/>
+      <w:lvlText w:val="%9."/>
+      <w:lvlJc w:val="left"/>
+      <w:pPr>
+        <w:tabs>
+          <w:tab w:val="num" w:pos="3240"/>
+        </w:tabs>
+        <w:ind w:left="3240" w:hanging="360"/>
+      </w:pPr>
+    </w:lvl>
+  </w:abstractNum>
+  <w:abstractNum w:abstractNumId="42" w15:restartNumberingAfterBreak="0">
+    <w:nsid w:val="7E624256"/>
+    <w:multiLevelType w:val="multilevel"/>
+    <w:tmpl w:val="0409001D"/>
+    <w:lvl w:ilvl="0">
+      <w:start w:val="1"/>
+      <w:numFmt w:val="decimal"/>
+      <w:lvlText w:val="%1)"/>
+      <w:lvlJc w:val="left"/>
+      <w:pPr>
+        <w:tabs>
+          <w:tab w:val="num" w:pos="360"/>
+        </w:tabs>
+        <w:ind w:left="360" w:hanging="360"/>
+      </w:pPr>
+    </w:lvl>
+    <w:lvl w:ilvl="1">
+      <w:start w:val="1"/>
+      <w:numFmt w:val="lowerLetter"/>
+      <w:lvlText w:val="%2)"/>
+      <w:lvlJc w:val="left"/>
+      <w:pPr>
+        <w:tabs>
+          <w:tab w:val="num" w:pos="720"/>
+        </w:tabs>
+        <w:ind w:left="720" w:hanging="360"/>
+      </w:pPr>
+    </w:lvl>
+    <w:lvl w:ilvl="2">
+      <w:start w:val="1"/>
+      <w:numFmt w:val="lowerRoman"/>
+      <w:lvlText w:val="%3)"/>
+      <w:lvlJc w:val="left"/>
+      <w:pPr>
+        <w:tabs>
+          <w:tab w:val="num" w:pos="1080"/>
+        </w:tabs>
+        <w:ind w:left="1080" w:hanging="360"/>
+      </w:pPr>
+    </w:lvl>
+    <w:lvl w:ilvl="3">
+      <w:start w:val="1"/>
+      <w:numFmt w:val="decimal"/>
+      <w:lvlText w:val="(%4)"/>
+      <w:lvlJc w:val="left"/>
+      <w:pPr>
+        <w:tabs>
+          <w:tab w:val="num" w:pos="1440"/>
+        </w:tabs>
+        <w:ind w:left="1440" w:hanging="360"/>
+      </w:pPr>
+    </w:lvl>
+    <w:lvl w:ilvl="4">
+      <w:start w:val="1"/>
+      <w:numFmt w:val="lowerLetter"/>
+      <w:lvlText w:val="(%5)"/>
+      <w:lvlJc w:val="left"/>
+      <w:pPr>
+        <w:tabs>
+          <w:tab w:val="num" w:pos="1800"/>
+        </w:tabs>
+        <w:ind w:left="1800" w:hanging="360"/>
+      </w:pPr>
+    </w:lvl>
+    <w:lvl w:ilvl="5">
+      <w:start w:val="1"/>
+      <w:numFmt w:val="lowerRoman"/>
+      <w:lvlText w:val="(%6)"/>
+      <w:lvlJc w:val="left"/>
+      <w:pPr>
+        <w:tabs>
+          <w:tab w:val="num" w:pos="2160"/>
+        </w:tabs>
+        <w:ind w:left="2160" w:hanging="360"/>
+      </w:pPr>
+    </w:lvl>
+    <w:lvl w:ilvl="6">
+      <w:start w:val="1"/>
+      <w:numFmt w:val="decimal"/>
+      <w:lvlText w:val="%7."/>
+      <w:lvlJc w:val="left"/>
+      <w:pPr>
+        <w:tabs>
+          <w:tab w:val="num" w:pos="2520"/>
+        </w:tabs>
+        <w:ind w:left="2520" w:hanging="360"/>
+      </w:pPr>
+    </w:lvl>
+    <w:lvl w:ilvl="7">
+      <w:start w:val="1"/>
+      <w:numFmt w:val="lowerLetter"/>
+      <w:lvlText w:val="%8."/>
+      <w:lvlJc w:val="left"/>
+      <w:pPr>
+        <w:tabs>
+          <w:tab w:val="num" w:pos="2880"/>
+        </w:tabs>
+        <w:ind w:left="2880" w:hanging="360"/>
+      </w:pPr>
+    </w:lvl>
+    <w:lvl w:ilvl="8">
+      <w:start w:val="1"/>
+      <w:numFmt w:val="lowerRoman"/>
+      <w:lvlText w:val="%9."/>
+      <w:lvlJc w:val="left"/>
+      <w:pPr>
+        <w:tabs>
+          <w:tab w:val="num" w:pos="3240"/>
+        </w:tabs>
+        <w:ind w:left="3240" w:hanging="360"/>
+      </w:pPr>
+    </w:lvl>
+  </w:abstractNum>
+  <w:abstractNum w:abstractNumId="43" w15:restartNumberingAfterBreak="0">
+    <w:nsid w:val="7ED57643"/>
+    <w:multiLevelType w:val="multilevel"/>
+    <w:tmpl w:val="0409001D"/>
+    <w:lvl w:ilvl="0">
+      <w:start w:val="1"/>
+      <w:numFmt w:val="decimal"/>
+      <w:lvlText w:val="%1)"/>
+      <w:lvlJc w:val="left"/>
+      <w:pPr>
+        <w:tabs>
+          <w:tab w:val="num" w:pos="360"/>
+        </w:tabs>
+        <w:ind w:left="360" w:hanging="360"/>
+      </w:pPr>
+    </w:lvl>
+    <w:lvl w:ilvl="1">
+      <w:start w:val="1"/>
+      <w:numFmt w:val="lowerLetter"/>
+      <w:lvlText w:val="%2)"/>
+      <w:lvlJc w:val="left"/>
+      <w:pPr>
+        <w:tabs>
+          <w:tab w:val="num" w:pos="720"/>
+        </w:tabs>
+        <w:ind w:left="720" w:hanging="360"/>
+      </w:pPr>
+    </w:lvl>
+    <w:lvl w:ilvl="2">
+      <w:start w:val="1"/>
+      <w:numFmt w:val="lowerRoman"/>
+      <w:lvlText w:val="%3)"/>
+      <w:lvlJc w:val="left"/>
+      <w:pPr>
+        <w:tabs>
+          <w:tab w:val="num" w:pos="1080"/>
+        </w:tabs>
+        <w:ind w:left="1080" w:hanging="360"/>
+      </w:pPr>
+    </w:lvl>
+    <w:lvl w:ilvl="3">
+      <w:start w:val="1"/>
+      <w:numFmt w:val="decimal"/>
+      <w:lvlText w:val="(%4)"/>
+      <w:lvlJc w:val="left"/>
+      <w:pPr>
+        <w:tabs>
+          <w:tab w:val="num" w:pos="1440"/>
+        </w:tabs>
+        <w:ind w:left="1440" w:hanging="360"/>
+      </w:pPr>
+    </w:lvl>
+    <w:lvl w:ilvl="4">
+      <w:start w:val="1"/>
+      <w:numFmt w:val="lowerLetter"/>
+      <w:lvlText w:val="(%5)"/>
+      <w:lvlJc w:val="left"/>
+      <w:pPr>
+        <w:tabs>
+          <w:tab w:val="num" w:pos="1800"/>
+        </w:tabs>
+        <w:ind w:left="1800" w:hanging="360"/>
+      </w:pPr>
+    </w:lvl>
+    <w:lvl w:ilvl="5">
+      <w:start w:val="1"/>
+      <w:numFmt w:val="lowerRoman"/>
+      <w:lvlText w:val="(%6)"/>
+      <w:lvlJc w:val="left"/>
+      <w:pPr>
+        <w:tabs>
+          <w:tab w:val="num" w:pos="2160"/>
+        </w:tabs>
+        <w:ind w:left="2160" w:hanging="360"/>
+      </w:pPr>
+    </w:lvl>
+    <w:lvl w:ilvl="6">
+      <w:start w:val="1"/>
+      <w:numFmt w:val="decimal"/>
+      <w:lvlText w:val="%7."/>
+      <w:lvlJc w:val="left"/>
+      <w:pPr>
+        <w:tabs>
+          <w:tab w:val="num" w:pos="2520"/>
+        </w:tabs>
+        <w:ind w:left="2520" w:hanging="360"/>
+      </w:pPr>
+    </w:lvl>
+    <w:lvl w:ilvl="7">
+      <w:start w:val="1"/>
+      <w:numFmt w:val="lowerLetter"/>
+      <w:lvlText w:val="%8."/>
+      <w:lvlJc w:val="left"/>
+      <w:pPr>
+        <w:tabs>
+          <w:tab w:val="num" w:pos="2880"/>
+        </w:tabs>
+        <w:ind w:left="2880" w:hanging="360"/>
+      </w:pPr>
+    </w:lvl>
+    <w:lvl w:ilvl="8">
+      <w:start w:val="1"/>
+      <w:numFmt w:val="lowerRoman"/>
+      <w:lvlText w:val="%9."/>
+      <w:lvlJc w:val="left"/>
+      <w:pPr>
+        <w:tabs>
+          <w:tab w:val="num" w:pos="3240"/>
+        </w:tabs>
+        <w:ind w:left="3240" w:hanging="360"/>
+      </w:pPr>
+    </w:lvl>
+  </w:abstractNum>
+  <w:abstractNum w:abstractNumId="44" w15:restartNumberingAfterBreak="0">
+    <w:nsid w:val="7F0F27EC"/>
+    <w:multiLevelType w:val="hybridMultilevel"/>
+    <w:tmpl w:val="C830748C"/>
+    <w:lvl w:ilvl="0" w:tplc="0409000F">
+      <w:start w:val="1"/>
+      <w:numFmt w:val="decimal"/>
+      <w:lvlText w:val="%1."/>
+      <w:lvlJc w:val="left"/>
+      <w:pPr>
+        <w:tabs>
+          <w:tab w:val="num" w:pos="360"/>
+        </w:tabs>
+        <w:ind w:left="360" w:hanging="360"/>
+      </w:pPr>
+    </w:lvl>
+    <w:lvl w:ilvl="1" w:tplc="04090019" w:tentative="1">
+      <w:start w:val="1"/>
+      <w:numFmt w:val="lowerLetter"/>
+      <w:lvlText w:val="%2."/>
+      <w:lvlJc w:val="left"/>
+      <w:pPr>
+        <w:tabs>
+          <w:tab w:val="num" w:pos="1080"/>
+        </w:tabs>
+        <w:ind w:left="1080" w:hanging="360"/>
+      </w:pPr>
+    </w:lvl>
+    <w:lvl w:ilvl="2" w:tplc="0409001B" w:tentative="1">
+      <w:start w:val="1"/>
+      <w:numFmt w:val="lowerRoman"/>
+      <w:lvlText w:val="%3."/>
+      <w:lvlJc w:val="right"/>
+      <w:pPr>
+        <w:tabs>
+          <w:tab w:val="num" w:pos="1800"/>
+        </w:tabs>
+        <w:ind w:left="1800" w:hanging="180"/>
+      </w:pPr>
+    </w:lvl>
+    <w:lvl w:ilvl="3" w:tplc="0409000F" w:tentative="1">
+      <w:start w:val="1"/>
+      <w:numFmt w:val="decimal"/>
+      <w:lvlText w:val="%4."/>
+      <w:lvlJc w:val="left"/>
+      <w:pPr>
+        <w:tabs>
+          <w:tab w:val="num" w:pos="2520"/>
+        </w:tabs>
+        <w:ind w:left="2520" w:hanging="360"/>
+      </w:pPr>
+    </w:lvl>
+    <w:lvl w:ilvl="4" w:tplc="04090019" w:tentative="1">
+      <w:start w:val="1"/>
+      <w:numFmt w:val="lowerLetter"/>
+      <w:lvlText w:val="%5."/>
+      <w:lvlJc w:val="left"/>
+      <w:pPr>
+        <w:tabs>
+          <w:tab w:val="num" w:pos="3240"/>
+        </w:tabs>
+        <w:ind w:left="3240" w:hanging="360"/>
+      </w:pPr>
+    </w:lvl>
+    <w:lvl w:ilvl="5" w:tplc="0409001B" w:tentative="1">
+      <w:start w:val="1"/>
+      <w:numFmt w:val="lowerRoman"/>
+      <w:lvlText w:val="%6."/>
+      <w:lvlJc w:val="right"/>
+      <w:pPr>
+        <w:tabs>
+          <w:tab w:val="num" w:pos="3960"/>
+        </w:tabs>
+        <w:ind w:left="3960" w:hanging="180"/>
+      </w:pPr>
+    </w:lvl>
+    <w:lvl w:ilvl="6" w:tplc="0409000F" w:tentative="1">
+      <w:start w:val="1"/>
+      <w:numFmt w:val="decimal"/>
+      <w:lvlText w:val="%7."/>
+      <w:lvlJc w:val="left"/>
+      <w:pPr>
+        <w:tabs>
+          <w:tab w:val="num" w:pos="4680"/>
+        </w:tabs>
+        <w:ind w:left="4680" w:hanging="360"/>
+      </w:pPr>
+    </w:lvl>
+    <w:lvl w:ilvl="7" w:tplc="04090019" w:tentative="1">
+      <w:start w:val="1"/>
+      <w:numFmt w:val="lowerLetter"/>
+      <w:lvlText w:val="%8."/>
+      <w:lvlJc w:val="left"/>
+      <w:pPr>
+        <w:tabs>
+          <w:tab w:val="num" w:pos="5400"/>
+        </w:tabs>
+        <w:ind w:left="5400" w:hanging="360"/>
+      </w:pPr>
+    </w:lvl>
+    <w:lvl w:ilvl="8" w:tplc="0409001B" w:tentative="1">
+      <w:start w:val="1"/>
+      <w:numFmt w:val="lowerRoman"/>
+      <w:lvlText w:val="%9."/>
+      <w:lvlJc w:val="right"/>
+      <w:pPr>
+        <w:tabs>
+          <w:tab w:val="num" w:pos="6120"/>
+        </w:tabs>
+        <w:ind w:left="6120" w:hanging="180"/>
+      </w:pPr>
+    </w:lvl>
+  </w:abstractNum>
   <w:num w:numId="1" w16cid:durableId="1427313861">
-    <w:abstractNumId w:val="1"/>
+    <w:abstractNumId w:val="22"/>
   </w:num>
   <w:num w:numId="2" w16cid:durableId="654455995">
-    <w:abstractNumId w:val="2"/>
+    <w:abstractNumId w:val="24"/>
   </w:num>
   <w:num w:numId="3" w16cid:durableId="1504010931">
-    <w:abstractNumId w:val="3"/>
+    <w:abstractNumId w:val="27"/>
   </w:num>
   <w:num w:numId="4" w16cid:durableId="549657879">
     <w:abstractNumId w:val="0"/>
   </w:num>
   <w:num w:numId="5" w16cid:durableId="375352917">
+    <w:abstractNumId w:val="37"/>
+  </w:num>
+  <w:num w:numId="6" w16cid:durableId="1956060190">
+    <w:abstractNumId w:val="19"/>
+  </w:num>
+  <w:num w:numId="7" w16cid:durableId="198783572">
+    <w:abstractNumId w:val="44"/>
+  </w:num>
+  <w:num w:numId="8" w16cid:durableId="359474774">
+    <w:abstractNumId w:val="13"/>
+  </w:num>
+  <w:num w:numId="9" w16cid:durableId="1138910754">
+    <w:abstractNumId w:val="39"/>
+  </w:num>
+  <w:num w:numId="10" w16cid:durableId="1142380831">
+    <w:abstractNumId w:val="14"/>
+  </w:num>
+  <w:num w:numId="11" w16cid:durableId="1523739636">
+    <w:abstractNumId w:val="25"/>
+  </w:num>
+  <w:num w:numId="12" w16cid:durableId="637497275">
+    <w:abstractNumId w:val="12"/>
+  </w:num>
+  <w:num w:numId="13" w16cid:durableId="1651859603">
+    <w:abstractNumId w:val="11"/>
+  </w:num>
+  <w:num w:numId="14" w16cid:durableId="274948121">
+    <w:abstractNumId w:val="32"/>
+  </w:num>
+  <w:num w:numId="15" w16cid:durableId="694429031">
+    <w:abstractNumId w:val="1"/>
+  </w:num>
+  <w:num w:numId="16" w16cid:durableId="408623802">
+    <w:abstractNumId w:val="33"/>
+  </w:num>
+  <w:num w:numId="17" w16cid:durableId="511145810">
+    <w:abstractNumId w:val="36"/>
+  </w:num>
+  <w:num w:numId="18" w16cid:durableId="140124888">
+    <w:abstractNumId w:val="30"/>
+  </w:num>
+  <w:num w:numId="19" w16cid:durableId="1630359506">
+    <w:abstractNumId w:val="26"/>
+  </w:num>
+  <w:num w:numId="20" w16cid:durableId="501049281">
+    <w:abstractNumId w:val="43"/>
+  </w:num>
+  <w:num w:numId="21" w16cid:durableId="370619577">
+    <w:abstractNumId w:val="16"/>
+  </w:num>
+  <w:num w:numId="22" w16cid:durableId="935484151">
+    <w:abstractNumId w:val="18"/>
+  </w:num>
+  <w:num w:numId="23" w16cid:durableId="1350063420">
+    <w:abstractNumId w:val="5"/>
+  </w:num>
+  <w:num w:numId="24" w16cid:durableId="1200582700">
+    <w:abstractNumId w:val="17"/>
+  </w:num>
+  <w:num w:numId="25" w16cid:durableId="2042629032">
+    <w:abstractNumId w:val="35"/>
+  </w:num>
+  <w:num w:numId="26" w16cid:durableId="1135870488">
+    <w:abstractNumId w:val="40"/>
+  </w:num>
+  <w:num w:numId="27" w16cid:durableId="420373887">
+    <w:abstractNumId w:val="9"/>
+  </w:num>
+  <w:num w:numId="28" w16cid:durableId="884946152">
+    <w:abstractNumId w:val="42"/>
+  </w:num>
+  <w:num w:numId="29" w16cid:durableId="1453287048">
+    <w:abstractNumId w:val="6"/>
+  </w:num>
+  <w:num w:numId="30" w16cid:durableId="1741320101">
+    <w:abstractNumId w:val="41"/>
+  </w:num>
+  <w:num w:numId="31" w16cid:durableId="393310150">
+    <w:abstractNumId w:val="23"/>
+  </w:num>
+  <w:num w:numId="32" w16cid:durableId="789323481">
+    <w:abstractNumId w:val="15"/>
+  </w:num>
+  <w:num w:numId="33" w16cid:durableId="1605378706">
+    <w:abstractNumId w:val="8"/>
+  </w:num>
+  <w:num w:numId="34" w16cid:durableId="1749883873">
+    <w:abstractNumId w:val="21"/>
+  </w:num>
+  <w:num w:numId="35" w16cid:durableId="254553194">
+    <w:abstractNumId w:val="31"/>
+  </w:num>
+  <w:num w:numId="36" w16cid:durableId="1549218774">
+    <w:abstractNumId w:val="2"/>
+  </w:num>
+  <w:num w:numId="37" w16cid:durableId="766272655">
+    <w:abstractNumId w:val="38"/>
+  </w:num>
+  <w:num w:numId="38" w16cid:durableId="606423472">
+    <w:abstractNumId w:val="20"/>
+  </w:num>
+  <w:num w:numId="39" w16cid:durableId="1969584053">
+    <w:abstractNumId w:val="10"/>
+  </w:num>
+  <w:num w:numId="40" w16cid:durableId="986545975">
+    <w:abstractNumId w:val="29"/>
+  </w:num>
+  <w:num w:numId="41" w16cid:durableId="27028256">
+    <w:abstractNumId w:val="3"/>
+  </w:num>
+  <w:num w:numId="42" w16cid:durableId="69667643">
+    <w:abstractNumId w:val="28"/>
+  </w:num>
+  <w:num w:numId="43" w16cid:durableId="1987320263">
+    <w:abstractNumId w:val="34"/>
+  </w:num>
+  <w:num w:numId="44" w16cid:durableId="1109861635">
     <w:abstractNumId w:val="4"/>
+  </w:num>
+  <w:num w:numId="45" w16cid:durableId="976186278">
+    <w:abstractNumId w:val="7"/>
   </w:num>
   <w:numIdMacAtCleanup w:val="5"/>
 </w:numbering>
 </file>
 
 <file path=word/styles.xml><?xml version="1.0" encoding="utf-8"?>
-<w:styles xmlns:mc="http://schemas.openxmlformats.org/markup-compatibility/2006" xmlns:r="http://schemas.openxmlformats.org/officeDocument/2006/relationships" xmlns:w="http://schemas.openxmlformats.org/wordprocessingml/2006/main" xmlns:w14="http://schemas.microsoft.com/office/word/2010/wordml" xmlns:w15="http://schemas.microsoft.com/office/word/2012/wordml" xmlns:w16cex="http://schemas.microsoft.com/office/word/2018/wordml/cex" xmlns:w16cid="http://schemas.microsoft.com/office/word/2016/wordml/cid" xmlns:w16="http://schemas.microsoft.com/office/word/2018/wordml" xmlns:w16sdtdh="http://schemas.microsoft.com/office/word/2020/wordml/sdtdatahash" xmlns:w16se="http://schemas.microsoft.com/office/word/2015/wordml/symex" mc:Ignorable="w14 w15 w16se w16cid w16 w16cex w16sdtdh">
+<w:styles xmlns:mc="http://schemas.openxmlformats.org/markup-compatibility/2006" xmlns:r="http://schemas.openxmlformats.org/officeDocument/2006/relationships" xmlns:w="http://schemas.openxmlformats.org/wordprocessingml/2006/main" xmlns:w14="http://schemas.microsoft.com/office/word/2010/wordml" xmlns:w15="http://schemas.microsoft.com/office/word/2012/wordml" xmlns:w16cex="http://schemas.microsoft.com/office/word/2018/wordml/cex" xmlns:w16cid="http://schemas.microsoft.com/office/word/2016/wordml/cid" xmlns:w16="http://schemas.microsoft.com/office/word/2018/wordml" xmlns:w16du="http://schemas.microsoft.com/office/word/2023/wordml/word16du" xmlns:w16sdtdh="http://schemas.microsoft.com/office/word/2020/wordml/sdtdatahash" xmlns:w16sdtfl="http://schemas.microsoft.com/office/word/2024/wordml/sdtformatlock" xmlns:w16se="http://schemas.microsoft.com/office/word/2015/wordml/symex" mc:Ignorable="w14 w15 w16se w16cid w16 w16cex w16sdtdh w16sdtfl w16du">
   <w:docDefaults>
     <w:rPrDefault>
       <w:rPr>
@@ -2872,7 +7592,7 @@
     <w:lsdException w:name="Body Text Indent 2" w:semiHidden="1" w:unhideWhenUsed="1"/>
     <w:lsdException w:name="Body Text Indent 3" w:semiHidden="1" w:unhideWhenUsed="1"/>
     <w:lsdException w:name="Block Text" w:semiHidden="1" w:unhideWhenUsed="1"/>
-    <w:lsdException w:name="Hyperlink" w:semiHidden="1" w:uiPriority="0" w:unhideWhenUsed="1"/>
+    <w:lsdException w:name="Hyperlink" w:semiHidden="1" w:unhideWhenUsed="1"/>
     <w:lsdException w:name="FollowedHyperlink" w:semiHidden="1" w:uiPriority="0" w:unhideWhenUsed="1"/>
     <w:lsdException w:name="Strong" w:uiPriority="22" w:qFormat="1"/>
     <w:lsdException w:name="Emphasis" w:uiPriority="20" w:qFormat="1"/>
@@ -3167,7 +7887,7 @@
   <w:style w:type="paragraph" w:default="1" w:styleId="Normal">
     <w:name w:val="Normal"/>
     <w:qFormat/>
-    <w:rsid w:val="00153B8D"/>
+    <w:rsid w:val="008A0A43"/>
     <w:pPr>
       <w:spacing w:before="160" w:after="80" w:line="336" w:lineRule="auto"/>
     </w:pPr>
@@ -3183,7 +7903,7 @@
     <w:next w:val="Normal"/>
     <w:link w:val="Heading1Char"/>
     <w:qFormat/>
-    <w:rsid w:val="00153B8D"/>
+    <w:rsid w:val="008A0A43"/>
     <w:pPr>
       <w:keepNext/>
       <w:spacing w:before="400" w:after="200" w:line="240" w:lineRule="auto"/>
@@ -3203,7 +7923,7 @@
     <w:next w:val="Normal"/>
     <w:link w:val="Heading2Char"/>
     <w:qFormat/>
-    <w:rsid w:val="00153B8D"/>
+    <w:rsid w:val="008A0A43"/>
     <w:pPr>
       <w:keepNext/>
       <w:pBdr>
@@ -3227,7 +7947,7 @@
     <w:next w:val="Normal"/>
     <w:link w:val="Heading3Char"/>
     <w:qFormat/>
-    <w:rsid w:val="00153B8D"/>
+    <w:rsid w:val="008A0A43"/>
     <w:pPr>
       <w:keepNext/>
       <w:autoSpaceDE w:val="0"/>
@@ -3246,9 +7966,8 @@
   <w:style w:type="character" w:default="1" w:styleId="DefaultParagraphFont">
     <w:name w:val="Default Paragraph Font"/>
     <w:uiPriority w:val="1"/>
-    <w:semiHidden/>
     <w:unhideWhenUsed/>
-    <w:rsid w:val="00153B8D"/>
+    <w:rsid w:val="008A0A43"/>
   </w:style>
   <w:style w:type="table" w:default="1" w:styleId="TableNormal">
     <w:name w:val="Normal Table"/>
@@ -3270,7 +7989,7 @@
     <w:uiPriority w:val="99"/>
     <w:semiHidden/>
     <w:unhideWhenUsed/>
-    <w:rsid w:val="00153B8D"/>
+    <w:rsid w:val="008A0A43"/>
   </w:style>
   <w:style w:type="character" w:customStyle="1" w:styleId="Heading3Char">
     <w:name w:val="Heading 3 Char"/>
@@ -3355,7 +8074,7 @@
     <w:name w:val="footer"/>
     <w:basedOn w:val="Normal"/>
     <w:link w:val="FooterChar"/>
-    <w:rsid w:val="00153B8D"/>
+    <w:rsid w:val="008A0A43"/>
     <w:pPr>
       <w:pBdr>
         <w:top w:val="single" w:sz="4" w:space="1" w:color="auto"/>
@@ -3385,7 +8104,7 @@
     <w:name w:val="header"/>
     <w:basedOn w:val="Normal"/>
     <w:link w:val="HeaderChar"/>
-    <w:rsid w:val="00153B8D"/>
+    <w:rsid w:val="008A0A43"/>
     <w:pPr>
       <w:tabs>
         <w:tab w:val="left" w:pos="5040"/>
@@ -3410,7 +8129,7 @@
   <w:style w:type="paragraph" w:customStyle="1" w:styleId="Outlinenumbering">
     <w:name w:val="Outline numbering"/>
     <w:basedOn w:val="Normal"/>
-    <w:rsid w:val="00153B8D"/>
+    <w:rsid w:val="008A0A43"/>
     <w:pPr>
       <w:numPr>
         <w:numId w:val="1"/>
@@ -3428,7 +8147,7 @@
   <w:style w:type="paragraph" w:customStyle="1" w:styleId="NumberedHeading2">
     <w:name w:val="Numbered Heading 2"/>
     <w:basedOn w:val="Normal"/>
-    <w:rsid w:val="00153B8D"/>
+    <w:rsid w:val="008A0A43"/>
     <w:pPr>
       <w:numPr>
         <w:numId w:val="2"/>
@@ -3438,11 +8157,12 @@
   <w:style w:type="character" w:styleId="PageNumber">
     <w:name w:val="page number"/>
     <w:basedOn w:val="DefaultParagraphFont"/>
-    <w:rsid w:val="00153B8D"/>
+    <w:rsid w:val="008A0A43"/>
   </w:style>
   <w:style w:type="character" w:styleId="Hyperlink">
     <w:name w:val="Hyperlink"/>
-    <w:rsid w:val="00153B8D"/>
+    <w:uiPriority w:val="99"/>
+    <w:rsid w:val="008A0A43"/>
     <w:rPr>
       <w:color w:val="0000FF"/>
       <w:u w:val="single"/>
@@ -3450,7 +8170,7 @@
   </w:style>
   <w:style w:type="character" w:styleId="FollowedHyperlink">
     <w:name w:val="FollowedHyperlink"/>
-    <w:rsid w:val="00153B8D"/>
+    <w:rsid w:val="008A0A43"/>
     <w:rPr>
       <w:color w:val="800080"/>
       <w:u w:val="single"/>
@@ -3461,7 +8181,7 @@
     <w:basedOn w:val="Normal"/>
     <w:uiPriority w:val="34"/>
     <w:qFormat/>
-    <w:rsid w:val="00153B8D"/>
+    <w:rsid w:val="008A0A43"/>
     <w:pPr>
       <w:ind w:left="720"/>
     </w:pPr>
@@ -3473,7 +8193,7 @@
     <w:uiPriority w:val="39"/>
     <w:unhideWhenUsed/>
     <w:qFormat/>
-    <w:rsid w:val="00153B8D"/>
+    <w:rsid w:val="008A0A43"/>
     <w:pPr>
       <w:keepLines/>
       <w:spacing w:after="0" w:line="259" w:lineRule="auto"/>
@@ -3490,7 +8210,7 @@
     <w:name w:val="Code"/>
     <w:basedOn w:val="Normal"/>
     <w:qFormat/>
-    <w:rsid w:val="00153B8D"/>
+    <w:rsid w:val="008A0A43"/>
     <w:pPr>
       <w:spacing w:before="80" w:line="240" w:lineRule="auto"/>
     </w:pPr>
@@ -3505,7 +8225,7 @@
     <w:autoRedefine/>
     <w:uiPriority w:val="39"/>
     <w:unhideWhenUsed/>
-    <w:rsid w:val="00153B8D"/>
+    <w:rsid w:val="008A0A43"/>
     <w:pPr>
       <w:spacing w:after="100" w:line="240" w:lineRule="auto"/>
     </w:pPr>
@@ -3517,7 +8237,7 @@
     <w:autoRedefine/>
     <w:uiPriority w:val="39"/>
     <w:unhideWhenUsed/>
-    <w:rsid w:val="00153B8D"/>
+    <w:rsid w:val="008A0A43"/>
     <w:pPr>
       <w:spacing w:after="100" w:line="240" w:lineRule="auto"/>
       <w:ind w:left="202"/>
@@ -3531,7 +8251,7 @@
     <w:uiPriority w:val="39"/>
     <w:semiHidden/>
     <w:unhideWhenUsed/>
-    <w:rsid w:val="00153B8D"/>
+    <w:rsid w:val="008A0A43"/>
     <w:pPr>
       <w:spacing w:after="100" w:line="240" w:lineRule="auto"/>
       <w:ind w:left="403"/>
@@ -3651,7 +8371,7 @@
 </file>
 
 <file path=word/glossary/document.xml><?xml version="1.0" encoding="utf-8"?>
-<w:glossaryDocument xmlns:wpc="http://schemas.microsoft.com/office/word/2010/wordprocessingCanvas" xmlns:cx="http://schemas.microsoft.com/office/drawing/2014/chartex" xmlns:cx1="http://schemas.microsoft.com/office/drawing/2015/9/8/chartex" xmlns:cx2="http://schemas.microsoft.com/office/drawing/2015/10/21/chartex" xmlns:cx3="http://schemas.microsoft.com/office/drawing/2016/5/9/chartex" xmlns:cx4="http://schemas.microsoft.com/office/drawing/2016/5/10/chartex" xmlns:cx5="http://schemas.microsoft.com/office/drawing/2016/5/11/chartex" xmlns:cx6="http://schemas.microsoft.com/office/drawing/2016/5/12/chartex" xmlns:cx7="http://schemas.microsoft.com/office/drawing/2016/5/13/chartex" xmlns:cx8="http://schemas.microsoft.com/office/drawing/2016/5/14/chartex" xmlns:mc="http://schemas.openxmlformats.org/markup-compatibility/2006" xmlns:aink="http://schemas.microsoft.com/office/drawing/2016/ink" xmlns:am3d="http://schemas.microsoft.com/office/drawing/2017/model3d" xmlns:o="urn:schemas-microsoft-com:office:office" xmlns:oel="http://schemas.microsoft.com/office/2019/extlst" xmlns:r="http://schemas.openxmlformats.org/officeDocument/2006/relationships" xmlns:m="http://schemas.openxmlformats.org/officeDocument/2006/math" xmlns:v="urn:schemas-microsoft-com:vml" xmlns:wp14="http://schemas.microsoft.com/office/word/2010/wordprocessingDrawing" xmlns:wp="http://schemas.openxmlformats.org/drawingml/2006/wordprocessingDrawing" xmlns:w10="urn:schemas-microsoft-com:office:word" xmlns:w="http://schemas.openxmlformats.org/wordprocessingml/2006/main" xmlns:w14="http://schemas.microsoft.com/office/word/2010/wordml" xmlns:w15="http://schemas.microsoft.com/office/word/2012/wordml" xmlns:w16cex="http://schemas.microsoft.com/office/word/2018/wordml/cex" xmlns:w16cid="http://schemas.microsoft.com/office/word/2016/wordml/cid" xmlns:w16="http://schemas.microsoft.com/office/word/2018/wordml" xmlns:w16sdtdh="http://schemas.microsoft.com/office/word/2020/wordml/sdtdatahash" xmlns:w16se="http://schemas.microsoft.com/office/word/2015/wordml/symex" xmlns:wpg="http://schemas.microsoft.com/office/word/2010/wordprocessingGroup" xmlns:wpi="http://schemas.microsoft.com/office/word/2010/wordprocessingInk" xmlns:wne="http://schemas.microsoft.com/office/word/2006/wordml" xmlns:wps="http://schemas.microsoft.com/office/word/2010/wordprocessingShape" mc:Ignorable="w14 w15 w16se w16cid w16 w16cex w16sdtdh wp14">
+<w:glossaryDocument xmlns:wpc="http://schemas.microsoft.com/office/word/2010/wordprocessingCanvas" xmlns:cx="http://schemas.microsoft.com/office/drawing/2014/chartex" xmlns:cx1="http://schemas.microsoft.com/office/drawing/2015/9/8/chartex" xmlns:cx2="http://schemas.microsoft.com/office/drawing/2015/10/21/chartex" xmlns:cx3="http://schemas.microsoft.com/office/drawing/2016/5/9/chartex" xmlns:cx4="http://schemas.microsoft.com/office/drawing/2016/5/10/chartex" xmlns:cx5="http://schemas.microsoft.com/office/drawing/2016/5/11/chartex" xmlns:cx6="http://schemas.microsoft.com/office/drawing/2016/5/12/chartex" xmlns:cx7="http://schemas.microsoft.com/office/drawing/2016/5/13/chartex" xmlns:cx8="http://schemas.microsoft.com/office/drawing/2016/5/14/chartex" xmlns:mc="http://schemas.openxmlformats.org/markup-compatibility/2006" xmlns:aink="http://schemas.microsoft.com/office/drawing/2016/ink" xmlns:am3d="http://schemas.microsoft.com/office/drawing/2017/model3d" xmlns:o="urn:schemas-microsoft-com:office:office" xmlns:oel="http://schemas.microsoft.com/office/2019/extlst" xmlns:r="http://schemas.openxmlformats.org/officeDocument/2006/relationships" xmlns:m="http://schemas.openxmlformats.org/officeDocument/2006/math" xmlns:v="urn:schemas-microsoft-com:vml" xmlns:wp14="http://schemas.microsoft.com/office/word/2010/wordprocessingDrawing" xmlns:wp="http://schemas.openxmlformats.org/drawingml/2006/wordprocessingDrawing" xmlns:w10="urn:schemas-microsoft-com:office:word" xmlns:w="http://schemas.openxmlformats.org/wordprocessingml/2006/main" xmlns:w14="http://schemas.microsoft.com/office/word/2010/wordml" xmlns:w15="http://schemas.microsoft.com/office/word/2012/wordml" xmlns:w16cex="http://schemas.microsoft.com/office/word/2018/wordml/cex" xmlns:w16cid="http://schemas.microsoft.com/office/word/2016/wordml/cid" xmlns:w16="http://schemas.microsoft.com/office/word/2018/wordml" xmlns:w16du="http://schemas.microsoft.com/office/word/2023/wordml/word16du" xmlns:w16sdtdh="http://schemas.microsoft.com/office/word/2020/wordml/sdtdatahash" xmlns:w16sdtfl="http://schemas.microsoft.com/office/word/2024/wordml/sdtformatlock" xmlns:w16se="http://schemas.microsoft.com/office/word/2015/wordml/symex" xmlns:wpg="http://schemas.microsoft.com/office/word/2010/wordprocessingGroup" xmlns:wpi="http://schemas.microsoft.com/office/word/2010/wordprocessingInk" xmlns:wne="http://schemas.microsoft.com/office/word/2006/wordml" xmlns:wps="http://schemas.microsoft.com/office/word/2010/wordprocessingShape" mc:Ignorable="w14 w15 w16se w16cid w16 w16cex w16sdtdh w16sdtfl w16du wp14">
   <w:docParts>
     <w:docPart>
       <w:docPartPr>
@@ -3778,7 +8498,7 @@
 </file>
 
 <file path=word/glossary/fontTable.xml><?xml version="1.0" encoding="utf-8"?>
-<w:fonts xmlns:mc="http://schemas.openxmlformats.org/markup-compatibility/2006" xmlns:r="http://schemas.openxmlformats.org/officeDocument/2006/relationships" xmlns:w="http://schemas.openxmlformats.org/wordprocessingml/2006/main" xmlns:w14="http://schemas.microsoft.com/office/word/2010/wordml" xmlns:w15="http://schemas.microsoft.com/office/word/2012/wordml" xmlns:w16cex="http://schemas.microsoft.com/office/word/2018/wordml/cex" xmlns:w16cid="http://schemas.microsoft.com/office/word/2016/wordml/cid" xmlns:w16="http://schemas.microsoft.com/office/word/2018/wordml" xmlns:w16sdtdh="http://schemas.microsoft.com/office/word/2020/wordml/sdtdatahash" xmlns:w16se="http://schemas.microsoft.com/office/word/2015/wordml/symex" mc:Ignorable="w14 w15 w16se w16cid w16 w16cex w16sdtdh">
+<w:fonts xmlns:mc="http://schemas.openxmlformats.org/markup-compatibility/2006" xmlns:r="http://schemas.openxmlformats.org/officeDocument/2006/relationships" xmlns:w="http://schemas.openxmlformats.org/wordprocessingml/2006/main" xmlns:w14="http://schemas.microsoft.com/office/word/2010/wordml" xmlns:w15="http://schemas.microsoft.com/office/word/2012/wordml" xmlns:w16cex="http://schemas.microsoft.com/office/word/2018/wordml/cex" xmlns:w16cid="http://schemas.microsoft.com/office/word/2016/wordml/cid" xmlns:w16="http://schemas.microsoft.com/office/word/2018/wordml" xmlns:w16du="http://schemas.microsoft.com/office/word/2023/wordml/word16du" xmlns:w16sdtdh="http://schemas.microsoft.com/office/word/2020/wordml/sdtdatahash" xmlns:w16sdtfl="http://schemas.microsoft.com/office/word/2024/wordml/sdtformatlock" xmlns:w16se="http://schemas.microsoft.com/office/word/2015/wordml/symex" mc:Ignorable="w14 w15 w16se w16cid w16 w16cex w16sdtdh w16sdtfl w16du">
   <w:font w:name="Times New Roman">
     <w:panose1 w:val="02020603050405020304"/>
     <w:charset w:val="00"/>
@@ -3791,7 +8511,7 @@
     <w:charset w:val="00"/>
     <w:family w:val="swiss"/>
     <w:pitch w:val="variable"/>
-    <w:sig w:usb0="E4002EFF" w:usb1="C000247B" w:usb2="00000009" w:usb3="00000000" w:csb0="000001FF" w:csb1="00000000"/>
+    <w:sig w:usb0="E4002EFF" w:usb1="C200247B" w:usb2="00000009" w:usb3="00000000" w:csb0="000001FF" w:csb1="00000000"/>
   </w:font>
   <w:font w:name="Verdana">
     <w:panose1 w:val="020B0604030504040204"/>
@@ -3833,7 +8553,7 @@
     <w:charset w:val="00"/>
     <w:family w:val="swiss"/>
     <w:pitch w:val="variable"/>
-    <w:sig w:usb0="E4002EFF" w:usb1="C000247B" w:usb2="00000009" w:usb3="00000000" w:csb0="000001FF" w:csb1="00000000"/>
+    <w:sig w:usb0="E4002EFF" w:usb1="C200247B" w:usb2="00000009" w:usb3="00000000" w:csb0="000001FF" w:csb1="00000000"/>
   </w:font>
   <w:font w:name="Aptos">
     <w:charset w:val="00"/>
@@ -3851,7 +8571,7 @@
 </file>
 
 <file path=word/glossary/settings.xml><?xml version="1.0" encoding="utf-8"?>
-<w:settings xmlns:mc="http://schemas.openxmlformats.org/markup-compatibility/2006" xmlns:o="urn:schemas-microsoft-com:office:office" xmlns:r="http://schemas.openxmlformats.org/officeDocument/2006/relationships" xmlns:m="http://schemas.openxmlformats.org/officeDocument/2006/math" xmlns:v="urn:schemas-microsoft-com:vml" xmlns:w10="urn:schemas-microsoft-com:office:word" xmlns:w="http://schemas.openxmlformats.org/wordprocessingml/2006/main" xmlns:w14="http://schemas.microsoft.com/office/word/2010/wordml" xmlns:w15="http://schemas.microsoft.com/office/word/2012/wordml" xmlns:w16cex="http://schemas.microsoft.com/office/word/2018/wordml/cex" xmlns:w16cid="http://schemas.microsoft.com/office/word/2016/wordml/cid" xmlns:w16="http://schemas.microsoft.com/office/word/2018/wordml" xmlns:w16sdtdh="http://schemas.microsoft.com/office/word/2020/wordml/sdtdatahash" xmlns:w16se="http://schemas.microsoft.com/office/word/2015/wordml/symex" xmlns:sl="http://schemas.openxmlformats.org/schemaLibrary/2006/main" mc:Ignorable="w14 w15 w16se w16cid w16 w16cex w16sdtdh">
+<w:settings xmlns:mc="http://schemas.openxmlformats.org/markup-compatibility/2006" xmlns:o="urn:schemas-microsoft-com:office:office" xmlns:r="http://schemas.openxmlformats.org/officeDocument/2006/relationships" xmlns:m="http://schemas.openxmlformats.org/officeDocument/2006/math" xmlns:v="urn:schemas-microsoft-com:vml" xmlns:w10="urn:schemas-microsoft-com:office:word" xmlns:w="http://schemas.openxmlformats.org/wordprocessingml/2006/main" xmlns:w14="http://schemas.microsoft.com/office/word/2010/wordml" xmlns:w15="http://schemas.microsoft.com/office/word/2012/wordml" xmlns:w16cex="http://schemas.microsoft.com/office/word/2018/wordml/cex" xmlns:w16cid="http://schemas.microsoft.com/office/word/2016/wordml/cid" xmlns:w16="http://schemas.microsoft.com/office/word/2018/wordml" xmlns:w16du="http://schemas.microsoft.com/office/word/2023/wordml/word16du" xmlns:w16sdtdh="http://schemas.microsoft.com/office/word/2020/wordml/sdtdatahash" xmlns:w16sdtfl="http://schemas.microsoft.com/office/word/2024/wordml/sdtformatlock" xmlns:w16se="http://schemas.microsoft.com/office/word/2015/wordml/symex" xmlns:sl="http://schemas.openxmlformats.org/schemaLibrary/2006/main" mc:Ignorable="w14 w15 w16se w16cid w16 w16cex w16sdtdh w16sdtfl w16du">
   <w:view w:val="normal"/>
   <w:defaultTabStop w:val="720"/>
   <w:characterSpacingControl w:val="doNotCompress"/>
@@ -3868,6 +8588,7 @@
     <w:rsidRoot w:val="00F32149"/>
     <w:rsid w:val="0006568A"/>
     <w:rsid w:val="000A10FC"/>
+    <w:rsid w:val="000C6D19"/>
     <w:rsid w:val="00150DFE"/>
     <w:rsid w:val="00171195"/>
     <w:rsid w:val="001B274F"/>
@@ -3875,6 +8596,7 @@
     <w:rsid w:val="003850A8"/>
     <w:rsid w:val="004C17B1"/>
     <w:rsid w:val="00BF4911"/>
+    <w:rsid w:val="00E15303"/>
     <w:rsid w:val="00F32149"/>
     <w:rsid w:val="00F91ECC"/>
     <w:rsid w:val="00FC4DB4"/>
@@ -3901,7 +8623,7 @@
 </file>
 
 <file path=word/glossary/styles.xml><?xml version="1.0" encoding="utf-8"?>
-<w:styles xmlns:mc="http://schemas.openxmlformats.org/markup-compatibility/2006" xmlns:r="http://schemas.openxmlformats.org/officeDocument/2006/relationships" xmlns:w="http://schemas.openxmlformats.org/wordprocessingml/2006/main" xmlns:w14="http://schemas.microsoft.com/office/word/2010/wordml" xmlns:w15="http://schemas.microsoft.com/office/word/2012/wordml" xmlns:w16cex="http://schemas.microsoft.com/office/word/2018/wordml/cex" xmlns:w16cid="http://schemas.microsoft.com/office/word/2016/wordml/cid" xmlns:w16="http://schemas.microsoft.com/office/word/2018/wordml" xmlns:w16sdtdh="http://schemas.microsoft.com/office/word/2020/wordml/sdtdatahash" xmlns:w16se="http://schemas.microsoft.com/office/word/2015/wordml/symex" mc:Ignorable="w14 w15 w16se w16cid w16 w16cex w16sdtdh">
+<w:styles xmlns:mc="http://schemas.openxmlformats.org/markup-compatibility/2006" xmlns:r="http://schemas.openxmlformats.org/officeDocument/2006/relationships" xmlns:w="http://schemas.openxmlformats.org/wordprocessingml/2006/main" xmlns:w14="http://schemas.microsoft.com/office/word/2010/wordml" xmlns:w15="http://schemas.microsoft.com/office/word/2012/wordml" xmlns:w16cex="http://schemas.microsoft.com/office/word/2018/wordml/cex" xmlns:w16cid="http://schemas.microsoft.com/office/word/2016/wordml/cid" xmlns:w16="http://schemas.microsoft.com/office/word/2018/wordml" xmlns:w16du="http://schemas.microsoft.com/office/word/2023/wordml/word16du" xmlns:w16sdtdh="http://schemas.microsoft.com/office/word/2020/wordml/sdtdatahash" xmlns:w16sdtfl="http://schemas.microsoft.com/office/word/2024/wordml/sdtformatlock" xmlns:w16se="http://schemas.microsoft.com/office/word/2015/wordml/symex" mc:Ignorable="w14 w15 w16se w16cid w16 w16cex w16sdtdh w16sdtfl w16du">
   <w:docDefaults>
     <w:rPrDefault>
       <w:rPr>
@@ -4353,7 +9075,7 @@
 </file>
 
 <file path=word/glossary/webSettings.xml><?xml version="1.0" encoding="utf-8"?>
-<w:webSettings xmlns:mc="http://schemas.openxmlformats.org/markup-compatibility/2006" xmlns:r="http://schemas.openxmlformats.org/officeDocument/2006/relationships" xmlns:w="http://schemas.openxmlformats.org/wordprocessingml/2006/main" xmlns:w14="http://schemas.microsoft.com/office/word/2010/wordml" xmlns:w15="http://schemas.microsoft.com/office/word/2012/wordml" xmlns:w16cex="http://schemas.microsoft.com/office/word/2018/wordml/cex" xmlns:w16cid="http://schemas.microsoft.com/office/word/2016/wordml/cid" xmlns:w16="http://schemas.microsoft.com/office/word/2018/wordml" xmlns:w16sdtdh="http://schemas.microsoft.com/office/word/2020/wordml/sdtdatahash" xmlns:w16se="http://schemas.microsoft.com/office/word/2015/wordml/symex" mc:Ignorable="w14 w15 w16se w16cid w16 w16cex w16sdtdh">
+<w:webSettings xmlns:mc="http://schemas.openxmlformats.org/markup-compatibility/2006" xmlns:r="http://schemas.openxmlformats.org/officeDocument/2006/relationships" xmlns:w="http://schemas.openxmlformats.org/wordprocessingml/2006/main" xmlns:w14="http://schemas.microsoft.com/office/word/2010/wordml" xmlns:w15="http://schemas.microsoft.com/office/word/2012/wordml" xmlns:w16cex="http://schemas.microsoft.com/office/word/2018/wordml/cex" xmlns:w16cid="http://schemas.microsoft.com/office/word/2016/wordml/cid" xmlns:w16="http://schemas.microsoft.com/office/word/2018/wordml" xmlns:w16du="http://schemas.microsoft.com/office/word/2023/wordml/word16du" xmlns:w16sdtdh="http://schemas.microsoft.com/office/word/2020/wordml/sdtdatahash" xmlns:w16sdtfl="http://schemas.microsoft.com/office/word/2024/wordml/sdtformatlock" xmlns:w16se="http://schemas.microsoft.com/office/word/2015/wordml/symex" mc:Ignorable="w14 w15 w16se w16cid w16 w16cex w16sdtdh w16sdtfl w16du">
   <w:optimizeForBrowser/>
   <w:allowPNG/>
 </w:webSettings>

--- a/Ethical_Hacking/Bettercap/5.Bettercap_Web_GUI.docx
+++ b/Ethical_Hacking/Bettercap/5.Bettercap_Web_GUI.docx
@@ -9,12 +9,10 @@
           <w:bCs/>
         </w:rPr>
       </w:pPr>
-      <w:bookmarkStart w:id="0" w:name="_Toc190772454"/>
-      <w:proofErr w:type="spellStart"/>
+      <w:bookmarkStart w:id="0" w:name="_Toc191132147"/>
       <w:r>
         <w:t>Bettercap</w:t>
       </w:r>
-      <w:proofErr w:type="spellEnd"/>
       <w:r>
         <w:t xml:space="preserve"> </w:t>
       </w:r>
@@ -75,7 +73,7 @@
           <w:r>
             <w:fldChar w:fldCharType="separate"/>
           </w:r>
-          <w:hyperlink w:anchor="_Toc190772454" w:history="1">
+          <w:hyperlink w:anchor="_Toc191132147" w:history="1">
             <w:r>
               <w:rPr>
                 <w:rStyle w:val="Hyperlink"/>
@@ -102,7 +100,7 @@
                 <w:noProof/>
                 <w:webHidden/>
               </w:rPr>
-              <w:instrText xml:space="preserve"> PAGEREF _Toc190772454 \h </w:instrText>
+              <w:instrText xml:space="preserve"> PAGEREF _Toc191132147 \h </w:instrText>
             </w:r>
             <w:r>
               <w:rPr>
@@ -147,13 +145,13 @@
               <w14:ligatures w14:val="standardContextual"/>
             </w:rPr>
           </w:pPr>
-          <w:hyperlink w:anchor="_Toc190772455" w:history="1">
+          <w:hyperlink w:anchor="_Toc191132148" w:history="1">
             <w:r>
               <w:rPr>
                 <w:rStyle w:val="Hyperlink"/>
                 <w:noProof/>
               </w:rPr>
-              <w:t>Lab Requirements</w:t>
+              <w:t>Update Kali Linux</w:t>
             </w:r>
             <w:r>
               <w:rPr>
@@ -174,7 +172,7 @@
                 <w:noProof/>
                 <w:webHidden/>
               </w:rPr>
-              <w:instrText xml:space="preserve"> PAGEREF _Toc190772455 \h </w:instrText>
+              <w:instrText xml:space="preserve"> PAGEREF _Toc191132148 \h </w:instrText>
             </w:r>
             <w:r>
               <w:rPr>
@@ -219,13 +217,13 @@
               <w14:ligatures w14:val="standardContextual"/>
             </w:rPr>
           </w:pPr>
-          <w:hyperlink w:anchor="_Toc190772456" w:history="1">
+          <w:hyperlink w:anchor="_Toc191132149" w:history="1">
             <w:r>
               <w:rPr>
                 <w:rStyle w:val="Hyperlink"/>
                 <w:noProof/>
               </w:rPr>
-              <w:t>Bettercap Web GUI</w:t>
+              <w:t>Install or Update Bettercap</w:t>
             </w:r>
             <w:r>
               <w:rPr>
@@ -246,7 +244,7 @@
                 <w:noProof/>
                 <w:webHidden/>
               </w:rPr>
-              <w:instrText xml:space="preserve"> PAGEREF _Toc190772456 \h </w:instrText>
+              <w:instrText xml:space="preserve"> PAGEREF _Toc191132149 \h </w:instrText>
             </w:r>
             <w:r>
               <w:rPr>
@@ -291,13 +289,13 @@
               <w14:ligatures w14:val="standardContextual"/>
             </w:rPr>
           </w:pPr>
-          <w:hyperlink w:anchor="_Toc190772457" w:history="1">
+          <w:hyperlink w:anchor="_Toc191132150" w:history="1">
             <w:r>
               <w:rPr>
                 <w:rStyle w:val="Hyperlink"/>
                 <w:noProof/>
               </w:rPr>
-              <w:t>1. View Local IP Address Information</w:t>
+              <w:t>Injecting JavaScript</w:t>
             </w:r>
             <w:r>
               <w:rPr>
@@ -318,7 +316,7 @@
                 <w:noProof/>
                 <w:webHidden/>
               </w:rPr>
-              <w:instrText xml:space="preserve"> PAGEREF _Toc190772457 \h </w:instrText>
+              <w:instrText xml:space="preserve"> PAGEREF _Toc191132150 \h </w:instrText>
             </w:r>
             <w:r>
               <w:rPr>
@@ -338,7 +336,7 @@
                 <w:noProof/>
                 <w:webHidden/>
               </w:rPr>
-              <w:t>1</w:t>
+              <w:t>2</w:t>
             </w:r>
             <w:r>
               <w:rPr>
@@ -363,7 +361,295 @@
               <w14:ligatures w14:val="standardContextual"/>
             </w:rPr>
           </w:pPr>
-          <w:hyperlink w:anchor="_Toc190772458" w:history="1">
+          <w:hyperlink w:anchor="_Toc191132151" w:history="1">
+            <w:r>
+              <w:rPr>
+                <w:rStyle w:val="Hyperlink"/>
+                <w:noProof/>
+              </w:rPr>
+              <w:t>1. Create a NAT Network</w:t>
+            </w:r>
+            <w:r>
+              <w:rPr>
+                <w:noProof/>
+                <w:webHidden/>
+              </w:rPr>
+              <w:tab/>
+            </w:r>
+            <w:r>
+              <w:rPr>
+                <w:noProof/>
+                <w:webHidden/>
+              </w:rPr>
+              <w:fldChar w:fldCharType="begin"/>
+            </w:r>
+            <w:r>
+              <w:rPr>
+                <w:noProof/>
+                <w:webHidden/>
+              </w:rPr>
+              <w:instrText xml:space="preserve"> PAGEREF _Toc191132151 \h </w:instrText>
+            </w:r>
+            <w:r>
+              <w:rPr>
+                <w:noProof/>
+                <w:webHidden/>
+              </w:rPr>
+            </w:r>
+            <w:r>
+              <w:rPr>
+                <w:noProof/>
+                <w:webHidden/>
+              </w:rPr>
+              <w:fldChar w:fldCharType="separate"/>
+            </w:r>
+            <w:r>
+              <w:rPr>
+                <w:noProof/>
+                <w:webHidden/>
+              </w:rPr>
+              <w:t>2</w:t>
+            </w:r>
+            <w:r>
+              <w:rPr>
+                <w:noProof/>
+                <w:webHidden/>
+              </w:rPr>
+              <w:fldChar w:fldCharType="end"/>
+            </w:r>
+          </w:hyperlink>
+        </w:p>
+        <w:p>
+          <w:pPr>
+            <w:pStyle w:val="TOC1"/>
+            <w:tabs>
+              <w:tab w:val="right" w:leader="dot" w:pos="9350"/>
+            </w:tabs>
+            <w:rPr>
+              <w:rFonts w:asciiTheme="minorHAnsi" w:eastAsiaTheme="minorEastAsia" w:hAnsiTheme="minorHAnsi" w:cstheme="minorBidi"/>
+              <w:noProof/>
+              <w:kern w:val="2"/>
+              <w:sz w:val="24"/>
+              <w14:ligatures w14:val="standardContextual"/>
+            </w:rPr>
+          </w:pPr>
+          <w:hyperlink w:anchor="_Toc191132152" w:history="1">
+            <w:r>
+              <w:rPr>
+                <w:rStyle w:val="Hyperlink"/>
+                <w:noProof/>
+              </w:rPr>
+              <w:t>Lab Requirements</w:t>
+            </w:r>
+            <w:r>
+              <w:rPr>
+                <w:noProof/>
+                <w:webHidden/>
+              </w:rPr>
+              <w:tab/>
+            </w:r>
+            <w:r>
+              <w:rPr>
+                <w:noProof/>
+                <w:webHidden/>
+              </w:rPr>
+              <w:fldChar w:fldCharType="begin"/>
+            </w:r>
+            <w:r>
+              <w:rPr>
+                <w:noProof/>
+                <w:webHidden/>
+              </w:rPr>
+              <w:instrText xml:space="preserve"> PAGEREF _Toc191132152 \h </w:instrText>
+            </w:r>
+            <w:r>
+              <w:rPr>
+                <w:noProof/>
+                <w:webHidden/>
+              </w:rPr>
+            </w:r>
+            <w:r>
+              <w:rPr>
+                <w:noProof/>
+                <w:webHidden/>
+              </w:rPr>
+              <w:fldChar w:fldCharType="separate"/>
+            </w:r>
+            <w:r>
+              <w:rPr>
+                <w:noProof/>
+                <w:webHidden/>
+              </w:rPr>
+              <w:t>3</w:t>
+            </w:r>
+            <w:r>
+              <w:rPr>
+                <w:noProof/>
+                <w:webHidden/>
+              </w:rPr>
+              <w:fldChar w:fldCharType="end"/>
+            </w:r>
+          </w:hyperlink>
+        </w:p>
+        <w:p>
+          <w:pPr>
+            <w:pStyle w:val="TOC1"/>
+            <w:tabs>
+              <w:tab w:val="right" w:leader="dot" w:pos="9350"/>
+            </w:tabs>
+            <w:rPr>
+              <w:rFonts w:asciiTheme="minorHAnsi" w:eastAsiaTheme="minorEastAsia" w:hAnsiTheme="minorHAnsi" w:cstheme="minorBidi"/>
+              <w:noProof/>
+              <w:kern w:val="2"/>
+              <w:sz w:val="24"/>
+              <w14:ligatures w14:val="standardContextual"/>
+            </w:rPr>
+          </w:pPr>
+          <w:hyperlink w:anchor="_Toc191132153" w:history="1">
+            <w:r>
+              <w:rPr>
+                <w:rStyle w:val="Hyperlink"/>
+                <w:noProof/>
+              </w:rPr>
+              <w:t>Bettercap Web GUI</w:t>
+            </w:r>
+            <w:r>
+              <w:rPr>
+                <w:noProof/>
+                <w:webHidden/>
+              </w:rPr>
+              <w:tab/>
+            </w:r>
+            <w:r>
+              <w:rPr>
+                <w:noProof/>
+                <w:webHidden/>
+              </w:rPr>
+              <w:fldChar w:fldCharType="begin"/>
+            </w:r>
+            <w:r>
+              <w:rPr>
+                <w:noProof/>
+                <w:webHidden/>
+              </w:rPr>
+              <w:instrText xml:space="preserve"> PAGEREF _Toc191132153 \h </w:instrText>
+            </w:r>
+            <w:r>
+              <w:rPr>
+                <w:noProof/>
+                <w:webHidden/>
+              </w:rPr>
+            </w:r>
+            <w:r>
+              <w:rPr>
+                <w:noProof/>
+                <w:webHidden/>
+              </w:rPr>
+              <w:fldChar w:fldCharType="separate"/>
+            </w:r>
+            <w:r>
+              <w:rPr>
+                <w:noProof/>
+                <w:webHidden/>
+              </w:rPr>
+              <w:t>3</w:t>
+            </w:r>
+            <w:r>
+              <w:rPr>
+                <w:noProof/>
+                <w:webHidden/>
+              </w:rPr>
+              <w:fldChar w:fldCharType="end"/>
+            </w:r>
+          </w:hyperlink>
+        </w:p>
+        <w:p>
+          <w:pPr>
+            <w:pStyle w:val="TOC1"/>
+            <w:tabs>
+              <w:tab w:val="right" w:leader="dot" w:pos="9350"/>
+            </w:tabs>
+            <w:rPr>
+              <w:rFonts w:asciiTheme="minorHAnsi" w:eastAsiaTheme="minorEastAsia" w:hAnsiTheme="minorHAnsi" w:cstheme="minorBidi"/>
+              <w:noProof/>
+              <w:kern w:val="2"/>
+              <w:sz w:val="24"/>
+              <w14:ligatures w14:val="standardContextual"/>
+            </w:rPr>
+          </w:pPr>
+          <w:hyperlink w:anchor="_Toc191132154" w:history="1">
+            <w:r>
+              <w:rPr>
+                <w:rStyle w:val="Hyperlink"/>
+                <w:noProof/>
+              </w:rPr>
+              <w:t>1. View Local IP Address Information</w:t>
+            </w:r>
+            <w:r>
+              <w:rPr>
+                <w:noProof/>
+                <w:webHidden/>
+              </w:rPr>
+              <w:tab/>
+            </w:r>
+            <w:r>
+              <w:rPr>
+                <w:noProof/>
+                <w:webHidden/>
+              </w:rPr>
+              <w:fldChar w:fldCharType="begin"/>
+            </w:r>
+            <w:r>
+              <w:rPr>
+                <w:noProof/>
+                <w:webHidden/>
+              </w:rPr>
+              <w:instrText xml:space="preserve"> PAGEREF _Toc191132154 \h </w:instrText>
+            </w:r>
+            <w:r>
+              <w:rPr>
+                <w:noProof/>
+                <w:webHidden/>
+              </w:rPr>
+            </w:r>
+            <w:r>
+              <w:rPr>
+                <w:noProof/>
+                <w:webHidden/>
+              </w:rPr>
+              <w:fldChar w:fldCharType="separate"/>
+            </w:r>
+            <w:r>
+              <w:rPr>
+                <w:noProof/>
+                <w:webHidden/>
+              </w:rPr>
+              <w:t>4</w:t>
+            </w:r>
+            <w:r>
+              <w:rPr>
+                <w:noProof/>
+                <w:webHidden/>
+              </w:rPr>
+              <w:fldChar w:fldCharType="end"/>
+            </w:r>
+          </w:hyperlink>
+        </w:p>
+        <w:p>
+          <w:pPr>
+            <w:pStyle w:val="TOC1"/>
+            <w:tabs>
+              <w:tab w:val="right" w:leader="dot" w:pos="9350"/>
+            </w:tabs>
+            <w:rPr>
+              <w:rFonts w:asciiTheme="minorHAnsi" w:eastAsiaTheme="minorEastAsia" w:hAnsiTheme="minorHAnsi" w:cstheme="minorBidi"/>
+              <w:noProof/>
+              <w:kern w:val="2"/>
+              <w:sz w:val="24"/>
+              <w14:ligatures w14:val="standardContextual"/>
+            </w:rPr>
+          </w:pPr>
+          <w:hyperlink w:anchor="_Toc191132155" w:history="1">
             <w:r>
               <w:rPr>
                 <w:rStyle w:val="Hyperlink"/>
@@ -390,7 +676,7 @@
                 <w:noProof/>
                 <w:webHidden/>
               </w:rPr>
-              <w:instrText xml:space="preserve"> PAGEREF _Toc190772458 \h </w:instrText>
+              <w:instrText xml:space="preserve"> PAGEREF _Toc191132155 \h </w:instrText>
             </w:r>
             <w:r>
               <w:rPr>
@@ -410,7 +696,7 @@
                 <w:noProof/>
                 <w:webHidden/>
               </w:rPr>
-              <w:t>2</w:t>
+              <w:t>4</w:t>
             </w:r>
             <w:r>
               <w:rPr>
@@ -435,7 +721,7 @@
               <w14:ligatures w14:val="standardContextual"/>
             </w:rPr>
           </w:pPr>
-          <w:hyperlink w:anchor="_Toc190772459" w:history="1">
+          <w:hyperlink w:anchor="_Toc191132156" w:history="1">
             <w:r>
               <w:rPr>
                 <w:rStyle w:val="Hyperlink"/>
@@ -462,7 +748,7 @@
                 <w:noProof/>
                 <w:webHidden/>
               </w:rPr>
-              <w:instrText xml:space="preserve"> PAGEREF _Toc190772459 \h </w:instrText>
+              <w:instrText xml:space="preserve"> PAGEREF _Toc191132156 \h </w:instrText>
             </w:r>
             <w:r>
               <w:rPr>
@@ -482,7 +768,7 @@
                 <w:noProof/>
                 <w:webHidden/>
               </w:rPr>
-              <w:t>4</w:t>
+              <w:t>6</w:t>
             </w:r>
             <w:r>
               <w:rPr>
@@ -527,136 +813,17 @@
       <w:pPr>
         <w:pStyle w:val="Heading1"/>
       </w:pPr>
-      <w:bookmarkStart w:id="1" w:name="_Toc190772455"/>
-      <w:r>
-        <w:t>Lab Requirements</w:t>
+      <w:bookmarkStart w:id="1" w:name="_Toc190963937"/>
+      <w:bookmarkStart w:id="2" w:name="_Toc191132148"/>
+      <w:r>
+        <w:t>Update Kali Linux</w:t>
       </w:r>
       <w:bookmarkEnd w:id="1"/>
-    </w:p>
-    <w:p>
-      <w:r>
-        <w:t>This lab can disrupt network communications on a production network. We want to do this lab in a completely virtual environment.</w:t>
-      </w:r>
-    </w:p>
-    <w:p>
-      <w:pPr>
-        <w:pStyle w:val="ListParagraph"/>
-        <w:numPr>
-          <w:ilvl w:val="0"/>
-          <w:numId w:val="3"/>
-        </w:numPr>
-      </w:pPr>
-      <w:r>
-        <w:t>Kali Linux VM</w:t>
-      </w:r>
-    </w:p>
-    <w:p>
-      <w:pPr>
-        <w:pStyle w:val="ListParagraph"/>
-        <w:numPr>
-          <w:ilvl w:val="0"/>
-          <w:numId w:val="3"/>
-        </w:numPr>
-      </w:pPr>
-      <w:r>
-        <w:t>Windows VM</w:t>
-      </w:r>
-      <w:r>
-        <w:t xml:space="preserve"> with Google Chrome</w:t>
-      </w:r>
-    </w:p>
-    <w:p>
-      <w:pPr>
-        <w:pStyle w:val="ListParagraph"/>
-        <w:numPr>
-          <w:ilvl w:val="0"/>
-          <w:numId w:val="3"/>
-        </w:numPr>
-      </w:pPr>
-      <w:r>
-        <w:t xml:space="preserve">Both VM’s on </w:t>
-      </w:r>
-      <w:r>
-        <w:t>same</w:t>
-      </w:r>
-      <w:r>
-        <w:t xml:space="preserve"> NAT network</w:t>
-      </w:r>
-    </w:p>
-    <w:p>
-      <w:pPr>
-        <w:pStyle w:val="Heading1"/>
-      </w:pPr>
-      <w:bookmarkStart w:id="2" w:name="_Toc190772456"/>
-      <w:proofErr w:type="spellStart"/>
-      <w:r>
-        <w:t>Bettercap</w:t>
-      </w:r>
-      <w:proofErr w:type="spellEnd"/>
-      <w:r>
-        <w:t xml:space="preserve"> Web GUI</w:t>
-      </w:r>
       <w:bookmarkEnd w:id="2"/>
     </w:p>
     <w:p>
       <w:r>
-        <w:t>We know how to be the man in the middle</w:t>
-      </w:r>
-      <w:r>
-        <w:t xml:space="preserve"> and capture all the packets from a </w:t>
-      </w:r>
-      <w:r>
-        <w:t xml:space="preserve">victim. We can </w:t>
-      </w:r>
-      <w:r>
-        <w:t>do this from a GUI interface.</w:t>
-      </w:r>
-    </w:p>
-    <w:p>
-      <w:r>
-        <w:t>Connect both VM’s to the NAT network we created earlier.</w:t>
-      </w:r>
-    </w:p>
-    <w:p>
-      <w:pPr>
-        <w:pStyle w:val="Heading1"/>
-      </w:pPr>
-      <w:bookmarkStart w:id="3" w:name="_Toc190772457"/>
-      <w:r>
-        <w:t>1</w:t>
-      </w:r>
-      <w:r>
-        <w:t>.</w:t>
-      </w:r>
-      <w:r>
-        <w:t xml:space="preserve"> </w:t>
-      </w:r>
-      <w:r>
-        <w:t>View</w:t>
-      </w:r>
-      <w:r>
-        <w:t xml:space="preserve"> Local IP Address Information</w:t>
-      </w:r>
-      <w:bookmarkEnd w:id="3"/>
-    </w:p>
-    <w:p>
-      <w:r>
-        <w:t xml:space="preserve">On your Kali Linux: </w:t>
-      </w:r>
-      <w:r>
-        <w:t>r</w:t>
-      </w:r>
-      <w:r>
-        <w:t xml:space="preserve">un the following command in the terminal to find out the name </w:t>
-      </w:r>
-      <w:r>
-        <w:t xml:space="preserve">and IP address </w:t>
-      </w:r>
-      <w:r>
-        <w:t>of the network interface that you’re using</w:t>
-      </w:r>
-      <w:r>
-        <w:t>. It is commonly eth0.</w:t>
+        <w:t>This is a good idea to do before starting any lab with Kali Linux.</w:t>
       </w:r>
     </w:p>
     <w:tbl>
@@ -678,13 +845,760 @@
             <w:pPr>
               <w:pStyle w:val="Code"/>
             </w:pPr>
-            <w:proofErr w:type="spellStart"/>
-            <w:r>
-              <w:t>ip</w:t>
-            </w:r>
-            <w:proofErr w:type="spellEnd"/>
-            <w:r>
-              <w:t xml:space="preserve"> a</w:t>
+            <w:r>
+              <w:t>sudo apt update</w:t>
+            </w:r>
+          </w:p>
+          <w:p>
+            <w:pPr>
+              <w:pStyle w:val="Code"/>
+            </w:pPr>
+            <w:r>
+              <w:t>sudo apt dist-upgrade -y</w:t>
+            </w:r>
+          </w:p>
+        </w:tc>
+      </w:tr>
+    </w:tbl>
+    <w:p>
+      <w:pPr>
+        <w:pStyle w:val="Heading1"/>
+      </w:pPr>
+      <w:bookmarkStart w:id="3" w:name="_Toc190963938"/>
+      <w:bookmarkStart w:id="4" w:name="_Toc191132149"/>
+      <w:r>
+        <w:t>Install or Update Bettercap</w:t>
+      </w:r>
+      <w:bookmarkEnd w:id="3"/>
+      <w:bookmarkEnd w:id="4"/>
+    </w:p>
+    <w:p>
+      <w:r>
+        <w:t>Sniffing is the process of capturing and monitoring data packets that are passed through the network. It is used to capture the data of the victim</w:t>
+      </w:r>
+      <w:r>
+        <w:t>.</w:t>
+      </w:r>
+      <w:r>
+        <w:t xml:space="preserve"> </w:t>
+      </w:r>
+      <w:r>
+        <w:t>B</w:t>
+      </w:r>
+      <w:r>
+        <w:t>ettercap is a powerful tool used to perform various MITM</w:t>
+      </w:r>
+      <w:r>
+        <w:t xml:space="preserve"> </w:t>
+      </w:r>
+      <w:r>
+        <w:t>(man in the middle) attacks on a network. ARP Spoofing is a type of attack in which an attacker sends false ARP (Address Resolution Protocol) messages over a LAN</w:t>
+      </w:r>
+      <w:r>
+        <w:t xml:space="preserve"> </w:t>
+      </w:r>
+      <w:r>
+        <w:t>(local area network).</w:t>
+      </w:r>
+    </w:p>
+    <w:p>
+      <w:r>
+        <w:t>To install Bettercap, let’s do a clean build direct from the bettercap github repository. To make it easy, we are going to create a shell script to do it automatically.</w:t>
+      </w:r>
+    </w:p>
+    <w:p>
+      <w:pPr>
+        <w:pStyle w:val="ListParagraph"/>
+        <w:numPr>
+          <w:ilvl w:val="0"/>
+          <w:numId w:val="4"/>
+        </w:numPr>
+      </w:pPr>
+      <w:r>
+        <w:t xml:space="preserve">In Linux </w:t>
+      </w:r>
+      <w:r>
+        <w:sym w:font="Wingdings" w:char="F0E0"/>
+      </w:r>
+      <w:r>
+        <w:t xml:space="preserve"> create a file named </w:t>
+      </w:r>
+      <w:r>
+        <w:rPr>
+          <w:b/>
+          <w:bCs/>
+        </w:rPr>
+        <w:t>install_bettercap.sh</w:t>
+      </w:r>
+    </w:p>
+    <w:p>
+      <w:pPr>
+        <w:pStyle w:val="ListParagraph"/>
+        <w:numPr>
+          <w:ilvl w:val="0"/>
+          <w:numId w:val="4"/>
+        </w:numPr>
+      </w:pPr>
+      <w:r>
+        <w:t>Copy and paste the following commands into the script file.</w:t>
+      </w:r>
+    </w:p>
+    <w:tbl>
+      <w:tblPr>
+        <w:tblStyle w:val="TableGrid"/>
+        <w:tblW w:w="10255" w:type="dxa"/>
+        <w:tblLook w:val="04A0" w:firstRow="1" w:lastRow="0" w:firstColumn="1" w:lastColumn="0" w:noHBand="0" w:noVBand="1"/>
+      </w:tblPr>
+      <w:tblGrid>
+        <w:gridCol w:w="10255"/>
+      </w:tblGrid>
+      <w:tr>
+        <w:trPr>
+          <w:cantSplit/>
+        </w:trPr>
+        <w:tc>
+          <w:tcPr>
+            <w:tcW w:w="10255" w:type="dxa"/>
+            <w:shd w:val="clear" w:color="auto" w:fill="E2EFD9" w:themeFill="accent6" w:themeFillTint="33"/>
+          </w:tcPr>
+          <w:p>
+            <w:pPr>
+              <w:pStyle w:val="Code"/>
+            </w:pPr>
+            <w:r>
+              <w:lastRenderedPageBreak/>
+              <w:t>cd ~</w:t>
+            </w:r>
+          </w:p>
+          <w:p>
+            <w:pPr>
+              <w:pStyle w:val="Code"/>
+            </w:pPr>
+            <w:r>
+              <w:t>sudo apt update</w:t>
+            </w:r>
+          </w:p>
+          <w:p>
+            <w:pPr>
+              <w:pStyle w:val="Code"/>
+            </w:pPr>
+            <w:r>
+              <w:t>sudo apt install -y golang git libusb-1.0-0-dev libpcap-dev libnetfilter-queue-dev</w:t>
+            </w:r>
+          </w:p>
+          <w:p>
+            <w:pPr>
+              <w:pStyle w:val="Code"/>
+            </w:pPr>
+            <w:r>
+              <w:t>sudo git clone https://github.com/bettercap/bettercap.git</w:t>
+            </w:r>
+          </w:p>
+          <w:p>
+            <w:pPr>
+              <w:pStyle w:val="Code"/>
+            </w:pPr>
+            <w:r>
+              <w:t>cd bettercap</w:t>
+            </w:r>
+          </w:p>
+          <w:p>
+            <w:pPr>
+              <w:pStyle w:val="Code"/>
+            </w:pPr>
+            <w:r>
+              <w:t>go install</w:t>
+            </w:r>
+          </w:p>
+          <w:p>
+            <w:pPr>
+              <w:pStyle w:val="Code"/>
+            </w:pPr>
+            <w:r>
+              <w:t>go build</w:t>
+            </w:r>
+          </w:p>
+          <w:p>
+            <w:pPr>
+              <w:pStyle w:val="Code"/>
+            </w:pPr>
+            <w:r>
+              <w:t>sudo ./bettercap</w:t>
+            </w:r>
+          </w:p>
+        </w:tc>
+      </w:tr>
+    </w:tbl>
+    <w:p>
+      <w:pPr>
+        <w:pStyle w:val="ListParagraph"/>
+        <w:numPr>
+          <w:ilvl w:val="0"/>
+          <w:numId w:val="4"/>
+        </w:numPr>
+      </w:pPr>
+      <w:r>
+        <w:t xml:space="preserve">Type: </w:t>
+      </w:r>
+      <w:r>
+        <w:rPr>
+          <w:b/>
+          <w:bCs/>
+        </w:rPr>
+        <w:t>bash install_bettercap.sh</w:t>
+      </w:r>
+      <w:r>
+        <w:t xml:space="preserve"> to run the shell script. This may take some time.</w:t>
+      </w:r>
+    </w:p>
+    <w:p>
+      <w:pPr>
+        <w:pStyle w:val="ListParagraph"/>
+        <w:numPr>
+          <w:ilvl w:val="0"/>
+          <w:numId w:val="4"/>
+        </w:numPr>
+      </w:pPr>
+      <w:r>
+        <w:t>In bettercap type in the following command to update bettercap.</w:t>
+      </w:r>
+    </w:p>
+    <w:tbl>
+      <w:tblPr>
+        <w:tblStyle w:val="TableGrid"/>
+        <w:tblW w:w="0" w:type="auto"/>
+        <w:tblLook w:val="04A0" w:firstRow="1" w:lastRow="0" w:firstColumn="1" w:lastColumn="0" w:noHBand="0" w:noVBand="1"/>
+      </w:tblPr>
+      <w:tblGrid>
+        <w:gridCol w:w="9350"/>
+      </w:tblGrid>
+      <w:tr>
+        <w:tc>
+          <w:tcPr>
+            <w:tcW w:w="9350" w:type="dxa"/>
+            <w:shd w:val="clear" w:color="auto" w:fill="E2EFD9" w:themeFill="accent6" w:themeFillTint="33"/>
+          </w:tcPr>
+          <w:p>
+            <w:pPr>
+              <w:pStyle w:val="Code"/>
+            </w:pPr>
+            <w:r>
+              <w:t>caplets.update</w:t>
+            </w:r>
+          </w:p>
+          <w:p>
+            <w:pPr>
+              <w:pStyle w:val="Code"/>
+            </w:pPr>
+            <w:r>
+              <w:t>update.check on</w:t>
+            </w:r>
+          </w:p>
+        </w:tc>
+      </w:tr>
+    </w:tbl>
+    <w:p>
+      <w:pPr>
+        <w:pStyle w:val="ListParagraph"/>
+        <w:numPr>
+          <w:ilvl w:val="0"/>
+          <w:numId w:val="4"/>
+        </w:numPr>
+      </w:pPr>
+      <w:r>
+        <w:rPr>
+          <w:rFonts w:cs="Courier New"/>
+          <w:szCs w:val="20"/>
+        </w:rPr>
+        <w:t xml:space="preserve">Type </w:t>
+      </w:r>
+      <w:r>
+        <w:rPr>
+          <w:rFonts w:cs="Courier New"/>
+          <w:b/>
+          <w:bCs/>
+          <w:szCs w:val="20"/>
+        </w:rPr>
+        <w:t>q</w:t>
+      </w:r>
+      <w:r>
+        <w:rPr>
+          <w:rFonts w:cs="Courier New"/>
+          <w:szCs w:val="20"/>
+        </w:rPr>
+        <w:t xml:space="preserve"> to q</w:t>
+      </w:r>
+      <w:r>
+        <w:rPr>
+          <w:rFonts w:cs="Courier New"/>
+          <w:szCs w:val="20"/>
+        </w:rPr>
+        <w:t>uit bettercap.</w:t>
+      </w:r>
+    </w:p>
+    <w:p>
+      <w:pPr>
+        <w:pStyle w:val="Heading1"/>
+      </w:pPr>
+      <w:bookmarkStart w:id="5" w:name="_Toc190963939"/>
+      <w:bookmarkStart w:id="6" w:name="_Toc191132150"/>
+      <w:r>
+        <w:t>Injecting JavaScript</w:t>
+      </w:r>
+      <w:bookmarkEnd w:id="5"/>
+      <w:bookmarkEnd w:id="6"/>
+    </w:p>
+    <w:p>
+      <w:r>
+        <w:t>We know how to be the man in the middle and capture all the packets from a victim. We can insert JavaScript code into the html that is passing through our Kali Linux.</w:t>
+      </w:r>
+    </w:p>
+    <w:p>
+      <w:r>
+        <w:rPr>
+          <w:noProof/>
+        </w:rPr>
+        <w:drawing>
+          <wp:inline distT="0" distB="0" distL="0" distR="0" wp14:anchorId="152429EF" wp14:editId="4CC9C3AD">
+            <wp:extent cx="4857750" cy="2791649"/>
+            <wp:effectExtent l="38100" t="38100" r="95250" b="104140"/>
+            <wp:docPr id="219834454" name="Picture 219834454" descr="A close-up of a router&#10;&#10;AI-generated content may be incorrect."/>
+            <wp:cNvGraphicFramePr>
+              <a:graphicFrameLocks xmlns:a="http://schemas.openxmlformats.org/drawingml/2006/main" noChangeAspect="1"/>
+            </wp:cNvGraphicFramePr>
+            <a:graphic xmlns:a="http://schemas.openxmlformats.org/drawingml/2006/main">
+              <a:graphicData uri="http://schemas.openxmlformats.org/drawingml/2006/picture">
+                <pic:pic xmlns:pic="http://schemas.openxmlformats.org/drawingml/2006/picture">
+                  <pic:nvPicPr>
+                    <pic:cNvPr id="219834454" name="Picture 219834454" descr="A close-up of a router&#10;&#10;AI-generated content may be incorrect."/>
+                    <pic:cNvPicPr/>
+                  </pic:nvPicPr>
+                  <pic:blipFill>
+                    <a:blip r:embed="rId8"/>
+                    <a:stretch>
+                      <a:fillRect/>
+                    </a:stretch>
+                  </pic:blipFill>
+                  <pic:spPr>
+                    <a:xfrm>
+                      <a:off x="0" y="0"/>
+                      <a:ext cx="4884210" cy="2806855"/>
+                    </a:xfrm>
+                    <a:prstGeom prst="rect">
+                      <a:avLst/>
+                    </a:prstGeom>
+                    <a:ln w="6350" cap="sq">
+                      <a:solidFill>
+                        <a:srgbClr val="000000"/>
+                      </a:solidFill>
+                      <a:prstDash val="solid"/>
+                      <a:miter lim="800000"/>
+                    </a:ln>
+                    <a:effectLst>
+                      <a:outerShdw blurRad="50800" dist="38100" dir="2700000" algn="tl" rotWithShape="0">
+                        <a:srgbClr val="000000">
+                          <a:alpha val="43000"/>
+                        </a:srgbClr>
+                      </a:outerShdw>
+                    </a:effectLst>
+                  </pic:spPr>
+                </pic:pic>
+              </a:graphicData>
+            </a:graphic>
+          </wp:inline>
+        </w:drawing>
+      </w:r>
+    </w:p>
+    <w:p>
+      <w:pPr>
+        <w:pStyle w:val="Heading1"/>
+      </w:pPr>
+      <w:bookmarkStart w:id="7" w:name="_Toc190778058"/>
+      <w:bookmarkStart w:id="8" w:name="_Toc190963940"/>
+      <w:bookmarkStart w:id="9" w:name="_Toc191132151"/>
+      <w:r>
+        <w:t>1</w:t>
+      </w:r>
+      <w:r>
+        <w:t>.</w:t>
+      </w:r>
+      <w:r>
+        <w:t xml:space="preserve"> </w:t>
+      </w:r>
+      <w:r>
+        <w:t>Create a NAT Network</w:t>
+      </w:r>
+      <w:bookmarkEnd w:id="7"/>
+      <w:bookmarkEnd w:id="8"/>
+      <w:bookmarkEnd w:id="9"/>
+    </w:p>
+    <w:p>
+      <w:r>
+        <w:t>If you already have an EthicalHacking VM as shown, you can skip this step.</w:t>
+      </w:r>
+    </w:p>
+    <w:p>
+      <w:pPr>
+        <w:pStyle w:val="ListParagraph"/>
+        <w:numPr>
+          <w:ilvl w:val="0"/>
+          <w:numId w:val="47"/>
+        </w:numPr>
+      </w:pPr>
+      <w:r>
+        <w:lastRenderedPageBreak/>
+        <w:t xml:space="preserve">In VirtualBox Manager </w:t>
+      </w:r>
+      <w:r>
+        <w:sym w:font="Wingdings" w:char="F0E0"/>
+      </w:r>
+      <w:r>
+        <w:t xml:space="preserve"> In VirtualBox Manager </w:t>
+      </w:r>
+      <w:r>
+        <w:sym w:font="Wingdings" w:char="F0E0"/>
+      </w:r>
+      <w:r>
+        <w:t xml:space="preserve"> </w:t>
+      </w:r>
+      <w:r>
+        <w:rPr>
+          <w:b/>
+          <w:bCs/>
+        </w:rPr>
+        <w:t>File</w:t>
+      </w:r>
+      <w:r>
+        <w:t xml:space="preserve"> </w:t>
+      </w:r>
+      <w:r>
+        <w:sym w:font="Wingdings" w:char="F0E0"/>
+      </w:r>
+      <w:r>
+        <w:t xml:space="preserve"> </w:t>
+      </w:r>
+      <w:r>
+        <w:rPr>
+          <w:b/>
+          <w:bCs/>
+        </w:rPr>
+        <w:t>Tools</w:t>
+      </w:r>
+      <w:r>
+        <w:t xml:space="preserve"> </w:t>
+      </w:r>
+      <w:r>
+        <w:sym w:font="Wingdings" w:char="F0E0"/>
+      </w:r>
+      <w:r>
+        <w:t xml:space="preserve"> </w:t>
+      </w:r>
+      <w:r>
+        <w:rPr>
+          <w:b/>
+          <w:bCs/>
+        </w:rPr>
+        <w:t>Network Manager</w:t>
+      </w:r>
+    </w:p>
+    <w:p>
+      <w:pPr>
+        <w:pStyle w:val="ListParagraph"/>
+        <w:numPr>
+          <w:ilvl w:val="0"/>
+          <w:numId w:val="47"/>
+        </w:numPr>
+      </w:pPr>
+      <w:r>
+        <w:rPr>
+          <w:b/>
+          <w:bCs/>
+        </w:rPr>
+        <w:t>Nat Networks</w:t>
+      </w:r>
+      <w:r>
+        <w:t xml:space="preserve"> tab </w:t>
+      </w:r>
+      <w:r>
+        <w:sym w:font="Wingdings" w:char="F0E0"/>
+      </w:r>
+      <w:r>
+        <w:t xml:space="preserve"> Click </w:t>
+      </w:r>
+      <w:r>
+        <w:rPr>
+          <w:b/>
+          <w:bCs/>
+        </w:rPr>
+        <w:t>Create</w:t>
+      </w:r>
+      <w:r>
+        <w:t>.</w:t>
+      </w:r>
+    </w:p>
+    <w:p>
+      <w:r>
+        <w:rPr>
+          <w:noProof/>
+        </w:rPr>
+        <w:drawing>
+          <wp:inline distT="0" distB="0" distL="0" distR="0" wp14:anchorId="125E1C1F" wp14:editId="3F698D81">
+            <wp:extent cx="4727448" cy="2816352"/>
+            <wp:effectExtent l="38100" t="38100" r="92710" b="98425"/>
+            <wp:docPr id="788506576" name="Picture 1" descr="A screenshot of a computer&#10;&#10;Description automatically generated"/>
+            <wp:cNvGraphicFramePr>
+              <a:graphicFrameLocks xmlns:a="http://schemas.openxmlformats.org/drawingml/2006/main" noChangeAspect="1"/>
+            </wp:cNvGraphicFramePr>
+            <a:graphic xmlns:a="http://schemas.openxmlformats.org/drawingml/2006/main">
+              <a:graphicData uri="http://schemas.openxmlformats.org/drawingml/2006/picture">
+                <pic:pic xmlns:pic="http://schemas.openxmlformats.org/drawingml/2006/picture">
+                  <pic:nvPicPr>
+                    <pic:cNvPr id="788506576" name="Picture 1" descr="A screenshot of a computer&#10;&#10;Description automatically generated"/>
+                    <pic:cNvPicPr/>
+                  </pic:nvPicPr>
+                  <pic:blipFill>
+                    <a:blip r:embed="rId9"/>
+                    <a:stretch>
+                      <a:fillRect/>
+                    </a:stretch>
+                  </pic:blipFill>
+                  <pic:spPr>
+                    <a:xfrm>
+                      <a:off x="0" y="0"/>
+                      <a:ext cx="4727448" cy="2816352"/>
+                    </a:xfrm>
+                    <a:prstGeom prst="rect">
+                      <a:avLst/>
+                    </a:prstGeom>
+                    <a:ln w="6350" cap="sq">
+                      <a:solidFill>
+                        <a:srgbClr val="000000"/>
+                      </a:solidFill>
+                      <a:prstDash val="solid"/>
+                      <a:miter lim="800000"/>
+                    </a:ln>
+                    <a:effectLst>
+                      <a:outerShdw blurRad="50800" dist="38100" dir="2700000" algn="tl" rotWithShape="0">
+                        <a:srgbClr val="000000">
+                          <a:alpha val="43000"/>
+                        </a:srgbClr>
+                      </a:outerShdw>
+                    </a:effectLst>
+                  </pic:spPr>
+                </pic:pic>
+              </a:graphicData>
+            </a:graphic>
+          </wp:inline>
+        </w:drawing>
+      </w:r>
+    </w:p>
+    <w:p>
+      <w:r>
+        <w:t>You should have internet access on both VM’s.</w:t>
+      </w:r>
+      <w:r>
+        <w:br/>
+        <w:t xml:space="preserve">If not </w:t>
+      </w:r>
+      <w:r>
+        <w:sym w:font="Wingdings" w:char="F0E0"/>
+      </w:r>
+      <w:r>
+        <w:t xml:space="preserve"> in the VirtualBox Manager go to Settings </w:t>
+      </w:r>
+      <w:r>
+        <w:sym w:font="Wingdings" w:char="F0E0"/>
+      </w:r>
+      <w:r>
+        <w:t xml:space="preserve"> Network </w:t>
+      </w:r>
+      <w:r>
+        <w:sym w:font="Wingdings" w:char="F0E0"/>
+      </w:r>
+      <w:r>
+        <w:t xml:space="preserve"> switch to Bridged Adapter </w:t>
+      </w:r>
+      <w:r>
+        <w:sym w:font="Wingdings" w:char="F0E0"/>
+      </w:r>
+      <w:r>
+        <w:t xml:space="preserve"> Click OK </w:t>
+      </w:r>
+      <w:r>
+        <w:sym w:font="Wingdings" w:char="F0E0"/>
+      </w:r>
+      <w:r>
+        <w:t xml:space="preserve"> go back and switch to NAT Network </w:t>
+      </w:r>
+      <w:r>
+        <w:sym w:font="Wingdings" w:char="F0E0"/>
+      </w:r>
+      <w:r>
+        <w:t xml:space="preserve"> Click OK.</w:t>
+      </w:r>
+    </w:p>
+    <w:p>
+      <w:pPr>
+        <w:pStyle w:val="Heading1"/>
+      </w:pPr>
+      <w:bookmarkStart w:id="10" w:name="_Toc191132152"/>
+      <w:r>
+        <w:t>Lab Requirements</w:t>
+      </w:r>
+      <w:bookmarkEnd w:id="10"/>
+    </w:p>
+    <w:p>
+      <w:r>
+        <w:t>This lab can disrupt network communications on a production network. We want to do this lab in a completely virtual environment.</w:t>
+      </w:r>
+    </w:p>
+    <w:p>
+      <w:pPr>
+        <w:pStyle w:val="ListParagraph"/>
+        <w:numPr>
+          <w:ilvl w:val="0"/>
+          <w:numId w:val="3"/>
+        </w:numPr>
+      </w:pPr>
+      <w:r>
+        <w:t>Kali Linux VM</w:t>
+      </w:r>
+    </w:p>
+    <w:p>
+      <w:pPr>
+        <w:pStyle w:val="ListParagraph"/>
+        <w:numPr>
+          <w:ilvl w:val="0"/>
+          <w:numId w:val="3"/>
+        </w:numPr>
+      </w:pPr>
+      <w:r>
+        <w:t>Windows VM</w:t>
+      </w:r>
+      <w:r>
+        <w:t xml:space="preserve"> with Google Chrome</w:t>
+      </w:r>
+    </w:p>
+    <w:p>
+      <w:pPr>
+        <w:pStyle w:val="ListParagraph"/>
+        <w:numPr>
+          <w:ilvl w:val="0"/>
+          <w:numId w:val="3"/>
+        </w:numPr>
+      </w:pPr>
+      <w:r>
+        <w:t xml:space="preserve">Both VM’s on </w:t>
+      </w:r>
+      <w:r>
+        <w:t>same</w:t>
+      </w:r>
+      <w:r>
+        <w:t xml:space="preserve"> </w:t>
+      </w:r>
+      <w:r>
+        <w:t xml:space="preserve">user created </w:t>
+      </w:r>
+      <w:r>
+        <w:t>NAT network</w:t>
+      </w:r>
+      <w:r>
+        <w:t xml:space="preserve"> with DHCP enabled</w:t>
+      </w:r>
+    </w:p>
+    <w:p>
+      <w:pPr>
+        <w:pStyle w:val="Heading1"/>
+      </w:pPr>
+      <w:bookmarkStart w:id="11" w:name="_Toc191132153"/>
+      <w:r>
+        <w:t>Bettercap Web GUI</w:t>
+      </w:r>
+      <w:bookmarkEnd w:id="11"/>
+    </w:p>
+    <w:p>
+      <w:r>
+        <w:t>We know how to be the man in the middle</w:t>
+      </w:r>
+      <w:r>
+        <w:t xml:space="preserve"> and capture all the packets from a </w:t>
+      </w:r>
+      <w:r>
+        <w:t xml:space="preserve">victim. We can </w:t>
+      </w:r>
+      <w:r>
+        <w:t>do this from a GUI interface.</w:t>
+      </w:r>
+    </w:p>
+    <w:p>
+      <w:r>
+        <w:t>Connect both VM’s to the NAT network we created earlier.</w:t>
+      </w:r>
+    </w:p>
+    <w:p>
+      <w:pPr>
+        <w:pStyle w:val="Heading1"/>
+      </w:pPr>
+      <w:bookmarkStart w:id="12" w:name="_Toc191132154"/>
+      <w:r>
+        <w:lastRenderedPageBreak/>
+        <w:t>1</w:t>
+      </w:r>
+      <w:r>
+        <w:t>.</w:t>
+      </w:r>
+      <w:r>
+        <w:t xml:space="preserve"> </w:t>
+      </w:r>
+      <w:r>
+        <w:t>View</w:t>
+      </w:r>
+      <w:r>
+        <w:t xml:space="preserve"> Local IP Address Information</w:t>
+      </w:r>
+      <w:bookmarkEnd w:id="12"/>
+    </w:p>
+    <w:p>
+      <w:r>
+        <w:t xml:space="preserve">On your Kali Linux: </w:t>
+      </w:r>
+      <w:r>
+        <w:t>r</w:t>
+      </w:r>
+      <w:r>
+        <w:t xml:space="preserve">un the following command in the terminal to find out the name </w:t>
+      </w:r>
+      <w:r>
+        <w:t xml:space="preserve">and IP address </w:t>
+      </w:r>
+      <w:r>
+        <w:t>of the network interface that you’re using</w:t>
+      </w:r>
+      <w:r>
+        <w:t>. It is commonly eth0.</w:t>
+      </w:r>
+    </w:p>
+    <w:tbl>
+      <w:tblPr>
+        <w:tblStyle w:val="TableGrid"/>
+        <w:tblW w:w="0" w:type="auto"/>
+        <w:tblLook w:val="04A0" w:firstRow="1" w:lastRow="0" w:firstColumn="1" w:lastColumn="0" w:noHBand="0" w:noVBand="1"/>
+      </w:tblPr>
+      <w:tblGrid>
+        <w:gridCol w:w="9350"/>
+      </w:tblGrid>
+      <w:tr>
+        <w:tc>
+          <w:tcPr>
+            <w:tcW w:w="9350" w:type="dxa"/>
+            <w:shd w:val="clear" w:color="auto" w:fill="E2EFD9" w:themeFill="accent6" w:themeFillTint="33"/>
+          </w:tcPr>
+          <w:p>
+            <w:pPr>
+              <w:pStyle w:val="Code"/>
+            </w:pPr>
+            <w:r>
+              <w:t>ip a</w:t>
             </w:r>
           </w:p>
         </w:tc>
@@ -742,22 +1656,20 @@
       <w:pPr>
         <w:pStyle w:val="Heading1"/>
       </w:pPr>
-      <w:bookmarkStart w:id="4" w:name="_Toc190772458"/>
+      <w:bookmarkStart w:id="13" w:name="_Toc191132155"/>
       <w:r>
         <w:t>2</w:t>
       </w:r>
       <w:r>
         <w:t xml:space="preserve">. </w:t>
       </w:r>
-      <w:proofErr w:type="spellStart"/>
       <w:r>
         <w:t>bettercap</w:t>
       </w:r>
-      <w:proofErr w:type="spellEnd"/>
       <w:r>
         <w:t xml:space="preserve"> Web GUI</w:t>
       </w:r>
-      <w:bookmarkEnd w:id="4"/>
+      <w:bookmarkEnd w:id="13"/>
     </w:p>
     <w:p>
       <w:pPr>
@@ -843,26 +1755,10 @@
         </w:numPr>
       </w:pPr>
       <w:r>
-        <w:t xml:space="preserve">Enter the following command to open the </w:t>
-      </w:r>
-      <w:proofErr w:type="spellStart"/>
-      <w:r>
-        <w:t>hstshijack.cap</w:t>
-      </w:r>
-      <w:proofErr w:type="spellEnd"/>
-      <w:r>
-        <w:t xml:space="preserve"> for editing.</w:t>
-      </w:r>
-      <w:r>
-        <w:t xml:space="preserve"> We are going to use </w:t>
-      </w:r>
-      <w:proofErr w:type="spellStart"/>
-      <w:r>
-        <w:t>geany</w:t>
-      </w:r>
-      <w:proofErr w:type="spellEnd"/>
-      <w:r>
-        <w:t>, a GUI editor for this task.</w:t>
+        <w:t>Enter the following command to open the hstshijack.cap for editing.</w:t>
+      </w:r>
+      <w:r>
+        <w:t xml:space="preserve"> We are going to use geany, a GUI editor for this task.</w:t>
       </w:r>
     </w:p>
     <w:tbl>
@@ -884,51 +1780,15 @@
             <w:pPr>
               <w:pStyle w:val="Code"/>
             </w:pPr>
-            <w:proofErr w:type="spellStart"/>
-            <w:r>
-              <w:t>sudo</w:t>
-            </w:r>
-            <w:proofErr w:type="spellEnd"/>
-            <w:r>
-              <w:t xml:space="preserve"> </w:t>
-            </w:r>
-            <w:proofErr w:type="spellStart"/>
+            <w:r>
+              <w:t xml:space="preserve">sudo </w:t>
+            </w:r>
             <w:r>
               <w:t>geany</w:t>
             </w:r>
-            <w:proofErr w:type="spellEnd"/>
-            <w:r>
-              <w:t xml:space="preserve"> /</w:t>
-            </w:r>
-            <w:proofErr w:type="spellStart"/>
-            <w:r>
-              <w:t>usr</w:t>
-            </w:r>
-            <w:proofErr w:type="spellEnd"/>
-            <w:r>
-              <w:t>/local/share/</w:t>
-            </w:r>
-            <w:proofErr w:type="spellStart"/>
-            <w:r>
-              <w:t>bettercap</w:t>
-            </w:r>
-            <w:proofErr w:type="spellEnd"/>
-            <w:r>
-              <w:t>/caplets/</w:t>
-            </w:r>
-            <w:proofErr w:type="spellStart"/>
-            <w:r>
-              <w:t>hstshijack</w:t>
-            </w:r>
-            <w:proofErr w:type="spellEnd"/>
-            <w:r>
-              <w:t>/</w:t>
-            </w:r>
-            <w:proofErr w:type="spellStart"/>
-            <w:r>
-              <w:t>hstshijack.cap</w:t>
-            </w:r>
-            <w:proofErr w:type="spellEnd"/>
+            <w:r>
+              <w:t xml:space="preserve"> /usr/local/share/bettercap/caplets/hstshijack/hstshijack.cap</w:t>
+            </w:r>
           </w:p>
         </w:tc>
       </w:tr>
@@ -942,134 +1802,27 @@
         </w:numPr>
       </w:pPr>
       <w:r>
-        <w:t xml:space="preserve">Go to the </w:t>
+        <w:t xml:space="preserve">Put the path to your </w:t>
       </w:r>
       <w:r>
         <w:rPr>
           <w:b/>
           <w:bCs/>
         </w:rPr>
-        <w:t xml:space="preserve">set </w:t>
-      </w:r>
-      <w:proofErr w:type="spellStart"/>
+        <w:t>alert.js</w:t>
+      </w:r>
+      <w:r>
+        <w:t xml:space="preserve"> file at the end of the </w:t>
+      </w:r>
       <w:r>
         <w:rPr>
           <w:b/>
           <w:bCs/>
         </w:rPr>
-        <w:t>hstshijack.payloads</w:t>
-      </w:r>
-      <w:proofErr w:type="spellEnd"/>
-      <w:r>
-        <w:t xml:space="preserve"> </w:t>
-      </w:r>
-      <w:r>
-        <w:t xml:space="preserve">line shown </w:t>
-      </w:r>
-      <w:r>
-        <w:t>below</w:t>
-      </w:r>
-    </w:p>
-    <w:p>
-      <w:pPr>
-        <w:ind w:left="-360"/>
-      </w:pPr>
-      <w:r>
-        <w:rPr>
-          <w:noProof/>
-        </w:rPr>
-        <w:drawing>
-          <wp:inline distT="0" distB="0" distL="0" distR="0" wp14:anchorId="2346C147" wp14:editId="6C718460">
-            <wp:extent cx="7294425" cy="857250"/>
-            <wp:effectExtent l="38100" t="38100" r="97155" b="95250"/>
-            <wp:docPr id="2" name="Picture 2"/>
-            <wp:cNvGraphicFramePr>
-              <a:graphicFrameLocks xmlns:a="http://schemas.openxmlformats.org/drawingml/2006/main" noChangeAspect="1"/>
-            </wp:cNvGraphicFramePr>
-            <a:graphic xmlns:a="http://schemas.openxmlformats.org/drawingml/2006/main">
-              <a:graphicData uri="http://schemas.openxmlformats.org/drawingml/2006/picture">
-                <pic:pic xmlns:pic="http://schemas.openxmlformats.org/drawingml/2006/picture">
-                  <pic:nvPicPr>
-                    <pic:cNvPr id="1" name=""/>
-                    <pic:cNvPicPr/>
-                  </pic:nvPicPr>
-                  <pic:blipFill>
-                    <a:blip r:embed="rId8"/>
-                    <a:stretch>
-                      <a:fillRect/>
-                    </a:stretch>
-                  </pic:blipFill>
-                  <pic:spPr>
-                    <a:xfrm>
-                      <a:off x="0" y="0"/>
-                      <a:ext cx="7303923" cy="858366"/>
-                    </a:xfrm>
-                    <a:prstGeom prst="rect">
-                      <a:avLst/>
-                    </a:prstGeom>
-                    <a:ln w="6350" cap="sq">
-                      <a:solidFill>
-                        <a:srgbClr val="000000"/>
-                      </a:solidFill>
-                      <a:prstDash val="solid"/>
-                      <a:miter lim="800000"/>
-                    </a:ln>
-                    <a:effectLst>
-                      <a:outerShdw blurRad="50800" dist="38100" dir="2700000" algn="tl" rotWithShape="0">
-                        <a:srgbClr val="000000">
-                          <a:alpha val="43000"/>
-                        </a:srgbClr>
-                      </a:outerShdw>
-                    </a:effectLst>
-                  </pic:spPr>
-                </pic:pic>
-              </a:graphicData>
-            </a:graphic>
-          </wp:inline>
-        </w:drawing>
-      </w:r>
-    </w:p>
-    <w:p>
-      <w:pPr>
-        <w:pStyle w:val="ListParagraph"/>
-        <w:numPr>
-          <w:ilvl w:val="0"/>
-          <w:numId w:val="4"/>
-        </w:numPr>
-      </w:pPr>
-      <w:r>
-        <w:t>A</w:t>
-      </w:r>
-      <w:r>
-        <w:t xml:space="preserve">dd the </w:t>
-      </w:r>
-      <w:r>
-        <w:t>following code to the end of the</w:t>
-      </w:r>
-      <w:r>
-        <w:t xml:space="preserve"> </w:t>
-      </w:r>
-      <w:r>
-        <w:rPr>
-          <w:b/>
-          <w:bCs/>
-        </w:rPr>
-        <w:t xml:space="preserve">set </w:t>
-      </w:r>
-      <w:proofErr w:type="spellStart"/>
-      <w:r>
-        <w:rPr>
-          <w:b/>
-          <w:bCs/>
-        </w:rPr>
-        <w:t>hstshijack.payloads</w:t>
-      </w:r>
-      <w:proofErr w:type="spellEnd"/>
-      <w:r>
-        <w:t xml:space="preserve"> line</w:t>
-      </w:r>
-      <w:r>
-        <w:t xml:space="preserve">. </w:t>
+        <w:t>set hstshijack.payloads</w:t>
+      </w:r>
+      <w:r>
+        <w:t xml:space="preserve"> as shown below. The path will be longer than is shown.</w:t>
       </w:r>
     </w:p>
     <w:tbl>
@@ -1092,10 +1845,89 @@
               <w:pStyle w:val="Code"/>
             </w:pPr>
             <w:r>
+              <w:t># Add this to the end of the set hstshijack.payloads path</w:t>
+            </w:r>
+          </w:p>
+          <w:p>
+            <w:pPr>
+              <w:pStyle w:val="Code"/>
+            </w:pPr>
+            <w:r>
               <w:t>,</w:t>
             </w:r>
             <w:r>
               <w:t>*:/home/user/alert.js</w:t>
+            </w:r>
+          </w:p>
+          <w:p>
+            <w:pPr>
+              <w:pStyle w:val="Code"/>
+            </w:pPr>
+          </w:p>
+          <w:p>
+            <w:pPr>
+              <w:pStyle w:val="Code"/>
+            </w:pPr>
+            <w:r>
+              <w:t># Comment the following lines out as shown</w:t>
+            </w:r>
+          </w:p>
+          <w:p>
+            <w:pPr>
+              <w:pStyle w:val="Code"/>
+            </w:pPr>
+            <w:r>
+              <w:t># net.recon on</w:t>
+            </w:r>
+          </w:p>
+          <w:p>
+            <w:pPr>
+              <w:pStyle w:val="Code"/>
+            </w:pPr>
+          </w:p>
+          <w:p>
+            <w:pPr>
+              <w:pStyle w:val="Code"/>
+            </w:pPr>
+            <w:r>
+              <w:t>set http.proxy.script  /usr/local/share/bettercap/caplets/hstshijack/hstshijack.js</w:t>
+            </w:r>
+          </w:p>
+          <w:p>
+            <w:pPr>
+              <w:pStyle w:val="Code"/>
+            </w:pPr>
+            <w:r>
+              <w:t>http.proxy on</w:t>
+            </w:r>
+          </w:p>
+          <w:p>
+            <w:pPr>
+              <w:pStyle w:val="Code"/>
+            </w:pPr>
+          </w:p>
+          <w:p>
+            <w:pPr>
+              <w:pStyle w:val="Code"/>
+            </w:pPr>
+            <w:r>
+              <w:t>set dns.spoof.domains  google.corn,*.google.corn,gstatic.corn,*.gstatic.corn</w:t>
+            </w:r>
+          </w:p>
+          <w:p>
+            <w:pPr>
+              <w:pStyle w:val="Code"/>
+            </w:pPr>
+            <w:r>
+              <w:t>set dns.spoof.all      true</w:t>
+            </w:r>
+          </w:p>
+          <w:p>
+            <w:pPr>
+              <w:pStyle w:val="Code"/>
+            </w:pPr>
+            <w:r>
+              <w:t>dns.spoof on</w:t>
             </w:r>
           </w:p>
         </w:tc>
@@ -1110,23 +1942,7 @@
         </w:numPr>
       </w:pPr>
       <w:r>
-        <w:t xml:space="preserve">Run the following commands to start </w:t>
-      </w:r>
-      <w:proofErr w:type="spellStart"/>
-      <w:r>
-        <w:t>bettercap</w:t>
-      </w:r>
-      <w:proofErr w:type="spellEnd"/>
-      <w:r>
-        <w:t xml:space="preserve"> and the web </w:t>
-      </w:r>
-      <w:proofErr w:type="spellStart"/>
-      <w:r>
-        <w:t>ui</w:t>
-      </w:r>
-      <w:proofErr w:type="spellEnd"/>
-      <w:r>
-        <w:t>.</w:t>
+        <w:t>Run the following commands to start bettercap and the web ui.</w:t>
       </w:r>
     </w:p>
     <w:tbl>
@@ -1152,44 +1968,21 @@
               <w:pStyle w:val="Code"/>
             </w:pPr>
             <w:r>
-              <w:t>cd ./</w:t>
-            </w:r>
-            <w:proofErr w:type="spellStart"/>
-            <w:r>
-              <w:t>bettercap</w:t>
-            </w:r>
-            <w:proofErr w:type="spellEnd"/>
+              <w:t>cd ./bettercap</w:t>
+            </w:r>
           </w:p>
           <w:p>
             <w:pPr>
               <w:pStyle w:val="Code"/>
             </w:pPr>
-            <w:proofErr w:type="spellStart"/>
-            <w:r>
-              <w:t>sudo</w:t>
-            </w:r>
-            <w:proofErr w:type="spellEnd"/>
-            <w:r>
-              <w:t xml:space="preserve"> </w:t>
+            <w:r>
+              <w:t xml:space="preserve">sudo </w:t>
             </w:r>
             <w:r>
               <w:t>./</w:t>
             </w:r>
-            <w:proofErr w:type="spellStart"/>
-            <w:r>
-              <w:t>bettercap</w:t>
-            </w:r>
-            <w:proofErr w:type="spellEnd"/>
-            <w:r>
-              <w:t xml:space="preserve"> -eval "</w:t>
-            </w:r>
-            <w:proofErr w:type="spellStart"/>
-            <w:r>
-              <w:t>ui</w:t>
-            </w:r>
-            <w:proofErr w:type="spellEnd"/>
-            <w:r>
-              <w:t xml:space="preserve"> on"</w:t>
+            <w:r>
+              <w:t>bettercap -eval "ui on"</w:t>
             </w:r>
           </w:p>
         </w:tc>
@@ -1255,26 +2048,22 @@
       <w:r>
         <w:t xml:space="preserve">In your web browser: go to </w:t>
       </w:r>
+      <w:hyperlink r:id="rId10" w:history="1">
+        <w:r>
+          <w:rPr>
+            <w:rStyle w:val="Hyperlink"/>
+            <w:b/>
+            <w:bCs/>
+          </w:rPr>
+          <w:t>http://localhost:8080</w:t>
+        </w:r>
+      </w:hyperlink>
       <w:r>
         <w:rPr>
           <w:b/>
           <w:bCs/>
         </w:rPr>
-        <w:t>http://</w:t>
-      </w:r>
-      <w:r>
-        <w:rPr>
-          <w:b/>
-          <w:bCs/>
-        </w:rPr>
-        <w:t>localhost</w:t>
-      </w:r>
-      <w:r>
-        <w:rPr>
-          <w:b/>
-          <w:bCs/>
-        </w:rPr>
-        <w:t>:8080</w:t>
+        <w:t xml:space="preserve"> </w:t>
       </w:r>
     </w:p>
     <w:p>
@@ -1286,23 +2075,7 @@
         </w:numPr>
       </w:pPr>
       <w:r>
-        <w:t xml:space="preserve">You should see the </w:t>
-      </w:r>
-      <w:proofErr w:type="spellStart"/>
-      <w:r>
-        <w:t>bettercap</w:t>
-      </w:r>
-      <w:proofErr w:type="spellEnd"/>
-      <w:r>
-        <w:t xml:space="preserve"> web </w:t>
-      </w:r>
-      <w:proofErr w:type="spellStart"/>
-      <w:r>
-        <w:t>ui</w:t>
-      </w:r>
-      <w:proofErr w:type="spellEnd"/>
-      <w:r>
-        <w:t>.</w:t>
+        <w:t>You should see the bettercap web ui.</w:t>
       </w:r>
     </w:p>
     <w:p>
@@ -1354,7 +2127,6 @@
         <w:rPr>
           <w:noProof/>
         </w:rPr>
-        <w:lastRenderedPageBreak/>
         <w:drawing>
           <wp:inline distT="0" distB="0" distL="0" distR="0" wp14:anchorId="74339869" wp14:editId="622A1810">
             <wp:extent cx="4809744" cy="3803904"/>
@@ -1371,7 +2143,7 @@
                     <pic:cNvPicPr/>
                   </pic:nvPicPr>
                   <pic:blipFill>
-                    <a:blip r:embed="rId9"/>
+                    <a:blip r:embed="rId11"/>
                     <a:stretch>
                       <a:fillRect/>
                     </a:stretch>
@@ -1430,7 +2202,6 @@
       <w:r>
         <w:t xml:space="preserve">Click the play button for </w:t>
       </w:r>
-      <w:proofErr w:type="spellStart"/>
       <w:r>
         <w:rPr>
           <w:b/>
@@ -1438,7 +2209,6 @@
         </w:rPr>
         <w:t>net.probe</w:t>
       </w:r>
-      <w:proofErr w:type="spellEnd"/>
       <w:r>
         <w:rPr>
           <w:b/>
@@ -1449,7 +2219,6 @@
       <w:r>
         <w:t xml:space="preserve"> This will automatically start </w:t>
       </w:r>
-      <w:proofErr w:type="spellStart"/>
       <w:r>
         <w:rPr>
           <w:b/>
@@ -1457,7 +2226,6 @@
         </w:rPr>
         <w:t>net.recon</w:t>
       </w:r>
-      <w:proofErr w:type="spellEnd"/>
       <w:r>
         <w:t>. Those are the play buttons to the right of the trash can.</w:t>
       </w:r>
@@ -1486,7 +2254,7 @@
                     <pic:cNvPicPr/>
                   </pic:nvPicPr>
                   <pic:blipFill>
-                    <a:blip r:embed="rId10"/>
+                    <a:blip r:embed="rId12"/>
                     <a:stretch>
                       <a:fillRect/>
                     </a:stretch>
@@ -1536,7 +2304,7 @@
         <w:t xml:space="preserve">, </w:t>
       </w:r>
       <w:r>
-        <w:t>your Kali machine</w:t>
+        <w:t>Kali machine</w:t>
       </w:r>
       <w:r>
         <w:t xml:space="preserve">, and the victim </w:t>
@@ -1548,7 +2316,25 @@
         <w:t>’s IP address.</w:t>
       </w:r>
       <w:r>
-        <w:t xml:space="preserve"> .3 is the VirtualBox DHCP server</w:t>
+        <w:br/>
+        <w:t>Gateway: .1</w:t>
+      </w:r>
+      <w:r>
+        <w:br/>
+      </w:r>
+      <w:r>
+        <w:t>VirtualBox DHCP server</w:t>
+      </w:r>
+      <w:r>
+        <w:t>: .3</w:t>
+      </w:r>
+      <w:r>
+        <w:br/>
+        <w:t>eth0: Kali Linux</w:t>
+      </w:r>
+      <w:r>
+        <w:br/>
+        <w:t xml:space="preserve">Victim computer IP address: </w:t>
       </w:r>
     </w:p>
     <w:p>
@@ -1560,6 +2346,7 @@
         </w:numPr>
       </w:pPr>
       <w:r>
+        <w:lastRenderedPageBreak/>
         <w:t xml:space="preserve">Click the downward pointing triangle next to the </w:t>
       </w:r>
       <w:r>
@@ -1592,17 +2379,8 @@
           <w:b/>
           <w:bCs/>
         </w:rPr>
-        <w:t xml:space="preserve">dd to </w:t>
-      </w:r>
-      <w:proofErr w:type="spellStart"/>
-      <w:r>
-        <w:rPr>
-          <w:b/>
-          <w:bCs/>
-        </w:rPr>
-        <w:t>arp.spoof.targets</w:t>
-      </w:r>
-      <w:proofErr w:type="spellEnd"/>
+        <w:t>dd to arp.spoof.targets</w:t>
+      </w:r>
       <w:r>
         <w:t>.</w:t>
       </w:r>
@@ -1631,7 +2409,7 @@
                     <pic:cNvPicPr/>
                   </pic:nvPicPr>
                   <pic:blipFill>
-                    <a:blip r:embed="rId11"/>
+                    <a:blip r:embed="rId13"/>
                     <a:stretch>
                       <a:fillRect/>
                     </a:stretch>
@@ -1692,17 +2470,8 @@
           <w:b/>
           <w:bCs/>
         </w:rPr>
-        <w:t xml:space="preserve">Start </w:t>
-      </w:r>
-      <w:proofErr w:type="spellStart"/>
-      <w:r>
-        <w:rPr>
-          <w:b/>
-          <w:bCs/>
-        </w:rPr>
-        <w:t>arp.spoof</w:t>
-      </w:r>
-      <w:proofErr w:type="spellEnd"/>
+        <w:t>Start arp.spoof</w:t>
+      </w:r>
       <w:r>
         <w:t>.</w:t>
       </w:r>
@@ -1716,7 +2485,6 @@
         </w:numPr>
       </w:pPr>
       <w:r>
-        <w:lastRenderedPageBreak/>
         <w:t>You will see a little red icon indicating that you are spoofing the target.</w:t>
       </w:r>
     </w:p>
@@ -1785,21 +2553,12 @@
       <w:r>
         <w:t xml:space="preserve">Run </w:t>
       </w:r>
-      <w:proofErr w:type="spellStart"/>
       <w:r>
         <w:rPr>
           <w:b/>
           <w:bCs/>
         </w:rPr>
-        <w:t>arp</w:t>
-      </w:r>
-      <w:proofErr w:type="spellEnd"/>
-      <w:r>
-        <w:rPr>
-          <w:b/>
-          <w:bCs/>
-        </w:rPr>
-        <w:t xml:space="preserve"> -a</w:t>
+        <w:t>arp -a</w:t>
       </w:r>
       <w:r>
         <w:t xml:space="preserve"> You should see that the gateway MAC address is the same as the Kali machine.</w:t>
@@ -1895,7 +2654,6 @@
       <w:r>
         <w:t xml:space="preserve">lick </w:t>
       </w:r>
-      <w:proofErr w:type="spellStart"/>
       <w:r>
         <w:rPr>
           <w:b/>
@@ -1903,7 +2661,6 @@
         </w:rPr>
         <w:t>hstshijack</w:t>
       </w:r>
-      <w:proofErr w:type="spellEnd"/>
     </w:p>
     <w:p>
       <w:pPr>
@@ -1922,7 +2679,6 @@
       <w:r>
         <w:t xml:space="preserve"> of the </w:t>
       </w:r>
-      <w:proofErr w:type="spellStart"/>
       <w:r>
         <w:rPr>
           <w:b/>
@@ -1930,7 +2686,6 @@
         </w:rPr>
         <w:t>hstshijack.cap</w:t>
       </w:r>
-      <w:proofErr w:type="spellEnd"/>
       <w:r>
         <w:t xml:space="preserve"> file.</w:t>
       </w:r>
@@ -1956,7 +2711,7 @@
       <w:r>
         <w:t xml:space="preserve">Go to </w:t>
       </w:r>
-      <w:hyperlink r:id="rId12" w:history="1">
+      <w:hyperlink r:id="rId14" w:history="1">
         <w:r>
           <w:rPr>
             <w:rStyle w:val="Hyperlink"/>
@@ -1995,15 +2750,7 @@
         <w:t>a couple of the websites until one shows</w:t>
       </w:r>
       <w:r>
-        <w:t xml:space="preserve"> the </w:t>
-      </w:r>
-      <w:proofErr w:type="spellStart"/>
-      <w:r>
-        <w:t>javascript</w:t>
-      </w:r>
-      <w:proofErr w:type="spellEnd"/>
-      <w:r>
-        <w:t xml:space="preserve"> file showing a</w:t>
+        <w:t xml:space="preserve"> the javascript file showing a</w:t>
       </w:r>
       <w:r>
         <w:t>n</w:t>
@@ -2083,26 +2830,18 @@
         <w:t>quit</w:t>
       </w:r>
       <w:r>
-        <w:t xml:space="preserve"> to stop </w:t>
-      </w:r>
-      <w:proofErr w:type="spellStart"/>
-      <w:r>
-        <w:t>bettercap</w:t>
-      </w:r>
-      <w:proofErr w:type="spellEnd"/>
-      <w:r>
-        <w:t>.</w:t>
+        <w:t xml:space="preserve"> to stop bettercap.</w:t>
       </w:r>
     </w:p>
     <w:p>
       <w:pPr>
         <w:pStyle w:val="Heading2"/>
       </w:pPr>
-      <w:bookmarkStart w:id="5" w:name="_Toc190772459"/>
+      <w:bookmarkStart w:id="14" w:name="_Toc191132156"/>
       <w:r>
         <w:t>Assignment Submission</w:t>
       </w:r>
-      <w:bookmarkEnd w:id="5"/>
+      <w:bookmarkEnd w:id="14"/>
     </w:p>
     <w:p>
       <w:r>
@@ -2110,12 +2849,12 @@
       </w:r>
     </w:p>
     <w:sectPr>
-      <w:headerReference w:type="even" r:id="rId13"/>
-      <w:headerReference w:type="default" r:id="rId14"/>
-      <w:footerReference w:type="even" r:id="rId15"/>
-      <w:footerReference w:type="default" r:id="rId16"/>
-      <w:headerReference w:type="first" r:id="rId17"/>
-      <w:footerReference w:type="first" r:id="rId18"/>
+      <w:headerReference w:type="even" r:id="rId15"/>
+      <w:headerReference w:type="default" r:id="rId16"/>
+      <w:footerReference w:type="even" r:id="rId17"/>
+      <w:footerReference w:type="default" r:id="rId18"/>
+      <w:headerReference w:type="first" r:id="rId19"/>
+      <w:footerReference w:type="first" r:id="rId20"/>
       <w:pgSz w:w="12240" w:h="15840"/>
       <w:pgMar w:top="1440" w:right="1440" w:bottom="1440" w:left="1440" w:header="720" w:footer="720" w:gutter="0"/>
       <w:cols w:space="720"/>
@@ -2170,11 +2909,9 @@
         <w:tab w:val="right" w:pos="10080"/>
       </w:tabs>
     </w:pPr>
-    <w:proofErr w:type="spellStart"/>
     <w:r>
       <w:t>Bettercap</w:t>
     </w:r>
-    <w:proofErr w:type="spellEnd"/>
     <w:r>
       <w:t xml:space="preserve"> </w:t>
     </w:r>
@@ -2203,21 +2940,11 @@
     <w:r>
       <w:t xml:space="preserve"> of </w:t>
     </w:r>
-    <w:r>
-      <w:fldChar w:fldCharType="begin"/>
-    </w:r>
-    <w:r>
-      <w:instrText xml:space="preserve"> NUMPAGES </w:instrText>
-    </w:r>
-    <w:r>
-      <w:fldChar w:fldCharType="separate"/>
-    </w:r>
-    <w:r>
-      <w:t>2</w:t>
-    </w:r>
-    <w:r>
-      <w:fldChar w:fldCharType="end"/>
-    </w:r>
+    <w:fldSimple w:instr=" NUMPAGES ">
+      <w:r>
+        <w:t>2</w:t>
+      </w:r>
+    </w:fldSimple>
     <w:r>
       <w:tab/>
       <w:t>Revised: 0</w:t>
@@ -2314,7 +3041,7 @@
   <w:abstractNum w:abstractNumId="0" w15:restartNumberingAfterBreak="0">
     <w:nsid w:val="00446AFF"/>
     <w:multiLevelType w:val="hybridMultilevel"/>
-    <w:tmpl w:val="9C96D6DE"/>
+    <w:tmpl w:val="1E982A16"/>
     <w:lvl w:ilvl="0" w:tplc="0409000F">
       <w:start w:val="1"/>
       <w:numFmt w:val="decimal"/>
@@ -5001,6 +5728,92 @@
     </w:lvl>
   </w:abstractNum>
   <w:abstractNum w:abstractNumId="24" w15:restartNumberingAfterBreak="0">
+    <w:nsid w:val="4A9D3104"/>
+    <w:multiLevelType w:val="hybridMultilevel"/>
+    <w:tmpl w:val="B1F6C0EA"/>
+    <w:lvl w:ilvl="0" w:tplc="0409000F">
+      <w:start w:val="1"/>
+      <w:numFmt w:val="decimal"/>
+      <w:lvlText w:val="%1."/>
+      <w:lvlJc w:val="left"/>
+      <w:pPr>
+        <w:ind w:left="720" w:hanging="360"/>
+      </w:pPr>
+    </w:lvl>
+    <w:lvl w:ilvl="1" w:tplc="04090019">
+      <w:start w:val="1"/>
+      <w:numFmt w:val="lowerLetter"/>
+      <w:lvlText w:val="%2."/>
+      <w:lvlJc w:val="left"/>
+      <w:pPr>
+        <w:ind w:left="1440" w:hanging="360"/>
+      </w:pPr>
+    </w:lvl>
+    <w:lvl w:ilvl="2" w:tplc="0409001B" w:tentative="1">
+      <w:start w:val="1"/>
+      <w:numFmt w:val="lowerRoman"/>
+      <w:lvlText w:val="%3."/>
+      <w:lvlJc w:val="right"/>
+      <w:pPr>
+        <w:ind w:left="2160" w:hanging="180"/>
+      </w:pPr>
+    </w:lvl>
+    <w:lvl w:ilvl="3" w:tplc="0409000F" w:tentative="1">
+      <w:start w:val="1"/>
+      <w:numFmt w:val="decimal"/>
+      <w:lvlText w:val="%4."/>
+      <w:lvlJc w:val="left"/>
+      <w:pPr>
+        <w:ind w:left="2880" w:hanging="360"/>
+      </w:pPr>
+    </w:lvl>
+    <w:lvl w:ilvl="4" w:tplc="04090019" w:tentative="1">
+      <w:start w:val="1"/>
+      <w:numFmt w:val="lowerLetter"/>
+      <w:lvlText w:val="%5."/>
+      <w:lvlJc w:val="left"/>
+      <w:pPr>
+        <w:ind w:left="3600" w:hanging="360"/>
+      </w:pPr>
+    </w:lvl>
+    <w:lvl w:ilvl="5" w:tplc="0409001B" w:tentative="1">
+      <w:start w:val="1"/>
+      <w:numFmt w:val="lowerRoman"/>
+      <w:lvlText w:val="%6."/>
+      <w:lvlJc w:val="right"/>
+      <w:pPr>
+        <w:ind w:left="4320" w:hanging="180"/>
+      </w:pPr>
+    </w:lvl>
+    <w:lvl w:ilvl="6" w:tplc="0409000F" w:tentative="1">
+      <w:start w:val="1"/>
+      <w:numFmt w:val="decimal"/>
+      <w:lvlText w:val="%7."/>
+      <w:lvlJc w:val="left"/>
+      <w:pPr>
+        <w:ind w:left="5040" w:hanging="360"/>
+      </w:pPr>
+    </w:lvl>
+    <w:lvl w:ilvl="7" w:tplc="04090019" w:tentative="1">
+      <w:start w:val="1"/>
+      <w:numFmt w:val="lowerLetter"/>
+      <w:lvlText w:val="%8."/>
+      <w:lvlJc w:val="left"/>
+      <w:pPr>
+        <w:ind w:left="5760" w:hanging="360"/>
+      </w:pPr>
+    </w:lvl>
+    <w:lvl w:ilvl="8" w:tplc="0409001B" w:tentative="1">
+      <w:start w:val="1"/>
+      <w:numFmt w:val="lowerRoman"/>
+      <w:lvlText w:val="%9."/>
+      <w:lvlJc w:val="right"/>
+      <w:pPr>
+        <w:ind w:left="6480" w:hanging="180"/>
+      </w:pPr>
+    </w:lvl>
+  </w:abstractNum>
+  <w:abstractNum w:abstractNumId="25" w15:restartNumberingAfterBreak="0">
     <w:nsid w:val="4C371070"/>
     <w:multiLevelType w:val="multilevel"/>
     <w:tmpl w:val="E910B2A0"/>
@@ -5141,7 +5954,7 @@
       </w:rPr>
     </w:lvl>
   </w:abstractNum>
-  <w:abstractNum w:abstractNumId="25" w15:restartNumberingAfterBreak="0">
+  <w:abstractNum w:abstractNumId="26" w15:restartNumberingAfterBreak="0">
     <w:nsid w:val="4C411C4A"/>
     <w:multiLevelType w:val="multilevel"/>
     <w:tmpl w:val="0409001D"/>
@@ -5254,7 +6067,7 @@
       </w:pPr>
     </w:lvl>
   </w:abstractNum>
-  <w:abstractNum w:abstractNumId="26" w15:restartNumberingAfterBreak="0">
+  <w:abstractNum w:abstractNumId="27" w15:restartNumberingAfterBreak="0">
     <w:nsid w:val="50FE60A0"/>
     <w:multiLevelType w:val="multilevel"/>
     <w:tmpl w:val="0409001D"/>
@@ -5367,7 +6180,7 @@
       </w:pPr>
     </w:lvl>
   </w:abstractNum>
-  <w:abstractNum w:abstractNumId="27" w15:restartNumberingAfterBreak="0">
+  <w:abstractNum w:abstractNumId="28" w15:restartNumberingAfterBreak="0">
     <w:nsid w:val="552249EE"/>
     <w:multiLevelType w:val="hybridMultilevel"/>
     <w:tmpl w:val="E180ADE0"/>
@@ -5453,7 +6266,7 @@
       </w:pPr>
     </w:lvl>
   </w:abstractNum>
-  <w:abstractNum w:abstractNumId="28" w15:restartNumberingAfterBreak="0">
+  <w:abstractNum w:abstractNumId="29" w15:restartNumberingAfterBreak="0">
     <w:nsid w:val="571D3BF5"/>
     <w:multiLevelType w:val="multilevel"/>
     <w:tmpl w:val="0409001D"/>
@@ -5566,7 +6379,7 @@
       </w:pPr>
     </w:lvl>
   </w:abstractNum>
-  <w:abstractNum w:abstractNumId="29" w15:restartNumberingAfterBreak="0">
+  <w:abstractNum w:abstractNumId="30" w15:restartNumberingAfterBreak="0">
     <w:nsid w:val="584A4550"/>
     <w:multiLevelType w:val="multilevel"/>
     <w:tmpl w:val="0409001D"/>
@@ -5679,7 +6492,7 @@
       </w:pPr>
     </w:lvl>
   </w:abstractNum>
-  <w:abstractNum w:abstractNumId="30" w15:restartNumberingAfterBreak="0">
+  <w:abstractNum w:abstractNumId="31" w15:restartNumberingAfterBreak="0">
     <w:nsid w:val="5CE16E34"/>
     <w:multiLevelType w:val="hybridMultilevel"/>
     <w:tmpl w:val="0B12333A"/>
@@ -5792,7 +6605,7 @@
       </w:pPr>
     </w:lvl>
   </w:abstractNum>
-  <w:abstractNum w:abstractNumId="31" w15:restartNumberingAfterBreak="0">
+  <w:abstractNum w:abstractNumId="32" w15:restartNumberingAfterBreak="0">
     <w:nsid w:val="62080D0F"/>
     <w:multiLevelType w:val="multilevel"/>
     <w:tmpl w:val="0409001D"/>
@@ -5905,7 +6718,7 @@
       </w:pPr>
     </w:lvl>
   </w:abstractNum>
-  <w:abstractNum w:abstractNumId="32" w15:restartNumberingAfterBreak="0">
+  <w:abstractNum w:abstractNumId="33" w15:restartNumberingAfterBreak="0">
     <w:nsid w:val="6CB47B90"/>
     <w:multiLevelType w:val="multilevel"/>
     <w:tmpl w:val="0409001D"/>
@@ -6018,7 +6831,7 @@
       </w:pPr>
     </w:lvl>
   </w:abstractNum>
-  <w:abstractNum w:abstractNumId="33" w15:restartNumberingAfterBreak="0">
+  <w:abstractNum w:abstractNumId="34" w15:restartNumberingAfterBreak="0">
     <w:nsid w:val="7134223A"/>
     <w:multiLevelType w:val="multilevel"/>
     <w:tmpl w:val="0409001D"/>
@@ -6131,7 +6944,7 @@
       </w:pPr>
     </w:lvl>
   </w:abstractNum>
-  <w:abstractNum w:abstractNumId="34" w15:restartNumberingAfterBreak="0">
+  <w:abstractNum w:abstractNumId="35" w15:restartNumberingAfterBreak="0">
     <w:nsid w:val="73B40823"/>
     <w:multiLevelType w:val="multilevel"/>
     <w:tmpl w:val="0409001D"/>
@@ -6244,7 +7057,7 @@
       </w:pPr>
     </w:lvl>
   </w:abstractNum>
-  <w:abstractNum w:abstractNumId="35" w15:restartNumberingAfterBreak="0">
+  <w:abstractNum w:abstractNumId="36" w15:restartNumberingAfterBreak="0">
     <w:nsid w:val="73C176BD"/>
     <w:multiLevelType w:val="multilevel"/>
     <w:tmpl w:val="0409001D"/>
@@ -6357,7 +7170,7 @@
       </w:pPr>
     </w:lvl>
   </w:abstractNum>
-  <w:abstractNum w:abstractNumId="36" w15:restartNumberingAfterBreak="0">
+  <w:abstractNum w:abstractNumId="37" w15:restartNumberingAfterBreak="0">
     <w:nsid w:val="7419358F"/>
     <w:multiLevelType w:val="multilevel"/>
     <w:tmpl w:val="0409001D"/>
@@ -6470,7 +7283,7 @@
       </w:pPr>
     </w:lvl>
   </w:abstractNum>
-  <w:abstractNum w:abstractNumId="37" w15:restartNumberingAfterBreak="0">
+  <w:abstractNum w:abstractNumId="38" w15:restartNumberingAfterBreak="0">
     <w:nsid w:val="75191BEE"/>
     <w:multiLevelType w:val="hybridMultilevel"/>
     <w:tmpl w:val="5A56008C"/>
@@ -6556,7 +7369,7 @@
       </w:pPr>
     </w:lvl>
   </w:abstractNum>
-  <w:abstractNum w:abstractNumId="38" w15:restartNumberingAfterBreak="0">
+  <w:abstractNum w:abstractNumId="39" w15:restartNumberingAfterBreak="0">
     <w:nsid w:val="76A26C8E"/>
     <w:multiLevelType w:val="multilevel"/>
     <w:tmpl w:val="0409001D"/>
@@ -6669,7 +7482,7 @@
       </w:pPr>
     </w:lvl>
   </w:abstractNum>
-  <w:abstractNum w:abstractNumId="39" w15:restartNumberingAfterBreak="0">
+  <w:abstractNum w:abstractNumId="40" w15:restartNumberingAfterBreak="0">
     <w:nsid w:val="775B37E6"/>
     <w:multiLevelType w:val="multilevel"/>
     <w:tmpl w:val="0409001D"/>
@@ -6785,7 +7598,93 @@
       </w:pPr>
     </w:lvl>
   </w:abstractNum>
-  <w:abstractNum w:abstractNumId="40" w15:restartNumberingAfterBreak="0">
+  <w:abstractNum w:abstractNumId="41" w15:restartNumberingAfterBreak="0">
+    <w:nsid w:val="79272D07"/>
+    <w:multiLevelType w:val="hybridMultilevel"/>
+    <w:tmpl w:val="9C96D6DE"/>
+    <w:lvl w:ilvl="0" w:tplc="FFFFFFFF">
+      <w:start w:val="1"/>
+      <w:numFmt w:val="decimal"/>
+      <w:lvlText w:val="%1."/>
+      <w:lvlJc w:val="left"/>
+      <w:pPr>
+        <w:ind w:left="720" w:hanging="360"/>
+      </w:pPr>
+    </w:lvl>
+    <w:lvl w:ilvl="1" w:tplc="FFFFFFFF" w:tentative="1">
+      <w:start w:val="1"/>
+      <w:numFmt w:val="lowerLetter"/>
+      <w:lvlText w:val="%2."/>
+      <w:lvlJc w:val="left"/>
+      <w:pPr>
+        <w:ind w:left="1440" w:hanging="360"/>
+      </w:pPr>
+    </w:lvl>
+    <w:lvl w:ilvl="2" w:tplc="FFFFFFFF" w:tentative="1">
+      <w:start w:val="1"/>
+      <w:numFmt w:val="lowerRoman"/>
+      <w:lvlText w:val="%3."/>
+      <w:lvlJc w:val="right"/>
+      <w:pPr>
+        <w:ind w:left="2160" w:hanging="180"/>
+      </w:pPr>
+    </w:lvl>
+    <w:lvl w:ilvl="3" w:tplc="FFFFFFFF" w:tentative="1">
+      <w:start w:val="1"/>
+      <w:numFmt w:val="decimal"/>
+      <w:lvlText w:val="%4."/>
+      <w:lvlJc w:val="left"/>
+      <w:pPr>
+        <w:ind w:left="2880" w:hanging="360"/>
+      </w:pPr>
+    </w:lvl>
+    <w:lvl w:ilvl="4" w:tplc="FFFFFFFF" w:tentative="1">
+      <w:start w:val="1"/>
+      <w:numFmt w:val="lowerLetter"/>
+      <w:lvlText w:val="%5."/>
+      <w:lvlJc w:val="left"/>
+      <w:pPr>
+        <w:ind w:left="3600" w:hanging="360"/>
+      </w:pPr>
+    </w:lvl>
+    <w:lvl w:ilvl="5" w:tplc="FFFFFFFF" w:tentative="1">
+      <w:start w:val="1"/>
+      <w:numFmt w:val="lowerRoman"/>
+      <w:lvlText w:val="%6."/>
+      <w:lvlJc w:val="right"/>
+      <w:pPr>
+        <w:ind w:left="4320" w:hanging="180"/>
+      </w:pPr>
+    </w:lvl>
+    <w:lvl w:ilvl="6" w:tplc="FFFFFFFF" w:tentative="1">
+      <w:start w:val="1"/>
+      <w:numFmt w:val="decimal"/>
+      <w:lvlText w:val="%7."/>
+      <w:lvlJc w:val="left"/>
+      <w:pPr>
+        <w:ind w:left="5040" w:hanging="360"/>
+      </w:pPr>
+    </w:lvl>
+    <w:lvl w:ilvl="7" w:tplc="FFFFFFFF" w:tentative="1">
+      <w:start w:val="1"/>
+      <w:numFmt w:val="lowerLetter"/>
+      <w:lvlText w:val="%8."/>
+      <w:lvlJc w:val="left"/>
+      <w:pPr>
+        <w:ind w:left="5760" w:hanging="360"/>
+      </w:pPr>
+    </w:lvl>
+    <w:lvl w:ilvl="8" w:tplc="FFFFFFFF" w:tentative="1">
+      <w:start w:val="1"/>
+      <w:numFmt w:val="lowerRoman"/>
+      <w:lvlText w:val="%9."/>
+      <w:lvlJc w:val="right"/>
+      <w:pPr>
+        <w:ind w:left="6480" w:hanging="180"/>
+      </w:pPr>
+    </w:lvl>
+  </w:abstractNum>
+  <w:abstractNum w:abstractNumId="42" w15:restartNumberingAfterBreak="0">
     <w:nsid w:val="7B054AF1"/>
     <w:multiLevelType w:val="multilevel"/>
     <w:tmpl w:val="0409001D"/>
@@ -6898,7 +7797,7 @@
       </w:pPr>
     </w:lvl>
   </w:abstractNum>
-  <w:abstractNum w:abstractNumId="41" w15:restartNumberingAfterBreak="0">
+  <w:abstractNum w:abstractNumId="43" w15:restartNumberingAfterBreak="0">
     <w:nsid w:val="7BD20891"/>
     <w:multiLevelType w:val="multilevel"/>
     <w:tmpl w:val="0409001D"/>
@@ -7011,7 +7910,7 @@
       </w:pPr>
     </w:lvl>
   </w:abstractNum>
-  <w:abstractNum w:abstractNumId="42" w15:restartNumberingAfterBreak="0">
+  <w:abstractNum w:abstractNumId="44" w15:restartNumberingAfterBreak="0">
     <w:nsid w:val="7E624256"/>
     <w:multiLevelType w:val="multilevel"/>
     <w:tmpl w:val="0409001D"/>
@@ -7124,7 +8023,7 @@
       </w:pPr>
     </w:lvl>
   </w:abstractNum>
-  <w:abstractNum w:abstractNumId="43" w15:restartNumberingAfterBreak="0">
+  <w:abstractNum w:abstractNumId="45" w15:restartNumberingAfterBreak="0">
     <w:nsid w:val="7ED57643"/>
     <w:multiLevelType w:val="multilevel"/>
     <w:tmpl w:val="0409001D"/>
@@ -7237,7 +8136,7 @@
       </w:pPr>
     </w:lvl>
   </w:abstractNum>
-  <w:abstractNum w:abstractNumId="44" w15:restartNumberingAfterBreak="0">
+  <w:abstractNum w:abstractNumId="46" w15:restartNumberingAfterBreak="0">
     <w:nsid w:val="7F0F27EC"/>
     <w:multiLevelType w:val="hybridMultilevel"/>
     <w:tmpl w:val="C830748C"/>
@@ -7354,34 +8253,34 @@
     <w:abstractNumId w:val="22"/>
   </w:num>
   <w:num w:numId="2" w16cid:durableId="654455995">
-    <w:abstractNumId w:val="24"/>
+    <w:abstractNumId w:val="25"/>
   </w:num>
   <w:num w:numId="3" w16cid:durableId="1504010931">
-    <w:abstractNumId w:val="27"/>
+    <w:abstractNumId w:val="28"/>
   </w:num>
   <w:num w:numId="4" w16cid:durableId="549657879">
     <w:abstractNumId w:val="0"/>
   </w:num>
   <w:num w:numId="5" w16cid:durableId="375352917">
-    <w:abstractNumId w:val="37"/>
+    <w:abstractNumId w:val="38"/>
   </w:num>
   <w:num w:numId="6" w16cid:durableId="1956060190">
     <w:abstractNumId w:val="19"/>
   </w:num>
   <w:num w:numId="7" w16cid:durableId="198783572">
-    <w:abstractNumId w:val="44"/>
+    <w:abstractNumId w:val="46"/>
   </w:num>
   <w:num w:numId="8" w16cid:durableId="359474774">
     <w:abstractNumId w:val="13"/>
   </w:num>
   <w:num w:numId="9" w16cid:durableId="1138910754">
-    <w:abstractNumId w:val="39"/>
+    <w:abstractNumId w:val="40"/>
   </w:num>
   <w:num w:numId="10" w16cid:durableId="1142380831">
     <w:abstractNumId w:val="14"/>
   </w:num>
   <w:num w:numId="11" w16cid:durableId="1523739636">
-    <w:abstractNumId w:val="25"/>
+    <w:abstractNumId w:val="26"/>
   </w:num>
   <w:num w:numId="12" w16cid:durableId="637497275">
     <w:abstractNumId w:val="12"/>
@@ -7390,25 +8289,25 @@
     <w:abstractNumId w:val="11"/>
   </w:num>
   <w:num w:numId="14" w16cid:durableId="274948121">
-    <w:abstractNumId w:val="32"/>
+    <w:abstractNumId w:val="33"/>
   </w:num>
   <w:num w:numId="15" w16cid:durableId="694429031">
     <w:abstractNumId w:val="1"/>
   </w:num>
   <w:num w:numId="16" w16cid:durableId="408623802">
-    <w:abstractNumId w:val="33"/>
+    <w:abstractNumId w:val="34"/>
   </w:num>
   <w:num w:numId="17" w16cid:durableId="511145810">
-    <w:abstractNumId w:val="36"/>
+    <w:abstractNumId w:val="37"/>
   </w:num>
   <w:num w:numId="18" w16cid:durableId="140124888">
-    <w:abstractNumId w:val="30"/>
+    <w:abstractNumId w:val="31"/>
   </w:num>
   <w:num w:numId="19" w16cid:durableId="1630359506">
-    <w:abstractNumId w:val="26"/>
+    <w:abstractNumId w:val="27"/>
   </w:num>
   <w:num w:numId="20" w16cid:durableId="501049281">
-    <w:abstractNumId w:val="43"/>
+    <w:abstractNumId w:val="45"/>
   </w:num>
   <w:num w:numId="21" w16cid:durableId="370619577">
     <w:abstractNumId w:val="16"/>
@@ -7423,22 +8322,22 @@
     <w:abstractNumId w:val="17"/>
   </w:num>
   <w:num w:numId="25" w16cid:durableId="2042629032">
-    <w:abstractNumId w:val="35"/>
+    <w:abstractNumId w:val="36"/>
   </w:num>
   <w:num w:numId="26" w16cid:durableId="1135870488">
-    <w:abstractNumId w:val="40"/>
+    <w:abstractNumId w:val="42"/>
   </w:num>
   <w:num w:numId="27" w16cid:durableId="420373887">
     <w:abstractNumId w:val="9"/>
   </w:num>
   <w:num w:numId="28" w16cid:durableId="884946152">
-    <w:abstractNumId w:val="42"/>
+    <w:abstractNumId w:val="44"/>
   </w:num>
   <w:num w:numId="29" w16cid:durableId="1453287048">
     <w:abstractNumId w:val="6"/>
   </w:num>
   <w:num w:numId="30" w16cid:durableId="1741320101">
-    <w:abstractNumId w:val="41"/>
+    <w:abstractNumId w:val="43"/>
   </w:num>
   <w:num w:numId="31" w16cid:durableId="393310150">
     <w:abstractNumId w:val="23"/>
@@ -7453,13 +8352,13 @@
     <w:abstractNumId w:val="21"/>
   </w:num>
   <w:num w:numId="35" w16cid:durableId="254553194">
-    <w:abstractNumId w:val="31"/>
+    <w:abstractNumId w:val="32"/>
   </w:num>
   <w:num w:numId="36" w16cid:durableId="1549218774">
     <w:abstractNumId w:val="2"/>
   </w:num>
   <w:num w:numId="37" w16cid:durableId="766272655">
-    <w:abstractNumId w:val="38"/>
+    <w:abstractNumId w:val="39"/>
   </w:num>
   <w:num w:numId="38" w16cid:durableId="606423472">
     <w:abstractNumId w:val="20"/>
@@ -7468,22 +8367,28 @@
     <w:abstractNumId w:val="10"/>
   </w:num>
   <w:num w:numId="40" w16cid:durableId="986545975">
-    <w:abstractNumId w:val="29"/>
+    <w:abstractNumId w:val="30"/>
   </w:num>
   <w:num w:numId="41" w16cid:durableId="27028256">
     <w:abstractNumId w:val="3"/>
   </w:num>
   <w:num w:numId="42" w16cid:durableId="69667643">
-    <w:abstractNumId w:val="28"/>
+    <w:abstractNumId w:val="29"/>
   </w:num>
   <w:num w:numId="43" w16cid:durableId="1987320263">
-    <w:abstractNumId w:val="34"/>
+    <w:abstractNumId w:val="35"/>
   </w:num>
   <w:num w:numId="44" w16cid:durableId="1109861635">
     <w:abstractNumId w:val="4"/>
   </w:num>
   <w:num w:numId="45" w16cid:durableId="976186278">
     <w:abstractNumId w:val="7"/>
+  </w:num>
+  <w:num w:numId="46" w16cid:durableId="771825459">
+    <w:abstractNumId w:val="41"/>
+  </w:num>
+  <w:num w:numId="47" w16cid:durableId="82383969">
+    <w:abstractNumId w:val="24"/>
   </w:num>
   <w:numIdMacAtCleanup w:val="5"/>
 </w:numbering>
@@ -7887,7 +8792,7 @@
   <w:style w:type="paragraph" w:default="1" w:styleId="Normal">
     <w:name w:val="Normal"/>
     <w:qFormat/>
-    <w:rsid w:val="008A0A43"/>
+    <w:rsid w:val="00F74F56"/>
     <w:pPr>
       <w:spacing w:before="160" w:after="80" w:line="336" w:lineRule="auto"/>
     </w:pPr>
@@ -7903,7 +8808,7 @@
     <w:next w:val="Normal"/>
     <w:link w:val="Heading1Char"/>
     <w:qFormat/>
-    <w:rsid w:val="008A0A43"/>
+    <w:rsid w:val="00F74F56"/>
     <w:pPr>
       <w:keepNext/>
       <w:spacing w:before="400" w:after="200" w:line="240" w:lineRule="auto"/>
@@ -7923,7 +8828,7 @@
     <w:next w:val="Normal"/>
     <w:link w:val="Heading2Char"/>
     <w:qFormat/>
-    <w:rsid w:val="008A0A43"/>
+    <w:rsid w:val="00F74F56"/>
     <w:pPr>
       <w:keepNext/>
       <w:pBdr>
@@ -7947,7 +8852,7 @@
     <w:next w:val="Normal"/>
     <w:link w:val="Heading3Char"/>
     <w:qFormat/>
-    <w:rsid w:val="008A0A43"/>
+    <w:rsid w:val="00F74F56"/>
     <w:pPr>
       <w:keepNext/>
       <w:autoSpaceDE w:val="0"/>
@@ -7967,7 +8872,7 @@
     <w:name w:val="Default Paragraph Font"/>
     <w:uiPriority w:val="1"/>
     <w:unhideWhenUsed/>
-    <w:rsid w:val="008A0A43"/>
+    <w:rsid w:val="00F74F56"/>
   </w:style>
   <w:style w:type="table" w:default="1" w:styleId="TableNormal">
     <w:name w:val="Normal Table"/>
@@ -7989,7 +8894,7 @@
     <w:uiPriority w:val="99"/>
     <w:semiHidden/>
     <w:unhideWhenUsed/>
-    <w:rsid w:val="008A0A43"/>
+    <w:rsid w:val="00F74F56"/>
   </w:style>
   <w:style w:type="character" w:customStyle="1" w:styleId="Heading3Char">
     <w:name w:val="Heading 3 Char"/>
@@ -8074,7 +8979,7 @@
     <w:name w:val="footer"/>
     <w:basedOn w:val="Normal"/>
     <w:link w:val="FooterChar"/>
-    <w:rsid w:val="008A0A43"/>
+    <w:rsid w:val="00F74F56"/>
     <w:pPr>
       <w:pBdr>
         <w:top w:val="single" w:sz="4" w:space="1" w:color="auto"/>
@@ -8104,7 +9009,7 @@
     <w:name w:val="header"/>
     <w:basedOn w:val="Normal"/>
     <w:link w:val="HeaderChar"/>
-    <w:rsid w:val="008A0A43"/>
+    <w:rsid w:val="00F74F56"/>
     <w:pPr>
       <w:tabs>
         <w:tab w:val="left" w:pos="5040"/>
@@ -8129,7 +9034,7 @@
   <w:style w:type="paragraph" w:customStyle="1" w:styleId="Outlinenumbering">
     <w:name w:val="Outline numbering"/>
     <w:basedOn w:val="Normal"/>
-    <w:rsid w:val="008A0A43"/>
+    <w:rsid w:val="00F74F56"/>
     <w:pPr>
       <w:numPr>
         <w:numId w:val="1"/>
@@ -8147,7 +9052,7 @@
   <w:style w:type="paragraph" w:customStyle="1" w:styleId="NumberedHeading2">
     <w:name w:val="Numbered Heading 2"/>
     <w:basedOn w:val="Normal"/>
-    <w:rsid w:val="008A0A43"/>
+    <w:rsid w:val="00F74F56"/>
     <w:pPr>
       <w:numPr>
         <w:numId w:val="2"/>
@@ -8157,12 +9062,12 @@
   <w:style w:type="character" w:styleId="PageNumber">
     <w:name w:val="page number"/>
     <w:basedOn w:val="DefaultParagraphFont"/>
-    <w:rsid w:val="008A0A43"/>
+    <w:rsid w:val="00F74F56"/>
   </w:style>
   <w:style w:type="character" w:styleId="Hyperlink">
     <w:name w:val="Hyperlink"/>
     <w:uiPriority w:val="99"/>
-    <w:rsid w:val="008A0A43"/>
+    <w:rsid w:val="00F74F56"/>
     <w:rPr>
       <w:color w:val="0000FF"/>
       <w:u w:val="single"/>
@@ -8170,7 +9075,7 @@
   </w:style>
   <w:style w:type="character" w:styleId="FollowedHyperlink">
     <w:name w:val="FollowedHyperlink"/>
-    <w:rsid w:val="008A0A43"/>
+    <w:rsid w:val="00F74F56"/>
     <w:rPr>
       <w:color w:val="800080"/>
       <w:u w:val="single"/>
@@ -8181,7 +9086,7 @@
     <w:basedOn w:val="Normal"/>
     <w:uiPriority w:val="34"/>
     <w:qFormat/>
-    <w:rsid w:val="008A0A43"/>
+    <w:rsid w:val="00F74F56"/>
     <w:pPr>
       <w:ind w:left="720"/>
     </w:pPr>
@@ -8193,7 +9098,7 @@
     <w:uiPriority w:val="39"/>
     <w:unhideWhenUsed/>
     <w:qFormat/>
-    <w:rsid w:val="008A0A43"/>
+    <w:rsid w:val="00F74F56"/>
     <w:pPr>
       <w:keepLines/>
       <w:spacing w:after="0" w:line="259" w:lineRule="auto"/>
@@ -8210,7 +9115,7 @@
     <w:name w:val="Code"/>
     <w:basedOn w:val="Normal"/>
     <w:qFormat/>
-    <w:rsid w:val="008A0A43"/>
+    <w:rsid w:val="00F74F56"/>
     <w:pPr>
       <w:spacing w:before="80" w:line="240" w:lineRule="auto"/>
     </w:pPr>
@@ -8225,7 +9130,7 @@
     <w:autoRedefine/>
     <w:uiPriority w:val="39"/>
     <w:unhideWhenUsed/>
-    <w:rsid w:val="008A0A43"/>
+    <w:rsid w:val="00F74F56"/>
     <w:pPr>
       <w:spacing w:after="100" w:line="240" w:lineRule="auto"/>
     </w:pPr>
@@ -8237,7 +9142,7 @@
     <w:autoRedefine/>
     <w:uiPriority w:val="39"/>
     <w:unhideWhenUsed/>
-    <w:rsid w:val="008A0A43"/>
+    <w:rsid w:val="00F74F56"/>
     <w:pPr>
       <w:spacing w:after="100" w:line="240" w:lineRule="auto"/>
       <w:ind w:left="202"/>
@@ -8251,7 +9156,7 @@
     <w:uiPriority w:val="39"/>
     <w:semiHidden/>
     <w:unhideWhenUsed/>
-    <w:rsid w:val="008A0A43"/>
+    <w:rsid w:val="00F74F56"/>
     <w:pPr>
       <w:spacing w:after="100" w:line="240" w:lineRule="auto"/>
       <w:ind w:left="403"/>
@@ -8595,6 +9500,8 @@
     <w:rsid w:val="001D173C"/>
     <w:rsid w:val="003850A8"/>
     <w:rsid w:val="004C17B1"/>
+    <w:rsid w:val="0064627D"/>
+    <w:rsid w:val="00775E7E"/>
     <w:rsid w:val="00BF4911"/>
     <w:rsid w:val="00E15303"/>
     <w:rsid w:val="00F32149"/>

--- a/Ethical_Hacking/Bettercap/5.Bettercap_Web_GUI.docx
+++ b/Ethical_Hacking/Bettercap/5.Bettercap_Web_GUI.docx
@@ -9,7 +9,7 @@
           <w:bCs/>
         </w:rPr>
       </w:pPr>
-      <w:bookmarkStart w:id="0" w:name="_Toc191132147"/>
+      <w:bookmarkStart w:id="0" w:name="_Toc192225862"/>
       <w:r>
         <w:t>Bettercap</w:t>
       </w:r>
@@ -73,7 +73,7 @@
           <w:r>
             <w:fldChar w:fldCharType="separate"/>
           </w:r>
-          <w:hyperlink w:anchor="_Toc191132147" w:history="1">
+          <w:hyperlink w:anchor="_Toc192225862" w:history="1">
             <w:r>
               <w:rPr>
                 <w:rStyle w:val="Hyperlink"/>
@@ -100,7 +100,7 @@
                 <w:noProof/>
                 <w:webHidden/>
               </w:rPr>
-              <w:instrText xml:space="preserve"> PAGEREF _Toc191132147 \h </w:instrText>
+              <w:instrText xml:space="preserve"> PAGEREF _Toc192225862 \h </w:instrText>
             </w:r>
             <w:r>
               <w:rPr>
@@ -145,7 +145,7 @@
               <w14:ligatures w14:val="standardContextual"/>
             </w:rPr>
           </w:pPr>
-          <w:hyperlink w:anchor="_Toc191132148" w:history="1">
+          <w:hyperlink w:anchor="_Toc192225863" w:history="1">
             <w:r>
               <w:rPr>
                 <w:rStyle w:val="Hyperlink"/>
@@ -172,7 +172,7 @@
                 <w:noProof/>
                 <w:webHidden/>
               </w:rPr>
-              <w:instrText xml:space="preserve"> PAGEREF _Toc191132148 \h </w:instrText>
+              <w:instrText xml:space="preserve"> PAGEREF _Toc192225863 \h </w:instrText>
             </w:r>
             <w:r>
               <w:rPr>
@@ -217,7 +217,7 @@
               <w14:ligatures w14:val="standardContextual"/>
             </w:rPr>
           </w:pPr>
-          <w:hyperlink w:anchor="_Toc191132149" w:history="1">
+          <w:hyperlink w:anchor="_Toc192225864" w:history="1">
             <w:r>
               <w:rPr>
                 <w:rStyle w:val="Hyperlink"/>
@@ -244,7 +244,7 @@
                 <w:noProof/>
                 <w:webHidden/>
               </w:rPr>
-              <w:instrText xml:space="preserve"> PAGEREF _Toc191132149 \h </w:instrText>
+              <w:instrText xml:space="preserve"> PAGEREF _Toc192225864 \h </w:instrText>
             </w:r>
             <w:r>
               <w:rPr>
@@ -289,7 +289,7 @@
               <w14:ligatures w14:val="standardContextual"/>
             </w:rPr>
           </w:pPr>
-          <w:hyperlink w:anchor="_Toc191132150" w:history="1">
+          <w:hyperlink w:anchor="_Toc192225865" w:history="1">
             <w:r>
               <w:rPr>
                 <w:rStyle w:val="Hyperlink"/>
@@ -316,7 +316,7 @@
                 <w:noProof/>
                 <w:webHidden/>
               </w:rPr>
-              <w:instrText xml:space="preserve"> PAGEREF _Toc191132150 \h </w:instrText>
+              <w:instrText xml:space="preserve"> PAGEREF _Toc192225865 \h </w:instrText>
             </w:r>
             <w:r>
               <w:rPr>
@@ -361,7 +361,7 @@
               <w14:ligatures w14:val="standardContextual"/>
             </w:rPr>
           </w:pPr>
-          <w:hyperlink w:anchor="_Toc191132151" w:history="1">
+          <w:hyperlink w:anchor="_Toc192225866" w:history="1">
             <w:r>
               <w:rPr>
                 <w:rStyle w:val="Hyperlink"/>
@@ -388,7 +388,7 @@
                 <w:noProof/>
                 <w:webHidden/>
               </w:rPr>
-              <w:instrText xml:space="preserve"> PAGEREF _Toc191132151 \h </w:instrText>
+              <w:instrText xml:space="preserve"> PAGEREF _Toc192225866 \h </w:instrText>
             </w:r>
             <w:r>
               <w:rPr>
@@ -433,7 +433,7 @@
               <w14:ligatures w14:val="standardContextual"/>
             </w:rPr>
           </w:pPr>
-          <w:hyperlink w:anchor="_Toc191132152" w:history="1">
+          <w:hyperlink w:anchor="_Toc192225867" w:history="1">
             <w:r>
               <w:rPr>
                 <w:rStyle w:val="Hyperlink"/>
@@ -460,7 +460,7 @@
                 <w:noProof/>
                 <w:webHidden/>
               </w:rPr>
-              <w:instrText xml:space="preserve"> PAGEREF _Toc191132152 \h </w:instrText>
+              <w:instrText xml:space="preserve"> PAGEREF _Toc192225867 \h </w:instrText>
             </w:r>
             <w:r>
               <w:rPr>
@@ -505,7 +505,7 @@
               <w14:ligatures w14:val="standardContextual"/>
             </w:rPr>
           </w:pPr>
-          <w:hyperlink w:anchor="_Toc191132153" w:history="1">
+          <w:hyperlink w:anchor="_Toc192225868" w:history="1">
             <w:r>
               <w:rPr>
                 <w:rStyle w:val="Hyperlink"/>
@@ -532,7 +532,7 @@
                 <w:noProof/>
                 <w:webHidden/>
               </w:rPr>
-              <w:instrText xml:space="preserve"> PAGEREF _Toc191132153 \h </w:instrText>
+              <w:instrText xml:space="preserve"> PAGEREF _Toc192225868 \h </w:instrText>
             </w:r>
             <w:r>
               <w:rPr>
@@ -577,7 +577,7 @@
               <w14:ligatures w14:val="standardContextual"/>
             </w:rPr>
           </w:pPr>
-          <w:hyperlink w:anchor="_Toc191132154" w:history="1">
+          <w:hyperlink w:anchor="_Toc192225869" w:history="1">
             <w:r>
               <w:rPr>
                 <w:rStyle w:val="Hyperlink"/>
@@ -604,7 +604,7 @@
                 <w:noProof/>
                 <w:webHidden/>
               </w:rPr>
-              <w:instrText xml:space="preserve"> PAGEREF _Toc191132154 \h </w:instrText>
+              <w:instrText xml:space="preserve"> PAGEREF _Toc192225869 \h </w:instrText>
             </w:r>
             <w:r>
               <w:rPr>
@@ -649,7 +649,7 @@
               <w14:ligatures w14:val="standardContextual"/>
             </w:rPr>
           </w:pPr>
-          <w:hyperlink w:anchor="_Toc191132155" w:history="1">
+          <w:hyperlink w:anchor="_Toc192225870" w:history="1">
             <w:r>
               <w:rPr>
                 <w:rStyle w:val="Hyperlink"/>
@@ -676,7 +676,7 @@
                 <w:noProof/>
                 <w:webHidden/>
               </w:rPr>
-              <w:instrText xml:space="preserve"> PAGEREF _Toc191132155 \h </w:instrText>
+              <w:instrText xml:space="preserve"> PAGEREF _Toc192225870 \h </w:instrText>
             </w:r>
             <w:r>
               <w:rPr>
@@ -721,7 +721,7 @@
               <w14:ligatures w14:val="standardContextual"/>
             </w:rPr>
           </w:pPr>
-          <w:hyperlink w:anchor="_Toc191132156" w:history="1">
+          <w:hyperlink w:anchor="_Toc192225871" w:history="1">
             <w:r>
               <w:rPr>
                 <w:rStyle w:val="Hyperlink"/>
@@ -748,7 +748,7 @@
                 <w:noProof/>
                 <w:webHidden/>
               </w:rPr>
-              <w:instrText xml:space="preserve"> PAGEREF _Toc191132156 \h </w:instrText>
+              <w:instrText xml:space="preserve"> PAGEREF _Toc192225871 \h </w:instrText>
             </w:r>
             <w:r>
               <w:rPr>
@@ -814,7 +814,7 @@
         <w:pStyle w:val="Heading1"/>
       </w:pPr>
       <w:bookmarkStart w:id="1" w:name="_Toc190963937"/>
-      <w:bookmarkStart w:id="2" w:name="_Toc191132148"/>
+      <w:bookmarkStart w:id="2" w:name="_Toc192225863"/>
       <w:r>
         <w:t>Update Kali Linux</w:t>
       </w:r>
@@ -865,7 +865,7 @@
         <w:pStyle w:val="Heading1"/>
       </w:pPr>
       <w:bookmarkStart w:id="3" w:name="_Toc190963938"/>
-      <w:bookmarkStart w:id="4" w:name="_Toc191132149"/>
+      <w:bookmarkStart w:id="4" w:name="_Toc192225864"/>
       <w:r>
         <w:t>Install or Update Bettercap</w:t>
       </w:r>
@@ -967,7 +967,7 @@
             </w:pPr>
             <w:r>
               <w:lastRenderedPageBreak/>
-              <w:t>cd ~</w:t>
+              <w:t>sudo apt update</w:t>
             </w:r>
           </w:p>
           <w:p>
@@ -975,7 +975,7 @@
               <w:pStyle w:val="Code"/>
             </w:pPr>
             <w:r>
-              <w:t>sudo apt update</w:t>
+              <w:t>sudo apt install -y golang git libusb-1.0-0-dev libpcap-dev libnetfilter-queue-dev</w:t>
             </w:r>
           </w:p>
           <w:p>
@@ -983,15 +983,7 @@
               <w:pStyle w:val="Code"/>
             </w:pPr>
             <w:r>
-              <w:t>sudo apt install -y golang git libusb-1.0-0-dev libpcap-dev libnetfilter-queue-dev</w:t>
-            </w:r>
-          </w:p>
-          <w:p>
-            <w:pPr>
-              <w:pStyle w:val="Code"/>
-            </w:pPr>
-            <w:r>
-              <w:t>sudo git clone https://github.com/bettercap/bettercap.git</w:t>
+              <w:t>git clone https://github.com/bettercap/bettercap.git</w:t>
             </w:r>
           </w:p>
           <w:p>
@@ -1141,7 +1133,7 @@
         <w:pStyle w:val="Heading1"/>
       </w:pPr>
       <w:bookmarkStart w:id="5" w:name="_Toc190963939"/>
-      <w:bookmarkStart w:id="6" w:name="_Toc191132150"/>
+      <w:bookmarkStart w:id="6" w:name="_Toc192225865"/>
       <w:r>
         <w:t>Injecting JavaScript</w:t>
       </w:r>
@@ -1215,7 +1207,7 @@
       </w:pPr>
       <w:bookmarkStart w:id="7" w:name="_Toc190778058"/>
       <w:bookmarkStart w:id="8" w:name="_Toc190963940"/>
-      <w:bookmarkStart w:id="9" w:name="_Toc191132151"/>
+      <w:bookmarkStart w:id="9" w:name="_Toc192225866"/>
       <w:r>
         <w:t>1</w:t>
       </w:r>
@@ -1441,7 +1433,7 @@
       <w:pPr>
         <w:pStyle w:val="Heading1"/>
       </w:pPr>
-      <w:bookmarkStart w:id="10" w:name="_Toc191132152"/>
+      <w:bookmarkStart w:id="10" w:name="_Toc192225867"/>
       <w:r>
         <w:t>Lab Requirements</w:t>
       </w:r>
@@ -1510,7 +1502,7 @@
       <w:pPr>
         <w:pStyle w:val="Heading1"/>
       </w:pPr>
-      <w:bookmarkStart w:id="11" w:name="_Toc191132153"/>
+      <w:bookmarkStart w:id="11" w:name="_Toc192225868"/>
       <w:r>
         <w:t>Bettercap Web GUI</w:t>
       </w:r>
@@ -1539,7 +1531,7 @@
       <w:pPr>
         <w:pStyle w:val="Heading1"/>
       </w:pPr>
-      <w:bookmarkStart w:id="12" w:name="_Toc191132154"/>
+      <w:bookmarkStart w:id="12" w:name="_Toc192225869"/>
       <w:r>
         <w:lastRenderedPageBreak/>
         <w:t>1</w:t>
@@ -1656,7 +1648,7 @@
       <w:pPr>
         <w:pStyle w:val="Heading1"/>
       </w:pPr>
-      <w:bookmarkStart w:id="13" w:name="_Toc191132155"/>
+      <w:bookmarkStart w:id="13" w:name="_Toc192225870"/>
       <w:r>
         <w:t>2</w:t>
       </w:r>
@@ -1676,7 +1668,7 @@
         <w:pStyle w:val="ListParagraph"/>
         <w:numPr>
           <w:ilvl w:val="0"/>
-          <w:numId w:val="4"/>
+          <w:numId w:val="48"/>
         </w:numPr>
       </w:pPr>
       <w:r>
@@ -1701,7 +1693,7 @@
         <w:pStyle w:val="ListParagraph"/>
         <w:numPr>
           <w:ilvl w:val="0"/>
-          <w:numId w:val="4"/>
+          <w:numId w:val="48"/>
         </w:numPr>
       </w:pPr>
       <w:r>
@@ -1751,7 +1743,7 @@
         <w:pStyle w:val="ListParagraph"/>
         <w:numPr>
           <w:ilvl w:val="0"/>
-          <w:numId w:val="4"/>
+          <w:numId w:val="48"/>
         </w:numPr>
       </w:pPr>
       <w:r>
@@ -1798,7 +1790,7 @@
         <w:pStyle w:val="ListParagraph"/>
         <w:numPr>
           <w:ilvl w:val="0"/>
-          <w:numId w:val="4"/>
+          <w:numId w:val="48"/>
         </w:numPr>
       </w:pPr>
       <w:r>
@@ -1828,16 +1820,20 @@
     <w:tbl>
       <w:tblPr>
         <w:tblStyle w:val="TableGrid"/>
-        <w:tblW w:w="0" w:type="auto"/>
+        <w:tblW w:w="10440" w:type="dxa"/>
+        <w:tblInd w:w="-545" w:type="dxa"/>
         <w:tblLook w:val="04A0" w:firstRow="1" w:lastRow="0" w:firstColumn="1" w:lastColumn="0" w:noHBand="0" w:noVBand="1"/>
       </w:tblPr>
       <w:tblGrid>
-        <w:gridCol w:w="9350"/>
+        <w:gridCol w:w="10440"/>
       </w:tblGrid>
       <w:tr>
+        <w:trPr>
+          <w:cantSplit/>
+        </w:trPr>
         <w:tc>
           <w:tcPr>
-            <w:tcW w:w="9350" w:type="dxa"/>
+            <w:tcW w:w="10440" w:type="dxa"/>
             <w:shd w:val="clear" w:color="auto" w:fill="E2EFD9" w:themeFill="accent6" w:themeFillTint="33"/>
           </w:tcPr>
           <w:p>
@@ -1869,7 +1865,16 @@
               <w:pStyle w:val="Code"/>
             </w:pPr>
             <w:r>
-              <w:t># Comment the following lines out as shown</w:t>
+              <w:t xml:space="preserve"># Comment </w:t>
+            </w:r>
+            <w:r>
+              <w:t xml:space="preserve">out </w:t>
+            </w:r>
+            <w:r>
+              <w:t>the following li</w:t>
+            </w:r>
+            <w:r>
+              <w:t>ne, net recon has already started</w:t>
             </w:r>
           </w:p>
           <w:p>
@@ -1938,7 +1943,7 @@
         <w:pStyle w:val="ListParagraph"/>
         <w:numPr>
           <w:ilvl w:val="0"/>
-          <w:numId w:val="4"/>
+          <w:numId w:val="48"/>
         </w:numPr>
       </w:pPr>
       <w:r>
@@ -1993,7 +1998,7 @@
         <w:pStyle w:val="ListParagraph"/>
         <w:numPr>
           <w:ilvl w:val="0"/>
-          <w:numId w:val="4"/>
+          <w:numId w:val="48"/>
         </w:numPr>
         <w:rPr>
           <w:b/>
@@ -2042,7 +2047,7 @@
         <w:pStyle w:val="ListParagraph"/>
         <w:numPr>
           <w:ilvl w:val="0"/>
-          <w:numId w:val="4"/>
+          <w:numId w:val="48"/>
         </w:numPr>
       </w:pPr>
       <w:r>
@@ -2071,7 +2076,7 @@
         <w:pStyle w:val="ListParagraph"/>
         <w:numPr>
           <w:ilvl w:val="0"/>
-          <w:numId w:val="4"/>
+          <w:numId w:val="48"/>
         </w:numPr>
       </w:pPr>
       <w:r>
@@ -2083,7 +2088,7 @@
         <w:pStyle w:val="ListParagraph"/>
         <w:numPr>
           <w:ilvl w:val="0"/>
-          <w:numId w:val="4"/>
+          <w:numId w:val="48"/>
         </w:numPr>
       </w:pPr>
       <w:r>
@@ -2183,7 +2188,7 @@
         <w:pStyle w:val="ListParagraph"/>
         <w:numPr>
           <w:ilvl w:val="0"/>
-          <w:numId w:val="4"/>
+          <w:numId w:val="48"/>
         </w:numPr>
       </w:pPr>
       <w:r>
@@ -2294,7 +2299,7 @@
         <w:pStyle w:val="ListParagraph"/>
         <w:numPr>
           <w:ilvl w:val="0"/>
-          <w:numId w:val="4"/>
+          <w:numId w:val="48"/>
         </w:numPr>
       </w:pPr>
       <w:r>
@@ -2342,7 +2347,7 @@
         <w:pStyle w:val="ListParagraph"/>
         <w:numPr>
           <w:ilvl w:val="0"/>
-          <w:numId w:val="4"/>
+          <w:numId w:val="48"/>
         </w:numPr>
       </w:pPr>
       <w:r>
@@ -2449,7 +2454,7 @@
         <w:pStyle w:val="ListParagraph"/>
         <w:numPr>
           <w:ilvl w:val="0"/>
-          <w:numId w:val="4"/>
+          <w:numId w:val="48"/>
         </w:numPr>
       </w:pPr>
       <w:r>
@@ -2481,7 +2486,7 @@
         <w:pStyle w:val="ListParagraph"/>
         <w:numPr>
           <w:ilvl w:val="0"/>
-          <w:numId w:val="4"/>
+          <w:numId w:val="48"/>
         </w:numPr>
       </w:pPr>
       <w:r>
@@ -2493,7 +2498,7 @@
         <w:pStyle w:val="ListParagraph"/>
         <w:numPr>
           <w:ilvl w:val="0"/>
-          <w:numId w:val="4"/>
+          <w:numId w:val="48"/>
         </w:numPr>
       </w:pPr>
       <w:r>
@@ -2547,7 +2552,7 @@
         <w:pStyle w:val="ListParagraph"/>
         <w:numPr>
           <w:ilvl w:val="0"/>
-          <w:numId w:val="4"/>
+          <w:numId w:val="48"/>
         </w:numPr>
       </w:pPr>
       <w:r>
@@ -2569,7 +2574,7 @@
         <w:pStyle w:val="ListParagraph"/>
         <w:numPr>
           <w:ilvl w:val="0"/>
-          <w:numId w:val="4"/>
+          <w:numId w:val="48"/>
         </w:numPr>
         <w:rPr>
           <w:b/>
@@ -2618,7 +2623,7 @@
         <w:pStyle w:val="ListParagraph"/>
         <w:numPr>
           <w:ilvl w:val="0"/>
-          <w:numId w:val="4"/>
+          <w:numId w:val="48"/>
         </w:numPr>
       </w:pPr>
       <w:r>
@@ -2667,7 +2672,7 @@
         <w:pStyle w:val="ListParagraph"/>
         <w:numPr>
           <w:ilvl w:val="0"/>
-          <w:numId w:val="4"/>
+          <w:numId w:val="48"/>
         </w:numPr>
       </w:pPr>
       <w:r>
@@ -2695,7 +2700,7 @@
         <w:pStyle w:val="ListParagraph"/>
         <w:numPr>
           <w:ilvl w:val="0"/>
-          <w:numId w:val="4"/>
+          <w:numId w:val="48"/>
         </w:numPr>
       </w:pPr>
       <w:r>
@@ -2716,7 +2721,7 @@
           <w:rPr>
             <w:rStyle w:val="Hyperlink"/>
           </w:rPr>
-          <w:t>www.vulnweb.com</w:t>
+          <w:t>http://www.vulnweb.com</w:t>
         </w:r>
       </w:hyperlink>
       <w:r>
@@ -2740,7 +2745,7 @@
         <w:pStyle w:val="ListParagraph"/>
         <w:numPr>
           <w:ilvl w:val="0"/>
-          <w:numId w:val="4"/>
+          <w:numId w:val="48"/>
         </w:numPr>
       </w:pPr>
       <w:r>
@@ -2764,7 +2769,7 @@
         <w:pStyle w:val="ListParagraph"/>
         <w:numPr>
           <w:ilvl w:val="0"/>
-          <w:numId w:val="4"/>
+          <w:numId w:val="48"/>
         </w:numPr>
         <w:rPr>
           <w:b/>
@@ -2813,7 +2818,7 @@
         <w:pStyle w:val="ListParagraph"/>
         <w:numPr>
           <w:ilvl w:val="0"/>
-          <w:numId w:val="4"/>
+          <w:numId w:val="48"/>
         </w:numPr>
       </w:pPr>
       <w:r>
@@ -2837,7 +2842,7 @@
       <w:pPr>
         <w:pStyle w:val="Heading2"/>
       </w:pPr>
-      <w:bookmarkStart w:id="14" w:name="_Toc191132156"/>
+      <w:bookmarkStart w:id="14" w:name="_Toc192225871"/>
       <w:r>
         <w:t>Assignment Submission</w:t>
       </w:r>
@@ -3238,6 +3243,92 @@
     </w:lvl>
   </w:abstractNum>
   <w:abstractNum w:abstractNumId="2" w15:restartNumberingAfterBreak="0">
+    <w:nsid w:val="0C554019"/>
+    <w:multiLevelType w:val="hybridMultilevel"/>
+    <w:tmpl w:val="1E982A16"/>
+    <w:lvl w:ilvl="0" w:tplc="FFFFFFFF">
+      <w:start w:val="1"/>
+      <w:numFmt w:val="decimal"/>
+      <w:lvlText w:val="%1."/>
+      <w:lvlJc w:val="left"/>
+      <w:pPr>
+        <w:ind w:left="720" w:hanging="360"/>
+      </w:pPr>
+    </w:lvl>
+    <w:lvl w:ilvl="1" w:tplc="FFFFFFFF" w:tentative="1">
+      <w:start w:val="1"/>
+      <w:numFmt w:val="lowerLetter"/>
+      <w:lvlText w:val="%2."/>
+      <w:lvlJc w:val="left"/>
+      <w:pPr>
+        <w:ind w:left="1440" w:hanging="360"/>
+      </w:pPr>
+    </w:lvl>
+    <w:lvl w:ilvl="2" w:tplc="FFFFFFFF" w:tentative="1">
+      <w:start w:val="1"/>
+      <w:numFmt w:val="lowerRoman"/>
+      <w:lvlText w:val="%3."/>
+      <w:lvlJc w:val="right"/>
+      <w:pPr>
+        <w:ind w:left="2160" w:hanging="180"/>
+      </w:pPr>
+    </w:lvl>
+    <w:lvl w:ilvl="3" w:tplc="FFFFFFFF" w:tentative="1">
+      <w:start w:val="1"/>
+      <w:numFmt w:val="decimal"/>
+      <w:lvlText w:val="%4."/>
+      <w:lvlJc w:val="left"/>
+      <w:pPr>
+        <w:ind w:left="2880" w:hanging="360"/>
+      </w:pPr>
+    </w:lvl>
+    <w:lvl w:ilvl="4" w:tplc="FFFFFFFF" w:tentative="1">
+      <w:start w:val="1"/>
+      <w:numFmt w:val="lowerLetter"/>
+      <w:lvlText w:val="%5."/>
+      <w:lvlJc w:val="left"/>
+      <w:pPr>
+        <w:ind w:left="3600" w:hanging="360"/>
+      </w:pPr>
+    </w:lvl>
+    <w:lvl w:ilvl="5" w:tplc="FFFFFFFF" w:tentative="1">
+      <w:start w:val="1"/>
+      <w:numFmt w:val="lowerRoman"/>
+      <w:lvlText w:val="%6."/>
+      <w:lvlJc w:val="right"/>
+      <w:pPr>
+        <w:ind w:left="4320" w:hanging="180"/>
+      </w:pPr>
+    </w:lvl>
+    <w:lvl w:ilvl="6" w:tplc="FFFFFFFF" w:tentative="1">
+      <w:start w:val="1"/>
+      <w:numFmt w:val="decimal"/>
+      <w:lvlText w:val="%7."/>
+      <w:lvlJc w:val="left"/>
+      <w:pPr>
+        <w:ind w:left="5040" w:hanging="360"/>
+      </w:pPr>
+    </w:lvl>
+    <w:lvl w:ilvl="7" w:tplc="FFFFFFFF" w:tentative="1">
+      <w:start w:val="1"/>
+      <w:numFmt w:val="lowerLetter"/>
+      <w:lvlText w:val="%8."/>
+      <w:lvlJc w:val="left"/>
+      <w:pPr>
+        <w:ind w:left="5760" w:hanging="360"/>
+      </w:pPr>
+    </w:lvl>
+    <w:lvl w:ilvl="8" w:tplc="FFFFFFFF" w:tentative="1">
+      <w:start w:val="1"/>
+      <w:numFmt w:val="lowerRoman"/>
+      <w:lvlText w:val="%9."/>
+      <w:lvlJc w:val="right"/>
+      <w:pPr>
+        <w:ind w:left="6480" w:hanging="180"/>
+      </w:pPr>
+    </w:lvl>
+  </w:abstractNum>
+  <w:abstractNum w:abstractNumId="3" w15:restartNumberingAfterBreak="0">
     <w:nsid w:val="126D263A"/>
     <w:multiLevelType w:val="multilevel"/>
     <w:tmpl w:val="0409001D"/>
@@ -3350,7 +3441,7 @@
       </w:pPr>
     </w:lvl>
   </w:abstractNum>
-  <w:abstractNum w:abstractNumId="3" w15:restartNumberingAfterBreak="0">
+  <w:abstractNum w:abstractNumId="4" w15:restartNumberingAfterBreak="0">
     <w:nsid w:val="16B25789"/>
     <w:multiLevelType w:val="multilevel"/>
     <w:tmpl w:val="0409001D"/>
@@ -3463,7 +3554,7 @@
       </w:pPr>
     </w:lvl>
   </w:abstractNum>
-  <w:abstractNum w:abstractNumId="4" w15:restartNumberingAfterBreak="0">
+  <w:abstractNum w:abstractNumId="5" w15:restartNumberingAfterBreak="0">
     <w:nsid w:val="18AA66B1"/>
     <w:multiLevelType w:val="multilevel"/>
     <w:tmpl w:val="0409001D"/>
@@ -3576,7 +3667,7 @@
       </w:pPr>
     </w:lvl>
   </w:abstractNum>
-  <w:abstractNum w:abstractNumId="5" w15:restartNumberingAfterBreak="0">
+  <w:abstractNum w:abstractNumId="6" w15:restartNumberingAfterBreak="0">
     <w:nsid w:val="193A753A"/>
     <w:multiLevelType w:val="multilevel"/>
     <w:tmpl w:val="0409001D"/>
@@ -3689,7 +3780,7 @@
       </w:pPr>
     </w:lvl>
   </w:abstractNum>
-  <w:abstractNum w:abstractNumId="6" w15:restartNumberingAfterBreak="0">
+  <w:abstractNum w:abstractNumId="7" w15:restartNumberingAfterBreak="0">
     <w:nsid w:val="1F663730"/>
     <w:multiLevelType w:val="multilevel"/>
     <w:tmpl w:val="0409001D"/>
@@ -3802,7 +3893,7 @@
       </w:pPr>
     </w:lvl>
   </w:abstractNum>
-  <w:abstractNum w:abstractNumId="7" w15:restartNumberingAfterBreak="0">
+  <w:abstractNum w:abstractNumId="8" w15:restartNumberingAfterBreak="0">
     <w:nsid w:val="208B206D"/>
     <w:multiLevelType w:val="hybridMultilevel"/>
     <w:tmpl w:val="88D840EC"/>
@@ -3888,7 +3979,7 @@
       </w:pPr>
     </w:lvl>
   </w:abstractNum>
-  <w:abstractNum w:abstractNumId="8" w15:restartNumberingAfterBreak="0">
+  <w:abstractNum w:abstractNumId="9" w15:restartNumberingAfterBreak="0">
     <w:nsid w:val="20E35E79"/>
     <w:multiLevelType w:val="multilevel"/>
     <w:tmpl w:val="0409001D"/>
@@ -4001,7 +4092,7 @@
       </w:pPr>
     </w:lvl>
   </w:abstractNum>
-  <w:abstractNum w:abstractNumId="9" w15:restartNumberingAfterBreak="0">
+  <w:abstractNum w:abstractNumId="10" w15:restartNumberingAfterBreak="0">
     <w:nsid w:val="24F63488"/>
     <w:multiLevelType w:val="multilevel"/>
     <w:tmpl w:val="0409001D"/>
@@ -4114,7 +4205,7 @@
       </w:pPr>
     </w:lvl>
   </w:abstractNum>
-  <w:abstractNum w:abstractNumId="10" w15:restartNumberingAfterBreak="0">
+  <w:abstractNum w:abstractNumId="11" w15:restartNumberingAfterBreak="0">
     <w:nsid w:val="25666F6D"/>
     <w:multiLevelType w:val="multilevel"/>
     <w:tmpl w:val="0409001D"/>
@@ -4227,7 +4318,7 @@
       </w:pPr>
     </w:lvl>
   </w:abstractNum>
-  <w:abstractNum w:abstractNumId="11" w15:restartNumberingAfterBreak="0">
+  <w:abstractNum w:abstractNumId="12" w15:restartNumberingAfterBreak="0">
     <w:nsid w:val="26954B4C"/>
     <w:multiLevelType w:val="multilevel"/>
     <w:tmpl w:val="0409001D"/>
@@ -4340,7 +4431,7 @@
       </w:pPr>
     </w:lvl>
   </w:abstractNum>
-  <w:abstractNum w:abstractNumId="12" w15:restartNumberingAfterBreak="0">
+  <w:abstractNum w:abstractNumId="13" w15:restartNumberingAfterBreak="0">
     <w:nsid w:val="28CD0B75"/>
     <w:multiLevelType w:val="multilevel"/>
     <w:tmpl w:val="0409001D"/>
@@ -4453,7 +4544,7 @@
       </w:pPr>
     </w:lvl>
   </w:abstractNum>
-  <w:abstractNum w:abstractNumId="13" w15:restartNumberingAfterBreak="0">
+  <w:abstractNum w:abstractNumId="14" w15:restartNumberingAfterBreak="0">
     <w:nsid w:val="2C1F4AF4"/>
     <w:multiLevelType w:val="multilevel"/>
     <w:tmpl w:val="0409001D"/>
@@ -4593,7 +4684,7 @@
       </w:rPr>
     </w:lvl>
   </w:abstractNum>
-  <w:abstractNum w:abstractNumId="14" w15:restartNumberingAfterBreak="0">
+  <w:abstractNum w:abstractNumId="15" w15:restartNumberingAfterBreak="0">
     <w:nsid w:val="2FD37CF1"/>
     <w:multiLevelType w:val="multilevel"/>
     <w:tmpl w:val="0409001D"/>
@@ -4706,7 +4797,7 @@
       </w:pPr>
     </w:lvl>
   </w:abstractNum>
-  <w:abstractNum w:abstractNumId="15" w15:restartNumberingAfterBreak="0">
+  <w:abstractNum w:abstractNumId="16" w15:restartNumberingAfterBreak="0">
     <w:nsid w:val="37114E39"/>
     <w:multiLevelType w:val="multilevel"/>
     <w:tmpl w:val="0409001D"/>
@@ -4819,7 +4910,7 @@
       </w:pPr>
     </w:lvl>
   </w:abstractNum>
-  <w:abstractNum w:abstractNumId="16" w15:restartNumberingAfterBreak="0">
+  <w:abstractNum w:abstractNumId="17" w15:restartNumberingAfterBreak="0">
     <w:nsid w:val="3FCA7B81"/>
     <w:multiLevelType w:val="multilevel"/>
     <w:tmpl w:val="0409001D"/>
@@ -4932,7 +5023,7 @@
       </w:pPr>
     </w:lvl>
   </w:abstractNum>
-  <w:abstractNum w:abstractNumId="17" w15:restartNumberingAfterBreak="0">
+  <w:abstractNum w:abstractNumId="18" w15:restartNumberingAfterBreak="0">
     <w:nsid w:val="41034849"/>
     <w:multiLevelType w:val="multilevel"/>
     <w:tmpl w:val="0409001D"/>
@@ -5045,7 +5136,7 @@
       </w:pPr>
     </w:lvl>
   </w:abstractNum>
-  <w:abstractNum w:abstractNumId="18" w15:restartNumberingAfterBreak="0">
+  <w:abstractNum w:abstractNumId="19" w15:restartNumberingAfterBreak="0">
     <w:nsid w:val="45B45C2E"/>
     <w:multiLevelType w:val="multilevel"/>
     <w:tmpl w:val="0409001D"/>
@@ -5158,7 +5249,7 @@
       </w:pPr>
     </w:lvl>
   </w:abstractNum>
-  <w:abstractNum w:abstractNumId="19" w15:restartNumberingAfterBreak="0">
+  <w:abstractNum w:abstractNumId="20" w15:restartNumberingAfterBreak="0">
     <w:nsid w:val="47DF685F"/>
     <w:multiLevelType w:val="multilevel"/>
     <w:tmpl w:val="0409001D"/>
@@ -5274,7 +5365,7 @@
       </w:pPr>
     </w:lvl>
   </w:abstractNum>
-  <w:abstractNum w:abstractNumId="20" w15:restartNumberingAfterBreak="0">
+  <w:abstractNum w:abstractNumId="21" w15:restartNumberingAfterBreak="0">
     <w:nsid w:val="480B1EA9"/>
     <w:multiLevelType w:val="multilevel"/>
     <w:tmpl w:val="0409001D"/>
@@ -5387,7 +5478,7 @@
       </w:pPr>
     </w:lvl>
   </w:abstractNum>
-  <w:abstractNum w:abstractNumId="21" w15:restartNumberingAfterBreak="0">
+  <w:abstractNum w:abstractNumId="22" w15:restartNumberingAfterBreak="0">
     <w:nsid w:val="496D27FA"/>
     <w:multiLevelType w:val="multilevel"/>
     <w:tmpl w:val="0409001D"/>
@@ -5500,7 +5591,7 @@
       </w:pPr>
     </w:lvl>
   </w:abstractNum>
-  <w:abstractNum w:abstractNumId="22" w15:restartNumberingAfterBreak="0">
+  <w:abstractNum w:abstractNumId="23" w15:restartNumberingAfterBreak="0">
     <w:nsid w:val="496F6BD2"/>
     <w:multiLevelType w:val="multilevel"/>
     <w:tmpl w:val="FFE47BFC"/>
@@ -5614,7 +5705,7 @@
       </w:pPr>
     </w:lvl>
   </w:abstractNum>
-  <w:abstractNum w:abstractNumId="23" w15:restartNumberingAfterBreak="0">
+  <w:abstractNum w:abstractNumId="24" w15:restartNumberingAfterBreak="0">
     <w:nsid w:val="4A850BBB"/>
     <w:multiLevelType w:val="multilevel"/>
     <w:tmpl w:val="0409001D"/>
@@ -5727,7 +5818,7 @@
       </w:pPr>
     </w:lvl>
   </w:abstractNum>
-  <w:abstractNum w:abstractNumId="24" w15:restartNumberingAfterBreak="0">
+  <w:abstractNum w:abstractNumId="25" w15:restartNumberingAfterBreak="0">
     <w:nsid w:val="4A9D3104"/>
     <w:multiLevelType w:val="hybridMultilevel"/>
     <w:tmpl w:val="B1F6C0EA"/>
@@ -5813,7 +5904,7 @@
       </w:pPr>
     </w:lvl>
   </w:abstractNum>
-  <w:abstractNum w:abstractNumId="25" w15:restartNumberingAfterBreak="0">
+  <w:abstractNum w:abstractNumId="26" w15:restartNumberingAfterBreak="0">
     <w:nsid w:val="4C371070"/>
     <w:multiLevelType w:val="multilevel"/>
     <w:tmpl w:val="E910B2A0"/>
@@ -5954,7 +6045,7 @@
       </w:rPr>
     </w:lvl>
   </w:abstractNum>
-  <w:abstractNum w:abstractNumId="26" w15:restartNumberingAfterBreak="0">
+  <w:abstractNum w:abstractNumId="27" w15:restartNumberingAfterBreak="0">
     <w:nsid w:val="4C411C4A"/>
     <w:multiLevelType w:val="multilevel"/>
     <w:tmpl w:val="0409001D"/>
@@ -6067,7 +6158,7 @@
       </w:pPr>
     </w:lvl>
   </w:abstractNum>
-  <w:abstractNum w:abstractNumId="27" w15:restartNumberingAfterBreak="0">
+  <w:abstractNum w:abstractNumId="28" w15:restartNumberingAfterBreak="0">
     <w:nsid w:val="50FE60A0"/>
     <w:multiLevelType w:val="multilevel"/>
     <w:tmpl w:val="0409001D"/>
@@ -6180,7 +6271,7 @@
       </w:pPr>
     </w:lvl>
   </w:abstractNum>
-  <w:abstractNum w:abstractNumId="28" w15:restartNumberingAfterBreak="0">
+  <w:abstractNum w:abstractNumId="29" w15:restartNumberingAfterBreak="0">
     <w:nsid w:val="552249EE"/>
     <w:multiLevelType w:val="hybridMultilevel"/>
     <w:tmpl w:val="E180ADE0"/>
@@ -6266,7 +6357,7 @@
       </w:pPr>
     </w:lvl>
   </w:abstractNum>
-  <w:abstractNum w:abstractNumId="29" w15:restartNumberingAfterBreak="0">
+  <w:abstractNum w:abstractNumId="30" w15:restartNumberingAfterBreak="0">
     <w:nsid w:val="571D3BF5"/>
     <w:multiLevelType w:val="multilevel"/>
     <w:tmpl w:val="0409001D"/>
@@ -6379,7 +6470,7 @@
       </w:pPr>
     </w:lvl>
   </w:abstractNum>
-  <w:abstractNum w:abstractNumId="30" w15:restartNumberingAfterBreak="0">
+  <w:abstractNum w:abstractNumId="31" w15:restartNumberingAfterBreak="0">
     <w:nsid w:val="584A4550"/>
     <w:multiLevelType w:val="multilevel"/>
     <w:tmpl w:val="0409001D"/>
@@ -6492,7 +6583,7 @@
       </w:pPr>
     </w:lvl>
   </w:abstractNum>
-  <w:abstractNum w:abstractNumId="31" w15:restartNumberingAfterBreak="0">
+  <w:abstractNum w:abstractNumId="32" w15:restartNumberingAfterBreak="0">
     <w:nsid w:val="5CE16E34"/>
     <w:multiLevelType w:val="hybridMultilevel"/>
     <w:tmpl w:val="0B12333A"/>
@@ -6605,7 +6696,7 @@
       </w:pPr>
     </w:lvl>
   </w:abstractNum>
-  <w:abstractNum w:abstractNumId="32" w15:restartNumberingAfterBreak="0">
+  <w:abstractNum w:abstractNumId="33" w15:restartNumberingAfterBreak="0">
     <w:nsid w:val="62080D0F"/>
     <w:multiLevelType w:val="multilevel"/>
     <w:tmpl w:val="0409001D"/>
@@ -6718,7 +6809,7 @@
       </w:pPr>
     </w:lvl>
   </w:abstractNum>
-  <w:abstractNum w:abstractNumId="33" w15:restartNumberingAfterBreak="0">
+  <w:abstractNum w:abstractNumId="34" w15:restartNumberingAfterBreak="0">
     <w:nsid w:val="6CB47B90"/>
     <w:multiLevelType w:val="multilevel"/>
     <w:tmpl w:val="0409001D"/>
@@ -6831,7 +6922,7 @@
       </w:pPr>
     </w:lvl>
   </w:abstractNum>
-  <w:abstractNum w:abstractNumId="34" w15:restartNumberingAfterBreak="0">
+  <w:abstractNum w:abstractNumId="35" w15:restartNumberingAfterBreak="0">
     <w:nsid w:val="7134223A"/>
     <w:multiLevelType w:val="multilevel"/>
     <w:tmpl w:val="0409001D"/>
@@ -6944,7 +7035,7 @@
       </w:pPr>
     </w:lvl>
   </w:abstractNum>
-  <w:abstractNum w:abstractNumId="35" w15:restartNumberingAfterBreak="0">
+  <w:abstractNum w:abstractNumId="36" w15:restartNumberingAfterBreak="0">
     <w:nsid w:val="73B40823"/>
     <w:multiLevelType w:val="multilevel"/>
     <w:tmpl w:val="0409001D"/>
@@ -7057,7 +7148,7 @@
       </w:pPr>
     </w:lvl>
   </w:abstractNum>
-  <w:abstractNum w:abstractNumId="36" w15:restartNumberingAfterBreak="0">
+  <w:abstractNum w:abstractNumId="37" w15:restartNumberingAfterBreak="0">
     <w:nsid w:val="73C176BD"/>
     <w:multiLevelType w:val="multilevel"/>
     <w:tmpl w:val="0409001D"/>
@@ -7170,7 +7261,7 @@
       </w:pPr>
     </w:lvl>
   </w:abstractNum>
-  <w:abstractNum w:abstractNumId="37" w15:restartNumberingAfterBreak="0">
+  <w:abstractNum w:abstractNumId="38" w15:restartNumberingAfterBreak="0">
     <w:nsid w:val="7419358F"/>
     <w:multiLevelType w:val="multilevel"/>
     <w:tmpl w:val="0409001D"/>
@@ -7283,7 +7374,7 @@
       </w:pPr>
     </w:lvl>
   </w:abstractNum>
-  <w:abstractNum w:abstractNumId="38" w15:restartNumberingAfterBreak="0">
+  <w:abstractNum w:abstractNumId="39" w15:restartNumberingAfterBreak="0">
     <w:nsid w:val="75191BEE"/>
     <w:multiLevelType w:val="hybridMultilevel"/>
     <w:tmpl w:val="5A56008C"/>
@@ -7369,7 +7460,7 @@
       </w:pPr>
     </w:lvl>
   </w:abstractNum>
-  <w:abstractNum w:abstractNumId="39" w15:restartNumberingAfterBreak="0">
+  <w:abstractNum w:abstractNumId="40" w15:restartNumberingAfterBreak="0">
     <w:nsid w:val="76A26C8E"/>
     <w:multiLevelType w:val="multilevel"/>
     <w:tmpl w:val="0409001D"/>
@@ -7482,7 +7573,7 @@
       </w:pPr>
     </w:lvl>
   </w:abstractNum>
-  <w:abstractNum w:abstractNumId="40" w15:restartNumberingAfterBreak="0">
+  <w:abstractNum w:abstractNumId="41" w15:restartNumberingAfterBreak="0">
     <w:nsid w:val="775B37E6"/>
     <w:multiLevelType w:val="multilevel"/>
     <w:tmpl w:val="0409001D"/>
@@ -7598,7 +7689,7 @@
       </w:pPr>
     </w:lvl>
   </w:abstractNum>
-  <w:abstractNum w:abstractNumId="41" w15:restartNumberingAfterBreak="0">
+  <w:abstractNum w:abstractNumId="42" w15:restartNumberingAfterBreak="0">
     <w:nsid w:val="79272D07"/>
     <w:multiLevelType w:val="hybridMultilevel"/>
     <w:tmpl w:val="9C96D6DE"/>
@@ -7684,7 +7775,7 @@
       </w:pPr>
     </w:lvl>
   </w:abstractNum>
-  <w:abstractNum w:abstractNumId="42" w15:restartNumberingAfterBreak="0">
+  <w:abstractNum w:abstractNumId="43" w15:restartNumberingAfterBreak="0">
     <w:nsid w:val="7B054AF1"/>
     <w:multiLevelType w:val="multilevel"/>
     <w:tmpl w:val="0409001D"/>
@@ -7797,7 +7888,7 @@
       </w:pPr>
     </w:lvl>
   </w:abstractNum>
-  <w:abstractNum w:abstractNumId="43" w15:restartNumberingAfterBreak="0">
+  <w:abstractNum w:abstractNumId="44" w15:restartNumberingAfterBreak="0">
     <w:nsid w:val="7BD20891"/>
     <w:multiLevelType w:val="multilevel"/>
     <w:tmpl w:val="0409001D"/>
@@ -7910,7 +8001,7 @@
       </w:pPr>
     </w:lvl>
   </w:abstractNum>
-  <w:abstractNum w:abstractNumId="44" w15:restartNumberingAfterBreak="0">
+  <w:abstractNum w:abstractNumId="45" w15:restartNumberingAfterBreak="0">
     <w:nsid w:val="7E624256"/>
     <w:multiLevelType w:val="multilevel"/>
     <w:tmpl w:val="0409001D"/>
@@ -8023,7 +8114,7 @@
       </w:pPr>
     </w:lvl>
   </w:abstractNum>
-  <w:abstractNum w:abstractNumId="45" w15:restartNumberingAfterBreak="0">
+  <w:abstractNum w:abstractNumId="46" w15:restartNumberingAfterBreak="0">
     <w:nsid w:val="7ED57643"/>
     <w:multiLevelType w:val="multilevel"/>
     <w:tmpl w:val="0409001D"/>
@@ -8136,7 +8227,7 @@
       </w:pPr>
     </w:lvl>
   </w:abstractNum>
-  <w:abstractNum w:abstractNumId="46" w15:restartNumberingAfterBreak="0">
+  <w:abstractNum w:abstractNumId="47" w15:restartNumberingAfterBreak="0">
     <w:nsid w:val="7F0F27EC"/>
     <w:multiLevelType w:val="hybridMultilevel"/>
     <w:tmpl w:val="C830748C"/>
@@ -8250,145 +8341,148 @@
     </w:lvl>
   </w:abstractNum>
   <w:num w:numId="1" w16cid:durableId="1427313861">
-    <w:abstractNumId w:val="22"/>
+    <w:abstractNumId w:val="23"/>
   </w:num>
   <w:num w:numId="2" w16cid:durableId="654455995">
-    <w:abstractNumId w:val="25"/>
+    <w:abstractNumId w:val="26"/>
   </w:num>
   <w:num w:numId="3" w16cid:durableId="1504010931">
-    <w:abstractNumId w:val="28"/>
+    <w:abstractNumId w:val="29"/>
   </w:num>
   <w:num w:numId="4" w16cid:durableId="549657879">
     <w:abstractNumId w:val="0"/>
   </w:num>
   <w:num w:numId="5" w16cid:durableId="375352917">
-    <w:abstractNumId w:val="38"/>
+    <w:abstractNumId w:val="39"/>
   </w:num>
   <w:num w:numId="6" w16cid:durableId="1956060190">
-    <w:abstractNumId w:val="19"/>
+    <w:abstractNumId w:val="20"/>
   </w:num>
   <w:num w:numId="7" w16cid:durableId="198783572">
-    <w:abstractNumId w:val="46"/>
+    <w:abstractNumId w:val="47"/>
   </w:num>
   <w:num w:numId="8" w16cid:durableId="359474774">
+    <w:abstractNumId w:val="14"/>
+  </w:num>
+  <w:num w:numId="9" w16cid:durableId="1138910754">
+    <w:abstractNumId w:val="41"/>
+  </w:num>
+  <w:num w:numId="10" w16cid:durableId="1142380831">
+    <w:abstractNumId w:val="15"/>
+  </w:num>
+  <w:num w:numId="11" w16cid:durableId="1523739636">
+    <w:abstractNumId w:val="27"/>
+  </w:num>
+  <w:num w:numId="12" w16cid:durableId="637497275">
     <w:abstractNumId w:val="13"/>
   </w:num>
-  <w:num w:numId="9" w16cid:durableId="1138910754">
-    <w:abstractNumId w:val="40"/>
-  </w:num>
-  <w:num w:numId="10" w16cid:durableId="1142380831">
-    <w:abstractNumId w:val="14"/>
-  </w:num>
-  <w:num w:numId="11" w16cid:durableId="1523739636">
-    <w:abstractNumId w:val="26"/>
-  </w:num>
-  <w:num w:numId="12" w16cid:durableId="637497275">
+  <w:num w:numId="13" w16cid:durableId="1651859603">
     <w:abstractNumId w:val="12"/>
   </w:num>
-  <w:num w:numId="13" w16cid:durableId="1651859603">
-    <w:abstractNumId w:val="11"/>
-  </w:num>
   <w:num w:numId="14" w16cid:durableId="274948121">
-    <w:abstractNumId w:val="33"/>
+    <w:abstractNumId w:val="34"/>
   </w:num>
   <w:num w:numId="15" w16cid:durableId="694429031">
     <w:abstractNumId w:val="1"/>
   </w:num>
   <w:num w:numId="16" w16cid:durableId="408623802">
-    <w:abstractNumId w:val="34"/>
+    <w:abstractNumId w:val="35"/>
   </w:num>
   <w:num w:numId="17" w16cid:durableId="511145810">
+    <w:abstractNumId w:val="38"/>
+  </w:num>
+  <w:num w:numId="18" w16cid:durableId="140124888">
+    <w:abstractNumId w:val="32"/>
+  </w:num>
+  <w:num w:numId="19" w16cid:durableId="1630359506">
+    <w:abstractNumId w:val="28"/>
+  </w:num>
+  <w:num w:numId="20" w16cid:durableId="501049281">
+    <w:abstractNumId w:val="46"/>
+  </w:num>
+  <w:num w:numId="21" w16cid:durableId="370619577">
+    <w:abstractNumId w:val="17"/>
+  </w:num>
+  <w:num w:numId="22" w16cid:durableId="935484151">
+    <w:abstractNumId w:val="19"/>
+  </w:num>
+  <w:num w:numId="23" w16cid:durableId="1350063420">
+    <w:abstractNumId w:val="6"/>
+  </w:num>
+  <w:num w:numId="24" w16cid:durableId="1200582700">
+    <w:abstractNumId w:val="18"/>
+  </w:num>
+  <w:num w:numId="25" w16cid:durableId="2042629032">
     <w:abstractNumId w:val="37"/>
   </w:num>
-  <w:num w:numId="18" w16cid:durableId="140124888">
+  <w:num w:numId="26" w16cid:durableId="1135870488">
+    <w:abstractNumId w:val="43"/>
+  </w:num>
+  <w:num w:numId="27" w16cid:durableId="420373887">
+    <w:abstractNumId w:val="10"/>
+  </w:num>
+  <w:num w:numId="28" w16cid:durableId="884946152">
+    <w:abstractNumId w:val="45"/>
+  </w:num>
+  <w:num w:numId="29" w16cid:durableId="1453287048">
+    <w:abstractNumId w:val="7"/>
+  </w:num>
+  <w:num w:numId="30" w16cid:durableId="1741320101">
+    <w:abstractNumId w:val="44"/>
+  </w:num>
+  <w:num w:numId="31" w16cid:durableId="393310150">
+    <w:abstractNumId w:val="24"/>
+  </w:num>
+  <w:num w:numId="32" w16cid:durableId="789323481">
+    <w:abstractNumId w:val="16"/>
+  </w:num>
+  <w:num w:numId="33" w16cid:durableId="1605378706">
+    <w:abstractNumId w:val="9"/>
+  </w:num>
+  <w:num w:numId="34" w16cid:durableId="1749883873">
+    <w:abstractNumId w:val="22"/>
+  </w:num>
+  <w:num w:numId="35" w16cid:durableId="254553194">
+    <w:abstractNumId w:val="33"/>
+  </w:num>
+  <w:num w:numId="36" w16cid:durableId="1549218774">
+    <w:abstractNumId w:val="3"/>
+  </w:num>
+  <w:num w:numId="37" w16cid:durableId="766272655">
+    <w:abstractNumId w:val="40"/>
+  </w:num>
+  <w:num w:numId="38" w16cid:durableId="606423472">
+    <w:abstractNumId w:val="21"/>
+  </w:num>
+  <w:num w:numId="39" w16cid:durableId="1969584053">
+    <w:abstractNumId w:val="11"/>
+  </w:num>
+  <w:num w:numId="40" w16cid:durableId="986545975">
     <w:abstractNumId w:val="31"/>
   </w:num>
-  <w:num w:numId="19" w16cid:durableId="1630359506">
-    <w:abstractNumId w:val="27"/>
+  <w:num w:numId="41" w16cid:durableId="27028256">
+    <w:abstractNumId w:val="4"/>
   </w:num>
-  <w:num w:numId="20" w16cid:durableId="501049281">
-    <w:abstractNumId w:val="45"/>
+  <w:num w:numId="42" w16cid:durableId="69667643">
+    <w:abstractNumId w:val="30"/>
   </w:num>
-  <w:num w:numId="21" w16cid:durableId="370619577">
-    <w:abstractNumId w:val="16"/>
+  <w:num w:numId="43" w16cid:durableId="1987320263">
+    <w:abstractNumId w:val="36"/>
   </w:num>
-  <w:num w:numId="22" w16cid:durableId="935484151">
-    <w:abstractNumId w:val="18"/>
-  </w:num>
-  <w:num w:numId="23" w16cid:durableId="1350063420">
+  <w:num w:numId="44" w16cid:durableId="1109861635">
     <w:abstractNumId w:val="5"/>
   </w:num>
-  <w:num w:numId="24" w16cid:durableId="1200582700">
-    <w:abstractNumId w:val="17"/>
+  <w:num w:numId="45" w16cid:durableId="976186278">
+    <w:abstractNumId w:val="8"/>
   </w:num>
-  <w:num w:numId="25" w16cid:durableId="2042629032">
-    <w:abstractNumId w:val="36"/>
-  </w:num>
-  <w:num w:numId="26" w16cid:durableId="1135870488">
+  <w:num w:numId="46" w16cid:durableId="771825459">
     <w:abstractNumId w:val="42"/>
   </w:num>
-  <w:num w:numId="27" w16cid:durableId="420373887">
-    <w:abstractNumId w:val="9"/>
+  <w:num w:numId="47" w16cid:durableId="82383969">
+    <w:abstractNumId w:val="25"/>
   </w:num>
-  <w:num w:numId="28" w16cid:durableId="884946152">
-    <w:abstractNumId w:val="44"/>
-  </w:num>
-  <w:num w:numId="29" w16cid:durableId="1453287048">
-    <w:abstractNumId w:val="6"/>
-  </w:num>
-  <w:num w:numId="30" w16cid:durableId="1741320101">
-    <w:abstractNumId w:val="43"/>
-  </w:num>
-  <w:num w:numId="31" w16cid:durableId="393310150">
-    <w:abstractNumId w:val="23"/>
-  </w:num>
-  <w:num w:numId="32" w16cid:durableId="789323481">
-    <w:abstractNumId w:val="15"/>
-  </w:num>
-  <w:num w:numId="33" w16cid:durableId="1605378706">
-    <w:abstractNumId w:val="8"/>
-  </w:num>
-  <w:num w:numId="34" w16cid:durableId="1749883873">
-    <w:abstractNumId w:val="21"/>
-  </w:num>
-  <w:num w:numId="35" w16cid:durableId="254553194">
-    <w:abstractNumId w:val="32"/>
-  </w:num>
-  <w:num w:numId="36" w16cid:durableId="1549218774">
+  <w:num w:numId="48" w16cid:durableId="1006445438">
     <w:abstractNumId w:val="2"/>
-  </w:num>
-  <w:num w:numId="37" w16cid:durableId="766272655">
-    <w:abstractNumId w:val="39"/>
-  </w:num>
-  <w:num w:numId="38" w16cid:durableId="606423472">
-    <w:abstractNumId w:val="20"/>
-  </w:num>
-  <w:num w:numId="39" w16cid:durableId="1969584053">
-    <w:abstractNumId w:val="10"/>
-  </w:num>
-  <w:num w:numId="40" w16cid:durableId="986545975">
-    <w:abstractNumId w:val="30"/>
-  </w:num>
-  <w:num w:numId="41" w16cid:durableId="27028256">
-    <w:abstractNumId w:val="3"/>
-  </w:num>
-  <w:num w:numId="42" w16cid:durableId="69667643">
-    <w:abstractNumId w:val="29"/>
-  </w:num>
-  <w:num w:numId="43" w16cid:durableId="1987320263">
-    <w:abstractNumId w:val="35"/>
-  </w:num>
-  <w:num w:numId="44" w16cid:durableId="1109861635">
-    <w:abstractNumId w:val="4"/>
-  </w:num>
-  <w:num w:numId="45" w16cid:durableId="976186278">
-    <w:abstractNumId w:val="7"/>
-  </w:num>
-  <w:num w:numId="46" w16cid:durableId="771825459">
-    <w:abstractNumId w:val="41"/>
-  </w:num>
-  <w:num w:numId="47" w16cid:durableId="82383969">
-    <w:abstractNumId w:val="24"/>
   </w:num>
   <w:numIdMacAtCleanup w:val="5"/>
 </w:numbering>
@@ -8792,7 +8886,7 @@
   <w:style w:type="paragraph" w:default="1" w:styleId="Normal">
     <w:name w:val="Normal"/>
     <w:qFormat/>
-    <w:rsid w:val="00F74F56"/>
+    <w:rsid w:val="009A2941"/>
     <w:pPr>
       <w:spacing w:before="160" w:after="80" w:line="336" w:lineRule="auto"/>
     </w:pPr>
@@ -8808,7 +8902,7 @@
     <w:next w:val="Normal"/>
     <w:link w:val="Heading1Char"/>
     <w:qFormat/>
-    <w:rsid w:val="00F74F56"/>
+    <w:rsid w:val="009A2941"/>
     <w:pPr>
       <w:keepNext/>
       <w:spacing w:before="400" w:after="200" w:line="240" w:lineRule="auto"/>
@@ -8828,7 +8922,7 @@
     <w:next w:val="Normal"/>
     <w:link w:val="Heading2Char"/>
     <w:qFormat/>
-    <w:rsid w:val="00F74F56"/>
+    <w:rsid w:val="009A2941"/>
     <w:pPr>
       <w:keepNext/>
       <w:pBdr>
@@ -8852,7 +8946,7 @@
     <w:next w:val="Normal"/>
     <w:link w:val="Heading3Char"/>
     <w:qFormat/>
-    <w:rsid w:val="00F74F56"/>
+    <w:rsid w:val="009A2941"/>
     <w:pPr>
       <w:keepNext/>
       <w:autoSpaceDE w:val="0"/>
@@ -8871,8 +8965,9 @@
   <w:style w:type="character" w:default="1" w:styleId="DefaultParagraphFont">
     <w:name w:val="Default Paragraph Font"/>
     <w:uiPriority w:val="1"/>
+    <w:semiHidden/>
     <w:unhideWhenUsed/>
-    <w:rsid w:val="00F74F56"/>
+    <w:rsid w:val="009A2941"/>
   </w:style>
   <w:style w:type="table" w:default="1" w:styleId="TableNormal">
     <w:name w:val="Normal Table"/>
@@ -8894,7 +8989,7 @@
     <w:uiPriority w:val="99"/>
     <w:semiHidden/>
     <w:unhideWhenUsed/>
-    <w:rsid w:val="00F74F56"/>
+    <w:rsid w:val="009A2941"/>
   </w:style>
   <w:style w:type="character" w:customStyle="1" w:styleId="Heading3Char">
     <w:name w:val="Heading 3 Char"/>
@@ -8979,7 +9074,7 @@
     <w:name w:val="footer"/>
     <w:basedOn w:val="Normal"/>
     <w:link w:val="FooterChar"/>
-    <w:rsid w:val="00F74F56"/>
+    <w:rsid w:val="009A2941"/>
     <w:pPr>
       <w:pBdr>
         <w:top w:val="single" w:sz="4" w:space="1" w:color="auto"/>
@@ -9009,7 +9104,7 @@
     <w:name w:val="header"/>
     <w:basedOn w:val="Normal"/>
     <w:link w:val="HeaderChar"/>
-    <w:rsid w:val="00F74F56"/>
+    <w:rsid w:val="009A2941"/>
     <w:pPr>
       <w:tabs>
         <w:tab w:val="left" w:pos="5040"/>
@@ -9034,7 +9129,7 @@
   <w:style w:type="paragraph" w:customStyle="1" w:styleId="Outlinenumbering">
     <w:name w:val="Outline numbering"/>
     <w:basedOn w:val="Normal"/>
-    <w:rsid w:val="00F74F56"/>
+    <w:rsid w:val="009A2941"/>
     <w:pPr>
       <w:numPr>
         <w:numId w:val="1"/>
@@ -9052,7 +9147,7 @@
   <w:style w:type="paragraph" w:customStyle="1" w:styleId="NumberedHeading2">
     <w:name w:val="Numbered Heading 2"/>
     <w:basedOn w:val="Normal"/>
-    <w:rsid w:val="00F74F56"/>
+    <w:rsid w:val="009A2941"/>
     <w:pPr>
       <w:numPr>
         <w:numId w:val="2"/>
@@ -9062,12 +9157,12 @@
   <w:style w:type="character" w:styleId="PageNumber">
     <w:name w:val="page number"/>
     <w:basedOn w:val="DefaultParagraphFont"/>
-    <w:rsid w:val="00F74F56"/>
+    <w:rsid w:val="009A2941"/>
   </w:style>
   <w:style w:type="character" w:styleId="Hyperlink">
     <w:name w:val="Hyperlink"/>
     <w:uiPriority w:val="99"/>
-    <w:rsid w:val="00F74F56"/>
+    <w:rsid w:val="009A2941"/>
     <w:rPr>
       <w:color w:val="0000FF"/>
       <w:u w:val="single"/>
@@ -9075,7 +9170,7 @@
   </w:style>
   <w:style w:type="character" w:styleId="FollowedHyperlink">
     <w:name w:val="FollowedHyperlink"/>
-    <w:rsid w:val="00F74F56"/>
+    <w:rsid w:val="009A2941"/>
     <w:rPr>
       <w:color w:val="800080"/>
       <w:u w:val="single"/>
@@ -9086,7 +9181,7 @@
     <w:basedOn w:val="Normal"/>
     <w:uiPriority w:val="34"/>
     <w:qFormat/>
-    <w:rsid w:val="00F74F56"/>
+    <w:rsid w:val="009A2941"/>
     <w:pPr>
       <w:ind w:left="720"/>
     </w:pPr>
@@ -9098,7 +9193,7 @@
     <w:uiPriority w:val="39"/>
     <w:unhideWhenUsed/>
     <w:qFormat/>
-    <w:rsid w:val="00F74F56"/>
+    <w:rsid w:val="009A2941"/>
     <w:pPr>
       <w:keepLines/>
       <w:spacing w:after="0" w:line="259" w:lineRule="auto"/>
@@ -9115,7 +9210,7 @@
     <w:name w:val="Code"/>
     <w:basedOn w:val="Normal"/>
     <w:qFormat/>
-    <w:rsid w:val="00F74F56"/>
+    <w:rsid w:val="009A2941"/>
     <w:pPr>
       <w:spacing w:before="80" w:line="240" w:lineRule="auto"/>
     </w:pPr>
@@ -9130,7 +9225,7 @@
     <w:autoRedefine/>
     <w:uiPriority w:val="39"/>
     <w:unhideWhenUsed/>
-    <w:rsid w:val="00F74F56"/>
+    <w:rsid w:val="009A2941"/>
     <w:pPr>
       <w:spacing w:after="100" w:line="240" w:lineRule="auto"/>
     </w:pPr>
@@ -9142,7 +9237,7 @@
     <w:autoRedefine/>
     <w:uiPriority w:val="39"/>
     <w:unhideWhenUsed/>
-    <w:rsid w:val="00F74F56"/>
+    <w:rsid w:val="009A2941"/>
     <w:pPr>
       <w:spacing w:after="100" w:line="240" w:lineRule="auto"/>
       <w:ind w:left="202"/>
@@ -9156,7 +9251,7 @@
     <w:uiPriority w:val="39"/>
     <w:semiHidden/>
     <w:unhideWhenUsed/>
-    <w:rsid w:val="00F74F56"/>
+    <w:rsid w:val="009A2941"/>
     <w:pPr>
       <w:spacing w:after="100" w:line="240" w:lineRule="auto"/>
       <w:ind w:left="403"/>
@@ -9503,6 +9598,7 @@
     <w:rsid w:val="0064627D"/>
     <w:rsid w:val="00775E7E"/>
     <w:rsid w:val="00BF4911"/>
+    <w:rsid w:val="00CC3BDF"/>
     <w:rsid w:val="00E15303"/>
     <w:rsid w:val="00F32149"/>
     <w:rsid w:val="00F91ECC"/>
